--- a/shinmok1/pack/2510/H1MOGO25-10_21_SET.docx
+++ b/shinmok1/pack/2510/H1MOGO25-10_21_SET.docx
@@ -58,7 +58,7 @@
           <w:sz w:val="16"/>
           <w:u w:val="none"/>
         </w:rPr>
-        <w:t>(   )반 (   )번 이름(            )  CHECK ___/35  전용 ___/29.2점</w:t>
+        <w:t>(   )반 (   )번 이름(            )  CHECK ___/35  전용 ___/30.0점</w:t>
       </w:r>
     </w:p>
     <w:p>
@@ -1449,7 +1449,7 @@
           <w:sz w:val="18"/>
           <w:u w:val="none"/>
         </w:rPr>
-        <w:t>PART 2 · 전용문제  (선택형 8 · 서답형 2 · 29.2점)</w:t>
+        <w:t>PART 2 · 전용문제  (선택형 8 · 서답형 2 · 30.0점)</w:t>
       </w:r>
     </w:p>
     <w:p>
@@ -1474,7 +1474,7 @@
           <w:sz w:val="17"/>
           <w:u w:val="none"/>
         </w:rPr>
-        <w:t xml:space="preserve"> 다음 빈칸에 들어갈 말로 가장 적절한 것은? [2.7점]</w:t>
+        <w:t xml:space="preserve"> 다음 글에 대한 &lt;보기&gt;의 설명 중 옳은 것만을 있는 대로 고른 것은? [3.3점]</w:t>
       </w:r>
     </w:p>
     <w:p>
@@ -1497,7 +1497,197 @@
           <w:sz w:val="17"/>
           <w:u w:val="none"/>
         </w:rPr>
-        <w:t>Currently, urban regeneration projects in degraded areas have been promoted as improving the wellbeing of residents and solving environmental injustice problems. However, such environmental improvements in ethnic communities and/or low‑income households can . The creation of new, high‑quality green spaces can increase attractiveness, making these neighbourhoods more desirable. By contrast, the cost of housing can rise, and residents may not be able to afford the rent. As a result, the poor residents who were supposed to enjoy the new green space are pushed out, often ending up in another run‑down area with few green facilities.</w:t>
+        <w:t>Currently, urban regeneration projects in degraded areas have been promoted as improving the wellbeing of residents and solving environmental injustice problems. However, such environmental improvements in ethnic communities and/or low-income households can create an urban green space paradox. The creation of new, high-quality green spaces can increase attractiveness, making these neighbourhoods more ⓑ</w:t>
+      </w:r>
+      <w:r>
+        <w:rPr>
+          <w:rFonts w:ascii="맑은 고딕" w:hAnsi="맑은 고딕" w:eastAsia="맑은 고딕"/>
+          <w:b w:val="0"/>
+          <w:sz w:val="17"/>
+          <w:u w:val="single"/>
+        </w:rPr>
+        <w:t>desirable</w:t>
+      </w:r>
+      <w:r>
+        <w:rPr>
+          <w:rFonts w:ascii="맑은 고딕" w:hAnsi="맑은 고딕" w:eastAsia="맑은 고딕"/>
+          <w:b w:val="0"/>
+          <w:sz w:val="17"/>
+          <w:u w:val="none"/>
+        </w:rPr>
+        <w:t>. By contrast, the cost of housing can rise, and residents may not be able to afford the rent. This results in the exclusion or displacement of the poor neighbourhood’s residents, who were intended to benefit from the ecosystem services ⓐ</w:t>
+      </w:r>
+      <w:r>
+        <w:rPr>
+          <w:rFonts w:ascii="맑은 고딕" w:hAnsi="맑은 고딕" w:eastAsia="맑은 고딕"/>
+          <w:b w:val="0"/>
+          <w:sz w:val="17"/>
+          <w:u w:val="single"/>
+        </w:rPr>
+        <w:t>provided</w:t>
+      </w:r>
+      <w:r>
+        <w:rPr>
+          <w:rFonts w:ascii="맑은 고딕" w:hAnsi="맑은 고딕" w:eastAsia="맑은 고딕"/>
+          <w:b w:val="0"/>
+          <w:sz w:val="17"/>
+          <w:u w:val="none"/>
+        </w:rPr>
+        <w:t xml:space="preserve"> by the new green space. (A) ________, the residents may only be able to afford to live in a similar degraded neighbourhood to the one they left, with low access to green infrastructure.</w:t>
+      </w:r>
+    </w:p>
+    <w:p>
+      <w:pPr>
+        <w:spacing w:before="0" w:after="0" w:line="288" w:lineRule="auto"/>
+        <w:ind w:left="40"/>
+        <w:snapToGrid w:val="0"/>
+        <w:pBdr>
+          <w:top w:val="single" w:sz="4" w:space="2" w:color="9B6BD0"/>
+          <w:left w:val="single" w:sz="4" w:space="2" w:color="9B6BD0"/>
+          <w:bottom w:val="single" w:sz="4" w:space="2" w:color="9B6BD0"/>
+          <w:right w:val="single" w:sz="4" w:space="2" w:color="9B6BD0"/>
+        </w:pBdr>
+        <w:shd w:val="clear" w:color="auto" w:fill="FAF5FF"/>
+      </w:pPr>
+      <w:r>
+        <w:rPr>
+          <w:rFonts w:ascii="맑은 고딕" w:hAnsi="맑은 고딕" w:eastAsia="맑은 고딕"/>
+          <w:b/>
+          <w:sz w:val="17"/>
+          <w:u w:val="none"/>
+        </w:rPr>
+        <w:t>&lt;보 기&gt;</w:t>
+      </w:r>
+    </w:p>
+    <w:p>
+      <w:pPr>
+        <w:spacing w:before="0" w:after="0" w:line="288" w:lineRule="auto"/>
+        <w:ind w:left="40"/>
+        <w:snapToGrid w:val="0"/>
+        <w:pBdr>
+          <w:top w:val="single" w:sz="4" w:space="2" w:color="9B6BD0"/>
+          <w:left w:val="single" w:sz="4" w:space="2" w:color="9B6BD0"/>
+          <w:bottom w:val="single" w:sz="4" w:space="2" w:color="9B6BD0"/>
+          <w:right w:val="single" w:sz="4" w:space="2" w:color="9B6BD0"/>
+        </w:pBdr>
+        <w:shd w:val="clear" w:color="auto" w:fill="FAF5FF"/>
+      </w:pPr>
+      <w:r>
+        <w:rPr>
+          <w:rFonts w:ascii="맑은 고딕" w:hAnsi="맑은 고딕" w:eastAsia="맑은 고딕"/>
+          <w:b w:val="0"/>
+          <w:sz w:val="17"/>
+          <w:u w:val="none"/>
+        </w:rPr>
+        <w:t>(a) The paradox is that a project meant to help poor residents may end up pushing them out.</w:t>
+      </w:r>
+    </w:p>
+    <w:p>
+      <w:pPr>
+        <w:spacing w:before="0" w:after="0" w:line="288" w:lineRule="auto"/>
+        <w:ind w:left="40"/>
+        <w:snapToGrid w:val="0"/>
+        <w:pBdr>
+          <w:top w:val="single" w:sz="4" w:space="2" w:color="9B6BD0"/>
+          <w:left w:val="single" w:sz="4" w:space="2" w:color="9B6BD0"/>
+          <w:bottom w:val="single" w:sz="4" w:space="2" w:color="9B6BD0"/>
+          <w:right w:val="single" w:sz="4" w:space="2" w:color="9B6BD0"/>
+        </w:pBdr>
+        <w:shd w:val="clear" w:color="auto" w:fill="FAF5FF"/>
+      </w:pPr>
+      <w:r>
+        <w:rPr>
+          <w:rFonts w:ascii="맑은 고딕" w:hAnsi="맑은 고딕" w:eastAsia="맑은 고딕"/>
+          <w:b w:val="0"/>
+          <w:sz w:val="17"/>
+          <w:u w:val="none"/>
+        </w:rPr>
+        <w:t>(b) The appropriate expression for (A) is ‘In turn’, which introduces a further consequence.</w:t>
+      </w:r>
+    </w:p>
+    <w:p>
+      <w:pPr>
+        <w:spacing w:before="0" w:after="0" w:line="288" w:lineRule="auto"/>
+        <w:ind w:left="40"/>
+        <w:snapToGrid w:val="0"/>
+        <w:pBdr>
+          <w:top w:val="single" w:sz="4" w:space="2" w:color="9B6BD0"/>
+          <w:left w:val="single" w:sz="4" w:space="2" w:color="9B6BD0"/>
+          <w:bottom w:val="single" w:sz="4" w:space="2" w:color="9B6BD0"/>
+          <w:right w:val="single" w:sz="4" w:space="2" w:color="9B6BD0"/>
+        </w:pBdr>
+        <w:shd w:val="clear" w:color="auto" w:fill="FAF5FF"/>
+      </w:pPr>
+      <w:r>
+        <w:rPr>
+          <w:rFonts w:ascii="맑은 고딕" w:hAnsi="맑은 고딕" w:eastAsia="맑은 고딕"/>
+          <w:b w:val="0"/>
+          <w:sz w:val="17"/>
+          <w:u w:val="none"/>
+        </w:rPr>
+        <w:t>(c) In ⓐ, ‘provided’ should be changed to ‘providing’ because the services provide benefits.</w:t>
+      </w:r>
+    </w:p>
+    <w:p>
+      <w:pPr>
+        <w:spacing w:before="0" w:after="0" w:line="288" w:lineRule="auto"/>
+        <w:ind w:left="40"/>
+        <w:snapToGrid w:val="0"/>
+        <w:pBdr>
+          <w:top w:val="single" w:sz="4" w:space="2" w:color="9B6BD0"/>
+          <w:left w:val="single" w:sz="4" w:space="2" w:color="9B6BD0"/>
+          <w:bottom w:val="single" w:sz="4" w:space="2" w:color="9B6BD0"/>
+          <w:right w:val="single" w:sz="4" w:space="2" w:color="9B6BD0"/>
+        </w:pBdr>
+        <w:shd w:val="clear" w:color="auto" w:fill="FAF5FF"/>
+      </w:pPr>
+      <w:r>
+        <w:rPr>
+          <w:rFonts w:ascii="맑은 고딕" w:hAnsi="맑은 고딕" w:eastAsia="맑은 고딕"/>
+          <w:b w:val="0"/>
+          <w:sz w:val="17"/>
+          <w:u w:val="none"/>
+        </w:rPr>
+        <w:t>(d) In the context, ⓑ ‘desirable’ can be replaced by ‘unattractive’.</w:t>
+      </w:r>
+    </w:p>
+    <w:p>
+      <w:pPr>
+        <w:spacing w:before="0" w:after="60" w:line="288" w:lineRule="auto"/>
+        <w:ind w:left="40"/>
+        <w:snapToGrid w:val="0"/>
+        <w:pBdr>
+          <w:top w:val="single" w:sz="4" w:space="2" w:color="9B6BD0"/>
+          <w:left w:val="single" w:sz="4" w:space="2" w:color="9B6BD0"/>
+          <w:bottom w:val="single" w:sz="4" w:space="2" w:color="9B6BD0"/>
+          <w:right w:val="single" w:sz="4" w:space="2" w:color="9B6BD0"/>
+        </w:pBdr>
+        <w:shd w:val="clear" w:color="auto" w:fill="FAF5FF"/>
+      </w:pPr>
+      <w:r>
+        <w:rPr>
+          <w:rFonts w:ascii="맑은 고딕" w:hAnsi="맑은 고딕" w:eastAsia="맑은 고딕"/>
+          <w:b w:val="0"/>
+          <w:sz w:val="17"/>
+          <w:u w:val="none"/>
+        </w:rPr>
+        <w:t>(e) The writer argues that green spaces should not be built in low-income areas.</w:t>
+      </w:r>
+    </w:p>
+    <w:p>
+      <w:pPr>
+        <w:spacing w:before="0" w:after="20" w:line="276" w:lineRule="auto"/>
+        <w:ind w:left="80"/>
+        <w:snapToGrid w:val="0"/>
+      </w:pPr>
+      <w:r>
+        <w:rPr>
+          <w:rFonts w:ascii="맑은 고딕" w:hAnsi="맑은 고딕" w:eastAsia="맑은 고딕"/>
+          <w:b w:val="0"/>
+          <w:sz w:val="17"/>
+          <w:u w:val="none"/>
+        </w:rPr>
+        <w:t>① (a), (c), (e)    ② (b), (d)    ③ (c), (d)    ④ (a), (b)    ⑤ (a), (b), (e)</w:t>
       </w:r>
     </w:p>
     <w:p>
@@ -1522,7 +1712,25 @@
           <w:sz w:val="17"/>
           <w:u w:val="none"/>
         </w:rPr>
-        <w:t xml:space="preserve"> 다음 글의 내용을 한 문장으로 요약하고자 한다. 빈칸 (A), (B)에 들어갈 말로 가장 적절한 것은? [3.0점]</w:t>
+        <w:t xml:space="preserve"> 다음 글의 밑줄 친 ⓐ ~ ⓕ 중, 어법상 </w:t>
+      </w:r>
+      <w:r>
+        <w:rPr>
+          <w:rFonts w:ascii="맑은 고딕" w:hAnsi="맑은 고딕" w:eastAsia="맑은 고딕"/>
+          <w:b w:val="0"/>
+          <w:sz w:val="17"/>
+          <w:u w:val="single"/>
+        </w:rPr>
+        <w:t>틀린</w:t>
+      </w:r>
+      <w:r>
+        <w:rPr>
+          <w:rFonts w:ascii="맑은 고딕" w:hAnsi="맑은 고딕" w:eastAsia="맑은 고딕"/>
+          <w:b w:val="0"/>
+          <w:sz w:val="17"/>
+          <w:u w:val="none"/>
+        </w:rPr>
+        <w:t xml:space="preserve"> 것을 모두 고른 것은? [3.1점]</w:t>
       </w:r>
     </w:p>
     <w:p>
@@ -1545,7 +1753,958 @@
           <w:sz w:val="17"/>
           <w:u w:val="none"/>
         </w:rPr>
-        <w:t>Urban regeneration projects in degraded areas are currently promoted as a means of improving residents’ wellbeing and solving problems of environmental injustice. In ethnic communities and low‑income households, however, such improvements can backfire. New, high‑quality green spaces increase a neighbourhood’s attractiveness, and as it becomes more desirable, the cost of housing rises beyond what existing residents can pay. The poor residents who were intended to benefit from the new green space are thus forced out, and they may only be able to afford a similarly degraded neighbourhood where green infrastructure is hard to reach.</w:t>
+        <w:t>Currently, urban regeneration projects in ⓐ</w:t>
+      </w:r>
+      <w:r>
+        <w:rPr>
+          <w:rFonts w:ascii="맑은 고딕" w:hAnsi="맑은 고딕" w:eastAsia="맑은 고딕"/>
+          <w:b w:val="0"/>
+          <w:sz w:val="17"/>
+          <w:u w:val="single"/>
+        </w:rPr>
+        <w:t>degraded</w:t>
+      </w:r>
+      <w:r>
+        <w:rPr>
+          <w:rFonts w:ascii="맑은 고딕" w:hAnsi="맑은 고딕" w:eastAsia="맑은 고딕"/>
+          <w:b w:val="0"/>
+          <w:sz w:val="17"/>
+          <w:u w:val="none"/>
+        </w:rPr>
+        <w:t xml:space="preserve"> areas ⓑ</w:t>
+      </w:r>
+      <w:r>
+        <w:rPr>
+          <w:rFonts w:ascii="맑은 고딕" w:hAnsi="맑은 고딕" w:eastAsia="맑은 고딕"/>
+          <w:b w:val="0"/>
+          <w:sz w:val="17"/>
+          <w:u w:val="single"/>
+        </w:rPr>
+        <w:t>has been promoted</w:t>
+      </w:r>
+      <w:r>
+        <w:rPr>
+          <w:rFonts w:ascii="맑은 고딕" w:hAnsi="맑은 고딕" w:eastAsia="맑은 고딕"/>
+          <w:b w:val="0"/>
+          <w:sz w:val="17"/>
+          <w:u w:val="none"/>
+        </w:rPr>
+        <w:t xml:space="preserve"> as improving the wellbeing of residents and ⓒ</w:t>
+      </w:r>
+      <w:r>
+        <w:rPr>
+          <w:rFonts w:ascii="맑은 고딕" w:hAnsi="맑은 고딕" w:eastAsia="맑은 고딕"/>
+          <w:b w:val="0"/>
+          <w:sz w:val="17"/>
+          <w:u w:val="single"/>
+        </w:rPr>
+        <w:t>solving</w:t>
+      </w:r>
+      <w:r>
+        <w:rPr>
+          <w:rFonts w:ascii="맑은 고딕" w:hAnsi="맑은 고딕" w:eastAsia="맑은 고딕"/>
+          <w:b w:val="0"/>
+          <w:sz w:val="17"/>
+          <w:u w:val="none"/>
+        </w:rPr>
+        <w:t xml:space="preserve"> environmental injustice problems. However, such environmental improvements in ethnic communities and/or low-income households can create an urban green space paradox. The creation of new, high-quality green spaces can increase attractiveness, ⓓ</w:t>
+      </w:r>
+      <w:r>
+        <w:rPr>
+          <w:rFonts w:ascii="맑은 고딕" w:hAnsi="맑은 고딕" w:eastAsia="맑은 고딕"/>
+          <w:b w:val="0"/>
+          <w:sz w:val="17"/>
+          <w:u w:val="single"/>
+        </w:rPr>
+        <w:t>making</w:t>
+      </w:r>
+      <w:r>
+        <w:rPr>
+          <w:rFonts w:ascii="맑은 고딕" w:hAnsi="맑은 고딕" w:eastAsia="맑은 고딕"/>
+          <w:b w:val="0"/>
+          <w:sz w:val="17"/>
+          <w:u w:val="none"/>
+        </w:rPr>
+        <w:t xml:space="preserve"> these neighbourhoods more desirable. By contrast, the cost of housing can rise, and residents may not be able to afford the rent. This results in the exclusion or displacement of the poor neighbourhood’s residents, ⓔ</w:t>
+      </w:r>
+      <w:r>
+        <w:rPr>
+          <w:rFonts w:ascii="맑은 고딕" w:hAnsi="맑은 고딕" w:eastAsia="맑은 고딕"/>
+          <w:b w:val="0"/>
+          <w:sz w:val="17"/>
+          <w:u w:val="single"/>
+        </w:rPr>
+        <w:t>which</w:t>
+      </w:r>
+      <w:r>
+        <w:rPr>
+          <w:rFonts w:ascii="맑은 고딕" w:hAnsi="맑은 고딕" w:eastAsia="맑은 고딕"/>
+          <w:b w:val="0"/>
+          <w:sz w:val="17"/>
+          <w:u w:val="none"/>
+        </w:rPr>
+        <w:t xml:space="preserve"> were intended to benefit from the ecosystem services ⓕ</w:t>
+      </w:r>
+      <w:r>
+        <w:rPr>
+          <w:rFonts w:ascii="맑은 고딕" w:hAnsi="맑은 고딕" w:eastAsia="맑은 고딕"/>
+          <w:b w:val="0"/>
+          <w:sz w:val="17"/>
+          <w:u w:val="single"/>
+        </w:rPr>
+        <w:t>providing</w:t>
+      </w:r>
+      <w:r>
+        <w:rPr>
+          <w:rFonts w:ascii="맑은 고딕" w:hAnsi="맑은 고딕" w:eastAsia="맑은 고딕"/>
+          <w:b w:val="0"/>
+          <w:sz w:val="17"/>
+          <w:u w:val="none"/>
+        </w:rPr>
+        <w:t xml:space="preserve"> by the new green space. In turn, the residents may only be able to afford to live in a similar degraded neighbourhood to the one they left, with low access to green infrastructure.</w:t>
+      </w:r>
+    </w:p>
+    <w:p>
+      <w:pPr>
+        <w:spacing w:before="0" w:after="20" w:line="276" w:lineRule="auto"/>
+        <w:ind w:left="80"/>
+        <w:snapToGrid w:val="0"/>
+      </w:pPr>
+      <w:r>
+        <w:rPr>
+          <w:rFonts w:ascii="맑은 고딕" w:hAnsi="맑은 고딕" w:eastAsia="맑은 고딕"/>
+          <w:b w:val="0"/>
+          <w:sz w:val="17"/>
+          <w:u w:val="none"/>
+        </w:rPr>
+        <w:t>① ⓑ, ⓔ    ② ⓑ, ⓔ, ⓕ    ③ ⓐ, ⓒ, ⓓ    ④ ⓒ, ⓕ    ⑤ ⓐ, ⓑ, ⓔ</w:t>
+      </w:r>
+    </w:p>
+    <w:p>
+      <w:pPr>
+        <w:keepNext/>
+        <w:spacing w:before="80" w:after="20" w:line="276" w:lineRule="auto"/>
+        <w:snapToGrid w:val="0"/>
+      </w:pPr>
+      <w:r>
+        <w:rPr>
+          <w:rFonts w:ascii="맑은 고딕" w:hAnsi="맑은 고딕" w:eastAsia="맑은 고딕"/>
+          <w:b/>
+          <w:sz w:val="17"/>
+          <w:u w:val="none"/>
+        </w:rPr>
+        <w:t>21-3.</w:t>
+      </w:r>
+      <w:r>
+        <w:rPr>
+          <w:rFonts w:ascii="맑은 고딕" w:hAnsi="맑은 고딕" w:eastAsia="맑은 고딕"/>
+          <w:b w:val="0"/>
+          <w:sz w:val="17"/>
+          <w:u w:val="none"/>
+        </w:rPr>
+        <w:t xml:space="preserve"> 다음 글의 밑줄 친 부분 중, 문맥상 낱말의 쓰임이 적절하지 </w:t>
+      </w:r>
+      <w:r>
+        <w:rPr>
+          <w:rFonts w:ascii="맑은 고딕" w:hAnsi="맑은 고딕" w:eastAsia="맑은 고딕"/>
+          <w:b w:val="0"/>
+          <w:sz w:val="17"/>
+          <w:u w:val="single"/>
+        </w:rPr>
+        <w:t>않은</w:t>
+      </w:r>
+      <w:r>
+        <w:rPr>
+          <w:rFonts w:ascii="맑은 고딕" w:hAnsi="맑은 고딕" w:eastAsia="맑은 고딕"/>
+          <w:b w:val="0"/>
+          <w:sz w:val="17"/>
+          <w:u w:val="none"/>
+        </w:rPr>
+        <w:t xml:space="preserve"> 것은? [3.0점]</w:t>
+      </w:r>
+    </w:p>
+    <w:p>
+      <w:pPr>
+        <w:spacing w:before="0" w:after="60" w:line="288" w:lineRule="auto"/>
+        <w:ind w:left="40"/>
+        <w:snapToGrid w:val="0"/>
+        <w:pBdr>
+          <w:top w:val="single" w:sz="4" w:space="2" w:color="999999"/>
+          <w:left w:val="single" w:sz="4" w:space="2" w:color="999999"/>
+          <w:bottom w:val="single" w:sz="4" w:space="2" w:color="999999"/>
+          <w:right w:val="single" w:sz="4" w:space="2" w:color="999999"/>
+        </w:pBdr>
+        <w:shd w:val="clear" w:color="auto" w:fill="F6F3EA"/>
+      </w:pPr>
+      <w:r>
+        <w:rPr>
+          <w:rFonts w:ascii="맑은 고딕" w:hAnsi="맑은 고딕" w:eastAsia="맑은 고딕"/>
+          <w:b w:val="0"/>
+          <w:sz w:val="17"/>
+          <w:u w:val="none"/>
+        </w:rPr>
+        <w:t>Currently, urban regeneration projects in degraded areas have been promoted as ①</w:t>
+      </w:r>
+      <w:r>
+        <w:rPr>
+          <w:rFonts w:ascii="맑은 고딕" w:hAnsi="맑은 고딕" w:eastAsia="맑은 고딕"/>
+          <w:b w:val="0"/>
+          <w:sz w:val="17"/>
+          <w:u w:val="single"/>
+        </w:rPr>
+        <w:t>improving</w:t>
+      </w:r>
+      <w:r>
+        <w:rPr>
+          <w:rFonts w:ascii="맑은 고딕" w:hAnsi="맑은 고딕" w:eastAsia="맑은 고딕"/>
+          <w:b w:val="0"/>
+          <w:sz w:val="17"/>
+          <w:u w:val="none"/>
+        </w:rPr>
+        <w:t xml:space="preserve"> the wellbeing of residents and solving environmental injustice problems. However, such environmental improvements in ethnic communities and/or low-income households can create an urban green space paradox. The creation of new, high-quality green spaces can ②</w:t>
+      </w:r>
+      <w:r>
+        <w:rPr>
+          <w:rFonts w:ascii="맑은 고딕" w:hAnsi="맑은 고딕" w:eastAsia="맑은 고딕"/>
+          <w:b w:val="0"/>
+          <w:sz w:val="17"/>
+          <w:u w:val="single"/>
+        </w:rPr>
+        <w:t>increase</w:t>
+      </w:r>
+      <w:r>
+        <w:rPr>
+          <w:rFonts w:ascii="맑은 고딕" w:hAnsi="맑은 고딕" w:eastAsia="맑은 고딕"/>
+          <w:b w:val="0"/>
+          <w:sz w:val="17"/>
+          <w:u w:val="none"/>
+        </w:rPr>
+        <w:t xml:space="preserve"> attractiveness, making these neighbourhoods more desirable. By contrast, the cost of housing can ③</w:t>
+      </w:r>
+      <w:r>
+        <w:rPr>
+          <w:rFonts w:ascii="맑은 고딕" w:hAnsi="맑은 고딕" w:eastAsia="맑은 고딕"/>
+          <w:b w:val="0"/>
+          <w:sz w:val="17"/>
+          <w:u w:val="single"/>
+        </w:rPr>
+        <w:t>fall</w:t>
+      </w:r>
+      <w:r>
+        <w:rPr>
+          <w:rFonts w:ascii="맑은 고딕" w:hAnsi="맑은 고딕" w:eastAsia="맑은 고딕"/>
+          <w:b w:val="0"/>
+          <w:sz w:val="17"/>
+          <w:u w:val="none"/>
+        </w:rPr>
+        <w:t>, and residents may not be able to afford the rent. This results in the ④</w:t>
+      </w:r>
+      <w:r>
+        <w:rPr>
+          <w:rFonts w:ascii="맑은 고딕" w:hAnsi="맑은 고딕" w:eastAsia="맑은 고딕"/>
+          <w:b w:val="0"/>
+          <w:sz w:val="17"/>
+          <w:u w:val="single"/>
+        </w:rPr>
+        <w:t>exclusion</w:t>
+      </w:r>
+      <w:r>
+        <w:rPr>
+          <w:rFonts w:ascii="맑은 고딕" w:hAnsi="맑은 고딕" w:eastAsia="맑은 고딕"/>
+          <w:b w:val="0"/>
+          <w:sz w:val="17"/>
+          <w:u w:val="none"/>
+        </w:rPr>
+        <w:t xml:space="preserve"> or displacement of the poor neighbourhood’s residents, who were intended to benefit from the ecosystem services provided by the new green space. In turn, the residents may only be able to afford to live in a similar degraded neighbourhood to the one they left, with ⑤</w:t>
+      </w:r>
+      <w:r>
+        <w:rPr>
+          <w:rFonts w:ascii="맑은 고딕" w:hAnsi="맑은 고딕" w:eastAsia="맑은 고딕"/>
+          <w:b w:val="0"/>
+          <w:sz w:val="17"/>
+          <w:u w:val="single"/>
+        </w:rPr>
+        <w:t>low</w:t>
+      </w:r>
+      <w:r>
+        <w:rPr>
+          <w:rFonts w:ascii="맑은 고딕" w:hAnsi="맑은 고딕" w:eastAsia="맑은 고딕"/>
+          <w:b w:val="0"/>
+          <w:sz w:val="17"/>
+          <w:u w:val="none"/>
+        </w:rPr>
+        <w:t xml:space="preserve"> access to green infrastructure.</w:t>
+      </w:r>
+    </w:p>
+    <w:p>
+      <w:pPr>
+        <w:spacing w:before="0" w:after="20" w:line="276" w:lineRule="auto"/>
+        <w:ind w:left="80"/>
+        <w:snapToGrid w:val="0"/>
+      </w:pPr>
+      <w:r>
+        <w:rPr>
+          <w:rFonts w:ascii="맑은 고딕" w:hAnsi="맑은 고딕" w:eastAsia="맑은 고딕"/>
+          <w:b w:val="0"/>
+          <w:sz w:val="17"/>
+          <w:u w:val="none"/>
+        </w:rPr>
+        <w:t>① ①    ② ②    ③ ③    ④ ④    ⑤ ⑤</w:t>
+      </w:r>
+    </w:p>
+    <w:p>
+      <w:pPr>
+        <w:keepNext/>
+        <w:spacing w:before="80" w:after="20" w:line="276" w:lineRule="auto"/>
+        <w:snapToGrid w:val="0"/>
+      </w:pPr>
+      <w:r>
+        <w:rPr>
+          <w:rFonts w:ascii="맑은 고딕" w:hAnsi="맑은 고딕" w:eastAsia="맑은 고딕"/>
+          <w:b/>
+          <w:sz w:val="17"/>
+          <w:u w:val="none"/>
+        </w:rPr>
+        <w:t>21-4.</w:t>
+      </w:r>
+      <w:r>
+        <w:rPr>
+          <w:rFonts w:ascii="맑은 고딕" w:hAnsi="맑은 고딕" w:eastAsia="맑은 고딕"/>
+          <w:b w:val="0"/>
+          <w:sz w:val="17"/>
+          <w:u w:val="none"/>
+        </w:rPr>
+        <w:t xml:space="preserve"> 다음 글의 내용과 일치하지 </w:t>
+      </w:r>
+      <w:r>
+        <w:rPr>
+          <w:rFonts w:ascii="맑은 고딕" w:hAnsi="맑은 고딕" w:eastAsia="맑은 고딕"/>
+          <w:b w:val="0"/>
+          <w:sz w:val="17"/>
+          <w:u w:val="single"/>
+        </w:rPr>
+        <w:t>않는</w:t>
+      </w:r>
+      <w:r>
+        <w:rPr>
+          <w:rFonts w:ascii="맑은 고딕" w:hAnsi="맑은 고딕" w:eastAsia="맑은 고딕"/>
+          <w:b w:val="0"/>
+          <w:sz w:val="17"/>
+          <w:u w:val="none"/>
+        </w:rPr>
+        <w:t xml:space="preserve"> 것은? [2.8점]</w:t>
+      </w:r>
+    </w:p>
+    <w:p>
+      <w:pPr>
+        <w:spacing w:before="0" w:after="60" w:line="288" w:lineRule="auto"/>
+        <w:ind w:left="40"/>
+        <w:snapToGrid w:val="0"/>
+        <w:pBdr>
+          <w:top w:val="single" w:sz="4" w:space="2" w:color="999999"/>
+          <w:left w:val="single" w:sz="4" w:space="2" w:color="999999"/>
+          <w:bottom w:val="single" w:sz="4" w:space="2" w:color="999999"/>
+          <w:right w:val="single" w:sz="4" w:space="2" w:color="999999"/>
+        </w:pBdr>
+        <w:shd w:val="clear" w:color="auto" w:fill="F6F3EA"/>
+      </w:pPr>
+      <w:r>
+        <w:rPr>
+          <w:rFonts w:ascii="맑은 고딕" w:hAnsi="맑은 고딕" w:eastAsia="맑은 고딕"/>
+          <w:b w:val="0"/>
+          <w:sz w:val="17"/>
+          <w:u w:val="none"/>
+        </w:rPr>
+        <w:t>Currently, urban regeneration projects in degraded areas have been promoted as improving the wellbeing of residents and solving environmental injustice problems. However, such environmental improvements in ethnic communities and/or low-income households can create an urban green space paradox. The creation of new, high-quality green spaces can increase attractiveness, making these neighbourhoods more desirable. By contrast, the cost of housing can rise, and residents may not be able to afford the rent. This results in the exclusion or displacement of the poor neighbourhood’s residents, who were intended to benefit from the ecosystem services provided by the new green space. In turn, the residents may only be able to afford to live in a similar degraded neighbourhood to the one they left, with low access to green infrastructure.</w:t>
+      </w:r>
+    </w:p>
+    <w:p>
+      <w:pPr>
+        <w:spacing w:before="0" w:after="0" w:line="269" w:lineRule="auto"/>
+        <w:ind w:left="180" w:hanging="180"/>
+        <w:snapToGrid w:val="0"/>
+      </w:pPr>
+      <w:r>
+        <w:rPr>
+          <w:rFonts w:ascii="맑은 고딕" w:hAnsi="맑은 고딕" w:eastAsia="맑은 고딕"/>
+          <w:b w:val="0"/>
+          <w:sz w:val="17"/>
+          <w:u w:val="none"/>
+        </w:rPr>
+        <w:t>① 낙후 지역의 도시 재생 사업은 주민 복지 향상과 환경 불평등 해결로 홍보되어 왔다.</w:t>
+      </w:r>
+    </w:p>
+    <w:p>
+      <w:pPr>
+        <w:spacing w:before="0" w:after="0" w:line="269" w:lineRule="auto"/>
+        <w:ind w:left="180" w:hanging="180"/>
+        <w:snapToGrid w:val="0"/>
+      </w:pPr>
+      <w:r>
+        <w:rPr>
+          <w:rFonts w:ascii="맑은 고딕" w:hAnsi="맑은 고딕" w:eastAsia="맑은 고딕"/>
+          <w:b w:val="0"/>
+          <w:sz w:val="17"/>
+          <w:u w:val="none"/>
+        </w:rPr>
+        <w:t>② 새로운 양질의 녹지 조성은 그 동네를 더 살고 싶은 곳으로 만들 수 있다.</w:t>
+      </w:r>
+    </w:p>
+    <w:p>
+      <w:pPr>
+        <w:spacing w:before="0" w:after="0" w:line="269" w:lineRule="auto"/>
+        <w:ind w:left="180" w:hanging="180"/>
+        <w:snapToGrid w:val="0"/>
+      </w:pPr>
+      <w:r>
+        <w:rPr>
+          <w:rFonts w:ascii="맑은 고딕" w:hAnsi="맑은 고딕" w:eastAsia="맑은 고딕"/>
+          <w:b w:val="0"/>
+          <w:sz w:val="17"/>
+          <w:u w:val="none"/>
+        </w:rPr>
+        <w:t>③ 주거비 상승은 원래 주민들이 임대료를 감당하지 못하게 만들 수 있다.</w:t>
+      </w:r>
+    </w:p>
+    <w:p>
+      <w:pPr>
+        <w:spacing w:before="0" w:after="0" w:line="269" w:lineRule="auto"/>
+        <w:ind w:left="180" w:hanging="180"/>
+        <w:snapToGrid w:val="0"/>
+      </w:pPr>
+      <w:r>
+        <w:rPr>
+          <w:rFonts w:ascii="맑은 고딕" w:hAnsi="맑은 고딕" w:eastAsia="맑은 고딕"/>
+          <w:b w:val="0"/>
+          <w:sz w:val="17"/>
+          <w:u w:val="none"/>
+        </w:rPr>
+        <w:t>④ 밀려난 주민들은 결국 녹지 접근성이 높은 지역으로 옮겨 가게 된다.</w:t>
+      </w:r>
+    </w:p>
+    <w:p>
+      <w:pPr>
+        <w:spacing w:before="0" w:after="0" w:line="269" w:lineRule="auto"/>
+        <w:ind w:left="180" w:hanging="180"/>
+        <w:snapToGrid w:val="0"/>
+      </w:pPr>
+      <w:r>
+        <w:rPr>
+          <w:rFonts w:ascii="맑은 고딕" w:hAnsi="맑은 고딕" w:eastAsia="맑은 고딕"/>
+          <w:b w:val="0"/>
+          <w:sz w:val="17"/>
+          <w:u w:val="none"/>
+        </w:rPr>
+        <w:t>⑤ 새 녹지가 제공하는 생태계 서비스는 원래 가난한 동네 주민을 위한 것이었다.</w:t>
+      </w:r>
+    </w:p>
+    <w:p>
+      <w:pPr>
+        <w:keepNext/>
+        <w:spacing w:before="80" w:after="20" w:line="276" w:lineRule="auto"/>
+        <w:snapToGrid w:val="0"/>
+      </w:pPr>
+      <w:r>
+        <w:rPr>
+          <w:rFonts w:ascii="맑은 고딕" w:hAnsi="맑은 고딕" w:eastAsia="맑은 고딕"/>
+          <w:b/>
+          <w:sz w:val="17"/>
+          <w:u w:val="none"/>
+        </w:rPr>
+        <w:t>21-5.</w:t>
+      </w:r>
+      <w:r>
+        <w:rPr>
+          <w:rFonts w:ascii="맑은 고딕" w:hAnsi="맑은 고딕" w:eastAsia="맑은 고딕"/>
+          <w:b w:val="0"/>
+          <w:sz w:val="17"/>
+          <w:u w:val="none"/>
+        </w:rPr>
+        <w:t xml:space="preserve"> [A]와 [B]를 읽고 이해한 것으로 가장 적절한 것은? [3.2점]</w:t>
+      </w:r>
+    </w:p>
+    <w:p>
+      <w:pPr>
+        <w:spacing w:before="0" w:after="60" w:line="288" w:lineRule="auto"/>
+        <w:ind w:left="40"/>
+        <w:snapToGrid w:val="0"/>
+        <w:pBdr>
+          <w:top w:val="single" w:sz="4" w:space="2" w:color="999999"/>
+          <w:left w:val="single" w:sz="4" w:space="2" w:color="999999"/>
+          <w:bottom w:val="single" w:sz="4" w:space="2" w:color="999999"/>
+          <w:right w:val="single" w:sz="4" w:space="2" w:color="999999"/>
+        </w:pBdr>
+        <w:shd w:val="clear" w:color="auto" w:fill="F6F3EA"/>
+      </w:pPr>
+      <w:r>
+        <w:rPr>
+          <w:rFonts w:ascii="맑은 고딕" w:hAnsi="맑은 고딕" w:eastAsia="맑은 고딕"/>
+          <w:b w:val="0"/>
+          <w:sz w:val="17"/>
+          <w:u w:val="none"/>
+        </w:rPr>
+        <w:t>[A] The creation of new, high-quality green spaces can increase attractiveness, making these neighbourhoods more desirable. By contrast, the cost of housing can rise, and residents may not be able to afford the rent. This results in the exclusion or displacement of the poor neighbourhood’s residents, who were intended to benefit from the ecosystem services provided by the new green space.</w:t>
+      </w:r>
+    </w:p>
+    <w:p>
+      <w:pPr>
+        <w:spacing w:before="0" w:after="60" w:line="288" w:lineRule="auto"/>
+        <w:ind w:left="40"/>
+        <w:snapToGrid w:val="0"/>
+        <w:pBdr>
+          <w:top w:val="single" w:sz="4" w:space="2" w:color="6B7FB8"/>
+          <w:left w:val="single" w:sz="4" w:space="2" w:color="6B7FB8"/>
+          <w:bottom w:val="single" w:sz="4" w:space="2" w:color="6B7FB8"/>
+          <w:right w:val="single" w:sz="4" w:space="2" w:color="6B7FB8"/>
+        </w:pBdr>
+        <w:shd w:val="clear" w:color="auto" w:fill="EEF2FF"/>
+      </w:pPr>
+      <w:r>
+        <w:rPr>
+          <w:rFonts w:ascii="맑은 고딕" w:hAnsi="맑은 고딕" w:eastAsia="맑은 고딕"/>
+          <w:b w:val="0"/>
+          <w:sz w:val="17"/>
+          <w:u w:val="none"/>
+        </w:rPr>
+        <w:t>[B] When a new subway station opened in an old district, residents who had long suffered two-hour commutes celebrated. Within three years, however, developers had bought most of the nearby buildings, and rents doubled. Many of the families who had campaigned for the station moved to the outskirts, where the commute was again two hours long. The station was built for them, but it mainly served newcomers who could afford to stay.</w:t>
+      </w:r>
+    </w:p>
+    <w:p>
+      <w:pPr>
+        <w:spacing w:before="0" w:after="0" w:line="269" w:lineRule="auto"/>
+        <w:ind w:left="180" w:hanging="180"/>
+        <w:snapToGrid w:val="0"/>
+      </w:pPr>
+      <w:r>
+        <w:rPr>
+          <w:rFonts w:ascii="맑은 고딕" w:hAnsi="맑은 고딕" w:eastAsia="맑은 고딕"/>
+          <w:b w:val="0"/>
+          <w:sz w:val="17"/>
+          <w:u w:val="none"/>
+        </w:rPr>
+        <w:t>① [A] blames residents for rising costs, while [B] blames the developers alone.</w:t>
+      </w:r>
+    </w:p>
+    <w:p>
+      <w:pPr>
+        <w:spacing w:before="0" w:after="0" w:line="269" w:lineRule="auto"/>
+        <w:ind w:left="180" w:hanging="180"/>
+        <w:snapToGrid w:val="0"/>
+      </w:pPr>
+      <w:r>
+        <w:rPr>
+          <w:rFonts w:ascii="맑은 고딕" w:hAnsi="맑은 고딕" w:eastAsia="맑은 고딕"/>
+          <w:b w:val="0"/>
+          <w:sz w:val="17"/>
+          <w:u w:val="none"/>
+        </w:rPr>
+        <w:t>② [B] shows that the new station failed to shorten anyone’s commute.</w:t>
+      </w:r>
+    </w:p>
+    <w:p>
+      <w:pPr>
+        <w:spacing w:before="0" w:after="0" w:line="269" w:lineRule="auto"/>
+        <w:ind w:left="180" w:hanging="180"/>
+        <w:snapToGrid w:val="0"/>
+      </w:pPr>
+      <w:r>
+        <w:rPr>
+          <w:rFonts w:ascii="맑은 고딕" w:hAnsi="맑은 고딕" w:eastAsia="맑은 고딕"/>
+          <w:b w:val="0"/>
+          <w:sz w:val="17"/>
+          <w:u w:val="none"/>
+        </w:rPr>
+        <w:t>③ Both texts show how an improvement intended for low-income residents can end up displacing them.</w:t>
+      </w:r>
+    </w:p>
+    <w:p>
+      <w:pPr>
+        <w:spacing w:before="0" w:after="0" w:line="269" w:lineRule="auto"/>
+        <w:ind w:left="180" w:hanging="180"/>
+        <w:snapToGrid w:val="0"/>
+      </w:pPr>
+      <w:r>
+        <w:rPr>
+          <w:rFonts w:ascii="맑은 고딕" w:hAnsi="맑은 고딕" w:eastAsia="맑은 고딕"/>
+          <w:b w:val="0"/>
+          <w:sz w:val="17"/>
+          <w:u w:val="none"/>
+        </w:rPr>
+        <w:t>④ Both texts conclude that cities should stop improving poor neighbourhoods.</w:t>
+      </w:r>
+    </w:p>
+    <w:p>
+      <w:pPr>
+        <w:spacing w:before="0" w:after="0" w:line="269" w:lineRule="auto"/>
+        <w:ind w:left="180" w:hanging="180"/>
+        <w:snapToGrid w:val="0"/>
+      </w:pPr>
+      <w:r>
+        <w:rPr>
+          <w:rFonts w:ascii="맑은 고딕" w:hAnsi="맑은 고딕" w:eastAsia="맑은 고딕"/>
+          <w:b w:val="0"/>
+          <w:sz w:val="17"/>
+          <w:u w:val="none"/>
+        </w:rPr>
+        <w:t>⑤ In [A] the residents move to better-equipped areas, while in [B] they move to the outskirts.</w:t>
+      </w:r>
+    </w:p>
+    <w:p>
+      <w:pPr>
+        <w:keepNext/>
+        <w:spacing w:before="80" w:after="20" w:line="276" w:lineRule="auto"/>
+        <w:snapToGrid w:val="0"/>
+      </w:pPr>
+      <w:r>
+        <w:rPr>
+          <w:rFonts w:ascii="맑은 고딕" w:hAnsi="맑은 고딕" w:eastAsia="맑은 고딕"/>
+          <w:b/>
+          <w:sz w:val="17"/>
+          <w:u w:val="none"/>
+        </w:rPr>
+        <w:t>21-6.</w:t>
+      </w:r>
+      <w:r>
+        <w:rPr>
+          <w:rFonts w:ascii="맑은 고딕" w:hAnsi="맑은 고딕" w:eastAsia="맑은 고딕"/>
+          <w:b w:val="0"/>
+          <w:sz w:val="17"/>
+          <w:u w:val="none"/>
+        </w:rPr>
+        <w:t xml:space="preserve"> Which of the following is THE MOST APPROPRIATE title for the passage above? [2.9점]</w:t>
+      </w:r>
+    </w:p>
+    <w:p>
+      <w:pPr>
+        <w:spacing w:before="0" w:after="60" w:line="288" w:lineRule="auto"/>
+        <w:ind w:left="40"/>
+        <w:snapToGrid w:val="0"/>
+        <w:pBdr>
+          <w:top w:val="single" w:sz="4" w:space="2" w:color="999999"/>
+          <w:left w:val="single" w:sz="4" w:space="2" w:color="999999"/>
+          <w:bottom w:val="single" w:sz="4" w:space="2" w:color="999999"/>
+          <w:right w:val="single" w:sz="4" w:space="2" w:color="999999"/>
+        </w:pBdr>
+        <w:shd w:val="clear" w:color="auto" w:fill="F6F3EA"/>
+      </w:pPr>
+      <w:r>
+        <w:rPr>
+          <w:rFonts w:ascii="맑은 고딕" w:hAnsi="맑은 고딕" w:eastAsia="맑은 고딕"/>
+          <w:b w:val="0"/>
+          <w:sz w:val="17"/>
+          <w:u w:val="none"/>
+        </w:rPr>
+        <w:t>Currently, urban regeneration projects in degraded areas have been promoted as improving the wellbeing of residents and solving environmental injustice problems. However, such environmental improvements in ethnic communities and/or low-income households can create an urban green space paradox. The creation of new, high-quality green spaces can increase attractiveness, making these neighbourhoods more desirable. By contrast, the cost of housing can rise, and residents may not be able to afford the rent. This results in the exclusion or displacement of the poor neighbourhood’s residents, who were intended to benefit from the ecosystem services provided by the new green space. In turn, the residents may only be able to afford to live in a similar degraded neighbourhood to the one they left, with low access to green infrastructure.</w:t>
+      </w:r>
+    </w:p>
+    <w:p>
+      <w:pPr>
+        <w:spacing w:before="0" w:after="0" w:line="269" w:lineRule="auto"/>
+        <w:ind w:left="180" w:hanging="180"/>
+        <w:snapToGrid w:val="0"/>
+      </w:pPr>
+      <w:r>
+        <w:rPr>
+          <w:rFonts w:ascii="맑은 고딕" w:hAnsi="맑은 고딕" w:eastAsia="맑은 고딕"/>
+          <w:b w:val="0"/>
+          <w:sz w:val="17"/>
+          <w:u w:val="none"/>
+        </w:rPr>
+        <w:t>① Green Spaces: A Cure for Urban Inequality</w:t>
+      </w:r>
+    </w:p>
+    <w:p>
+      <w:pPr>
+        <w:spacing w:before="0" w:after="0" w:line="269" w:lineRule="auto"/>
+        <w:ind w:left="180" w:hanging="180"/>
+        <w:snapToGrid w:val="0"/>
+      </w:pPr>
+      <w:r>
+        <w:rPr>
+          <w:rFonts w:ascii="맑은 고딕" w:hAnsi="맑은 고딕" w:eastAsia="맑은 고딕"/>
+          <w:b w:val="0"/>
+          <w:sz w:val="17"/>
+          <w:u w:val="none"/>
+        </w:rPr>
+        <w:t>② How Cities Can Lower Rents Through Regeneration</w:t>
+      </w:r>
+    </w:p>
+    <w:p>
+      <w:pPr>
+        <w:spacing w:before="0" w:after="0" w:line="269" w:lineRule="auto"/>
+        <w:ind w:left="180" w:hanging="180"/>
+        <w:snapToGrid w:val="0"/>
+      </w:pPr>
+      <w:r>
+        <w:rPr>
+          <w:rFonts w:ascii="맑은 고딕" w:hAnsi="맑은 고딕" w:eastAsia="맑은 고딕"/>
+          <w:b w:val="0"/>
+          <w:sz w:val="17"/>
+          <w:u w:val="none"/>
+        </w:rPr>
+        <w:t>③ When Greening a Neighbourhood Pushes Out the Poor</w:t>
+      </w:r>
+    </w:p>
+    <w:p>
+      <w:pPr>
+        <w:spacing w:before="0" w:after="0" w:line="269" w:lineRule="auto"/>
+        <w:ind w:left="180" w:hanging="180"/>
+        <w:snapToGrid w:val="0"/>
+      </w:pPr>
+      <w:r>
+        <w:rPr>
+          <w:rFonts w:ascii="맑은 고딕" w:hAnsi="맑은 고딕" w:eastAsia="맑은 고딕"/>
+          <w:b w:val="0"/>
+          <w:sz w:val="17"/>
+          <w:u w:val="none"/>
+        </w:rPr>
+        <w:t>④ Why Ethnic Communities Reject New Parks</w:t>
+      </w:r>
+    </w:p>
+    <w:p>
+      <w:pPr>
+        <w:spacing w:before="0" w:after="0" w:line="269" w:lineRule="auto"/>
+        <w:ind w:left="180" w:hanging="180"/>
+        <w:snapToGrid w:val="0"/>
+      </w:pPr>
+      <w:r>
+        <w:rPr>
+          <w:rFonts w:ascii="맑은 고딕" w:hAnsi="맑은 고딕" w:eastAsia="맑은 고딕"/>
+          <w:b w:val="0"/>
+          <w:sz w:val="17"/>
+          <w:u w:val="none"/>
+        </w:rPr>
+        <w:t>⑤ The Hidden Environmental Cost of Housing</w:t>
+      </w:r>
+    </w:p>
+    <w:p>
+      <w:pPr>
+        <w:keepNext/>
+        <w:spacing w:before="80" w:after="20" w:line="276" w:lineRule="auto"/>
+        <w:snapToGrid w:val="0"/>
+      </w:pPr>
+      <w:r>
+        <w:rPr>
+          <w:rFonts w:ascii="맑은 고딕" w:hAnsi="맑은 고딕" w:eastAsia="맑은 고딕"/>
+          <w:b/>
+          <w:sz w:val="17"/>
+          <w:u w:val="none"/>
+        </w:rPr>
+        <w:t>21-7.</w:t>
+      </w:r>
+      <w:r>
+        <w:rPr>
+          <w:rFonts w:ascii="맑은 고딕" w:hAnsi="맑은 고딕" w:eastAsia="맑은 고딕"/>
+          <w:b w:val="0"/>
+          <w:sz w:val="17"/>
+          <w:u w:val="none"/>
+        </w:rPr>
+        <w:t xml:space="preserve"> 다음 글을 읽고 이해한 학생의 반응으로 적절하지 </w:t>
+      </w:r>
+      <w:r>
+        <w:rPr>
+          <w:rFonts w:ascii="맑은 고딕" w:hAnsi="맑은 고딕" w:eastAsia="맑은 고딕"/>
+          <w:b w:val="0"/>
+          <w:sz w:val="17"/>
+          <w:u w:val="single"/>
+        </w:rPr>
+        <w:t>않은</w:t>
+      </w:r>
+      <w:r>
+        <w:rPr>
+          <w:rFonts w:ascii="맑은 고딕" w:hAnsi="맑은 고딕" w:eastAsia="맑은 고딕"/>
+          <w:b w:val="0"/>
+          <w:sz w:val="17"/>
+          <w:u w:val="none"/>
+        </w:rPr>
+        <w:t xml:space="preserve"> 것은? [3.0점]</w:t>
+      </w:r>
+    </w:p>
+    <w:p>
+      <w:pPr>
+        <w:spacing w:before="0" w:after="60" w:line="288" w:lineRule="auto"/>
+        <w:ind w:left="40"/>
+        <w:snapToGrid w:val="0"/>
+        <w:pBdr>
+          <w:top w:val="single" w:sz="4" w:space="2" w:color="999999"/>
+          <w:left w:val="single" w:sz="4" w:space="2" w:color="999999"/>
+          <w:bottom w:val="single" w:sz="4" w:space="2" w:color="999999"/>
+          <w:right w:val="single" w:sz="4" w:space="2" w:color="999999"/>
+        </w:pBdr>
+        <w:shd w:val="clear" w:color="auto" w:fill="F6F3EA"/>
+      </w:pPr>
+      <w:r>
+        <w:rPr>
+          <w:rFonts w:ascii="맑은 고딕" w:hAnsi="맑은 고딕" w:eastAsia="맑은 고딕"/>
+          <w:b w:val="0"/>
+          <w:sz w:val="17"/>
+          <w:u w:val="none"/>
+        </w:rPr>
+        <w:t>Currently, urban regeneration projects in degraded areas have been promoted as improving the wellbeing of residents and solving environmental injustice problems. However, such environmental improvements in ethnic communities and/or low-income households can create an urban green space paradox. The creation of new, high-quality green spaces can increase attractiveness, making these neighbourhoods more desirable. By contrast, the cost of housing can rise, and residents may not be able to afford the rent. This results in the exclusion or displacement of the poor neighbourhood’s residents, who were intended to benefit from the ecosystem services provided by the new green space. In turn, the residents may only be able to afford to live in a similar degraded neighbourhood to the one they left, with low access to green infrastructure.</w:t>
+      </w:r>
+    </w:p>
+    <w:p>
+      <w:pPr>
+        <w:spacing w:before="0" w:after="0" w:line="269" w:lineRule="auto"/>
+        <w:ind w:left="180" w:hanging="180"/>
+        <w:snapToGrid w:val="0"/>
+      </w:pPr>
+      <w:r>
+        <w:rPr>
+          <w:rFonts w:ascii="맑은 고딕" w:hAnsi="맑은 고딕" w:eastAsia="맑은 고딕"/>
+          <w:b w:val="0"/>
+          <w:sz w:val="17"/>
+          <w:u w:val="none"/>
+        </w:rPr>
+        <w:t>① 지수: 공원이 생겨 집값이 오르면 정작 원래 주민은 그 혜택을 못 누릴 수도 있겠네.</w:t>
+      </w:r>
+    </w:p>
+    <w:p>
+      <w:pPr>
+        <w:spacing w:before="0" w:after="0" w:line="269" w:lineRule="auto"/>
+        <w:ind w:left="180" w:hanging="180"/>
+        <w:snapToGrid w:val="0"/>
+      </w:pPr>
+      <w:r>
+        <w:rPr>
+          <w:rFonts w:ascii="맑은 고딕" w:hAnsi="맑은 고딕" w:eastAsia="맑은 고딕"/>
+          <w:b w:val="0"/>
+          <w:sz w:val="17"/>
+          <w:u w:val="none"/>
+        </w:rPr>
+        <w:t>② 현우: 녹지 정책을 세울 때 기존 주민의 주거 안정도 함께 고려해야겠어.</w:t>
+      </w:r>
+    </w:p>
+    <w:p>
+      <w:pPr>
+        <w:spacing w:before="0" w:after="0" w:line="269" w:lineRule="auto"/>
+        <w:ind w:left="180" w:hanging="180"/>
+        <w:snapToGrid w:val="0"/>
+      </w:pPr>
+      <w:r>
+        <w:rPr>
+          <w:rFonts w:ascii="맑은 고딕" w:hAnsi="맑은 고딕" w:eastAsia="맑은 고딕"/>
+          <w:b w:val="0"/>
+          <w:sz w:val="17"/>
+          <w:u w:val="none"/>
+        </w:rPr>
+        <w:t>③ 소윤: 결국 녹지가 많은 동네에는 언제나 가난한 사람들만 살게 된다는 말이야.</w:t>
+      </w:r>
+    </w:p>
+    <w:p>
+      <w:pPr>
+        <w:spacing w:before="0" w:after="0" w:line="269" w:lineRule="auto"/>
+        <w:ind w:left="180" w:hanging="180"/>
+        <w:snapToGrid w:val="0"/>
+      </w:pPr>
+      <w:r>
+        <w:rPr>
+          <w:rFonts w:ascii="맑은 고딕" w:hAnsi="맑은 고딕" w:eastAsia="맑은 고딕"/>
+          <w:b w:val="0"/>
+          <w:sz w:val="17"/>
+          <w:u w:val="none"/>
+        </w:rPr>
+        <w:t>④ 태민: 의도는 좋아도 결과적으로 불평등이 되풀이될 수 있다는 거구나.</w:t>
+      </w:r>
+    </w:p>
+    <w:p>
+      <w:pPr>
+        <w:spacing w:before="0" w:after="0" w:line="269" w:lineRule="auto"/>
+        <w:ind w:left="180" w:hanging="180"/>
+        <w:snapToGrid w:val="0"/>
+      </w:pPr>
+      <w:r>
+        <w:rPr>
+          <w:rFonts w:ascii="맑은 고딕" w:hAnsi="맑은 고딕" w:eastAsia="맑은 고딕"/>
+          <w:b w:val="0"/>
+          <w:sz w:val="17"/>
+          <w:u w:val="none"/>
+        </w:rPr>
+        <w:t>⑤ 유나: 밀려난 주민이 또 다른 낙후 지역으로 옮겨 간다는 점이 역설적이야.</w:t>
+      </w:r>
+    </w:p>
+    <w:p>
+      <w:pPr>
+        <w:keepNext/>
+        <w:spacing w:before="80" w:after="40" w:line="276" w:lineRule="auto"/>
+        <w:snapToGrid w:val="0"/>
+        <w:shd w:val="clear" w:color="auto" w:fill="8A3A12"/>
+      </w:pPr>
+      <w:r>
+        <w:rPr>
+          <w:rFonts w:ascii="맑은 고딕" w:hAnsi="맑은 고딕" w:eastAsia="맑은 고딕"/>
+          <w:b/>
+          <w:color w:val="FFFFFF"/>
+          <w:sz w:val="17"/>
+          <w:u w:val="none"/>
+        </w:rPr>
+        <w:t>서답형  21-서1 ~ 21-서2</w:t>
+      </w:r>
+    </w:p>
+    <w:p>
+      <w:pPr>
+        <w:keepNext/>
+        <w:spacing w:before="80" w:after="20" w:line="276" w:lineRule="auto"/>
+        <w:snapToGrid w:val="0"/>
+      </w:pPr>
+      <w:r>
+        <w:rPr>
+          <w:rFonts w:ascii="맑은 고딕" w:hAnsi="맑은 고딕" w:eastAsia="맑은 고딕"/>
+          <w:b/>
+          <w:sz w:val="17"/>
+          <w:u w:val="none"/>
+        </w:rPr>
+        <w:t>21-서1.</w:t>
+      </w:r>
+      <w:r>
+        <w:rPr>
+          <w:rFonts w:ascii="맑은 고딕" w:hAnsi="맑은 고딕" w:eastAsia="맑은 고딕"/>
+          <w:b w:val="0"/>
+          <w:sz w:val="17"/>
+          <w:u w:val="none"/>
+        </w:rPr>
+        <w:t xml:space="preserve"> 다음 글의 내용을 요약하고자 한다. 빈칸 (1)~(3)에 들어갈 말을 본문에서 찾아 </w:t>
+      </w:r>
+      <w:r>
+        <w:rPr>
+          <w:rFonts w:ascii="맑은 고딕" w:hAnsi="맑은 고딕" w:eastAsia="맑은 고딕"/>
+          <w:b w:val="0"/>
+          <w:sz w:val="17"/>
+          <w:u w:val="single"/>
+        </w:rPr>
+        <w:t>반드시 변형하여</w:t>
+      </w:r>
+      <w:r>
+        <w:rPr>
+          <w:rFonts w:ascii="맑은 고딕" w:hAnsi="맑은 고딕" w:eastAsia="맑은 고딕"/>
+          <w:b w:val="0"/>
+          <w:sz w:val="17"/>
+          <w:u w:val="none"/>
+        </w:rPr>
+        <w:t xml:space="preserve"> 쓰시오. (한 칸에 한 단어) [각 1점, 총 3점] [3.0점]</w:t>
+      </w:r>
+    </w:p>
+    <w:p>
+      <w:pPr>
+        <w:spacing w:before="0" w:after="60" w:line="288" w:lineRule="auto"/>
+        <w:ind w:left="40"/>
+        <w:snapToGrid w:val="0"/>
+        <w:pBdr>
+          <w:top w:val="single" w:sz="4" w:space="2" w:color="999999"/>
+          <w:left w:val="single" w:sz="4" w:space="2" w:color="999999"/>
+          <w:bottom w:val="single" w:sz="4" w:space="2" w:color="999999"/>
+          <w:right w:val="single" w:sz="4" w:space="2" w:color="999999"/>
+        </w:pBdr>
+        <w:shd w:val="clear" w:color="auto" w:fill="F6F3EA"/>
+      </w:pPr>
+      <w:r>
+        <w:rPr>
+          <w:rFonts w:ascii="맑은 고딕" w:hAnsi="맑은 고딕" w:eastAsia="맑은 고딕"/>
+          <w:b w:val="0"/>
+          <w:sz w:val="17"/>
+          <w:u w:val="none"/>
+        </w:rPr>
+        <w:t>Currently, urban regeneration projects in degraded areas have been promoted as improving the wellbeing of residents and solving environmental injustice problems. However, such environmental improvements in ethnic communities and/or low-income households can create an urban green space paradox. The creation of new, high-quality green spaces can increase attractiveness, making these neighbourhoods more desirable. By contrast, the cost of housing can rise, and residents may not be able to afford the rent. This results in the exclusion or displacement of the poor neighbourhood’s residents, who were intended to benefit from the ecosystem services provided by the new green space. In turn, the residents may only be able to afford to live in a similar degraded neighbourhood to the one they left, with low access to green infrastructure.</w:t>
       </w:r>
     </w:p>
     <w:p>
@@ -1568,17 +2727,68 @@
           <w:sz w:val="17"/>
           <w:u w:val="none"/>
         </w:rPr>
-        <w:t xml:space="preserve">Creating green spaces in disadvantaged neighbourhoods may </w:t>
-      </w:r>
+        <w:t>Making poor areas more (1) ________ with new green spaces can raise housing costs, (2) ________ the very residents for whom the (3) ________ of rent was already a problem.</w:t>
+      </w:r>
+    </w:p>
+    <w:p>
+      <w:pPr>
+        <w:spacing w:before="0" w:after="0" w:line="288" w:lineRule="auto"/>
+        <w:ind w:left="40"/>
+        <w:snapToGrid w:val="0"/>
+        <w:pBdr>
+          <w:top w:val="single" w:sz="4" w:space="2" w:color="9B6BD0"/>
+          <w:left w:val="single" w:sz="4" w:space="2" w:color="9B6BD0"/>
+          <w:bottom w:val="single" w:sz="4" w:space="2" w:color="9B6BD0"/>
+          <w:right w:val="single" w:sz="4" w:space="2" w:color="9B6BD0"/>
+        </w:pBdr>
+        <w:shd w:val="clear" w:color="auto" w:fill="FAF5FF"/>
+      </w:pPr>
+      <w:r>
+        <w:rPr>
+          <w:rFonts w:ascii="맑은 고딕" w:hAnsi="맑은 고딕" w:eastAsia="맑은 고딕"/>
+          <w:b/>
+          <w:sz w:val="17"/>
+          <w:u w:val="none"/>
+        </w:rPr>
+        <w:t>&lt;조 건&gt;</w:t>
+      </w:r>
+    </w:p>
+    <w:p>
+      <w:pPr>
+        <w:spacing w:before="0" w:after="0" w:line="288" w:lineRule="auto"/>
+        <w:ind w:left="40"/>
+        <w:snapToGrid w:val="0"/>
+        <w:pBdr>
+          <w:top w:val="single" w:sz="4" w:space="2" w:color="9B6BD0"/>
+          <w:left w:val="single" w:sz="4" w:space="2" w:color="9B6BD0"/>
+          <w:bottom w:val="single" w:sz="4" w:space="2" w:color="9B6BD0"/>
+          <w:right w:val="single" w:sz="4" w:space="2" w:color="9B6BD0"/>
+        </w:pBdr>
+        <w:shd w:val="clear" w:color="auto" w:fill="FAF5FF"/>
+      </w:pPr>
       <w:r>
         <w:rPr>
           <w:rFonts w:ascii="맑은 고딕" w:hAnsi="맑은 고딕" w:eastAsia="맑은 고딕"/>
           <w:b w:val="0"/>
           <w:sz w:val="17"/>
-          <w:u w:val="single"/>
-        </w:rPr>
-        <w:t xml:space="preserve">    (A)    </w:t>
-      </w:r>
+          <w:u w:val="none"/>
+        </w:rPr>
+        <w:t>1. 본문의 단어를 반드시 변형(품사·어형)하여 쓸 것 — 본문 형태 그대로 쓰면 0점</w:t>
+      </w:r>
+    </w:p>
+    <w:p>
+      <w:pPr>
+        <w:spacing w:before="0" w:after="60" w:line="288" w:lineRule="auto"/>
+        <w:ind w:left="40"/>
+        <w:snapToGrid w:val="0"/>
+        <w:pBdr>
+          <w:top w:val="single" w:sz="4" w:space="2" w:color="9B6BD0"/>
+          <w:left w:val="single" w:sz="4" w:space="2" w:color="9B6BD0"/>
+          <w:bottom w:val="single" w:sz="4" w:space="2" w:color="9B6BD0"/>
+          <w:right w:val="single" w:sz="4" w:space="2" w:color="9B6BD0"/>
+        </w:pBdr>
+        <w:shd w:val="clear" w:color="auto" w:fill="FAF5FF"/>
+      </w:pPr>
       <w:r>
         <w:rPr>
           <w:rFonts w:ascii="맑은 고딕" w:hAnsi="맑은 고딕" w:eastAsia="맑은 고딕"/>
@@ -1586,105 +2796,22 @@
           <w:sz w:val="17"/>
           <w:u w:val="none"/>
         </w:rPr>
-        <w:t xml:space="preserve">, because the resulting </w:t>
-      </w:r>
+        <w:t>2. 답안지에 소문항 번호를 정확하게 기입할 것  예) 1-(1) 1-(2) 1-(3)</w:t>
+      </w:r>
+    </w:p>
+    <w:p>
+      <w:pPr>
+        <w:spacing w:before="0" w:after="40" w:line="360" w:lineRule="auto"/>
+        <w:snapToGrid w:val="0"/>
+      </w:pPr>
       <w:r>
         <w:rPr>
           <w:rFonts w:ascii="맑은 고딕" w:hAnsi="맑은 고딕" w:eastAsia="맑은 고딕"/>
           <w:b w:val="0"/>
           <w:sz w:val="17"/>
-          <w:u w:val="single"/>
-        </w:rPr>
-        <w:t xml:space="preserve">    (B)    </w:t>
-      </w:r>
-      <w:r>
-        <w:rPr>
-          <w:rFonts w:ascii="맑은 고딕" w:hAnsi="맑은 고딕" w:eastAsia="맑은 고딕"/>
-          <w:b w:val="0"/>
-          <w:sz w:val="17"/>
-          <w:u w:val="none"/>
-        </w:rPr>
-        <w:t xml:space="preserve"> pushes up rents that the original residents cannot afford.</w:t>
-      </w:r>
-    </w:p>
-    <w:p>
-      <w:pPr>
-        <w:spacing w:before="0" w:after="0" w:line="269" w:lineRule="auto"/>
-        <w:ind w:left="180" w:hanging="180"/>
-        <w:snapToGrid w:val="0"/>
-      </w:pPr>
-      <w:r>
-        <w:rPr>
-          <w:rFonts w:ascii="맑은 고딕" w:hAnsi="맑은 고딕" w:eastAsia="맑은 고딕"/>
-          <w:b w:val="0"/>
-          <w:sz w:val="17"/>
-          <w:u w:val="none"/>
-        </w:rPr>
-        <w:t>① (A) drive out the intended beneficiaries  (B) rise in local appeal</w:t>
-      </w:r>
-    </w:p>
-    <w:p>
-      <w:pPr>
-        <w:spacing w:before="0" w:after="0" w:line="269" w:lineRule="auto"/>
-        <w:ind w:left="180" w:hanging="180"/>
-        <w:snapToGrid w:val="0"/>
-      </w:pPr>
-      <w:r>
-        <w:rPr>
-          <w:rFonts w:ascii="맑은 고딕" w:hAnsi="맑은 고딕" w:eastAsia="맑은 고딕"/>
-          <w:b w:val="0"/>
-          <w:sz w:val="17"/>
-          <w:u w:val="none"/>
-        </w:rPr>
-        <w:t>② (A) drive out the intended beneficiaries  (B) decline in public funding</w:t>
-      </w:r>
-    </w:p>
-    <w:p>
-      <w:pPr>
-        <w:spacing w:before="0" w:after="0" w:line="269" w:lineRule="auto"/>
-        <w:ind w:left="180" w:hanging="180"/>
-        <w:snapToGrid w:val="0"/>
-      </w:pPr>
-      <w:r>
-        <w:rPr>
-          <w:rFonts w:ascii="맑은 고딕" w:hAnsi="맑은 고딕" w:eastAsia="맑은 고딕"/>
-          <w:b w:val="0"/>
-          <w:sz w:val="17"/>
-          <w:u w:val="none"/>
-        </w:rPr>
-        <w:t>③ (A) attract fewer newcomers than planned  (B) rise in local appeal</w:t>
-      </w:r>
-    </w:p>
-    <w:p>
-      <w:pPr>
-        <w:spacing w:before="0" w:after="0" w:line="269" w:lineRule="auto"/>
-        <w:ind w:left="180" w:hanging="180"/>
-        <w:snapToGrid w:val="0"/>
-      </w:pPr>
-      <w:r>
-        <w:rPr>
-          <w:rFonts w:ascii="맑은 고딕" w:hAnsi="맑은 고딕" w:eastAsia="맑은 고딕"/>
-          <w:b w:val="0"/>
-          <w:sz w:val="17"/>
-          <w:u w:val="none"/>
-        </w:rPr>
-        <w:t>④ (A) worsen the quality of the environment  (B) growth in population</w:t>
-      </w:r>
-    </w:p>
-    <w:p>
-      <w:pPr>
-        <w:spacing w:before="0" w:after="0" w:line="269" w:lineRule="auto"/>
-        <w:ind w:left="180" w:hanging="180"/>
-        <w:snapToGrid w:val="0"/>
-      </w:pPr>
-      <w:r>
-        <w:rPr>
-          <w:rFonts w:ascii="맑은 고딕" w:hAnsi="맑은 고딕" w:eastAsia="맑은 고딕"/>
-          <w:b w:val="0"/>
-          <w:sz w:val="17"/>
-          <w:u w:val="none"/>
-        </w:rPr>
-        <w:t>⑤ (A) delay other regeneration projects  (B) shortage of housing</w:t>
+          <w:u w:val="none"/>
+        </w:rPr>
+        <w:t>(1) ______________   (2) ______________   (3) ______________</w:t>
       </w:r>
     </w:p>
     <w:p>
@@ -1700,7 +2827,7 @@
           <w:sz w:val="17"/>
           <w:u w:val="none"/>
         </w:rPr>
-        <w:t>21-3.</w:t>
+        <w:t>21-서2.</w:t>
       </w:r>
       <w:r>
         <w:rPr>
@@ -1709,25 +2836,7 @@
           <w:sz w:val="17"/>
           <w:u w:val="none"/>
         </w:rPr>
-        <w:t xml:space="preserve"> 다음 [A], [B]에 대한 설명으로 적절하지 </w:t>
-      </w:r>
-      <w:r>
-        <w:rPr>
-          <w:rFonts w:ascii="맑은 고딕" w:hAnsi="맑은 고딕" w:eastAsia="맑은 고딕"/>
-          <w:b/>
-          <w:sz w:val="17"/>
-          <w:u w:val="none"/>
-        </w:rPr>
-        <w:t>않은</w:t>
-      </w:r>
-      <w:r>
-        <w:rPr>
-          <w:rFonts w:ascii="맑은 고딕" w:hAnsi="맑은 고딕" w:eastAsia="맑은 고딕"/>
-          <w:b w:val="0"/>
-          <w:sz w:val="17"/>
-          <w:u w:val="none"/>
-        </w:rPr>
-        <w:t xml:space="preserve"> 것은? [3.1점]</w:t>
+        <w:t xml:space="preserve"> 다음 글의 밑줄 친 문장의 원인과 결과를 바꾸어 &lt;보기&gt;의 표현을 모두 사용하여 &lt;조건&gt;에 맞게 영작하시오. [3점] [3.0점]</w:t>
       </w:r>
     </w:p>
     <w:p>
@@ -1750,7 +2859,313 @@
           <w:sz w:val="17"/>
           <w:u w:val="none"/>
         </w:rPr>
-        <w:t>[A]Regeneration projects that add high‑quality green spaces to degraded areas are promoted as improving residents’ wellbeing. But the greener a neighbourhood becomes, the more desirable it is, and housing costs climb. Unable to afford the rent, the poor residents the project was meant for must leave, often for a similarly degraded neighbourhood with low access to green infrastructure.</w:t>
+        <w:t xml:space="preserve">By contrast, the cost of housing can rise, and residents may not be able to afford the rent. </w:t>
+      </w:r>
+      <w:r>
+        <w:rPr>
+          <w:rFonts w:ascii="맑은 고딕" w:hAnsi="맑은 고딕" w:eastAsia="맑은 고딕"/>
+          <w:b w:val="0"/>
+          <w:sz w:val="17"/>
+          <w:u w:val="single"/>
+        </w:rPr>
+        <w:t>This results in the exclusion or displacement of the poor neighbourhood’s residents.</w:t>
+      </w:r>
+    </w:p>
+    <w:p>
+      <w:pPr>
+        <w:spacing w:before="0" w:after="60" w:line="288" w:lineRule="auto"/>
+        <w:ind w:left="40"/>
+        <w:snapToGrid w:val="0"/>
+        <w:pBdr>
+          <w:top w:val="single" w:sz="4" w:space="2" w:color="9B6BD0"/>
+          <w:left w:val="single" w:sz="4" w:space="2" w:color="9B6BD0"/>
+          <w:bottom w:val="single" w:sz="4" w:space="2" w:color="9B6BD0"/>
+          <w:right w:val="single" w:sz="4" w:space="2" w:color="9B6BD0"/>
+        </w:pBdr>
+        <w:shd w:val="clear" w:color="auto" w:fill="FAF5FF"/>
+      </w:pPr>
+      <w:r>
+        <w:rPr>
+          <w:rFonts w:ascii="맑은 고딕" w:hAnsi="맑은 고딕" w:eastAsia="맑은 고딕"/>
+          <w:b/>
+          <w:sz w:val="17"/>
+          <w:u w:val="none"/>
+        </w:rPr>
+        <w:t>&lt;보 기&gt;</w:t>
+      </w:r>
+      <w:r>
+        <w:rPr>
+          <w:rFonts w:ascii="맑은 고딕" w:hAnsi="맑은 고딕" w:eastAsia="맑은 고딕"/>
+          <w:b w:val="0"/>
+          <w:sz w:val="17"/>
+          <w:u w:val="none"/>
+        </w:rPr>
+        <w:t xml:space="preserve"> result / from / the exclusion or / displacement / of the poor neighbourhood’s residents / rising housing costs</w:t>
+      </w:r>
+    </w:p>
+    <w:p>
+      <w:pPr>
+        <w:spacing w:before="0" w:after="0" w:line="288" w:lineRule="auto"/>
+        <w:ind w:left="40"/>
+        <w:snapToGrid w:val="0"/>
+        <w:pBdr>
+          <w:top w:val="single" w:sz="4" w:space="2" w:color="9B6BD0"/>
+          <w:left w:val="single" w:sz="4" w:space="2" w:color="9B6BD0"/>
+          <w:bottom w:val="single" w:sz="4" w:space="2" w:color="9B6BD0"/>
+          <w:right w:val="single" w:sz="4" w:space="2" w:color="9B6BD0"/>
+        </w:pBdr>
+        <w:shd w:val="clear" w:color="auto" w:fill="FAF5FF"/>
+      </w:pPr>
+      <w:r>
+        <w:rPr>
+          <w:rFonts w:ascii="맑은 고딕" w:hAnsi="맑은 고딕" w:eastAsia="맑은 고딕"/>
+          <w:b/>
+          <w:sz w:val="17"/>
+          <w:u w:val="none"/>
+        </w:rPr>
+        <w:t>&lt;조 건&gt;</w:t>
+      </w:r>
+    </w:p>
+    <w:p>
+      <w:pPr>
+        <w:spacing w:before="0" w:after="0" w:line="288" w:lineRule="auto"/>
+        <w:ind w:left="40"/>
+        <w:snapToGrid w:val="0"/>
+        <w:pBdr>
+          <w:top w:val="single" w:sz="4" w:space="2" w:color="9B6BD0"/>
+          <w:left w:val="single" w:sz="4" w:space="2" w:color="9B6BD0"/>
+          <w:bottom w:val="single" w:sz="4" w:space="2" w:color="9B6BD0"/>
+          <w:right w:val="single" w:sz="4" w:space="2" w:color="9B6BD0"/>
+        </w:pBdr>
+        <w:shd w:val="clear" w:color="auto" w:fill="FAF5FF"/>
+      </w:pPr>
+      <w:r>
+        <w:rPr>
+          <w:rFonts w:ascii="맑은 고딕" w:hAnsi="맑은 고딕" w:eastAsia="맑은 고딕"/>
+          <w:b w:val="0"/>
+          <w:sz w:val="17"/>
+          <w:u w:val="none"/>
+        </w:rPr>
+        <w:t>1. &lt;보기&gt;의 표현을 모두 한 번씩만 사용할 것</w:t>
+      </w:r>
+    </w:p>
+    <w:p>
+      <w:pPr>
+        <w:spacing w:before="0" w:after="0" w:line="288" w:lineRule="auto"/>
+        <w:ind w:left="40"/>
+        <w:snapToGrid w:val="0"/>
+        <w:pBdr>
+          <w:top w:val="single" w:sz="4" w:space="2" w:color="9B6BD0"/>
+          <w:left w:val="single" w:sz="4" w:space="2" w:color="9B6BD0"/>
+          <w:bottom w:val="single" w:sz="4" w:space="2" w:color="9B6BD0"/>
+          <w:right w:val="single" w:sz="4" w:space="2" w:color="9B6BD0"/>
+        </w:pBdr>
+        <w:shd w:val="clear" w:color="auto" w:fill="FAF5FF"/>
+      </w:pPr>
+      <w:r>
+        <w:rPr>
+          <w:rFonts w:ascii="맑은 고딕" w:hAnsi="맑은 고딕" w:eastAsia="맑은 고딕"/>
+          <w:b w:val="0"/>
+          <w:sz w:val="17"/>
+          <w:u w:val="none"/>
+        </w:rPr>
+        <w:t>2. 필요한 경우 어형을 바꿀 것(1곳) · 다른 단어를 추가하지 말 것</w:t>
+      </w:r>
+    </w:p>
+    <w:p>
+      <w:pPr>
+        <w:spacing w:before="0" w:after="0" w:line="288" w:lineRule="auto"/>
+        <w:ind w:left="40"/>
+        <w:snapToGrid w:val="0"/>
+        <w:pBdr>
+          <w:top w:val="single" w:sz="4" w:space="2" w:color="9B6BD0"/>
+          <w:left w:val="single" w:sz="4" w:space="2" w:color="9B6BD0"/>
+          <w:bottom w:val="single" w:sz="4" w:space="2" w:color="9B6BD0"/>
+          <w:right w:val="single" w:sz="4" w:space="2" w:color="9B6BD0"/>
+        </w:pBdr>
+        <w:shd w:val="clear" w:color="auto" w:fill="FAF5FF"/>
+      </w:pPr>
+      <w:r>
+        <w:rPr>
+          <w:rFonts w:ascii="맑은 고딕" w:hAnsi="맑은 고딕" w:eastAsia="맑은 고딕"/>
+          <w:b w:val="0"/>
+          <w:sz w:val="17"/>
+          <w:u w:val="none"/>
+        </w:rPr>
+        <w:t>3. 결과를 주어로 하는 ‘result from’ 구문으로 쓸 것</w:t>
+      </w:r>
+    </w:p>
+    <w:p>
+      <w:pPr>
+        <w:spacing w:before="0" w:after="0" w:line="288" w:lineRule="auto"/>
+        <w:ind w:left="40"/>
+        <w:snapToGrid w:val="0"/>
+        <w:pBdr>
+          <w:top w:val="single" w:sz="4" w:space="2" w:color="9B6BD0"/>
+          <w:left w:val="single" w:sz="4" w:space="2" w:color="9B6BD0"/>
+          <w:bottom w:val="single" w:sz="4" w:space="2" w:color="9B6BD0"/>
+          <w:right w:val="single" w:sz="4" w:space="2" w:color="9B6BD0"/>
+        </w:pBdr>
+        <w:shd w:val="clear" w:color="auto" w:fill="FAF5FF"/>
+      </w:pPr>
+      <w:r>
+        <w:rPr>
+          <w:rFonts w:ascii="맑은 고딕" w:hAnsi="맑은 고딕" w:eastAsia="맑은 고딕"/>
+          <w:b w:val="0"/>
+          <w:sz w:val="17"/>
+          <w:u w:val="none"/>
+        </w:rPr>
+        <w:t>4. 총 14단어로 쓸 것</w:t>
+      </w:r>
+    </w:p>
+    <w:p>
+      <w:pPr>
+        <w:spacing w:before="0" w:after="60" w:line="288" w:lineRule="auto"/>
+        <w:ind w:left="40"/>
+        <w:snapToGrid w:val="0"/>
+        <w:pBdr>
+          <w:top w:val="single" w:sz="4" w:space="2" w:color="9B6BD0"/>
+          <w:left w:val="single" w:sz="4" w:space="2" w:color="9B6BD0"/>
+          <w:bottom w:val="single" w:sz="4" w:space="2" w:color="9B6BD0"/>
+          <w:right w:val="single" w:sz="4" w:space="2" w:color="9B6BD0"/>
+        </w:pBdr>
+        <w:shd w:val="clear" w:color="auto" w:fill="FAF5FF"/>
+      </w:pPr>
+      <w:r>
+        <w:rPr>
+          <w:rFonts w:ascii="맑은 고딕" w:hAnsi="맑은 고딕" w:eastAsia="맑은 고딕"/>
+          <w:b w:val="0"/>
+          <w:sz w:val="17"/>
+          <w:u w:val="none"/>
+        </w:rPr>
+        <w:t>5. 답안지에 소문항 번호를 정확하게 기입할 것</w:t>
+      </w:r>
+    </w:p>
+    <w:p>
+      <w:pPr>
+        <w:spacing w:before="0" w:after="40" w:line="360" w:lineRule="auto"/>
+        <w:snapToGrid w:val="0"/>
+      </w:pPr>
+      <w:r>
+        <w:rPr>
+          <w:rFonts w:ascii="맑은 고딕" w:hAnsi="맑은 고딕" w:eastAsia="맑은 고딕"/>
+          <w:b w:val="0"/>
+          <w:sz w:val="17"/>
+          <w:u w:val="none"/>
+        </w:rPr>
+        <w:t>⇒ ______________________________________________________________________ .</w:t>
+      </w:r>
+    </w:p>
+    <w:p>
+      <w:pPr>
+        <w:keepNext/>
+        <w:spacing w:before="80" w:after="40" w:line="276" w:lineRule="auto"/>
+        <w:snapToGrid w:val="0"/>
+        <w:shd w:val="clear" w:color="auto" w:fill="6B21A8"/>
+      </w:pPr>
+      <w:r>
+        <w:rPr>
+          <w:rFonts w:ascii="맑은 고딕" w:hAnsi="맑은 고딕" w:eastAsia="맑은 고딕"/>
+          <w:b/>
+          <w:color w:val="FFFFFF"/>
+          <w:sz w:val="17"/>
+          <w:u w:val="none"/>
+        </w:rPr>
+        <w:t>[지문 구조]  ※ 앞 문항을 모두 푼 뒤에 풀 것</w:t>
+      </w:r>
+    </w:p>
+    <w:p>
+      <w:pPr>
+        <w:keepNext/>
+        <w:spacing w:before="80" w:after="20" w:line="276" w:lineRule="auto"/>
+        <w:snapToGrid w:val="0"/>
+      </w:pPr>
+      <w:r>
+        <w:rPr>
+          <w:rFonts w:ascii="맑은 고딕" w:hAnsi="맑은 고딕" w:eastAsia="맑은 고딕"/>
+          <w:b/>
+          <w:sz w:val="17"/>
+          <w:u w:val="none"/>
+        </w:rPr>
+        <w:t>21-8.</w:t>
+      </w:r>
+      <w:r>
+        <w:rPr>
+          <w:rFonts w:ascii="맑은 고딕" w:hAnsi="맑은 고딕" w:eastAsia="맑은 고딕"/>
+          <w:b w:val="0"/>
+          <w:sz w:val="17"/>
+          <w:u w:val="none"/>
+        </w:rPr>
+        <w:t xml:space="preserve"> 주어진 글 다음에 이어질 글의 순서로 가장 적절한 것은? [2.7점]</w:t>
+      </w:r>
+    </w:p>
+    <w:p>
+      <w:pPr>
+        <w:spacing w:before="0" w:after="60" w:line="288" w:lineRule="auto"/>
+        <w:ind w:left="40"/>
+        <w:snapToGrid w:val="0"/>
+        <w:pBdr>
+          <w:top w:val="single" w:sz="4" w:space="2" w:color="C99B4E"/>
+          <w:left w:val="single" w:sz="4" w:space="2" w:color="C99B4E"/>
+          <w:bottom w:val="single" w:sz="4" w:space="2" w:color="C99B4E"/>
+          <w:right w:val="single" w:sz="4" w:space="2" w:color="C99B4E"/>
+        </w:pBdr>
+        <w:shd w:val="clear" w:color="auto" w:fill="FFF8E1"/>
+      </w:pPr>
+      <w:r>
+        <w:rPr>
+          <w:rFonts w:ascii="맑은 고딕" w:hAnsi="맑은 고딕" w:eastAsia="맑은 고딕"/>
+          <w:b w:val="0"/>
+          <w:sz w:val="17"/>
+          <w:u w:val="none"/>
+        </w:rPr>
+        <w:t>Currently, urban regeneration projects in degraded areas have been promoted as improving the wellbeing of residents and solving environmental injustice problems.</w:t>
+      </w:r>
+    </w:p>
+    <w:p>
+      <w:pPr>
+        <w:spacing w:before="0" w:after="0" w:line="288" w:lineRule="auto"/>
+        <w:ind w:left="40"/>
+        <w:snapToGrid w:val="0"/>
+        <w:pBdr>
+          <w:top w:val="single" w:sz="4" w:space="2" w:color="999999"/>
+          <w:left w:val="single" w:sz="4" w:space="2" w:color="999999"/>
+          <w:bottom w:val="single" w:sz="4" w:space="2" w:color="999999"/>
+          <w:right w:val="single" w:sz="4" w:space="2" w:color="999999"/>
+        </w:pBdr>
+        <w:shd w:val="clear" w:color="auto" w:fill="F6F3EA"/>
+      </w:pPr>
+      <w:r>
+        <w:rPr>
+          <w:rFonts w:ascii="맑은 고딕" w:hAnsi="맑은 고딕" w:eastAsia="맑은 고딕"/>
+          <w:b w:val="0"/>
+          <w:sz w:val="17"/>
+          <w:u w:val="none"/>
+        </w:rPr>
+        <w:t>(A) By contrast, the cost of housing can rise, and residents may not be able to afford the rent. This results in the exclusion or displacement of the poor neighbourhood’s residents, who were intended to benefit from the ecosystem services provided by the new green space.</w:t>
+      </w:r>
+    </w:p>
+    <w:p>
+      <w:pPr>
+        <w:spacing w:before="0" w:after="0" w:line="288" w:lineRule="auto"/>
+        <w:ind w:left="40"/>
+        <w:snapToGrid w:val="0"/>
+        <w:pBdr>
+          <w:top w:val="single" w:sz="4" w:space="2" w:color="999999"/>
+          <w:left w:val="single" w:sz="4" w:space="2" w:color="999999"/>
+          <w:bottom w:val="single" w:sz="4" w:space="2" w:color="999999"/>
+          <w:right w:val="single" w:sz="4" w:space="2" w:color="999999"/>
+        </w:pBdr>
+        <w:shd w:val="clear" w:color="auto" w:fill="F6F3EA"/>
+      </w:pPr>
+      <w:r>
+        <w:rPr>
+          <w:rFonts w:ascii="맑은 고딕" w:hAnsi="맑은 고딕" w:eastAsia="맑은 고딕"/>
+          <w:b w:val="0"/>
+          <w:sz w:val="17"/>
+          <w:u w:val="none"/>
+        </w:rPr>
+        <w:t>(B) However, such environmental improvements in ethnic communities and/or low-income households can create an urban green space paradox. The creation of new, high-quality green spaces can increase attractiveness, making these neighbourhoods more desirable.</w:t>
       </w:r>
     </w:p>
     <w:p>
@@ -1773,24 +3188,15 @@
           <w:sz w:val="17"/>
           <w:u w:val="none"/>
         </w:rPr>
-        <w:t>[B]A similar pattern can follow the opening of a new subway station in a long‑neglected district. Shorter travel times draw cafés, offices, and newcomers, and the area quickly gains popularity. Landlords, sensing the demand, raise rents, and small shop owners who had served the district for decades find themselves unable to renew their leases. They move to a cheaper area farther from the line, where customers are few and commuting takes even longer than before.</w:t>
+        <w:t>(C) In turn, the residents may only be able to afford to live in a similar degraded neighbourhood to the one they left, with low access to green infrastructure.</w:t>
       </w:r>
     </w:p>
     <w:p>
       <w:pPr>
-        <w:keepNext/>
-        <w:spacing w:before="80" w:after="20" w:line="276" w:lineRule="auto"/>
+        <w:spacing w:before="0" w:after="0" w:line="269" w:lineRule="auto"/>
+        <w:ind w:left="180" w:hanging="180"/>
         <w:snapToGrid w:val="0"/>
       </w:pPr>
-      <w:r>
-        <w:rPr>
-          <w:rFonts w:ascii="맑은 고딕" w:hAnsi="맑은 고딕" w:eastAsia="맑은 고딕"/>
-          <w:b/>
-          <w:sz w:val="17"/>
-          <w:u w:val="none"/>
-        </w:rPr>
-        <w:t>21-4.</w:t>
-      </w:r>
       <w:r>
         <w:rPr>
           <w:rFonts w:ascii="맑은 고딕" w:hAnsi="맑은 고딕" w:eastAsia="맑은 고딕"/>
@@ -1798,17 +3204,15 @@
           <w:sz w:val="17"/>
           <w:u w:val="none"/>
         </w:rPr>
-        <w:t xml:space="preserve"> 다음 글의 밑줄 친 부분 중, 문맥상 낱말의 쓰임이 적절하지 </w:t>
-      </w:r>
-      <w:r>
-        <w:rPr>
-          <w:rFonts w:ascii="맑은 고딕" w:hAnsi="맑은 고딕" w:eastAsia="맑은 고딕"/>
-          <w:b/>
-          <w:sz w:val="17"/>
-          <w:u w:val="none"/>
-        </w:rPr>
-        <w:t>않은</w:t>
-      </w:r>
+        <w:t>① (A) – (C) – (B)</w:t>
+      </w:r>
+    </w:p>
+    <w:p>
+      <w:pPr>
+        <w:spacing w:before="0" w:after="0" w:line="269" w:lineRule="auto"/>
+        <w:ind w:left="180" w:hanging="180"/>
+        <w:snapToGrid w:val="0"/>
+      </w:pPr>
       <w:r>
         <w:rPr>
           <w:rFonts w:ascii="맑은 고딕" w:hAnsi="맑은 고딕" w:eastAsia="맑은 고딕"/>
@@ -1816,21 +3220,14 @@
           <w:sz w:val="17"/>
           <w:u w:val="none"/>
         </w:rPr>
-        <w:t xml:space="preserve"> 것은? [3.0점]</w:t>
+        <w:t>② (B) – (A) – (C)</w:t>
       </w:r>
     </w:p>
     <w:p>
       <w:pPr>
-        <w:spacing w:before="0" w:after="60" w:line="288" w:lineRule="auto"/>
-        <w:ind w:left="40"/>
+        <w:spacing w:before="0" w:after="0" w:line="269" w:lineRule="auto"/>
+        <w:ind w:left="180" w:hanging="180"/>
         <w:snapToGrid w:val="0"/>
-        <w:pBdr>
-          <w:top w:val="single" w:sz="4" w:space="2" w:color="999999"/>
-          <w:left w:val="single" w:sz="4" w:space="2" w:color="999999"/>
-          <w:bottom w:val="single" w:sz="4" w:space="2" w:color="999999"/>
-          <w:right w:val="single" w:sz="4" w:space="2" w:color="999999"/>
-        </w:pBdr>
-        <w:shd w:val="clear" w:color="auto" w:fill="F6F3EA"/>
       </w:pPr>
       <w:r>
         <w:rPr>
@@ -1839,17 +3236,31 @@
           <w:sz w:val="17"/>
           <w:u w:val="none"/>
         </w:rPr>
-        <w:t>Currently, urban regeneration projects in degraded areas have been promoted as ①</w:t>
-      </w:r>
+        <w:t>③ (B) – (C) – (A)</w:t>
+      </w:r>
+    </w:p>
+    <w:p>
+      <w:pPr>
+        <w:spacing w:before="0" w:after="0" w:line="269" w:lineRule="auto"/>
+        <w:ind w:left="180" w:hanging="180"/>
+        <w:snapToGrid w:val="0"/>
+      </w:pPr>
       <w:r>
         <w:rPr>
           <w:rFonts w:ascii="맑은 고딕" w:hAnsi="맑은 고딕" w:eastAsia="맑은 고딕"/>
           <w:b w:val="0"/>
           <w:sz w:val="17"/>
-          <w:u w:val="single"/>
-        </w:rPr>
-        <w:t>improving</w:t>
-      </w:r>
+          <w:u w:val="none"/>
+        </w:rPr>
+        <w:t>④ (C) – (A) – (B)</w:t>
+      </w:r>
+    </w:p>
+    <w:p>
+      <w:pPr>
+        <w:spacing w:before="0" w:after="0" w:line="269" w:lineRule="auto"/>
+        <w:ind w:left="180" w:hanging="180"/>
+        <w:snapToGrid w:val="0"/>
+      </w:pPr>
       <w:r>
         <w:rPr>
           <w:rFonts w:ascii="맑은 고딕" w:hAnsi="맑은 고딕" w:eastAsia="맑은 고딕"/>
@@ -1857,765 +3268,7 @@
           <w:sz w:val="17"/>
           <w:u w:val="none"/>
         </w:rPr>
-        <w:t xml:space="preserve"> the wellbeing of residents and solving environmental injustice problems. However, such environmental improvements in ethnic communities and/or low‑income households can create an urban green space paradox. The creation of new, high‑quality green spaces can increase attractiveness, making these neighbourhoods more ②</w:t>
-      </w:r>
-      <w:r>
-        <w:rPr>
-          <w:rFonts w:ascii="맑은 고딕" w:hAnsi="맑은 고딕" w:eastAsia="맑은 고딕"/>
-          <w:b w:val="0"/>
-          <w:sz w:val="17"/>
-          <w:u w:val="single"/>
-        </w:rPr>
-        <w:t>desirable</w:t>
-      </w:r>
-      <w:r>
-        <w:rPr>
-          <w:rFonts w:ascii="맑은 고딕" w:hAnsi="맑은 고딕" w:eastAsia="맑은 고딕"/>
-          <w:b w:val="0"/>
-          <w:sz w:val="17"/>
-          <w:u w:val="none"/>
-        </w:rPr>
-        <w:t>. By contrast, the cost of housing can ③</w:t>
-      </w:r>
-      <w:r>
-        <w:rPr>
-          <w:rFonts w:ascii="맑은 고딕" w:hAnsi="맑은 고딕" w:eastAsia="맑은 고딕"/>
-          <w:b w:val="0"/>
-          <w:sz w:val="17"/>
-          <w:u w:val="single"/>
-        </w:rPr>
-        <w:t>rise</w:t>
-      </w:r>
-      <w:r>
-        <w:rPr>
-          <w:rFonts w:ascii="맑은 고딕" w:hAnsi="맑은 고딕" w:eastAsia="맑은 고딕"/>
-          <w:b w:val="0"/>
-          <w:sz w:val="17"/>
-          <w:u w:val="none"/>
-        </w:rPr>
-        <w:t>, and residents may not be able to afford the rent. This results in the exclusion or ④</w:t>
-      </w:r>
-      <w:r>
-        <w:rPr>
-          <w:rFonts w:ascii="맑은 고딕" w:hAnsi="맑은 고딕" w:eastAsia="맑은 고딕"/>
-          <w:b w:val="0"/>
-          <w:sz w:val="17"/>
-          <w:u w:val="single"/>
-        </w:rPr>
-        <w:t>retention</w:t>
-      </w:r>
-      <w:r>
-        <w:rPr>
-          <w:rFonts w:ascii="맑은 고딕" w:hAnsi="맑은 고딕" w:eastAsia="맑은 고딕"/>
-          <w:b w:val="0"/>
-          <w:sz w:val="17"/>
-          <w:u w:val="none"/>
-        </w:rPr>
-        <w:t xml:space="preserve"> of the poor neighbourhood’s residents, who were intended to benefit from the ecosystem services provided by the new green space. In turn, the residents may only be able to afford to live in a similar degraded neighbourhood to the one they left, with ⑤</w:t>
-      </w:r>
-      <w:r>
-        <w:rPr>
-          <w:rFonts w:ascii="맑은 고딕" w:hAnsi="맑은 고딕" w:eastAsia="맑은 고딕"/>
-          <w:b w:val="0"/>
-          <w:sz w:val="17"/>
-          <w:u w:val="single"/>
-        </w:rPr>
-        <w:t>low</w:t>
-      </w:r>
-      <w:r>
-        <w:rPr>
-          <w:rFonts w:ascii="맑은 고딕" w:hAnsi="맑은 고딕" w:eastAsia="맑은 고딕"/>
-          <w:b w:val="0"/>
-          <w:sz w:val="17"/>
-          <w:u w:val="none"/>
-        </w:rPr>
-        <w:t xml:space="preserve"> access to green infrastructure.</w:t>
-      </w:r>
-    </w:p>
-    <w:p>
-      <w:pPr>
-        <w:keepNext/>
-        <w:spacing w:before="80" w:after="20" w:line="276" w:lineRule="auto"/>
-        <w:snapToGrid w:val="0"/>
-      </w:pPr>
-      <w:r>
-        <w:rPr>
-          <w:rFonts w:ascii="맑은 고딕" w:hAnsi="맑은 고딕" w:eastAsia="맑은 고딕"/>
-          <w:b/>
-          <w:sz w:val="17"/>
-          <w:u w:val="none"/>
-        </w:rPr>
-        <w:t>21-5.</w:t>
-      </w:r>
-      <w:r>
-        <w:rPr>
-          <w:rFonts w:ascii="맑은 고딕" w:hAnsi="맑은 고딕" w:eastAsia="맑은 고딕"/>
-          <w:b w:val="0"/>
-          <w:sz w:val="17"/>
-          <w:u w:val="none"/>
-        </w:rPr>
-        <w:t xml:space="preserve"> 다음 글에 대한 &lt;보기&gt;의 설명 중 옳은 것만을 </w:t>
-      </w:r>
-      <w:r>
-        <w:rPr>
-          <w:rFonts w:ascii="맑은 고딕" w:hAnsi="맑은 고딕" w:eastAsia="맑은 고딕"/>
-          <w:b/>
-          <w:sz w:val="17"/>
-          <w:u w:val="none"/>
-        </w:rPr>
-        <w:t>있는 대로</w:t>
-      </w:r>
-      <w:r>
-        <w:rPr>
-          <w:rFonts w:ascii="맑은 고딕" w:hAnsi="맑은 고딕" w:eastAsia="맑은 고딕"/>
-          <w:b w:val="0"/>
-          <w:sz w:val="17"/>
-          <w:u w:val="none"/>
-        </w:rPr>
-        <w:t xml:space="preserve"> 고른 것은? [3.3점]</w:t>
-      </w:r>
-    </w:p>
-    <w:p>
-      <w:pPr>
-        <w:spacing w:before="0" w:after="60" w:line="288" w:lineRule="auto"/>
-        <w:ind w:left="40"/>
-        <w:snapToGrid w:val="0"/>
-        <w:pBdr>
-          <w:top w:val="single" w:sz="4" w:space="2" w:color="999999"/>
-          <w:left w:val="single" w:sz="4" w:space="2" w:color="999999"/>
-          <w:bottom w:val="single" w:sz="4" w:space="2" w:color="999999"/>
-          <w:right w:val="single" w:sz="4" w:space="2" w:color="999999"/>
-        </w:pBdr>
-        <w:shd w:val="clear" w:color="auto" w:fill="F6F3EA"/>
-      </w:pPr>
-      <w:r>
-        <w:rPr>
-          <w:rFonts w:ascii="맑은 고딕" w:hAnsi="맑은 고딕" w:eastAsia="맑은 고딕"/>
-          <w:b w:val="0"/>
-          <w:sz w:val="17"/>
-          <w:u w:val="none"/>
-        </w:rPr>
-        <w:t>Urban regeneration schemes in run‑down districts are usually advertised as a way to raise residents’ quality of life and to correct environmental injustice. Yet when such upgrades arrive in ethnic‑minority or low‑income areas, they may give rise to what is called an urban green space paradox. A newly built, high‑quality park makes the district more appealing, ⓐ</w:t>
-      </w:r>
-      <w:r>
-        <w:rPr>
-          <w:rFonts w:ascii="맑은 고딕" w:hAnsi="맑은 고딕" w:eastAsia="맑은 고딕"/>
-          <w:b w:val="0"/>
-          <w:sz w:val="17"/>
-          <w:u w:val="single"/>
-        </w:rPr>
-        <w:t>[ which / what ]</w:t>
-      </w:r>
-      <w:r>
-        <w:rPr>
-          <w:rFonts w:ascii="맑은 고딕" w:hAnsi="맑은 고딕" w:eastAsia="맑은 고딕"/>
-          <w:b w:val="0"/>
-          <w:sz w:val="17"/>
-          <w:u w:val="none"/>
-        </w:rPr>
-        <w:t xml:space="preserve"> in turn pushes housing costs up to a level that existing tenants can hardly meet. Consequently, ⓑ</w:t>
-      </w:r>
-      <w:r>
-        <w:rPr>
-          <w:rFonts w:ascii="맑은 고딕" w:hAnsi="맑은 고딕" w:eastAsia="맑은 고딕"/>
-          <w:b w:val="0"/>
-          <w:sz w:val="17"/>
-          <w:u w:val="single"/>
-        </w:rPr>
-        <w:t>the very people for whom the park was designed are excluded or displaced</w:t>
-      </w:r>
-      <w:r>
-        <w:rPr>
-          <w:rFonts w:ascii="맑은 고딕" w:hAnsi="맑은 고딕" w:eastAsia="맑은 고딕"/>
-          <w:b w:val="0"/>
-          <w:sz w:val="17"/>
-          <w:u w:val="none"/>
-        </w:rPr>
-        <w:t>, and many of them end up in another neglected district where green infrastructure is scarcely available.</w:t>
-      </w:r>
-    </w:p>
-    <w:p>
-      <w:pPr>
-        <w:spacing w:before="0" w:after="60" w:line="288" w:lineRule="auto"/>
-        <w:ind w:left="40"/>
-        <w:snapToGrid w:val="0"/>
-        <w:pBdr>
-          <w:top w:val="single" w:sz="4" w:space="2" w:color="9B6BD0"/>
-          <w:left w:val="single" w:sz="4" w:space="2" w:color="9B6BD0"/>
-          <w:bottom w:val="single" w:sz="4" w:space="2" w:color="9B6BD0"/>
-          <w:right w:val="single" w:sz="4" w:space="2" w:color="9B6BD0"/>
-        </w:pBdr>
-        <w:shd w:val="clear" w:color="auto" w:fill="FAF5FF"/>
-      </w:pPr>
-      <w:r>
-        <w:rPr>
-          <w:rFonts w:ascii="맑은 고딕" w:hAnsi="맑은 고딕" w:eastAsia="맑은 고딕"/>
-          <w:b/>
-          <w:sz w:val="17"/>
-          <w:u w:val="none"/>
-        </w:rPr>
-        <w:t>&lt;보 기&gt;</w:t>
-      </w:r>
-    </w:p>
-    <w:p>
-      <w:pPr>
-        <w:keepNext/>
-        <w:spacing w:before="80" w:after="20" w:line="276" w:lineRule="auto"/>
-        <w:snapToGrid w:val="0"/>
-      </w:pPr>
-      <w:r>
-        <w:rPr>
-          <w:rFonts w:ascii="맑은 고딕" w:hAnsi="맑은 고딕" w:eastAsia="맑은 고딕"/>
-          <w:b/>
-          <w:sz w:val="17"/>
-          <w:u w:val="none"/>
-        </w:rPr>
-        <w:t>21-6.</w:t>
-      </w:r>
-      <w:r>
-        <w:rPr>
-          <w:rFonts w:ascii="맑은 고딕" w:hAnsi="맑은 고딕" w:eastAsia="맑은 고딕"/>
-          <w:b w:val="0"/>
-          <w:sz w:val="17"/>
-          <w:u w:val="none"/>
-        </w:rPr>
-        <w:t xml:space="preserve"> 다음 글의 내용과 일치하지 </w:t>
-      </w:r>
-      <w:r>
-        <w:rPr>
-          <w:rFonts w:ascii="맑은 고딕" w:hAnsi="맑은 고딕" w:eastAsia="맑은 고딕"/>
-          <w:b/>
-          <w:sz w:val="17"/>
-          <w:u w:val="none"/>
-        </w:rPr>
-        <w:t>않는</w:t>
-      </w:r>
-      <w:r>
-        <w:rPr>
-          <w:rFonts w:ascii="맑은 고딕" w:hAnsi="맑은 고딕" w:eastAsia="맑은 고딕"/>
-          <w:b w:val="0"/>
-          <w:sz w:val="17"/>
-          <w:u w:val="none"/>
-        </w:rPr>
-        <w:t xml:space="preserve"> 것은? [2.7점]</w:t>
-      </w:r>
-    </w:p>
-    <w:p>
-      <w:pPr>
-        <w:spacing w:before="0" w:after="60" w:line="288" w:lineRule="auto"/>
-        <w:ind w:left="40"/>
-        <w:snapToGrid w:val="0"/>
-        <w:pBdr>
-          <w:top w:val="single" w:sz="4" w:space="2" w:color="999999"/>
-          <w:left w:val="single" w:sz="4" w:space="2" w:color="999999"/>
-          <w:bottom w:val="single" w:sz="4" w:space="2" w:color="999999"/>
-          <w:right w:val="single" w:sz="4" w:space="2" w:color="999999"/>
-        </w:pBdr>
-        <w:shd w:val="clear" w:color="auto" w:fill="F6F3EA"/>
-      </w:pPr>
-      <w:r>
-        <w:rPr>
-          <w:rFonts w:ascii="맑은 고딕" w:hAnsi="맑은 고딕" w:eastAsia="맑은 고딕"/>
-          <w:b w:val="0"/>
-          <w:sz w:val="17"/>
-          <w:u w:val="none"/>
-        </w:rPr>
-        <w:t>Urban regeneration projects in degraded areas have recently been promoted on the grounds that they improve residents’ wellbeing and solve environmental injustice problems. Yet in ethnic communities and/or low‑income households, these environmental improvements can produce a paradox. New, high‑quality green spaces increase the attractiveness of a neighbourhood, and the cost of housing rises along with it. Residents who can no longer pay the rent are excluded from the area, although they were the ones intended to benefit from the ecosystem services of the new green space. The only places they can then afford tend to be degraded neighbourhoods like the one they left, where access to green infrastructure is low.</w:t>
-      </w:r>
-    </w:p>
-    <w:p>
-      <w:pPr>
-        <w:keepNext/>
-        <w:spacing w:before="80" w:after="20" w:line="276" w:lineRule="auto"/>
-        <w:snapToGrid w:val="0"/>
-      </w:pPr>
-      <w:r>
-        <w:rPr>
-          <w:rFonts w:ascii="맑은 고딕" w:hAnsi="맑은 고딕" w:eastAsia="맑은 고딕"/>
-          <w:b/>
-          <w:sz w:val="17"/>
-          <w:u w:val="none"/>
-        </w:rPr>
-        <w:t>21-7.</w:t>
-      </w:r>
-      <w:r>
-        <w:rPr>
-          <w:rFonts w:ascii="맑은 고딕" w:hAnsi="맑은 고딕" w:eastAsia="맑은 고딕"/>
-          <w:b w:val="0"/>
-          <w:sz w:val="17"/>
-          <w:u w:val="none"/>
-        </w:rPr>
-        <w:t xml:space="preserve"> 다음 글을 읽고 답할 수 </w:t>
-      </w:r>
-      <w:r>
-        <w:rPr>
-          <w:rFonts w:ascii="맑은 고딕" w:hAnsi="맑은 고딕" w:eastAsia="맑은 고딕"/>
-          <w:b/>
-          <w:sz w:val="17"/>
-          <w:u w:val="none"/>
-        </w:rPr>
-        <w:t>없는</w:t>
-      </w:r>
-      <w:r>
-        <w:rPr>
-          <w:rFonts w:ascii="맑은 고딕" w:hAnsi="맑은 고딕" w:eastAsia="맑은 고딕"/>
-          <w:b w:val="0"/>
-          <w:sz w:val="17"/>
-          <w:u w:val="none"/>
-        </w:rPr>
-        <w:t xml:space="preserve"> 질문은? [2.7점]</w:t>
-      </w:r>
-    </w:p>
-    <w:p>
-      <w:pPr>
-        <w:spacing w:before="0" w:after="60" w:line="288" w:lineRule="auto"/>
-        <w:ind w:left="40"/>
-        <w:snapToGrid w:val="0"/>
-        <w:pBdr>
-          <w:top w:val="single" w:sz="4" w:space="2" w:color="999999"/>
-          <w:left w:val="single" w:sz="4" w:space="2" w:color="999999"/>
-          <w:bottom w:val="single" w:sz="4" w:space="2" w:color="999999"/>
-          <w:right w:val="single" w:sz="4" w:space="2" w:color="999999"/>
-        </w:pBdr>
-        <w:shd w:val="clear" w:color="auto" w:fill="F6F3EA"/>
-      </w:pPr>
-      <w:r>
-        <w:rPr>
-          <w:rFonts w:ascii="맑은 고딕" w:hAnsi="맑은 고딕" w:eastAsia="맑은 고딕"/>
-          <w:b w:val="0"/>
-          <w:sz w:val="17"/>
-          <w:u w:val="none"/>
-        </w:rPr>
-        <w:t>Urban regeneration projects in degraded areas are currently promoted as improving the wellbeing of residents and solving environmental injustice problems. In ethnic communities and/or low‑income households, however, such improvements can create what is known as an urban green space paradox. When new, high‑quality green spaces are created, a neighbourhood grows more attractive and the cost of housing goes up. Residents who cannot afford the rent are then pushed out, even though the ecosystem services of the new green space were intended for them. They may only be able to afford a similar degraded neighbourhood, with low access to green infrastructure.</w:t>
-      </w:r>
-    </w:p>
-    <w:p>
-      <w:pPr>
-        <w:keepNext/>
-        <w:spacing w:before="80" w:after="40" w:line="276" w:lineRule="auto"/>
-        <w:snapToGrid w:val="0"/>
-        <w:shd w:val="clear" w:color="auto" w:fill="8A3A12"/>
-      </w:pPr>
-      <w:r>
-        <w:rPr>
-          <w:rFonts w:ascii="맑은 고딕" w:hAnsi="맑은 고딕" w:eastAsia="맑은 고딕"/>
-          <w:b/>
-          <w:color w:val="FFFFFF"/>
-          <w:sz w:val="17"/>
-          <w:u w:val="none"/>
-        </w:rPr>
-        <w:t>서답형  21-서1 ~ 21-서2</w:t>
-      </w:r>
-    </w:p>
-    <w:p>
-      <w:pPr>
-        <w:keepNext/>
-        <w:spacing w:before="80" w:after="20" w:line="276" w:lineRule="auto"/>
-        <w:snapToGrid w:val="0"/>
-      </w:pPr>
-      <w:r>
-        <w:rPr>
-          <w:rFonts w:ascii="맑은 고딕" w:hAnsi="맑은 고딕" w:eastAsia="맑은 고딕"/>
-          <w:b/>
-          <w:sz w:val="17"/>
-          <w:u w:val="none"/>
-        </w:rPr>
-        <w:t>21-서1.</w:t>
-      </w:r>
-      <w:r>
-        <w:rPr>
-          <w:rFonts w:ascii="맑은 고딕" w:hAnsi="맑은 고딕" w:eastAsia="맑은 고딕"/>
-          <w:b w:val="0"/>
-          <w:sz w:val="17"/>
-          <w:u w:val="none"/>
-        </w:rPr>
-        <w:t xml:space="preserve"> 다음 글의 밑줄 친 문장과 의미가 통하도록 &lt;조건&gt;에 맞게 아래 문장을 완성하시오. [3.0점]</w:t>
-      </w:r>
-    </w:p>
-    <w:p>
-      <w:pPr>
-        <w:spacing w:before="0" w:after="60" w:line="288" w:lineRule="auto"/>
-        <w:ind w:left="40"/>
-        <w:snapToGrid w:val="0"/>
-        <w:pBdr>
-          <w:top w:val="single" w:sz="4" w:space="2" w:color="999999"/>
-          <w:left w:val="single" w:sz="4" w:space="2" w:color="999999"/>
-          <w:bottom w:val="single" w:sz="4" w:space="2" w:color="999999"/>
-          <w:right w:val="single" w:sz="4" w:space="2" w:color="999999"/>
-        </w:pBdr>
-        <w:shd w:val="clear" w:color="auto" w:fill="F6F3EA"/>
-      </w:pPr>
-      <w:r>
-        <w:rPr>
-          <w:rFonts w:ascii="맑은 고딕" w:hAnsi="맑은 고딕" w:eastAsia="맑은 고딕"/>
-          <w:b w:val="0"/>
-          <w:sz w:val="17"/>
-          <w:u w:val="none"/>
-        </w:rPr>
-        <w:t xml:space="preserve">The creation of new, high‑quality green spaces can increase attractiveness, making these neighbourhoods more desirable. By contrast, </w:t>
-      </w:r>
-      <w:r>
-        <w:rPr>
-          <w:rFonts w:ascii="맑은 고딕" w:hAnsi="맑은 고딕" w:eastAsia="맑은 고딕"/>
-          <w:b w:val="0"/>
-          <w:sz w:val="17"/>
-          <w:u w:val="single"/>
-        </w:rPr>
-        <w:t>the cost of housing can rise, and residents may not be able to afford the rent</w:t>
-      </w:r>
-      <w:r>
-        <w:rPr>
-          <w:rFonts w:ascii="맑은 고딕" w:hAnsi="맑은 고딕" w:eastAsia="맑은 고딕"/>
-          <w:b w:val="0"/>
-          <w:sz w:val="17"/>
-          <w:u w:val="none"/>
-        </w:rPr>
-        <w:t>.</w:t>
-      </w:r>
-    </w:p>
-    <w:p>
-      <w:pPr>
-        <w:spacing w:before="0" w:after="60" w:line="288" w:lineRule="auto"/>
-        <w:ind w:left="40"/>
-        <w:snapToGrid w:val="0"/>
-        <w:pBdr>
-          <w:top w:val="single" w:sz="4" w:space="2" w:color="9B6BD0"/>
-          <w:left w:val="single" w:sz="4" w:space="2" w:color="9B6BD0"/>
-          <w:bottom w:val="single" w:sz="4" w:space="2" w:color="9B6BD0"/>
-          <w:right w:val="single" w:sz="4" w:space="2" w:color="9B6BD0"/>
-        </w:pBdr>
-        <w:shd w:val="clear" w:color="auto" w:fill="FAF5FF"/>
-      </w:pPr>
-      <w:r>
-        <w:rPr>
-          <w:rFonts w:ascii="맑은 고딕" w:hAnsi="맑은 고딕" w:eastAsia="맑은 고딕"/>
-          <w:b/>
-          <w:sz w:val="17"/>
-          <w:u w:val="none"/>
-        </w:rPr>
-        <w:t>&lt;조 건&gt;</w:t>
-      </w:r>
-    </w:p>
-    <w:p>
-      <w:pPr>
-        <w:spacing w:before="0" w:after="40" w:line="360" w:lineRule="auto"/>
-        <w:snapToGrid w:val="0"/>
-      </w:pPr>
-      <w:r>
-        <w:rPr>
-          <w:rFonts w:ascii="맑은 고딕" w:hAnsi="맑은 고딕" w:eastAsia="맑은 고딕"/>
-          <w:b w:val="0"/>
-          <w:sz w:val="17"/>
-          <w:u w:val="none"/>
-        </w:rPr>
-        <w:t>→ By contrast, a rise in the cost of housing may make        .</w:t>
-      </w:r>
-    </w:p>
-    <w:p>
-      <w:pPr>
-        <w:keepNext/>
-        <w:spacing w:before="80" w:after="20" w:line="276" w:lineRule="auto"/>
-        <w:snapToGrid w:val="0"/>
-      </w:pPr>
-      <w:r>
-        <w:rPr>
-          <w:rFonts w:ascii="맑은 고딕" w:hAnsi="맑은 고딕" w:eastAsia="맑은 고딕"/>
-          <w:b/>
-          <w:sz w:val="17"/>
-          <w:u w:val="none"/>
-        </w:rPr>
-        <w:t>21-서2.</w:t>
-      </w:r>
-      <w:r>
-        <w:rPr>
-          <w:rFonts w:ascii="맑은 고딕" w:hAnsi="맑은 고딕" w:eastAsia="맑은 고딕"/>
-          <w:b w:val="0"/>
-          <w:sz w:val="17"/>
-          <w:u w:val="none"/>
-        </w:rPr>
-        <w:t xml:space="preserve"> 다음 글의 내용을 요약한 문장의 빈칸 (A)~(C)에 들어갈 말을 &lt;보기&gt;에서 골라 쓰시오. (단, 필요한 경우 어형을 바꾸고, 각 빈칸에 한 단어만 쓸 것) [3.0점]</w:t>
-      </w:r>
-    </w:p>
-    <w:p>
-      <w:pPr>
-        <w:spacing w:before="0" w:after="60" w:line="288" w:lineRule="auto"/>
-        <w:ind w:left="40"/>
-        <w:snapToGrid w:val="0"/>
-        <w:pBdr>
-          <w:top w:val="single" w:sz="4" w:space="2" w:color="999999"/>
-          <w:left w:val="single" w:sz="4" w:space="2" w:color="999999"/>
-          <w:bottom w:val="single" w:sz="4" w:space="2" w:color="999999"/>
-          <w:right w:val="single" w:sz="4" w:space="2" w:color="999999"/>
-        </w:pBdr>
-        <w:shd w:val="clear" w:color="auto" w:fill="F6F3EA"/>
-      </w:pPr>
-      <w:r>
-        <w:rPr>
-          <w:rFonts w:ascii="맑은 고딕" w:hAnsi="맑은 고딕" w:eastAsia="맑은 고딕"/>
-          <w:b w:val="0"/>
-          <w:sz w:val="17"/>
-          <w:u w:val="none"/>
-        </w:rPr>
-        <w:t>Urban regeneration projects in degraded areas are promoted as improving residents’ wellbeing. However, creating new, high‑quality green spaces makes a neighbourhood more desirable, and the cost of housing can rise until residents are unable to pay the rent. The poor residents, who were supposed to gain from the new green space, are forced out of their homes. In turn, they may only find a home in a similar degraded neighbourhood with low access to green infrastructure.</w:t>
-      </w:r>
-    </w:p>
-    <w:p>
-      <w:pPr>
-        <w:spacing w:before="0" w:after="60" w:line="288" w:lineRule="auto"/>
-        <w:ind w:left="40"/>
-        <w:snapToGrid w:val="0"/>
-        <w:pBdr>
-          <w:top w:val="single" w:sz="4" w:space="2" w:color="C99B4E"/>
-          <w:left w:val="single" w:sz="4" w:space="2" w:color="C99B4E"/>
-          <w:bottom w:val="single" w:sz="4" w:space="2" w:color="C99B4E"/>
-          <w:right w:val="single" w:sz="4" w:space="2" w:color="C99B4E"/>
-        </w:pBdr>
-        <w:shd w:val="clear" w:color="auto" w:fill="FFF8E1"/>
-      </w:pPr>
-      <w:r>
-        <w:rPr>
-          <w:rFonts w:ascii="맑은 고딕" w:hAnsi="맑은 고딕" w:eastAsia="맑은 고딕"/>
-          <w:b w:val="0"/>
-          <w:sz w:val="17"/>
-          <w:u w:val="none"/>
-        </w:rPr>
-        <w:t xml:space="preserve">Although green projects are </w:t>
-      </w:r>
-      <w:r>
-        <w:rPr>
-          <w:rFonts w:ascii="맑은 고딕" w:hAnsi="맑은 고딕" w:eastAsia="맑은 고딕"/>
-          <w:b w:val="0"/>
-          <w:sz w:val="17"/>
-          <w:u w:val="single"/>
-        </w:rPr>
-        <w:t xml:space="preserve">   (A)   </w:t>
-      </w:r>
-      <w:r>
-        <w:rPr>
-          <w:rFonts w:ascii="맑은 고딕" w:hAnsi="맑은 고딕" w:eastAsia="맑은 고딕"/>
-          <w:b w:val="0"/>
-          <w:sz w:val="17"/>
-          <w:u w:val="none"/>
-        </w:rPr>
-        <w:t xml:space="preserve"> to benefit poor residents, the resulting rise in rents can </w:t>
-      </w:r>
-      <w:r>
-        <w:rPr>
-          <w:rFonts w:ascii="맑은 고딕" w:hAnsi="맑은 고딕" w:eastAsia="맑은 고딕"/>
-          <w:b w:val="0"/>
-          <w:sz w:val="17"/>
-          <w:u w:val="single"/>
-        </w:rPr>
-        <w:t xml:space="preserve">   (B)   </w:t>
-      </w:r>
-      <w:r>
-        <w:rPr>
-          <w:rFonts w:ascii="맑은 고딕" w:hAnsi="맑은 고딕" w:eastAsia="맑은 고딕"/>
-          <w:b w:val="0"/>
-          <w:sz w:val="17"/>
-          <w:u w:val="none"/>
-        </w:rPr>
-        <w:t xml:space="preserve"> them, so that they end up </w:t>
-      </w:r>
-      <w:r>
-        <w:rPr>
-          <w:rFonts w:ascii="맑은 고딕" w:hAnsi="맑은 고딕" w:eastAsia="맑은 고딕"/>
-          <w:b w:val="0"/>
-          <w:sz w:val="17"/>
-          <w:u w:val="single"/>
-        </w:rPr>
-        <w:t xml:space="preserve">   (C)   </w:t>
-      </w:r>
-      <w:r>
-        <w:rPr>
-          <w:rFonts w:ascii="맑은 고딕" w:hAnsi="맑은 고딕" w:eastAsia="맑은 고딕"/>
-          <w:b w:val="0"/>
-          <w:sz w:val="17"/>
-          <w:u w:val="none"/>
-        </w:rPr>
-        <w:t xml:space="preserve"> in another area with little green space.</w:t>
-      </w:r>
-    </w:p>
-    <w:p>
-      <w:pPr>
-        <w:spacing w:before="0" w:after="60" w:line="288" w:lineRule="auto"/>
-        <w:ind w:left="40"/>
-        <w:snapToGrid w:val="0"/>
-        <w:pBdr>
-          <w:top w:val="single" w:sz="4" w:space="2" w:color="9B6BD0"/>
-          <w:left w:val="single" w:sz="4" w:space="2" w:color="9B6BD0"/>
-          <w:bottom w:val="single" w:sz="4" w:space="2" w:color="9B6BD0"/>
-          <w:right w:val="single" w:sz="4" w:space="2" w:color="9B6BD0"/>
-        </w:pBdr>
-        <w:shd w:val="clear" w:color="auto" w:fill="FAF5FF"/>
-      </w:pPr>
-      <w:r>
-        <w:rPr>
-          <w:rFonts w:ascii="맑은 고딕" w:hAnsi="맑은 고딕" w:eastAsia="맑은 고딕"/>
-          <w:b/>
-          <w:sz w:val="17"/>
-          <w:u w:val="none"/>
-        </w:rPr>
-        <w:t>&lt;보 기&gt;</w:t>
-      </w:r>
-      <w:r>
-        <w:rPr>
-          <w:rFonts w:ascii="맑은 고딕" w:hAnsi="맑은 고딕" w:eastAsia="맑은 고딕"/>
-          <w:b w:val="0"/>
-          <w:sz w:val="17"/>
-          <w:u w:val="none"/>
-        </w:rPr>
-        <w:t xml:space="preserve"> mean  /  attract  /  settle  /  improve  /  rise  /  displace  /  leave  /  degrade  /  desire  /  solve  /  afford  /  increase</w:t>
-      </w:r>
-    </w:p>
-    <w:p>
-      <w:pPr>
-        <w:spacing w:before="0" w:after="40" w:line="360" w:lineRule="auto"/>
-        <w:snapToGrid w:val="0"/>
-      </w:pPr>
-      <w:r>
-        <w:rPr>
-          <w:rFonts w:ascii="맑은 고딕" w:hAnsi="맑은 고딕" w:eastAsia="맑은 고딕"/>
-          <w:b w:val="0"/>
-          <w:sz w:val="17"/>
-          <w:u w:val="none"/>
-        </w:rPr>
-        <w:t>(A)    (B)    (C)</w:t>
-      </w:r>
-    </w:p>
-    <w:p>
-      <w:pPr>
-        <w:keepNext/>
-        <w:spacing w:before="80" w:after="40" w:line="276" w:lineRule="auto"/>
-        <w:snapToGrid w:val="0"/>
-        <w:shd w:val="clear" w:color="auto" w:fill="6B21A8"/>
-      </w:pPr>
-      <w:r>
-        <w:rPr>
-          <w:rFonts w:ascii="맑은 고딕" w:hAnsi="맑은 고딕" w:eastAsia="맑은 고딕"/>
-          <w:b/>
-          <w:color w:val="FFFFFF"/>
-          <w:sz w:val="17"/>
-          <w:u w:val="none"/>
-        </w:rPr>
-        <w:t>[지문 구조]  ※ 앞 문항을 모두 푼 뒤에 풀 것</w:t>
-      </w:r>
-    </w:p>
-    <w:p>
-      <w:pPr>
-        <w:keepNext/>
-        <w:spacing w:before="80" w:after="20" w:line="276" w:lineRule="auto"/>
-        <w:snapToGrid w:val="0"/>
-      </w:pPr>
-      <w:r>
-        <w:rPr>
-          <w:rFonts w:ascii="맑은 고딕" w:hAnsi="맑은 고딕" w:eastAsia="맑은 고딕"/>
-          <w:b/>
-          <w:sz w:val="17"/>
-          <w:u w:val="none"/>
-        </w:rPr>
-        <w:t>21-8.</w:t>
-      </w:r>
-      <w:r>
-        <w:rPr>
-          <w:rFonts w:ascii="맑은 고딕" w:hAnsi="맑은 고딕" w:eastAsia="맑은 고딕"/>
-          <w:b w:val="0"/>
-          <w:sz w:val="17"/>
-          <w:u w:val="none"/>
-        </w:rPr>
-        <w:t xml:space="preserve"> 주어진 글 다음에 이어질 글의 순서로 가장 적절한 것은? [2.7점]</w:t>
-      </w:r>
-    </w:p>
-    <w:p>
-      <w:pPr>
-        <w:spacing w:before="0" w:after="60" w:line="288" w:lineRule="auto"/>
-        <w:ind w:left="40"/>
-        <w:snapToGrid w:val="0"/>
-        <w:pBdr>
-          <w:top w:val="single" w:sz="4" w:space="2" w:color="C99B4E"/>
-          <w:left w:val="single" w:sz="4" w:space="2" w:color="C99B4E"/>
-          <w:bottom w:val="single" w:sz="4" w:space="2" w:color="C99B4E"/>
-          <w:right w:val="single" w:sz="4" w:space="2" w:color="C99B4E"/>
-        </w:pBdr>
-        <w:shd w:val="clear" w:color="auto" w:fill="FFF8E1"/>
-      </w:pPr>
-      <w:r>
-        <w:rPr>
-          <w:rFonts w:ascii="맑은 고딕" w:hAnsi="맑은 고딕" w:eastAsia="맑은 고딕"/>
-          <w:b w:val="0"/>
-          <w:sz w:val="17"/>
-          <w:u w:val="none"/>
-        </w:rPr>
-        <w:t>Currently, urban regeneration projects in degraded areas have been promoted as improving the wellbeing of residents and solving environmental injustice problems. However, such environmental improvements in ethnic communities and/or low‑income households can create an urban green space paradox.</w:t>
-      </w:r>
-    </w:p>
-    <w:p>
-      <w:pPr>
-        <w:spacing w:before="0" w:after="0" w:line="288" w:lineRule="auto"/>
-        <w:ind w:left="40"/>
-        <w:snapToGrid w:val="0"/>
-        <w:pBdr>
-          <w:top w:val="single" w:sz="4" w:space="2" w:color="999999"/>
-          <w:left w:val="single" w:sz="4" w:space="2" w:color="999999"/>
-          <w:bottom w:val="single" w:sz="4" w:space="2" w:color="999999"/>
-          <w:right w:val="single" w:sz="4" w:space="2" w:color="999999"/>
-        </w:pBdr>
-        <w:shd w:val="clear" w:color="auto" w:fill="F6F3EA"/>
-      </w:pPr>
-      <w:r>
-        <w:rPr>
-          <w:rFonts w:ascii="맑은 고딕" w:hAnsi="맑은 고딕" w:eastAsia="맑은 고딕"/>
-          <w:b w:val="0"/>
-          <w:sz w:val="17"/>
-          <w:u w:val="none"/>
-        </w:rPr>
-        <w:t>(A) This results in the poor neighbourhood’s residents being pushed out — the very people who were intended to benefit from the ecosystem services provided by the new green space.</w:t>
-      </w:r>
-    </w:p>
-    <w:p>
-      <w:pPr>
-        <w:spacing w:before="0" w:after="0" w:line="288" w:lineRule="auto"/>
-        <w:ind w:left="40"/>
-        <w:snapToGrid w:val="0"/>
-        <w:pBdr>
-          <w:top w:val="single" w:sz="4" w:space="2" w:color="999999"/>
-          <w:left w:val="single" w:sz="4" w:space="2" w:color="999999"/>
-          <w:bottom w:val="single" w:sz="4" w:space="2" w:color="999999"/>
-          <w:right w:val="single" w:sz="4" w:space="2" w:color="999999"/>
-        </w:pBdr>
-        <w:shd w:val="clear" w:color="auto" w:fill="F6F3EA"/>
-      </w:pPr>
-      <w:r>
-        <w:rPr>
-          <w:rFonts w:ascii="맑은 고딕" w:hAnsi="맑은 고딕" w:eastAsia="맑은 고딕"/>
-          <w:b w:val="0"/>
-          <w:sz w:val="17"/>
-          <w:u w:val="none"/>
-        </w:rPr>
-        <w:t>(B) The creation of new, high‑quality green spaces can increase attractiveness, making these neighbourhoods more desirable. By contrast, the cost of housing can rise, and residents may not be able to afford the rent.</w:t>
-      </w:r>
-    </w:p>
-    <w:p>
-      <w:pPr>
-        <w:spacing w:before="0" w:after="60" w:line="288" w:lineRule="auto"/>
-        <w:ind w:left="40"/>
-        <w:snapToGrid w:val="0"/>
-        <w:pBdr>
-          <w:top w:val="single" w:sz="4" w:space="2" w:color="999999"/>
-          <w:left w:val="single" w:sz="4" w:space="2" w:color="999999"/>
-          <w:bottom w:val="single" w:sz="4" w:space="2" w:color="999999"/>
-          <w:right w:val="single" w:sz="4" w:space="2" w:color="999999"/>
-        </w:pBdr>
-        <w:shd w:val="clear" w:color="auto" w:fill="F6F3EA"/>
-      </w:pPr>
-      <w:r>
-        <w:rPr>
-          <w:rFonts w:ascii="맑은 고딕" w:hAnsi="맑은 고딕" w:eastAsia="맑은 고딕"/>
-          <w:b w:val="0"/>
-          <w:sz w:val="17"/>
-          <w:u w:val="none"/>
-        </w:rPr>
-        <w:t>(C) In turn, the residents may only be able to afford to live in a similar degraded neighbourhood to the one they left, with low access to green infrastructure.</w:t>
+        <w:t>⑤ (C) – (B) – (A)</w:t>
       </w:r>
     </w:p>
     <w:p>
@@ -3584,7 +4237,7 @@
           <w:sz w:val="15"/>
           <w:u w:val="none"/>
         </w:rPr>
-        <w:t xml:space="preserve"> 정답 ①</w:t>
+        <w:t xml:space="preserve"> 정답 ④ — (a) ○ (b) ○ (c) ✕ (d) ✕ (e) ✕</w:t>
       </w:r>
     </w:p>
     <w:p>
@@ -3609,7 +4262,7 @@
           <w:sz w:val="15"/>
           <w:u w:val="none"/>
         </w:rPr>
-        <w:t xml:space="preserve"> 정답 ①</w:t>
+        <w:t xml:space="preserve"> 정답 ② — ⓑ has → have / ⓔ which → who / ⓕ providing → provided</w:t>
       </w:r>
     </w:p>
     <w:p>
@@ -3634,7 +4287,7 @@
           <w:sz w:val="15"/>
           <w:u w:val="none"/>
         </w:rPr>
-        <w:t xml:space="preserve"> 정답 ④</w:t>
+        <w:t xml:space="preserve"> 정답 ③ — fall → rise</w:t>
       </w:r>
     </w:p>
     <w:p>
@@ -3659,7 +4312,7 @@
           <w:sz w:val="15"/>
           <w:u w:val="none"/>
         </w:rPr>
-        <w:t xml:space="preserve"> 정답 ④ (retention → displacement)</w:t>
+        <w:t xml:space="preserve"> 정답 ④</w:t>
       </w:r>
     </w:p>
     <w:p>
@@ -3684,7 +4337,7 @@
           <w:sz w:val="15"/>
           <w:u w:val="none"/>
         </w:rPr>
-        <w:t xml:space="preserve"> 정답 ① — (A) ○ (B) ○ (C) ✕ (D) ✕</w:t>
+        <w:t xml:space="preserve"> 정답 ③</w:t>
       </w:r>
     </w:p>
     <w:p>
@@ -3709,7 +4362,7 @@
           <w:sz w:val="15"/>
           <w:u w:val="none"/>
         </w:rPr>
-        <w:t xml:space="preserve"> 정답 ④</w:t>
+        <w:t xml:space="preserve"> 정답 ③</w:t>
       </w:r>
     </w:p>
     <w:p>
@@ -3734,7 +4387,7 @@
           <w:sz w:val="15"/>
           <w:u w:val="none"/>
         </w:rPr>
-        <w:t xml:space="preserve"> 정답 ④</w:t>
+        <w:t xml:space="preserve"> 정답 ③</w:t>
       </w:r>
     </w:p>
     <w:p>
@@ -3759,7 +4412,7 @@
           <w:sz w:val="15"/>
           <w:u w:val="none"/>
         </w:rPr>
-        <w:t xml:space="preserve"> it impossible for residents to afford the rent</w:t>
+        <w:t xml:space="preserve"> (1) attractive  (2) displacing  (3) affordability</w:t>
       </w:r>
     </w:p>
     <w:p>
@@ -3784,7 +4437,7 @@
           <w:sz w:val="15"/>
           <w:u w:val="none"/>
         </w:rPr>
-        <w:t xml:space="preserve"> (A) meant   (B) displace   (C) settling</w:t>
+        <w:t xml:space="preserve"> The exclusion or displacement of the poor neighbourhood’s residents results from rising housing costs.</w:t>
       </w:r>
     </w:p>
     <w:p>
@@ -3850,7 +4503,7 @@
           <w:sz w:val="14"/>
           <w:u w:val="none"/>
         </w:rPr>
-        <w:t xml:space="preserve"> '혜택 대상(주민) → 오히려 피해자'라는 역설을 2단계로 환언한 ①이 정답(원문: create an urban green space paradox). </w:t>
+        <w:t xml:space="preserve"> </w:t>
       </w:r>
       <w:r>
         <w:rPr>
@@ -3859,7 +4512,7 @@
           <w:sz w:val="14"/>
           <w:u w:val="none"/>
         </w:rPr>
-        <w:t>② [조건 반전]</w:t>
+        <w:t>(c) [어법 함정]</w:t>
       </w:r>
       <w:r>
         <w:rPr>
@@ -3868,79 +4521,25 @@
           <w:sz w:val="14"/>
           <w:u w:val="none"/>
         </w:rPr>
-        <w:t xml:space="preserve"> 본문은 매력이 </w:t>
+        <w:t xml:space="preserve"> ‘서비스가 혜택을 준다’는 해석에 끌리지만 수식 대상 services는 녹지에 의해 ‘제공되는’ 것. </w:t>
+      </w:r>
+      <w:r>
+        <w:rPr>
+          <w:rFonts w:ascii="맑은 고딕" w:hAnsi="맑은 고딕" w:eastAsia="맑은 고딕"/>
+          <w:b/>
+          <w:sz w:val="14"/>
+          <w:u w:val="none"/>
+        </w:rPr>
+        <w:t>(e) [과잉 일반화]</w:t>
       </w:r>
       <w:r>
         <w:rPr>
           <w:rFonts w:ascii="맑은 고딕" w:hAnsi="맑은 고딕" w:eastAsia="맑은 고딕"/>
           <w:b w:val="0"/>
           <w:sz w:val="14"/>
-          <w:u w:val="single"/>
-        </w:rPr>
-        <w:t>증가한다</w:t>
-      </w:r>
-      <w:r>
-        <w:rPr>
-          <w:rFonts w:ascii="맑은 고딕" w:hAnsi="맑은 고딕" w:eastAsia="맑은 고딕"/>
-          <w:b w:val="0"/>
-          <w:sz w:val="14"/>
-          <w:u w:val="none"/>
-        </w:rPr>
-        <w:t xml:space="preserve">고 했다 — 매력이 안 오르는 게 아니라 올라서 문제. </w:t>
-      </w:r>
-      <w:r>
-        <w:rPr>
-          <w:rFonts w:ascii="맑은 고딕" w:hAnsi="맑은 고딕" w:eastAsia="맑은 고딕"/>
-          <w:b/>
-          <w:sz w:val="14"/>
-          <w:u w:val="none"/>
-        </w:rPr>
-        <w:t>③ [정도 조작]</w:t>
-      </w:r>
-      <w:r>
-        <w:rPr>
-          <w:rFonts w:ascii="맑은 고딕" w:hAnsi="맑은 고딕" w:eastAsia="맑은 고딕"/>
-          <w:b w:val="0"/>
-          <w:sz w:val="14"/>
-          <w:u w:val="none"/>
-        </w:rPr>
-        <w:t xml:space="preserve"> 주민은 '느리게' 혜택을 받는 것이 아니라 아예 밀려난다. </w:t>
-      </w:r>
-      <w:r>
-        <w:rPr>
-          <w:rFonts w:ascii="맑은 고딕" w:hAnsi="맑은 고딕" w:eastAsia="맑은 고딕"/>
-          <w:b/>
-          <w:sz w:val="14"/>
-          <w:u w:val="none"/>
-        </w:rPr>
-        <w:t>④ [인접 개념 치환]</w:t>
-      </w:r>
-      <w:r>
-        <w:rPr>
-          <w:rFonts w:ascii="맑은 고딕" w:hAnsi="맑은 고딕" w:eastAsia="맑은 고딕"/>
-          <w:b w:val="0"/>
-          <w:sz w:val="14"/>
-          <w:u w:val="none"/>
-        </w:rPr>
-        <w:t xml:space="preserve"> 주거 문제를 다루지만 '공공 자금 이동'은 언급 없음. </w:t>
-      </w:r>
-      <w:r>
-        <w:rPr>
-          <w:rFonts w:ascii="맑은 고딕" w:hAnsi="맑은 고딕" w:eastAsia="맑은 고딕"/>
-          <w:b/>
-          <w:sz w:val="14"/>
-          <w:u w:val="none"/>
-        </w:rPr>
-        <w:t>⑤ [인과 조작]</w:t>
-      </w:r>
-      <w:r>
-        <w:rPr>
-          <w:rFonts w:ascii="맑은 고딕" w:hAnsi="맑은 고딕" w:eastAsia="맑은 고딕"/>
-          <w:b w:val="0"/>
-          <w:sz w:val="14"/>
-          <w:u w:val="none"/>
-        </w:rPr>
-        <w:t xml:space="preserve"> 오르는 것은 유지비가 아니라 주거비, 결과도 지지 상실이 아니라 주민 퇴거.</w:t>
+          <w:u w:val="none"/>
+        </w:rPr>
+        <w:t xml:space="preserve"> 문제 제기를 ‘반대 주장’으로 바꾼 진술 — ⑤를 고르면 여기에 걸린 것.</w:t>
       </w:r>
     </w:p>
     <w:p>
@@ -3965,7 +4564,7 @@
           <w:sz w:val="14"/>
           <w:u w:val="none"/>
         </w:rPr>
-        <w:t xml:space="preserve"> (A) forced out → drive out, intended to benefit → intended beneficiaries / (B) attractiveness·desirable → local appeal(상위어 환언). </w:t>
+        <w:t xml:space="preserve"> </w:t>
       </w:r>
       <w:r>
         <w:rPr>
@@ -3974,7 +4573,7 @@
           <w:sz w:val="14"/>
           <w:u w:val="none"/>
         </w:rPr>
-        <w:t>② [한 끗]</w:t>
+        <w:t>ⓑ [수일치 함정]</w:t>
       </w:r>
       <w:r>
         <w:rPr>
@@ -3983,7 +4582,7 @@
           <w:sz w:val="14"/>
           <w:u w:val="none"/>
         </w:rPr>
-        <w:t xml:space="preserve"> (A)는 맞지만 임대료 상승의 원인은 자금 감소가 아니다. </w:t>
+        <w:t xml:space="preserve"> 주어 앞에 단수처럼 보이는 urban regeneration이 있어 has가 자연스러워 보이지만, 핵심 주어는 projects(복수). </w:t>
       </w:r>
       <w:r>
         <w:rPr>
@@ -3992,7 +4591,7 @@
           <w:sz w:val="14"/>
           <w:u w:val="none"/>
         </w:rPr>
-        <w:t>③ [한 끗]</w:t>
+        <w:t>ⓓ [decoy]</w:t>
       </w:r>
       <w:r>
         <w:rPr>
@@ -4001,43 +4600,7 @@
           <w:sz w:val="14"/>
           <w:u w:val="none"/>
         </w:rPr>
-        <w:t xml:space="preserve"> (B)는 맞지만 (A)가 반대 — 지역은 더 탐나게 된다. </w:t>
-      </w:r>
-      <w:r>
-        <w:rPr>
-          <w:rFonts w:ascii="맑은 고딕" w:hAnsi="맑은 고딕" w:eastAsia="맑은 고딕"/>
-          <w:b/>
-          <w:sz w:val="14"/>
-          <w:u w:val="none"/>
-        </w:rPr>
-        <w:t>④</w:t>
-      </w:r>
-      <w:r>
-        <w:rPr>
-          <w:rFonts w:ascii="맑은 고딕" w:hAnsi="맑은 고딕" w:eastAsia="맑은 고딕"/>
-          <w:b w:val="0"/>
-          <w:sz w:val="14"/>
-          <w:u w:val="none"/>
-        </w:rPr>
-        <w:t xml:space="preserve"> 환경은 개선된다. 인구 증가는 언급 없음. </w:t>
-      </w:r>
-      <w:r>
-        <w:rPr>
-          <w:rFonts w:ascii="맑은 고딕" w:hAnsi="맑은 고딕" w:eastAsia="맑은 고딕"/>
-          <w:b/>
-          <w:sz w:val="14"/>
-          <w:u w:val="none"/>
-        </w:rPr>
-        <w:t>⑤ [인접 개념]</w:t>
-      </w:r>
-      <w:r>
-        <w:rPr>
-          <w:rFonts w:ascii="맑은 고딕" w:hAnsi="맑은 고딕" w:eastAsia="맑은 고딕"/>
-          <w:b w:val="0"/>
-          <w:sz w:val="14"/>
-          <w:u w:val="none"/>
-        </w:rPr>
-        <w:t xml:space="preserve"> 주거비 상승을 '주택 부족'으로 바꿔치기.</w:t>
+        <w:t xml:space="preserve"> making을 made로 고치면 틀린다. ①은 ⓕ를 놓친 선지.</w:t>
       </w:r>
     </w:p>
     <w:p>
@@ -4071,7 +4634,7 @@
           <w:sz w:val="14"/>
           <w:u w:val="none"/>
         </w:rPr>
-        <w:t>④ [원인 귀속 치환]</w:t>
+        <w:t>③ [방향 반의어]</w:t>
       </w:r>
       <w:r>
         <w:rPr>
@@ -4080,79 +4643,25 @@
           <w:sz w:val="14"/>
           <w:u w:val="none"/>
         </w:rPr>
-        <w:t xml:space="preserve"> 상인들이 떠나는 원인은 Landlords … raise rents → unable to renew their leases, 즉 임대료 인상이다. customers are few는 떠나기 </w:t>
+        <w:t xml:space="preserve"> fall이면 임대료를 감당하지 못할 이유가 사라진다. </w:t>
+      </w:r>
+      <w:r>
+        <w:rPr>
+          <w:rFonts w:ascii="맑은 고딕" w:hAnsi="맑은 고딕" w:eastAsia="맑은 고딕"/>
+          <w:b/>
+          <w:sz w:val="14"/>
+          <w:u w:val="none"/>
+        </w:rPr>
+        <w:t>⑤ [함정]</w:t>
       </w:r>
       <w:r>
         <w:rPr>
           <w:rFonts w:ascii="맑은 고딕" w:hAnsi="맑은 고딕" w:eastAsia="맑은 고딕"/>
           <w:b w:val="0"/>
           <w:sz w:val="14"/>
-          <w:u w:val="single"/>
-        </w:rPr>
-        <w:t>전</w:t>
-      </w:r>
-      <w:r>
-        <w:rPr>
-          <w:rFonts w:ascii="맑은 고딕" w:hAnsi="맑은 고딕" w:eastAsia="맑은 고딕"/>
-          <w:b w:val="0"/>
-          <w:sz w:val="14"/>
-          <w:u w:val="none"/>
-        </w:rPr>
-        <w:t xml:space="preserve">의 원인이 아니라 옮겨 간 </w:t>
-      </w:r>
-      <w:r>
-        <w:rPr>
-          <w:rFonts w:ascii="맑은 고딕" w:hAnsi="맑은 고딕" w:eastAsia="맑은 고딕"/>
-          <w:b w:val="0"/>
-          <w:sz w:val="14"/>
-          <w:u w:val="single"/>
-        </w:rPr>
-        <w:t>뒤</w:t>
-      </w:r>
-      <w:r>
-        <w:rPr>
-          <w:rFonts w:ascii="맑은 고딕" w:hAnsi="맑은 고딕" w:eastAsia="맑은 고딕"/>
-          <w:b w:val="0"/>
-          <w:sz w:val="14"/>
-          <w:u w:val="none"/>
-        </w:rPr>
-        <w:t xml:space="preserve"> 지역의 상황 — 역 주변은 오히려 사람이 몰린다. </w:t>
-      </w:r>
-      <w:r>
-        <w:rPr>
-          <w:rFonts w:ascii="맑은 고딕" w:hAnsi="맑은 고딕" w:eastAsia="맑은 고딕"/>
-          <w:b/>
-          <w:sz w:val="14"/>
-          <w:u w:val="none"/>
-        </w:rPr>
-        <w:t>⑤ [한 끗]</w:t>
-      </w:r>
-      <w:r>
-        <w:rPr>
-          <w:rFonts w:ascii="맑은 고딕" w:hAnsi="맑은 고딕" w:eastAsia="맑은 고딕"/>
-          <w:b w:val="0"/>
-          <w:sz w:val="14"/>
-          <w:u w:val="none"/>
-        </w:rPr>
-        <w:t xml:space="preserve"> [A] low access to green infrastructure, [B] farther from the line으로 둘 다 성립하므로 적절. </w:t>
-      </w:r>
-      <w:r>
-        <w:rPr>
-          <w:rFonts w:ascii="맑은 고딕" w:hAnsi="맑은 고딕" w:eastAsia="맑은 고딕"/>
-          <w:b/>
-          <w:sz w:val="14"/>
-          <w:u w:val="none"/>
-        </w:rPr>
-        <w:t>③ [한 끗]</w:t>
-      </w:r>
-      <w:r>
-        <w:rPr>
-          <w:rFonts w:ascii="맑은 고딕" w:hAnsi="맑은 고딕" w:eastAsia="맑은 고딕"/>
-          <w:b w:val="0"/>
-          <w:sz w:val="14"/>
-          <w:u w:val="none"/>
-        </w:rPr>
-        <w:t xml:space="preserve"> [A] Unable to afford the rent, [B] raise rents로 성립.</w:t>
+          <w:u w:val="none"/>
+        </w:rPr>
+        <w:t xml:space="preserve"> low access는 ‘나쁜 결과’라 바꾸고 싶지만 원래 살던 곳과 비슷한 낙후 지역이므로 맞다.</w:t>
       </w:r>
     </w:p>
     <w:p>
@@ -4177,7 +4686,7 @@
           <w:sz w:val="14"/>
           <w:u w:val="none"/>
         </w:rPr>
-        <w:t xml:space="preserve"> exclusion(배제)과 or로 나란히 놓이고 뒤에서 '떠났다'고 했으므로 '퇴거·내몰림'의 </w:t>
+        <w:t xml:space="preserve"> </w:t>
       </w:r>
       <w:r>
         <w:rPr>
@@ -4186,7 +4695,7 @@
           <w:sz w:val="14"/>
           <w:u w:val="none"/>
         </w:rPr>
-        <w:t>displacement</w:t>
+        <w:t>④ [결과 역전]</w:t>
       </w:r>
       <w:r>
         <w:rPr>
@@ -4195,7 +4704,7 @@
           <w:sz w:val="14"/>
           <w:u w:val="none"/>
         </w:rPr>
-        <w:t xml:space="preserve">가 와야 한다. retention은 '그대로 머물게 함'으로 정반대. </w:t>
+        <w:t xml:space="preserve"> with low access to green infrastructure를 반대로. </w:t>
       </w:r>
       <w:r>
         <w:rPr>
@@ -4204,7 +4713,7 @@
           <w:sz w:val="14"/>
           <w:u w:val="none"/>
         </w:rPr>
-        <w:t>③ [한 끗 함정]</w:t>
+        <w:t>⑤ [한 끗 정답지]</w:t>
       </w:r>
       <w:r>
         <w:rPr>
@@ -4213,43 +4722,7 @@
           <w:sz w:val="14"/>
           <w:u w:val="none"/>
         </w:rPr>
-        <w:t xml:space="preserve"> By contrast 바로 뒤라 fall로 바꾸고 싶어지지만, 대조되는 것은 '긍정적 효과(매력↑)' 대 '부정적 결과(주거비↑)'이므로 rise가 맞다. </w:t>
-      </w:r>
-      <w:r>
-        <w:rPr>
-          <w:rFonts w:ascii="맑은 고딕" w:hAnsi="맑은 고딕" w:eastAsia="맑은 고딕"/>
-          <w:b/>
-          <w:sz w:val="14"/>
-          <w:u w:val="none"/>
-        </w:rPr>
-        <w:t>⑤ [한 끗 함정]</w:t>
-      </w:r>
-      <w:r>
-        <w:rPr>
-          <w:rFonts w:ascii="맑은 고딕" w:hAnsi="맑은 고딕" w:eastAsia="맑은 고딕"/>
-          <w:b w:val="0"/>
-          <w:sz w:val="14"/>
-          <w:u w:val="none"/>
-        </w:rPr>
-        <w:t xml:space="preserve"> 재생 사업 글이라 high를 기대하기 쉽지만, 옮겨 간 곳은 similar </w:t>
-      </w:r>
-      <w:r>
-        <w:rPr>
-          <w:rFonts w:ascii="맑은 고딕" w:hAnsi="맑은 고딕" w:eastAsia="맑은 고딕"/>
-          <w:b w:val="0"/>
-          <w:sz w:val="14"/>
-          <w:u w:val="single"/>
-        </w:rPr>
-        <w:t>degraded</w:t>
-      </w:r>
-      <w:r>
-        <w:rPr>
-          <w:rFonts w:ascii="맑은 고딕" w:hAnsi="맑은 고딕" w:eastAsia="맑은 고딕"/>
-          <w:b w:val="0"/>
-          <w:sz w:val="14"/>
-          <w:u w:val="none"/>
-        </w:rPr>
-        <w:t xml:space="preserve"> neighbourhood이므로 low가 맞다.</w:t>
+        <w:t xml:space="preserve"> who were intended to benefit from …의 환언 — 참.</w:t>
       </w:r>
     </w:p>
     <w:p>
@@ -4283,7 +4756,7 @@
           <w:sz w:val="14"/>
           <w:u w:val="none"/>
         </w:rPr>
-        <w:t>(A) ○</w:t>
+        <w:t>② [범위 왜곡]</w:t>
       </w:r>
       <w:r>
         <w:rPr>
@@ -4292,7 +4765,7 @@
           <w:sz w:val="14"/>
           <w:u w:val="none"/>
         </w:rPr>
-        <w:t xml:space="preserve"> 사업의 의도는 raise quality of life이고 주거비 상승은 paradox를 이루는 부작용. </w:t>
+        <w:t xml:space="preserve"> 역은 newcomers에게는 도움이 되었다. </w:t>
       </w:r>
       <w:r>
         <w:rPr>
@@ -4301,7 +4774,7 @@
           <w:sz w:val="14"/>
           <w:u w:val="none"/>
         </w:rPr>
-        <w:t>(B) ○</w:t>
+        <w:t>④ [과잉 결론]</w:t>
       </w:r>
       <w:r>
         <w:rPr>
@@ -4310,7 +4783,7 @@
           <w:sz w:val="14"/>
           <w:u w:val="none"/>
         </w:rPr>
-        <w:t xml:space="preserve"> 콤마 뒤에서 앞 절 전체를 받는 계속적 용법 which. what은 선행사를 포함하므로 앞 절을 받을 수 없다. </w:t>
+        <w:t xml:space="preserve"> 두 글 모두 결과를 보여 줄 뿐 중단을 주장하지 않는다. </w:t>
       </w:r>
       <w:r>
         <w:rPr>
@@ -4319,7 +4792,7 @@
           <w:sz w:val="14"/>
           <w:u w:val="none"/>
         </w:rPr>
-        <w:t>(C) ✕ [의미 역전]</w:t>
+        <w:t>⑤ [사실 역전]</w:t>
       </w:r>
       <w:r>
         <w:rPr>
@@ -4328,25 +4801,7 @@
           <w:sz w:val="14"/>
           <w:u w:val="none"/>
         </w:rPr>
-        <w:t xml:space="preserve"> ⓑ는 대상 주민이 '배제·퇴거된다'는 뜻 — 제시문은 정반대로 '도움이 된다'. </w:t>
-      </w:r>
-      <w:r>
-        <w:rPr>
-          <w:rFonts w:ascii="맑은 고딕" w:hAnsi="맑은 고딕" w:eastAsia="맑은 고딕"/>
-          <w:b/>
-          <w:sz w:val="14"/>
-          <w:u w:val="none"/>
-        </w:rPr>
-        <w:t>(D) ✕</w:t>
-      </w:r>
-      <w:r>
-        <w:rPr>
-          <w:rFonts w:ascii="맑은 고딕" w:hAnsi="맑은 고딕" w:eastAsia="맑은 고딕"/>
-          <w:b w:val="0"/>
-          <w:sz w:val="14"/>
-          <w:u w:val="none"/>
-        </w:rPr>
-        <w:t xml:space="preserve"> 수혜자들이 혜택을 '빼앗긴' 상태(be deprived of)이므로 과거분사 deprived가 옳다. depriving은 뒤에 목적어가 필요. → ④는 (D)에 속았을 때, ②는 (C)의 역전을 놓쳤을 때 고르게 되는 선지.</w:t>
+        <w:t xml:space="preserve"> [A]는 비슷한 낙후 지역(low access).</w:t>
       </w:r>
     </w:p>
     <w:p>
@@ -4380,7 +4835,7 @@
           <w:sz w:val="14"/>
           <w:u w:val="none"/>
         </w:rPr>
-        <w:t>④ [대상 치환]</w:t>
+        <w:t>① [통념 함정]</w:t>
       </w:r>
       <w:r>
         <w:rPr>
@@ -4389,16 +4844,34 @@
           <w:sz w:val="14"/>
           <w:u w:val="none"/>
         </w:rPr>
-        <w:t xml:space="preserve"> 결과적으로 혜택을 누리게 되는 쪽과, 처음 </w:t>
+        <w:t xml:space="preserve"> 첫 문장(홍보 내용)만 읽으면 고르게 되는 선지 — However 뒤 반전을 놓친 것. </w:t>
+      </w:r>
+      <w:r>
+        <w:rPr>
+          <w:rFonts w:ascii="맑은 고딕" w:hAnsi="맑은 고딕" w:eastAsia="맑은 고딕"/>
+          <w:b/>
+          <w:sz w:val="14"/>
+          <w:u w:val="none"/>
+        </w:rPr>
+        <w:t>② [인과 역전]</w:t>
       </w:r>
       <w:r>
         <w:rPr>
           <w:rFonts w:ascii="맑은 고딕" w:hAnsi="맑은 고딕" w:eastAsia="맑은 고딕"/>
           <w:b w:val="0"/>
           <w:sz w:val="14"/>
-          <w:u w:val="single"/>
-        </w:rPr>
-        <w:t>의도한</w:t>
+          <w:u w:val="none"/>
+        </w:rPr>
+        <w:t xml:space="preserve"> 재생은 임대료를 ‘올린다’. </w:t>
+      </w:r>
+      <w:r>
+        <w:rPr>
+          <w:rFonts w:ascii="맑은 고딕" w:hAnsi="맑은 고딕" w:eastAsia="맑은 고딕"/>
+          <w:b/>
+          <w:sz w:val="14"/>
+          <w:u w:val="none"/>
+        </w:rPr>
+        <w:t>④</w:t>
       </w:r>
       <w:r>
         <w:rPr>
@@ -4407,61 +4880,7 @@
           <w:sz w:val="14"/>
           <w:u w:val="none"/>
         </w:rPr>
-        <w:t xml:space="preserve"> 대상을 뒤바꿨다. </w:t>
-      </w:r>
-      <w:r>
-        <w:rPr>
-          <w:rFonts w:ascii="맑은 고딕" w:hAnsi="맑은 고딕" w:eastAsia="맑은 고딕"/>
-          <w:b/>
-          <w:sz w:val="14"/>
-          <w:u w:val="none"/>
-        </w:rPr>
-        <w:t>① [한 끗]</w:t>
-      </w:r>
-      <w:r>
-        <w:rPr>
-          <w:rFonts w:ascii="맑은 고딕" w:hAnsi="맑은 고딕" w:eastAsia="맑은 고딕"/>
-          <w:b w:val="0"/>
-          <w:sz w:val="14"/>
-          <w:u w:val="none"/>
-        </w:rPr>
-        <w:t xml:space="preserve"> environmental injustice → unfair environmental conditions, solve → remedy로 환언한 일치 선지. </w:t>
-      </w:r>
-      <w:r>
-        <w:rPr>
-          <w:rFonts w:ascii="맑은 고딕" w:hAnsi="맑은 고딕" w:eastAsia="맑은 고딕"/>
-          <w:b/>
-          <w:sz w:val="14"/>
-          <w:u w:val="none"/>
-        </w:rPr>
-        <w:t>③ [한 끗]</w:t>
-      </w:r>
-      <w:r>
-        <w:rPr>
-          <w:rFonts w:ascii="맑은 고딕" w:hAnsi="맑은 고딕" w:eastAsia="맑은 고딕"/>
-          <w:b w:val="0"/>
-          <w:sz w:val="14"/>
-          <w:u w:val="none"/>
-        </w:rPr>
-        <w:t xml:space="preserve"> rises along with it → accompanied by. </w:t>
-      </w:r>
-      <w:r>
-        <w:rPr>
-          <w:rFonts w:ascii="맑은 고딕" w:hAnsi="맑은 고딕" w:eastAsia="맑은 고딕"/>
-          <w:b/>
-          <w:sz w:val="14"/>
-          <w:u w:val="none"/>
-        </w:rPr>
-        <w:t>⑤</w:t>
-      </w:r>
-      <w:r>
-        <w:rPr>
-          <w:rFonts w:ascii="맑은 고딕" w:hAnsi="맑은 고딕" w:eastAsia="맑은 고딕"/>
-          <w:b w:val="0"/>
-          <w:sz w:val="14"/>
-          <w:u w:val="none"/>
-        </w:rPr>
-        <w:t xml:space="preserve"> like the one they left / access … is low와 일치.</w:t>
+        <w:t xml:space="preserve"> 거부가 아니라 밀려남.</w:t>
       </w:r>
     </w:p>
     <w:p>
@@ -4495,7 +4914,7 @@
           <w:sz w:val="14"/>
           <w:u w:val="none"/>
         </w:rPr>
-        <w:t>④</w:t>
+        <w:t>③ [역전 + 절대어]</w:t>
       </w:r>
       <w:r>
         <w:rPr>
@@ -4504,43 +4923,25 @@
           <w:sz w:val="14"/>
           <w:u w:val="none"/>
         </w:rPr>
-        <w:t xml:space="preserve"> 주거비가 '오른다'는 사실만 있고 </w:t>
+        <w:t xml:space="preserve"> 가난한 사람들은 녹지가 ‘적은’ 곳으로 밀려난다. ‘언제나’로 단정해 그럴듯함까지 더한 오답. </w:t>
+      </w:r>
+      <w:r>
+        <w:rPr>
+          <w:rFonts w:ascii="맑은 고딕" w:hAnsi="맑은 고딕" w:eastAsia="맑은 고딕"/>
+          <w:b/>
+          <w:sz w:val="14"/>
+          <w:u w:val="none"/>
+        </w:rPr>
+        <w:t>②</w:t>
       </w:r>
       <w:r>
         <w:rPr>
           <w:rFonts w:ascii="맑은 고딕" w:hAnsi="맑은 고딕" w:eastAsia="맑은 고딕"/>
           <w:b w:val="0"/>
           <w:sz w:val="14"/>
-          <w:u w:val="single"/>
-        </w:rPr>
-        <w:t>걸리는 기간</w:t>
-      </w:r>
-      <w:r>
-        <w:rPr>
-          <w:rFonts w:ascii="맑은 고딕" w:hAnsi="맑은 고딕" w:eastAsia="맑은 고딕"/>
-          <w:b w:val="0"/>
-          <w:sz w:val="14"/>
-          <w:u w:val="none"/>
-        </w:rPr>
-        <w:t xml:space="preserve">은 없다. 본문 소재(rent·attractive)를 그대로 써서 답할 수 있어 보이게 만든 함정. </w:t>
-      </w:r>
-      <w:r>
-        <w:rPr>
-          <w:rFonts w:ascii="맑은 고딕" w:hAnsi="맑은 고딕" w:eastAsia="맑은 고딕"/>
-          <w:b/>
-          <w:sz w:val="14"/>
-          <w:u w:val="none"/>
-        </w:rPr>
-        <w:t>③ [한 끗]</w:t>
-      </w:r>
-      <w:r>
-        <w:rPr>
-          <w:rFonts w:ascii="맑은 고딕" w:hAnsi="맑은 고딕" w:eastAsia="맑은 고딕"/>
-          <w:b w:val="0"/>
-          <w:sz w:val="14"/>
-          <w:u w:val="none"/>
-        </w:rPr>
-        <w:t xml:space="preserve"> ④와 같은 소재지만 '어떻게 되는가'는 goes up으로 답할 수 있다.</w:t>
+          <w:u w:val="none"/>
+        </w:rPr>
+        <w:t xml:space="preserve"> 본문 밖 적용이지만 논지와 같은 방향이라 적절.</w:t>
       </w:r>
     </w:p>
     <w:p>
@@ -4565,25 +4966,7 @@
           <w:sz w:val="14"/>
           <w:u w:val="none"/>
         </w:rPr>
-        <w:t xml:space="preserve"> may not be able to → impossible로 부정 의미가 옮겨 가므로 </w:t>
-      </w:r>
-      <w:r>
-        <w:rPr>
-          <w:rFonts w:ascii="맑은 고딕" w:hAnsi="맑은 고딕" w:eastAsia="맑은 고딕"/>
-          <w:b w:val="0"/>
-          <w:sz w:val="14"/>
-          <w:u w:val="single"/>
-        </w:rPr>
-        <w:t>not을 다시 쓰면 안 된다</w:t>
-      </w:r>
-      <w:r>
-        <w:rPr>
-          <w:rFonts w:ascii="맑은 고딕" w:hAnsi="맑은 고딕" w:eastAsia="맑은 고딕"/>
-          <w:b w:val="0"/>
-          <w:sz w:val="14"/>
-          <w:u w:val="none"/>
-        </w:rPr>
-        <w:t>(impossible … not to afford ✕). 의미상 주어는 for + 목적격(of residents ✕ — of는 사람의 성질 형용사일 때만). it을 빼고 make impossible for … 로 쓰면 가목적어 누락으로 감점. [채점] 가목적어 it 1점 · 의미상 주어 1점 · to부정사구 1점.</w:t>
+        <w:t xml:space="preserve"> (1) attractiveness ✕(명사 — make O 형용사). (2) displacement ✕ / displaced ✕ — 앞 절의 결과를 잇는 능동 분사. (3) afford ✕ — 정관사 the 뒤 명사. [채점] 각 1점, 철자 오류 0점.</w:t>
       </w:r>
     </w:p>
     <w:p>
@@ -4617,7 +5000,7 @@
           <w:sz w:val="14"/>
           <w:u w:val="none"/>
         </w:rPr>
-        <w:t>(A)</w:t>
+        <w:t>result → results</w:t>
       </w:r>
       <w:r>
         <w:rPr>
@@ -4626,7 +5009,7 @@
           <w:sz w:val="14"/>
           <w:u w:val="none"/>
         </w:rPr>
-        <w:t xml:space="preserve"> be supposed to → be </w:t>
+        <w:t xml:space="preserve">: 주어는 The exclusion or displacement(A or B는 가까운 쪽 단수). </w:t>
       </w:r>
       <w:r>
         <w:rPr>
@@ -4635,7 +5018,7 @@
           <w:sz w:val="14"/>
           <w:u w:val="none"/>
         </w:rPr>
-        <w:t>meant</w:t>
+        <w:t>results in</w:t>
       </w:r>
       <w:r>
         <w:rPr>
@@ -4644,79 +5027,7 @@
           <w:sz w:val="14"/>
           <w:u w:val="none"/>
         </w:rPr>
-        <w:t xml:space="preserve"> to(~하도록 의도되다). 불규칙 과거분사 mean–meant–meant, meaned ✕. </w:t>
-      </w:r>
-      <w:r>
-        <w:rPr>
-          <w:rFonts w:ascii="맑은 고딕" w:hAnsi="맑은 고딕" w:eastAsia="맑은 고딕"/>
-          <w:b/>
-          <w:sz w:val="14"/>
-          <w:u w:val="none"/>
-        </w:rPr>
-        <w:t>(B)</w:t>
-      </w:r>
-      <w:r>
-        <w:rPr>
-          <w:rFonts w:ascii="맑은 고딕" w:hAnsi="맑은 고딕" w:eastAsia="맑은 고딕"/>
-          <w:b w:val="0"/>
-          <w:sz w:val="14"/>
-          <w:u w:val="none"/>
-        </w:rPr>
-        <w:t xml:space="preserve"> 조동사 can 뒤 원형 </w:t>
-      </w:r>
-      <w:r>
-        <w:rPr>
-          <w:rFonts w:ascii="맑은 고딕" w:hAnsi="맑은 고딕" w:eastAsia="맑은 고딕"/>
-          <w:b/>
-          <w:sz w:val="14"/>
-          <w:u w:val="none"/>
-        </w:rPr>
-        <w:t>displace</w:t>
-      </w:r>
-      <w:r>
-        <w:rPr>
-          <w:rFonts w:ascii="맑은 고딕" w:hAnsi="맑은 고딕" w:eastAsia="맑은 고딕"/>
-          <w:b w:val="0"/>
-          <w:sz w:val="14"/>
-          <w:u w:val="none"/>
-        </w:rPr>
-        <w:t xml:space="preserve">(내몰다). leave는 '주민을 떠나다'가 되어 주객이 뒤바뀌고, attract는 방향이 반대. </w:t>
-      </w:r>
-      <w:r>
-        <w:rPr>
-          <w:rFonts w:ascii="맑은 고딕" w:hAnsi="맑은 고딕" w:eastAsia="맑은 고딕"/>
-          <w:b/>
-          <w:sz w:val="14"/>
-          <w:u w:val="none"/>
-        </w:rPr>
-        <w:t>(C)</w:t>
-      </w:r>
-      <w:r>
-        <w:rPr>
-          <w:rFonts w:ascii="맑은 고딕" w:hAnsi="맑은 고딕" w:eastAsia="맑은 고딕"/>
-          <w:b w:val="0"/>
-          <w:sz w:val="14"/>
-          <w:u w:val="none"/>
-        </w:rPr>
-        <w:t xml:space="preserve"> end up + -ing → </w:t>
-      </w:r>
-      <w:r>
-        <w:rPr>
-          <w:rFonts w:ascii="맑은 고딕" w:hAnsi="맑은 고딕" w:eastAsia="맑은 고딕"/>
-          <w:b/>
-          <w:sz w:val="14"/>
-          <w:u w:val="none"/>
-        </w:rPr>
-        <w:t>settling</w:t>
-      </w:r>
-      <w:r>
-        <w:rPr>
-          <w:rFonts w:ascii="맑은 고딕" w:hAnsi="맑은 고딕" w:eastAsia="맑은 고딕"/>
-          <w:b w:val="0"/>
-          <w:sz w:val="14"/>
-          <w:u w:val="none"/>
-        </w:rPr>
-        <w:t>(e 탈락). leaving은 뒤의 in another area와 맞지 않는다. [채점] 각 1점, 어형 오류는 0점.</w:t>
+        <w:t xml:space="preserve"> ✕ — 원인·결과 방향이 뒤집힌다. [채점] 구문 1.5 / 어형 0.5 / 어순·단어 수 1.</w:t>
       </w:r>
     </w:p>
     <w:p>
@@ -4741,43 +5052,25 @@
           <w:sz w:val="14"/>
           <w:u w:val="none"/>
         </w:rPr>
-        <w:t xml:space="preserve"> paradox를 처음 풀어 주는 (B)가 먼저(these neighbourhoods = degraded areas). (A)의 This는 (B) 끝의 '임대료를 감당하지 못함'. (C)의 the one they </w:t>
+        <w:t xml:space="preserve"> </w:t>
+      </w:r>
+      <w:r>
+        <w:rPr>
+          <w:rFonts w:ascii="맑은 고딕" w:hAnsi="맑은 고딕" w:eastAsia="맑은 고딕"/>
+          <w:b/>
+          <w:sz w:val="14"/>
+          <w:u w:val="none"/>
+        </w:rPr>
+        <w:t>③ [한 끗]</w:t>
       </w:r>
       <w:r>
         <w:rPr>
           <w:rFonts w:ascii="맑은 고딕" w:hAnsi="맑은 고딕" w:eastAsia="맑은 고딕"/>
           <w:b w:val="0"/>
           <w:sz w:val="14"/>
-          <w:u w:val="single"/>
-        </w:rPr>
-        <w:t>left</w:t>
-      </w:r>
-      <w:r>
-        <w:rPr>
-          <w:rFonts w:ascii="맑은 고딕" w:hAnsi="맑은 고딕" w:eastAsia="맑은 고딕"/>
-          <w:b w:val="0"/>
-          <w:sz w:val="14"/>
-          <w:u w:val="none"/>
-        </w:rPr>
-        <w:t xml:space="preserve">는 (A)에서 주민이 밀려난 뒤에야 성립. </w:t>
-      </w:r>
-      <w:r>
-        <w:rPr>
-          <w:rFonts w:ascii="맑은 고딕" w:hAnsi="맑은 고딕" w:eastAsia="맑은 고딕"/>
-          <w:b/>
-          <w:sz w:val="14"/>
-          <w:u w:val="none"/>
-        </w:rPr>
-        <w:t>③ [한 끗]</w:t>
-      </w:r>
-      <w:r>
-        <w:rPr>
-          <w:rFonts w:ascii="맑은 고딕" w:hAnsi="맑은 고딕" w:eastAsia="맑은 고딕"/>
-          <w:b w:val="0"/>
-          <w:sz w:val="14"/>
-          <w:u w:val="none"/>
-        </w:rPr>
-        <w:t xml:space="preserve"> (B) 끝의 afford와 (C)의 afford가 이어져 보이지만, (C)가 먼저 오면 they left의 근거가 없고 (A)의 This가 가리킬 원인도 멀어진다.</w:t>
+          <w:u w:val="none"/>
+        </w:rPr>
+        <w:t xml:space="preserve"> (B) 뒤 (C)를 놓으면 the residents가 누구인지(배제된 주민) 정해지기 전에 나온다. (A)의 displacement가 (C)의 ‘떠나온 곳’을 성립시킨다.</w:t>
       </w:r>
     </w:p>
     <w:p>

--- a/shinmok1/pack/2510/H1MOGO25-10_21_SET.docx
+++ b/shinmok1/pack/2510/H1MOGO25-10_21_SET.docx
@@ -107,7 +107,7 @@
     </w:p>
     <w:p>
       <w:pPr>
-        <w:spacing w:before="0" w:after="20" w:line="360" w:lineRule="auto"/>
+        <w:spacing w:before="0" w:after="20" w:line="300" w:lineRule="auto"/>
         <w:jc w:val="both"/>
         <w:snapToGrid w:val="0"/>
       </w:pPr>
@@ -118,7 +118,7 @@
           <w:sz w:val="17"/>
           <w:u w:val="none"/>
         </w:rPr>
-        <w:t xml:space="preserve">Currently, urban regeneration projects in </w:t>
+        <w:t xml:space="preserve">Currently, urban </w:t>
       </w:r>
       <w:r>
         <w:rPr>
@@ -134,20 +134,11 @@
       <w:r>
         <w:rPr>
           <w:rFonts w:ascii="맑은 고딕" w:hAnsi="맑은 고딕" w:eastAsia="맑은 고딕"/>
-          <w:b/>
-          <w:sz w:val="17"/>
-          <w:u w:val="none"/>
-        </w:rPr>
-        <w:t>[ degraded / degrading ]</w:t>
-      </w:r>
-      <w:r>
-        <w:rPr>
-          <w:rFonts w:ascii="맑은 고딕" w:hAnsi="맑은 고딕" w:eastAsia="맑은 고딕"/>
           <w:b w:val="0"/>
           <w:sz w:val="17"/>
           <w:u w:val="none"/>
         </w:rPr>
-        <w:t xml:space="preserve"> areas </w:t>
+        <w:t xml:space="preserve">r________ projects in </w:t>
       </w:r>
       <w:r>
         <w:rPr>
@@ -167,7 +158,7 @@
           <w:sz w:val="17"/>
           <w:u w:val="none"/>
         </w:rPr>
-        <w:t>[ have been / were ]</w:t>
+        <w:t>[ degraded / degrading ]</w:t>
       </w:r>
       <w:r>
         <w:rPr>
@@ -176,7 +167,7 @@
           <w:sz w:val="17"/>
           <w:u w:val="none"/>
         </w:rPr>
-        <w:t xml:space="preserve"> promoted as </w:t>
+        <w:t xml:space="preserve"> areas </w:t>
       </w:r>
       <w:r>
         <w:rPr>
@@ -192,11 +183,20 @@
       <w:r>
         <w:rPr>
           <w:rFonts w:ascii="맑은 고딕" w:hAnsi="맑은 고딕" w:eastAsia="맑은 고딕"/>
+          <w:b/>
+          <w:sz w:val="17"/>
+          <w:u w:val="none"/>
+        </w:rPr>
+        <w:t>[ have been promoted / have promoted ]</w:t>
+      </w:r>
+      <w:r>
+        <w:rPr>
+          <w:rFonts w:ascii="맑은 고딕" w:hAnsi="맑은 고딕" w:eastAsia="맑은 고딕"/>
           <w:b w:val="0"/>
           <w:sz w:val="17"/>
           <w:u w:val="none"/>
         </w:rPr>
-        <w:t xml:space="preserve">________(improve) the wellbeing of residents and </w:t>
+        <w:t xml:space="preserve"> as </w:t>
       </w:r>
       <w:r>
         <w:rPr>
@@ -212,20 +212,11 @@
       <w:r>
         <w:rPr>
           <w:rFonts w:ascii="맑은 고딕" w:hAnsi="맑은 고딕" w:eastAsia="맑은 고딕"/>
-          <w:b/>
-          <w:sz w:val="17"/>
-          <w:u w:val="none"/>
-        </w:rPr>
-        <w:t>[ solving / solve ]</w:t>
-      </w:r>
-      <w:r>
-        <w:rPr>
-          <w:rFonts w:ascii="맑은 고딕" w:hAnsi="맑은 고딕" w:eastAsia="맑은 고딕"/>
           <w:b w:val="0"/>
           <w:sz w:val="17"/>
           <w:u w:val="none"/>
         </w:rPr>
-        <w:t xml:space="preserve"> environmental </w:t>
+        <w:t xml:space="preserve">________(improve) the wellbeing of </w:t>
       </w:r>
       <w:r>
         <w:rPr>
@@ -245,7 +236,7 @@
           <w:sz w:val="17"/>
           <w:u w:val="none"/>
         </w:rPr>
-        <w:t xml:space="preserve">i________ problems. However, such environmental improvements in ethnic communities and/or </w:t>
+        <w:t xml:space="preserve">________(resident) and </w:t>
       </w:r>
       <w:r>
         <w:rPr>
@@ -265,7 +256,7 @@
           <w:sz w:val="17"/>
           <w:u w:val="none"/>
         </w:rPr>
-        <w:t>[ low / high ]</w:t>
+        <w:t>[ solving / to solve ]</w:t>
       </w:r>
       <w:r>
         <w:rPr>
@@ -274,7 +265,7 @@
           <w:sz w:val="17"/>
           <w:u w:val="none"/>
         </w:rPr>
-        <w:t xml:space="preserve">-income households can create an urban green space </w:t>
+        <w:t xml:space="preserve"> environmental </w:t>
       </w:r>
       <w:r>
         <w:rPr>
@@ -294,7 +285,7 @@
           <w:sz w:val="17"/>
           <w:u w:val="none"/>
         </w:rPr>
-        <w:t xml:space="preserve">p________. The creation of new, high-quality green spaces can increase </w:t>
+        <w:t xml:space="preserve">i________ problems. However, </w:t>
       </w:r>
       <w:r>
         <w:rPr>
@@ -310,11 +301,20 @@
       <w:r>
         <w:rPr>
           <w:rFonts w:ascii="맑은 고딕" w:hAnsi="맑은 고딕" w:eastAsia="맑은 고딕"/>
+          <w:b/>
+          <w:sz w:val="17"/>
+          <w:u w:val="none"/>
+        </w:rPr>
+        <w:t>[ such / so ]</w:t>
+      </w:r>
+      <w:r>
+        <w:rPr>
+          <w:rFonts w:ascii="맑은 고딕" w:hAnsi="맑은 고딕" w:eastAsia="맑은 고딕"/>
           <w:b w:val="0"/>
           <w:sz w:val="17"/>
           <w:u w:val="none"/>
         </w:rPr>
-        <w:t xml:space="preserve">________(attract), </w:t>
+        <w:t xml:space="preserve"> environmental improvements in ethnic communities and/or low-income households can create an urban green space </w:t>
       </w:r>
       <w:r>
         <w:rPr>
@@ -330,20 +330,11 @@
       <w:r>
         <w:rPr>
           <w:rFonts w:ascii="맑은 고딕" w:hAnsi="맑은 고딕" w:eastAsia="맑은 고딕"/>
-          <w:b/>
-          <w:sz w:val="17"/>
-          <w:u w:val="none"/>
-        </w:rPr>
-        <w:t>[ making / made ]</w:t>
-      </w:r>
-      <w:r>
-        <w:rPr>
-          <w:rFonts w:ascii="맑은 고딕" w:hAnsi="맑은 고딕" w:eastAsia="맑은 고딕"/>
           <w:b w:val="0"/>
           <w:sz w:val="17"/>
           <w:u w:val="none"/>
         </w:rPr>
-        <w:t xml:space="preserve"> these neighbourhoods more </w:t>
+        <w:t xml:space="preserve">p________. The creation of new, high-quality green spaces can </w:t>
       </w:r>
       <w:r>
         <w:rPr>
@@ -363,7 +354,7 @@
           <w:sz w:val="17"/>
           <w:u w:val="none"/>
         </w:rPr>
-        <w:t>[ desirable / desirably ]</w:t>
+        <w:t>[ increase / decrease ]</w:t>
       </w:r>
       <w:r>
         <w:rPr>
@@ -372,7 +363,7 @@
           <w:sz w:val="17"/>
           <w:u w:val="none"/>
         </w:rPr>
-        <w:t xml:space="preserve">. By contrast, the cost of housing can </w:t>
+        <w:t xml:space="preserve"> attractiveness, </w:t>
       </w:r>
       <w:r>
         <w:rPr>
@@ -392,7 +383,7 @@
           <w:sz w:val="17"/>
           <w:u w:val="none"/>
         </w:rPr>
-        <w:t>[ rise / raise ]</w:t>
+        <w:t>[ making / made ]</w:t>
       </w:r>
       <w:r>
         <w:rPr>
@@ -401,7 +392,7 @@
           <w:sz w:val="17"/>
           <w:u w:val="none"/>
         </w:rPr>
-        <w:t xml:space="preserve">, and residents may not be able to </w:t>
+        <w:t xml:space="preserve"> these neighbourhoods more </w:t>
       </w:r>
       <w:r>
         <w:rPr>
@@ -421,7 +412,7 @@
           <w:sz w:val="17"/>
           <w:u w:val="none"/>
         </w:rPr>
-        <w:t xml:space="preserve">a________ the rent. This </w:t>
+        <w:t xml:space="preserve">________(desire). By contrast, the cost of housing can rise, and residents may not be able to afford the rent. This </w:t>
       </w:r>
       <w:r>
         <w:rPr>
@@ -450,7 +441,7 @@
           <w:sz w:val="17"/>
           <w:u w:val="none"/>
         </w:rPr>
-        <w:t xml:space="preserve"> in the </w:t>
+        <w:t xml:space="preserve"> in the exclusion or </w:t>
       </w:r>
       <w:r>
         <w:rPr>
@@ -466,20 +457,11 @@
       <w:r>
         <w:rPr>
           <w:rFonts w:ascii="맑은 고딕" w:hAnsi="맑은 고딕" w:eastAsia="맑은 고딕"/>
-          <w:b/>
-          <w:sz w:val="17"/>
-          <w:u w:val="none"/>
-        </w:rPr>
-        <w:t>[ exclusion / inclusion ]</w:t>
-      </w:r>
-      <w:r>
-        <w:rPr>
-          <w:rFonts w:ascii="맑은 고딕" w:hAnsi="맑은 고딕" w:eastAsia="맑은 고딕"/>
           <w:b w:val="0"/>
           <w:sz w:val="17"/>
           <w:u w:val="none"/>
         </w:rPr>
-        <w:t xml:space="preserve"> or </w:t>
+        <w:t xml:space="preserve">________(displace) of the poor neighbourhood’s residents, </w:t>
       </w:r>
       <w:r>
         <w:rPr>
@@ -495,11 +477,20 @@
       <w:r>
         <w:rPr>
           <w:rFonts w:ascii="맑은 고딕" w:hAnsi="맑은 고딕" w:eastAsia="맑은 고딕"/>
+          <w:b/>
+          <w:sz w:val="17"/>
+          <w:u w:val="none"/>
+        </w:rPr>
+        <w:t>[ who / whom ]</w:t>
+      </w:r>
+      <w:r>
+        <w:rPr>
+          <w:rFonts w:ascii="맑은 고딕" w:hAnsi="맑은 고딕" w:eastAsia="맑은 고딕"/>
           <w:b w:val="0"/>
           <w:sz w:val="17"/>
           <w:u w:val="none"/>
         </w:rPr>
-        <w:t xml:space="preserve">________(displace) of the poor neighbourhood’s residents, </w:t>
+        <w:t xml:space="preserve"> were intended </w:t>
       </w:r>
       <w:r>
         <w:rPr>
@@ -519,7 +510,7 @@
           <w:sz w:val="17"/>
           <w:u w:val="none"/>
         </w:rPr>
-        <w:t>[ who / that ]</w:t>
+        <w:t>[ to benefit / benefiting ]</w:t>
       </w:r>
       <w:r>
         <w:rPr>
@@ -528,7 +519,7 @@
           <w:sz w:val="17"/>
           <w:u w:val="none"/>
         </w:rPr>
-        <w:t xml:space="preserve"> were intended to benefit from the ecosystem </w:t>
+        <w:t xml:space="preserve"> from the ecosystem </w:t>
       </w:r>
       <w:r>
         <w:rPr>
@@ -564,11 +555,20 @@
       <w:r>
         <w:rPr>
           <w:rFonts w:ascii="맑은 고딕" w:hAnsi="맑은 고딕" w:eastAsia="맑은 고딕"/>
+          <w:b/>
+          <w:sz w:val="17"/>
+          <w:u w:val="none"/>
+        </w:rPr>
+        <w:t>[ provided / providing ]</w:t>
+      </w:r>
+      <w:r>
+        <w:rPr>
+          <w:rFonts w:ascii="맑은 고딕" w:hAnsi="맑은 고딕" w:eastAsia="맑은 고딕"/>
           <w:b w:val="0"/>
           <w:sz w:val="17"/>
           <w:u w:val="none"/>
         </w:rPr>
-        <w:t xml:space="preserve">________(provide) by the new green space. In turn, the residents may only be able </w:t>
+        <w:t xml:space="preserve"> by the new green space. In turn, the residents may only be able to afford to live in a </w:t>
       </w:r>
       <w:r>
         <w:rPr>
@@ -588,7 +588,7 @@
           <w:sz w:val="17"/>
           <w:u w:val="none"/>
         </w:rPr>
-        <w:t>[ to afford / affording ]</w:t>
+        <w:t>[ similar / different ]</w:t>
       </w:r>
       <w:r>
         <w:rPr>
@@ -597,7 +597,7 @@
           <w:sz w:val="17"/>
           <w:u w:val="none"/>
         </w:rPr>
-        <w:t xml:space="preserve"> to live in a </w:t>
+        <w:t xml:space="preserve"> degraded neighbourhood to the one they left, with </w:t>
       </w:r>
       <w:r>
         <w:rPr>
@@ -617,7 +617,7 @@
           <w:sz w:val="17"/>
           <w:u w:val="none"/>
         </w:rPr>
-        <w:t>[ similar / superior ]</w:t>
+        <w:t>[ low / high ]</w:t>
       </w:r>
       <w:r>
         <w:rPr>
@@ -626,7 +626,7 @@
           <w:sz w:val="17"/>
           <w:u w:val="none"/>
         </w:rPr>
-        <w:t xml:space="preserve"> degraded neighbourhood to the one they left, with </w:t>
+        <w:t xml:space="preserve"> access to green </w:t>
       </w:r>
       <w:r>
         <w:rPr>
@@ -646,7 +646,7 @@
           <w:sz w:val="17"/>
           <w:u w:val="none"/>
         </w:rPr>
-        <w:t>l________ access to green infrastructure.</w:t>
+        <w:t>i________.</w:t>
       </w:r>
     </w:p>
     <w:p>
@@ -707,7 +707,7 @@
           <w:sz w:val="17"/>
           <w:u w:val="single"/>
         </w:rPr>
-        <w:t>making</w:t>
+        <w:t>making these neighbourhoods more desirable</w:t>
       </w:r>
       <w:r>
         <w:rPr>
@@ -716,7 +716,7 @@
           <w:sz w:val="17"/>
           <w:u w:val="none"/>
         </w:rPr>
-        <w:t xml:space="preserve"> these neighbourhoods more desirable.  → 제시 교정: </w:t>
+        <w:t xml:space="preserve">.  → 제시 교정: </w:t>
       </w:r>
       <w:r>
         <w:rPr>
@@ -725,7 +725,7 @@
           <w:sz w:val="17"/>
           <w:u w:val="none"/>
         </w:rPr>
-        <w:t>which makes</w:t>
+        <w:t>which makes these neighbourhoods more desirable</w:t>
       </w:r>
       <w:r>
         <w:rPr>
@@ -760,7 +760,7 @@
           <w:sz w:val="17"/>
           <w:u w:val="none"/>
         </w:rPr>
-        <w:t xml:space="preserve">… residents may not be able to afford the rent. This results </w:t>
+        <w:t xml:space="preserve">By contrast, the cost of housing can rise, and residents may not be able to </w:t>
       </w:r>
       <w:r>
         <w:rPr>
@@ -769,7 +769,7 @@
           <w:sz w:val="17"/>
           <w:u w:val="single"/>
         </w:rPr>
-        <w:t>in</w:t>
+        <w:t>afford</w:t>
       </w:r>
       <w:r>
         <w:rPr>
@@ -778,7 +778,7 @@
           <w:sz w:val="17"/>
           <w:u w:val="none"/>
         </w:rPr>
-        <w:t xml:space="preserve"> the exclusion or displacement …  → 제시 교정: </w:t>
+        <w:t xml:space="preserve"> the rent.  → 제시 교정: </w:t>
       </w:r>
       <w:r>
         <w:rPr>
@@ -787,7 +787,7 @@
           <w:sz w:val="17"/>
           <w:u w:val="none"/>
         </w:rPr>
-        <w:t>from</w:t>
+        <w:t>pay for</w:t>
       </w:r>
       <w:r>
         <w:rPr>
@@ -822,7 +822,7 @@
           <w:sz w:val="17"/>
           <w:u w:val="none"/>
         </w:rPr>
-        <w:t xml:space="preserve">… a similar degraded neighbourhood to </w:t>
+        <w:t xml:space="preserve">… the poor neighbourhood’s residents, who were intended </w:t>
       </w:r>
       <w:r>
         <w:rPr>
@@ -831,7 +831,7 @@
           <w:sz w:val="17"/>
           <w:u w:val="single"/>
         </w:rPr>
-        <w:t>the one</w:t>
+        <w:t>to benefit from</w:t>
       </w:r>
       <w:r>
         <w:rPr>
@@ -840,7 +840,7 @@
           <w:sz w:val="17"/>
           <w:u w:val="none"/>
         </w:rPr>
-        <w:t xml:space="preserve"> they left  → 제시 교정: </w:t>
+        <w:t xml:space="preserve"> the ecosystem services provided by the new green space.  → 제시 교정: </w:t>
       </w:r>
       <w:r>
         <w:rPr>
@@ -849,7 +849,7 @@
           <w:sz w:val="17"/>
           <w:u w:val="none"/>
         </w:rPr>
-        <w:t>the neighbourhood</w:t>
+        <w:t>to be benefited from</w:t>
       </w:r>
       <w:r>
         <w:rPr>
@@ -910,7 +910,7 @@
           <w:sz w:val="17"/>
           <w:u w:val="none"/>
         </w:rPr>
-        <w:t>새로운 양질의 녹색 공간의 조성은 매력을 증가시킬 수 있어 이 지역들을 더 탐나게 만든다.</w:t>
+        <w:t>대조적으로, 주거비가 오를 수 있고 거주자들은 임대료를 감당하지 못할 수도 있다.</w:t>
       </w:r>
     </w:p>
     <w:p>
@@ -927,7 +927,7 @@
           <w:sz w:val="17"/>
           <w:u w:val="none"/>
         </w:rPr>
-        <w:t>the creation / of / new, high-quality green spaces / increase / attractiveness / make / these neighbourhoods / desirable / more / desirably</w:t>
+        <w:t>the cost / can / by contrast / rise / of housing / and / residents / afford / be able to / the rent / may / raise</w:t>
       </w:r>
     </w:p>
     <w:p>
@@ -962,7 +962,7 @@
           <w:sz w:val="17"/>
           <w:u w:val="none"/>
         </w:rPr>
-        <w:t>(가난한 지역 거주자들,) 그들은 새 녹색 공간이 제공하는 생태계 서비스의 혜택을 받도록 의도된 사람들이었다.</w:t>
+        <w:t>결국 그 거주자들은 녹색 사회 기반 시설에 대한 접근성이 낮은, 그들이 떠났던 곳과 비슷한 낙후 지역에나 살 형편이 될지도 모른다.</w:t>
       </w:r>
     </w:p>
     <w:p>
@@ -979,7 +979,7 @@
           <w:sz w:val="17"/>
           <w:u w:val="none"/>
         </w:rPr>
-        <w:t>who / intend / to benefit / were / the ecosystem services / provide / by / the new green space / benefiting</w:t>
+        <w:t>may / be able to / afford / in turn / to live / the residents / to / in / degrade / the one / neighbourhood / a similar / they / low access / leave / to green infrastructure / with / different</w:t>
       </w:r>
     </w:p>
     <w:p>
@@ -1040,7 +1040,7 @@
           <w:sz w:val="17"/>
           <w:u w:val="none"/>
         </w:rPr>
-        <w:t>주거비가 오를 수 있고, 거주자들은 임대료를 감당하지 못할 수도 있다.</w:t>
+        <w:t>새로운 양질의 녹색 공간의 조성은 매력을 증가시킬 수 있어 이 지역들을 더 탐나게 만든다.</w:t>
       </w:r>
     </w:p>
     <w:p>
@@ -1057,7 +1057,7 @@
           <w:sz w:val="17"/>
           <w:u w:val="none"/>
         </w:rPr>
-        <w:t>the cost of housing / can / rise / and / residents / may not / be able to / affordable / the rent</w:t>
+        <w:t>attractiveness / of / new, high-quality / green spaces / these neighbourhoods / the creation / can / increase / more desirable / make</w:t>
       </w:r>
     </w:p>
     <w:p>
@@ -1127,7 +1127,7 @@
           <w:sz w:val="17"/>
           <w:u w:val="none"/>
         </w:rPr>
-        <w:t xml:space="preserve"> environmental improvements — 가리키는 것을 본문에서(3단어): ______________________</w:t>
+        <w:t xml:space="preserve"> environmental improvements — such가 가리키는 말을 본문에서(6단어): ____________________________________________</w:t>
       </w:r>
     </w:p>
     <w:p>
@@ -1162,7 +1162,7 @@
           <w:sz w:val="17"/>
           <w:u w:val="none"/>
         </w:rPr>
-        <w:t xml:space="preserve"> results in the exclusion … — This가 가리키는 내용을 우리말로: ______________________________________</w:t>
+        <w:t xml:space="preserve"> results in the exclusion — This가 가리키는 내용을 우리말로: ____________________________________________</w:t>
       </w:r>
     </w:p>
     <w:p>
@@ -1188,7 +1188,7 @@
           <w:sz w:val="17"/>
           <w:u w:val="none"/>
         </w:rPr>
-        <w:t xml:space="preserve">residents, </w:t>
+        <w:t xml:space="preserve">to the </w:t>
       </w:r>
       <w:r>
         <w:rPr>
@@ -1197,7 +1197,7 @@
           <w:sz w:val="17"/>
           <w:u w:val="none"/>
         </w:rPr>
-        <w:t>who</w:t>
+        <w:t>one</w:t>
       </w:r>
       <w:r>
         <w:rPr>
@@ -1206,7 +1206,7 @@
           <w:sz w:val="17"/>
           <w:u w:val="none"/>
         </w:rPr>
-        <w:t xml:space="preserve"> were intended … — who의 선행사를 본문에서(4단어): ______________________</w:t>
+        <w:t xml:space="preserve"> they left — one이 가리키는 말(1단어): ______________</w:t>
       </w:r>
     </w:p>
     <w:p>
@@ -1228,29 +1228,20 @@
       <w:r>
         <w:rPr>
           <w:rFonts w:ascii="맑은 고딕" w:hAnsi="맑은 고딕" w:eastAsia="맑은 고딕"/>
+          <w:b/>
+          <w:sz w:val="17"/>
+          <w:u w:val="none"/>
+        </w:rPr>
+        <w:t>who</w:t>
+      </w:r>
+      <w:r>
+        <w:rPr>
+          <w:rFonts w:ascii="맑은 고딕" w:hAnsi="맑은 고딕" w:eastAsia="맑은 고딕"/>
           <w:b w:val="0"/>
           <w:sz w:val="17"/>
           <w:u w:val="none"/>
         </w:rPr>
-        <w:t xml:space="preserve">to </w:t>
-      </w:r>
-      <w:r>
-        <w:rPr>
-          <w:rFonts w:ascii="맑은 고딕" w:hAnsi="맑은 고딕" w:eastAsia="맑은 고딕"/>
-          <w:b/>
-          <w:sz w:val="17"/>
-          <w:u w:val="none"/>
-        </w:rPr>
-        <w:t>the one</w:t>
-      </w:r>
-      <w:r>
-        <w:rPr>
-          <w:rFonts w:ascii="맑은 고딕" w:hAnsi="맑은 고딕" w:eastAsia="맑은 고딕"/>
-          <w:b w:val="0"/>
-          <w:sz w:val="17"/>
-          <w:u w:val="none"/>
-        </w:rPr>
-        <w:t xml:space="preserve"> they left — the one이 대신하는 말(1단어): ______________</w:t>
+        <w:t xml:space="preserve"> were intended to benefit — who의 선행사를 본문에서(4단어): ______________________________</w:t>
       </w:r>
     </w:p>
     <w:p>
@@ -1281,7 +1272,7 @@
     </w:p>
     <w:p>
       <w:pPr>
-        <w:spacing w:before="0" w:after="20" w:line="360" w:lineRule="auto"/>
+        <w:spacing w:before="0" w:after="20" w:line="300" w:lineRule="auto"/>
         <w:jc w:val="both"/>
         <w:snapToGrid w:val="0"/>
       </w:pPr>
@@ -1292,7 +1283,7 @@
           <w:sz w:val="17"/>
           <w:u w:val="none"/>
         </w:rPr>
-        <w:t xml:space="preserve">A similar paradox can appear when a quiet fishing village </w:t>
+        <w:t xml:space="preserve">A similar paradox can follow the opening of a new subway station in a run-down district. The station is planned so that local workers </w:t>
       </w:r>
       <w:r>
         <w:rPr>
@@ -1312,7 +1303,7 @@
           <w:sz w:val="17"/>
           <w:u w:val="none"/>
         </w:rPr>
-        <w:t>[ becomes / become ]</w:t>
+        <w:t>[ who / whose ]</w:t>
       </w:r>
       <w:r>
         <w:rPr>
@@ -1321,7 +1312,7 @@
           <w:sz w:val="17"/>
           <w:u w:val="none"/>
         </w:rPr>
-        <w:t xml:space="preserve"> famous for its beauty. Tourists arrive, cafés open, and the price of land climbs. The fishermen whose families </w:t>
+        <w:t xml:space="preserve"> spend hours commuting can reach their jobs faster. Once it opens, however, the area becomes convenient for everyone, and apartments near the station </w:t>
       </w:r>
       <w:r>
         <w:rPr>
@@ -1341,7 +1332,7 @@
           <w:sz w:val="17"/>
           <w:u w:val="none"/>
         </w:rPr>
-        <w:t>[ have lived / living ]</w:t>
+        <w:t>[ are / is ]</w:t>
       </w:r>
       <w:r>
         <w:rPr>
@@ -1350,7 +1341,7 @@
           <w:sz w:val="17"/>
           <w:u w:val="none"/>
         </w:rPr>
-        <w:t xml:space="preserve"> there for generations find themselves unable to pay rising taxes, and many move inland. The village is </w:t>
+        <w:t xml:space="preserve"> quickly bought up by wealthier newcomers. Rents climb, and many of the original workers end up moving to another far-off district, </w:t>
       </w:r>
       <w:r>
         <w:rPr>
@@ -1370,7 +1361,7 @@
           <w:sz w:val="17"/>
           <w:u w:val="none"/>
         </w:rPr>
-        <w:t>[ praised / praising ]</w:t>
+        <w:t>[ leaving / left ]</w:t>
       </w:r>
       <w:r>
         <w:rPr>
@@ -1379,7 +1370,7 @@
           <w:sz w:val="17"/>
           <w:u w:val="none"/>
         </w:rPr>
-        <w:t xml:space="preserve"> for its charm, yet the people who created that charm are no longer there to enjoy it.</w:t>
+        <w:t xml:space="preserve"> behind the very convenience built for them.</w:t>
       </w:r>
     </w:p>
     <w:p>
@@ -1431,7 +1422,7 @@
           <w:sz w:val="17"/>
           <w:u w:val="none"/>
         </w:rPr>
-        <w:t>Improving the environment of a poor neighbourhood can end up d____________ the very residents it was meant to help.</w:t>
+        <w:t>Greening a poor neighbourhood can price out the residents it was meant to help, so that they end up d____________ to another area with little green space.</w:t>
       </w:r>
     </w:p>
     <w:p>
@@ -1474,7 +1465,25 @@
           <w:sz w:val="17"/>
           <w:u w:val="none"/>
         </w:rPr>
-        <w:t xml:space="preserve"> 다음 글에 대한 &lt;보기&gt;의 설명 중 옳은 것만을 있는 대로 고른 것은? [3.3점]</w:t>
+        <w:t xml:space="preserve"> 다음 글에 대한 &lt;보기&gt;의 설명 중 </w:t>
+      </w:r>
+      <w:r>
+        <w:rPr>
+          <w:rFonts w:ascii="맑은 고딕" w:hAnsi="맑은 고딕" w:eastAsia="맑은 고딕"/>
+          <w:b w:val="0"/>
+          <w:sz w:val="17"/>
+          <w:u w:val="single"/>
+        </w:rPr>
+        <w:t>틀린</w:t>
+      </w:r>
+      <w:r>
+        <w:rPr>
+          <w:rFonts w:ascii="맑은 고딕" w:hAnsi="맑은 고딕" w:eastAsia="맑은 고딕"/>
+          <w:b w:val="0"/>
+          <w:sz w:val="17"/>
+          <w:u w:val="none"/>
+        </w:rPr>
+        <w:t xml:space="preserve"> 것만을 있는 대로 고른 것은? [3.3점]</w:t>
       </w:r>
     </w:p>
     <w:p>
@@ -1497,43 +1506,7 @@
           <w:sz w:val="17"/>
           <w:u w:val="none"/>
         </w:rPr>
-        <w:t>Currently, urban regeneration projects in degraded areas have been promoted as improving the wellbeing of residents and solving environmental injustice problems. However, such environmental improvements in ethnic communities and/or low-income households can create an urban green space paradox. The creation of new, high-quality green spaces can increase attractiveness, making these neighbourhoods more ⓑ</w:t>
-      </w:r>
-      <w:r>
-        <w:rPr>
-          <w:rFonts w:ascii="맑은 고딕" w:hAnsi="맑은 고딕" w:eastAsia="맑은 고딕"/>
-          <w:b w:val="0"/>
-          <w:sz w:val="17"/>
-          <w:u w:val="single"/>
-        </w:rPr>
-        <w:t>desirable</w:t>
-      </w:r>
-      <w:r>
-        <w:rPr>
-          <w:rFonts w:ascii="맑은 고딕" w:hAnsi="맑은 고딕" w:eastAsia="맑은 고딕"/>
-          <w:b w:val="0"/>
-          <w:sz w:val="17"/>
-          <w:u w:val="none"/>
-        </w:rPr>
-        <w:t>. By contrast, the cost of housing can rise, and residents may not be able to afford the rent. This results in the exclusion or displacement of the poor neighbourhood’s residents, who were intended to benefit from the ecosystem services ⓐ</w:t>
-      </w:r>
-      <w:r>
-        <w:rPr>
-          <w:rFonts w:ascii="맑은 고딕" w:hAnsi="맑은 고딕" w:eastAsia="맑은 고딕"/>
-          <w:b w:val="0"/>
-          <w:sz w:val="17"/>
-          <w:u w:val="single"/>
-        </w:rPr>
-        <w:t>provided</w:t>
-      </w:r>
-      <w:r>
-        <w:rPr>
-          <w:rFonts w:ascii="맑은 고딕" w:hAnsi="맑은 고딕" w:eastAsia="맑은 고딕"/>
-          <w:b w:val="0"/>
-          <w:sz w:val="17"/>
-          <w:u w:val="none"/>
-        </w:rPr>
-        <w:t xml:space="preserve"> by the new green space. (A) ________, the residents may only be able to afford to live in a similar degraded neighbourhood to the one they left, with low access to green infrastructure.</w:t>
+        <w:t>These days, projects that renew run-down parts of a city are presented as a way to make residents healthier and happier and to correct environmental unfairness. Yet when such upgrades arrive in minority or low-income neighbourhoods, they can set off what has been called the urban green space paradox. Adding new, well-designed parks and greenery makes a district more appealing, so more people want to live there. At the same time, housing becomes more expensive, and the people already living there may find the rent beyond their reach. The outcome is that the poor residents — the very people (ⓐ) [whom / for whom] the new green space was supposed to serve — are pushed out or left out. They may then be able to afford only another neglected district much like the one they came from, where green infrastructure is scarce.</w:t>
       </w:r>
     </w:p>
     <w:p>
@@ -1579,7 +1552,7 @@
           <w:sz w:val="17"/>
           <w:u w:val="none"/>
         </w:rPr>
-        <w:t>(a) The paradox is that a project meant to help poor residents may end up pushing them out.</w:t>
+        <w:t>(A) The ‘paradox’ is that new green spaces fail to make a run-down district any more attractive than before.</w:t>
       </w:r>
     </w:p>
     <w:p>
@@ -1602,7 +1575,7 @@
           <w:sz w:val="17"/>
           <w:u w:val="none"/>
         </w:rPr>
-        <w:t>(b) The appropriate expression for (A) is ‘In turn’, which introduces a further consequence.</w:t>
+        <w:t>(B) ‘whom’ is the right choice for (ⓐ), because it is the object of the verb ‘serve’.</w:t>
       </w:r>
     </w:p>
     <w:p>
@@ -1625,7 +1598,1081 @@
           <w:sz w:val="17"/>
           <w:u w:val="none"/>
         </w:rPr>
-        <w:t>(c) In ⓐ, ‘provided’ should be changed to ‘providing’ because the services provide benefits.</w:t>
+        <w:t>(C) The sentence ‘the people already living there may find the rent beyond their reach’ means that long-time residents can now afford to stay.</w:t>
+      </w:r>
+    </w:p>
+    <w:p>
+      <w:pPr>
+        <w:spacing w:before="0" w:after="60" w:line="288" w:lineRule="auto"/>
+        <w:ind w:left="40"/>
+        <w:snapToGrid w:val="0"/>
+        <w:pBdr>
+          <w:top w:val="single" w:sz="4" w:space="2" w:color="9B6BD0"/>
+          <w:left w:val="single" w:sz="4" w:space="2" w:color="9B6BD0"/>
+          <w:bottom w:val="single" w:sz="4" w:space="2" w:color="9B6BD0"/>
+          <w:right w:val="single" w:sz="4" w:space="2" w:color="9B6BD0"/>
+        </w:pBdr>
+        <w:shd w:val="clear" w:color="auto" w:fill="FAF5FF"/>
+      </w:pPr>
+      <w:r>
+        <w:rPr>
+          <w:rFonts w:ascii="맑은 고딕" w:hAnsi="맑은 고딕" w:eastAsia="맑은 고딕"/>
+          <w:b w:val="0"/>
+          <w:sz w:val="17"/>
+          <w:u w:val="none"/>
+        </w:rPr>
+        <w:t>(D) In the summary ‘The residents forced out by rising rents often end up in a neighbourhood as neglected as their old one’, ‘forced’ is a past participle modifying ‘residents’.</w:t>
+      </w:r>
+    </w:p>
+    <w:p>
+      <w:pPr>
+        <w:spacing w:before="0" w:after="20" w:line="276" w:lineRule="auto"/>
+        <w:ind w:left="80"/>
+        <w:snapToGrid w:val="0"/>
+      </w:pPr>
+      <w:r>
+        <w:rPr>
+          <w:rFonts w:ascii="맑은 고딕" w:hAnsi="맑은 고딕" w:eastAsia="맑은 고딕"/>
+          <w:b w:val="0"/>
+          <w:sz w:val="17"/>
+          <w:u w:val="none"/>
+        </w:rPr>
+        <w:t>① (A), (B)    ② (B), (D)    ③ (C), (D)    ④ (A), (C)    ⑤ (A), (C), (D)</w:t>
+      </w:r>
+    </w:p>
+    <w:p>
+      <w:pPr>
+        <w:keepNext/>
+        <w:spacing w:before="80" w:after="20" w:line="276" w:lineRule="auto"/>
+        <w:snapToGrid w:val="0"/>
+      </w:pPr>
+      <w:r>
+        <w:rPr>
+          <w:rFonts w:ascii="맑은 고딕" w:hAnsi="맑은 고딕" w:eastAsia="맑은 고딕"/>
+          <w:b/>
+          <w:sz w:val="17"/>
+          <w:u w:val="none"/>
+        </w:rPr>
+        <w:t>21-2.</w:t>
+      </w:r>
+      <w:r>
+        <w:rPr>
+          <w:rFonts w:ascii="맑은 고딕" w:hAnsi="맑은 고딕" w:eastAsia="맑은 고딕"/>
+          <w:b w:val="0"/>
+          <w:sz w:val="17"/>
+          <w:u w:val="none"/>
+        </w:rPr>
+        <w:t xml:space="preserve"> 다음 글의 빈칸 (A), (B)에 들어갈 말로 가장 적절한 것은? [3.2점]</w:t>
+      </w:r>
+    </w:p>
+    <w:p>
+      <w:pPr>
+        <w:spacing w:before="0" w:after="60" w:line="288" w:lineRule="auto"/>
+        <w:ind w:left="40"/>
+        <w:snapToGrid w:val="0"/>
+        <w:pBdr>
+          <w:top w:val="single" w:sz="4" w:space="2" w:color="999999"/>
+          <w:left w:val="single" w:sz="4" w:space="2" w:color="999999"/>
+          <w:bottom w:val="single" w:sz="4" w:space="2" w:color="999999"/>
+          <w:right w:val="single" w:sz="4" w:space="2" w:color="999999"/>
+        </w:pBdr>
+        <w:shd w:val="clear" w:color="auto" w:fill="F6F3EA"/>
+      </w:pPr>
+      <w:r>
+        <w:rPr>
+          <w:rFonts w:ascii="맑은 고딕" w:hAnsi="맑은 고딕" w:eastAsia="맑은 고딕"/>
+          <w:b w:val="0"/>
+          <w:sz w:val="17"/>
+          <w:u w:val="none"/>
+        </w:rPr>
+        <w:t>Currently, urban regeneration projects in degraded areas have been promoted as improving the wellbeing of residents and solving environmental injustice problems. However, such environmental improvements in ethnic communities and/or low-income households can create an urban green space paradox. In other words, (A) ________________________. The creation of new, high-quality green spaces can increase attractiveness, making these neighbourhoods more desirable. At the same time, housing becomes more expensive, and the people already living there may find the rent beyond their reach. (B) ________________________. This results in the exclusion or displacement of the poor neighbourhood’s residents, who were intended to benefit from the ecosystem services provided by the new green space. In turn, the residents may only be able to afford to live in a similar degraded neighbourhood to the one they left, with low access to green infrastructure.</w:t>
+      </w:r>
+    </w:p>
+    <w:p>
+      <w:pPr>
+        <w:spacing w:before="0" w:after="0" w:line="269" w:lineRule="auto"/>
+        <w:ind w:left="180" w:hanging="180"/>
+        <w:snapToGrid w:val="0"/>
+      </w:pPr>
+      <w:r>
+        <w:rPr>
+          <w:rFonts w:ascii="맑은 고딕" w:hAnsi="맑은 고딕" w:eastAsia="맑은 고딕"/>
+          <w:b w:val="0"/>
+          <w:sz w:val="17"/>
+          <w:u w:val="none"/>
+        </w:rPr>
+        <w:t>① (A) the projects fail because residents refuse to use the new parks  (B) So the city has to build even more green space to meet the demand</w:t>
+      </w:r>
+    </w:p>
+    <w:p>
+      <w:pPr>
+        <w:spacing w:before="0" w:after="0" w:line="269" w:lineRule="auto"/>
+        <w:ind w:left="180" w:hanging="180"/>
+        <w:snapToGrid w:val="0"/>
+      </w:pPr>
+      <w:r>
+        <w:rPr>
+          <w:rFonts w:ascii="맑은 고딕" w:hAnsi="맑은 고딕" w:eastAsia="맑은 고딕"/>
+          <w:b w:val="0"/>
+          <w:sz w:val="17"/>
+          <w:u w:val="none"/>
+        </w:rPr>
+        <w:t>② (A) the improvement itself can work against the people it was meant to help  (B) What was built as a benefit for them thus turns into a reason they must leave</w:t>
+      </w:r>
+    </w:p>
+    <w:p>
+      <w:pPr>
+        <w:spacing w:before="0" w:after="0" w:line="269" w:lineRule="auto"/>
+        <w:ind w:left="180" w:hanging="180"/>
+        <w:snapToGrid w:val="0"/>
+      </w:pPr>
+      <w:r>
+        <w:rPr>
+          <w:rFonts w:ascii="맑은 고딕" w:hAnsi="맑은 고딕" w:eastAsia="맑은 고딕"/>
+          <w:b w:val="0"/>
+          <w:sz w:val="17"/>
+          <w:u w:val="none"/>
+        </w:rPr>
+        <w:t>③ (A) the improvement itself can work against the people it was meant to help  (B) So the city has to build even more green space to meet the demand</w:t>
+      </w:r>
+    </w:p>
+    <w:p>
+      <w:pPr>
+        <w:spacing w:before="0" w:after="0" w:line="269" w:lineRule="auto"/>
+        <w:ind w:left="180" w:hanging="180"/>
+        <w:snapToGrid w:val="0"/>
+      </w:pPr>
+      <w:r>
+        <w:rPr>
+          <w:rFonts w:ascii="맑은 고딕" w:hAnsi="맑은 고딕" w:eastAsia="맑은 고딕"/>
+          <w:b w:val="0"/>
+          <w:sz w:val="17"/>
+          <w:u w:val="none"/>
+        </w:rPr>
+        <w:t>④ (A) green spaces are more valuable in wealthy districts than in poor ones  (B) What was built as a benefit for them thus turns into a reason they must leave</w:t>
+      </w:r>
+    </w:p>
+    <w:p>
+      <w:pPr>
+        <w:spacing w:before="0" w:after="0" w:line="269" w:lineRule="auto"/>
+        <w:ind w:left="180" w:hanging="180"/>
+        <w:snapToGrid w:val="0"/>
+      </w:pPr>
+      <w:r>
+        <w:rPr>
+          <w:rFonts w:ascii="맑은 고딕" w:hAnsi="맑은 고딕" w:eastAsia="맑은 고딕"/>
+          <w:b w:val="0"/>
+          <w:sz w:val="17"/>
+          <w:u w:val="none"/>
+        </w:rPr>
+        <w:t>⑤ (A) the projects fail because residents refuse to use the new parks  (B) The newcomers, however, rarely make use of the parks they paid so much for</w:t>
+      </w:r>
+    </w:p>
+    <w:p>
+      <w:pPr>
+        <w:keepNext/>
+        <w:spacing w:before="80" w:after="20" w:line="276" w:lineRule="auto"/>
+        <w:snapToGrid w:val="0"/>
+      </w:pPr>
+      <w:r>
+        <w:rPr>
+          <w:rFonts w:ascii="맑은 고딕" w:hAnsi="맑은 고딕" w:eastAsia="맑은 고딕"/>
+          <w:b/>
+          <w:sz w:val="17"/>
+          <w:u w:val="none"/>
+        </w:rPr>
+        <w:t>21-3.</w:t>
+      </w:r>
+      <w:r>
+        <w:rPr>
+          <w:rFonts w:ascii="맑은 고딕" w:hAnsi="맑은 고딕" w:eastAsia="맑은 고딕"/>
+          <w:b w:val="0"/>
+          <w:sz w:val="17"/>
+          <w:u w:val="none"/>
+        </w:rPr>
+        <w:t xml:space="preserve"> 윗글의 밑줄 친 </w:t>
+      </w:r>
+      <w:r>
+        <w:rPr>
+          <w:rFonts w:ascii="맑은 고딕" w:hAnsi="맑은 고딕" w:eastAsia="맑은 고딕"/>
+          <w:b w:val="0"/>
+          <w:sz w:val="17"/>
+          <w:u w:val="single"/>
+        </w:rPr>
+        <w:t>an urban green space paradox</w:t>
+      </w:r>
+      <w:r>
+        <w:rPr>
+          <w:rFonts w:ascii="맑은 고딕" w:hAnsi="맑은 고딕" w:eastAsia="맑은 고딕"/>
+          <w:b w:val="0"/>
+          <w:sz w:val="17"/>
+          <w:u w:val="none"/>
+        </w:rPr>
+        <w:t>가 의미하는 바로 가장 적절한 것은? [2.9점]</w:t>
+      </w:r>
+    </w:p>
+    <w:p>
+      <w:pPr>
+        <w:spacing w:before="0" w:after="60" w:line="288" w:lineRule="auto"/>
+        <w:ind w:left="40"/>
+        <w:snapToGrid w:val="0"/>
+        <w:pBdr>
+          <w:top w:val="single" w:sz="4" w:space="2" w:color="999999"/>
+          <w:left w:val="single" w:sz="4" w:space="2" w:color="999999"/>
+          <w:bottom w:val="single" w:sz="4" w:space="2" w:color="999999"/>
+          <w:right w:val="single" w:sz="4" w:space="2" w:color="999999"/>
+        </w:pBdr>
+        <w:shd w:val="clear" w:color="auto" w:fill="F6F3EA"/>
+      </w:pPr>
+      <w:r>
+        <w:rPr>
+          <w:rFonts w:ascii="맑은 고딕" w:hAnsi="맑은 고딕" w:eastAsia="맑은 고딕"/>
+          <w:b w:val="0"/>
+          <w:sz w:val="17"/>
+          <w:u w:val="none"/>
+        </w:rPr>
+        <w:t xml:space="preserve">Currently, urban regeneration projects in degraded areas have been promoted as improving the wellbeing of residents and solving environmental injustice problems. However, such environmental improvements in ethnic communities and/or low-income households can create </w:t>
+      </w:r>
+      <w:r>
+        <w:rPr>
+          <w:rFonts w:ascii="맑은 고딕" w:hAnsi="맑은 고딕" w:eastAsia="맑은 고딕"/>
+          <w:b w:val="0"/>
+          <w:sz w:val="17"/>
+          <w:u w:val="single"/>
+        </w:rPr>
+        <w:t>an urban green space paradox</w:t>
+      </w:r>
+      <w:r>
+        <w:rPr>
+          <w:rFonts w:ascii="맑은 고딕" w:hAnsi="맑은 고딕" w:eastAsia="맑은 고딕"/>
+          <w:b w:val="0"/>
+          <w:sz w:val="17"/>
+          <w:u w:val="none"/>
+        </w:rPr>
+        <w:t>. The creation of new, high-quality green spaces can increase attractiveness, making these neighbourhoods more desirable. At the same time, housing becomes more expensive, and the people already living there may find the rent beyond their reach. This results in the exclusion or displacement of the poor neighbourhood’s residents, who were intended to benefit from the ecosystem services provided by the new green space.</w:t>
+      </w:r>
+    </w:p>
+    <w:p>
+      <w:pPr>
+        <w:spacing w:before="0" w:after="0" w:line="269" w:lineRule="auto"/>
+        <w:ind w:left="180" w:hanging="180"/>
+        <w:snapToGrid w:val="0"/>
+      </w:pPr>
+      <w:r>
+        <w:rPr>
+          <w:rFonts w:ascii="맑은 고딕" w:hAnsi="맑은 고딕" w:eastAsia="맑은 고딕"/>
+          <w:b w:val="0"/>
+          <w:sz w:val="17"/>
+          <w:u w:val="none"/>
+        </w:rPr>
+        <w:t>① a situation in which new parks are built but hardly anyone in the neighbourhood uses them</w:t>
+      </w:r>
+    </w:p>
+    <w:p>
+      <w:pPr>
+        <w:spacing w:before="0" w:after="0" w:line="269" w:lineRule="auto"/>
+        <w:ind w:left="180" w:hanging="180"/>
+        <w:snapToGrid w:val="0"/>
+      </w:pPr>
+      <w:r>
+        <w:rPr>
+          <w:rFonts w:ascii="맑은 고딕" w:hAnsi="맑은 고딕" w:eastAsia="맑은 고딕"/>
+          <w:b w:val="0"/>
+          <w:sz w:val="17"/>
+          <w:u w:val="none"/>
+        </w:rPr>
+        <w:t>② a situation in which wealthy districts receive more green space than poor ones</w:t>
+      </w:r>
+    </w:p>
+    <w:p>
+      <w:pPr>
+        <w:spacing w:before="0" w:after="0" w:line="269" w:lineRule="auto"/>
+        <w:ind w:left="180" w:hanging="180"/>
+        <w:snapToGrid w:val="0"/>
+      </w:pPr>
+      <w:r>
+        <w:rPr>
+          <w:rFonts w:ascii="맑은 고딕" w:hAnsi="맑은 고딕" w:eastAsia="맑은 고딕"/>
+          <w:b w:val="0"/>
+          <w:sz w:val="17"/>
+          <w:u w:val="none"/>
+        </w:rPr>
+        <w:t>③ a situation in which green spaces lower the value of the surrounding housing</w:t>
+      </w:r>
+    </w:p>
+    <w:p>
+      <w:pPr>
+        <w:spacing w:before="0" w:after="0" w:line="269" w:lineRule="auto"/>
+        <w:ind w:left="180" w:hanging="180"/>
+        <w:snapToGrid w:val="0"/>
+      </w:pPr>
+      <w:r>
+        <w:rPr>
+          <w:rFonts w:ascii="맑은 고딕" w:hAnsi="맑은 고딕" w:eastAsia="맑은 고딕"/>
+          <w:b w:val="0"/>
+          <w:sz w:val="17"/>
+          <w:u w:val="none"/>
+        </w:rPr>
+        <w:t>④ a situation in which residents must choose between green space and affordable housing elsewhere</w:t>
+      </w:r>
+    </w:p>
+    <w:p>
+      <w:pPr>
+        <w:spacing w:before="0" w:after="0" w:line="269" w:lineRule="auto"/>
+        <w:ind w:left="180" w:hanging="180"/>
+        <w:snapToGrid w:val="0"/>
+      </w:pPr>
+      <w:r>
+        <w:rPr>
+          <w:rFonts w:ascii="맑은 고딕" w:hAnsi="맑은 고딕" w:eastAsia="맑은 고딕"/>
+          <w:b w:val="0"/>
+          <w:sz w:val="17"/>
+          <w:u w:val="none"/>
+        </w:rPr>
+        <w:t>⑤ a situation in which greening a poor area ends up driving away the residents it was meant to benefit</w:t>
+      </w:r>
+    </w:p>
+    <w:p>
+      <w:pPr>
+        <w:keepNext/>
+        <w:spacing w:before="80" w:after="20" w:line="276" w:lineRule="auto"/>
+        <w:snapToGrid w:val="0"/>
+      </w:pPr>
+      <w:r>
+        <w:rPr>
+          <w:rFonts w:ascii="맑은 고딕" w:hAnsi="맑은 고딕" w:eastAsia="맑은 고딕"/>
+          <w:b/>
+          <w:sz w:val="17"/>
+          <w:u w:val="none"/>
+        </w:rPr>
+        <w:t>21-4.</w:t>
+      </w:r>
+      <w:r>
+        <w:rPr>
+          <w:rFonts w:ascii="맑은 고딕" w:hAnsi="맑은 고딕" w:eastAsia="맑은 고딕"/>
+          <w:b w:val="0"/>
+          <w:sz w:val="17"/>
+          <w:u w:val="none"/>
+        </w:rPr>
+        <w:t xml:space="preserve"> 다음 글의 밑줄 친 ⓐ ~ ⓕ 중, 어법상 </w:t>
+      </w:r>
+      <w:r>
+        <w:rPr>
+          <w:rFonts w:ascii="맑은 고딕" w:hAnsi="맑은 고딕" w:eastAsia="맑은 고딕"/>
+          <w:b w:val="0"/>
+          <w:sz w:val="17"/>
+          <w:u w:val="single"/>
+        </w:rPr>
+        <w:t>틀린</w:t>
+      </w:r>
+      <w:r>
+        <w:rPr>
+          <w:rFonts w:ascii="맑은 고딕" w:hAnsi="맑은 고딕" w:eastAsia="맑은 고딕"/>
+          <w:b w:val="0"/>
+          <w:sz w:val="17"/>
+          <w:u w:val="none"/>
+        </w:rPr>
+        <w:t xml:space="preserve"> 것을 모두 고른 것은? [3.1점]</w:t>
+      </w:r>
+    </w:p>
+    <w:p>
+      <w:pPr>
+        <w:spacing w:before="0" w:after="60" w:line="288" w:lineRule="auto"/>
+        <w:ind w:left="40"/>
+        <w:snapToGrid w:val="0"/>
+        <w:pBdr>
+          <w:top w:val="single" w:sz="4" w:space="2" w:color="999999"/>
+          <w:left w:val="single" w:sz="4" w:space="2" w:color="999999"/>
+          <w:bottom w:val="single" w:sz="4" w:space="2" w:color="999999"/>
+          <w:right w:val="single" w:sz="4" w:space="2" w:color="999999"/>
+        </w:pBdr>
+        <w:shd w:val="clear" w:color="auto" w:fill="F6F3EA"/>
+      </w:pPr>
+      <w:r>
+        <w:rPr>
+          <w:rFonts w:ascii="맑은 고딕" w:hAnsi="맑은 고딕" w:eastAsia="맑은 고딕"/>
+          <w:b w:val="0"/>
+          <w:sz w:val="17"/>
+          <w:u w:val="none"/>
+        </w:rPr>
+        <w:t>Currently, urban regeneration projects in ⓑ</w:t>
+      </w:r>
+      <w:r>
+        <w:rPr>
+          <w:rFonts w:ascii="맑은 고딕" w:hAnsi="맑은 고딕" w:eastAsia="맑은 고딕"/>
+          <w:b w:val="0"/>
+          <w:sz w:val="17"/>
+          <w:u w:val="single"/>
+        </w:rPr>
+        <w:t>degrading</w:t>
+      </w:r>
+      <w:r>
+        <w:rPr>
+          <w:rFonts w:ascii="맑은 고딕" w:hAnsi="맑은 고딕" w:eastAsia="맑은 고딕"/>
+          <w:b w:val="0"/>
+          <w:sz w:val="17"/>
+          <w:u w:val="none"/>
+        </w:rPr>
+        <w:t xml:space="preserve"> areas ⓐ</w:t>
+      </w:r>
+      <w:r>
+        <w:rPr>
+          <w:rFonts w:ascii="맑은 고딕" w:hAnsi="맑은 고딕" w:eastAsia="맑은 고딕"/>
+          <w:b w:val="0"/>
+          <w:sz w:val="17"/>
+          <w:u w:val="single"/>
+        </w:rPr>
+        <w:t>have been promoted</w:t>
+      </w:r>
+      <w:r>
+        <w:rPr>
+          <w:rFonts w:ascii="맑은 고딕" w:hAnsi="맑은 고딕" w:eastAsia="맑은 고딕"/>
+          <w:b w:val="0"/>
+          <w:sz w:val="17"/>
+          <w:u w:val="none"/>
+        </w:rPr>
+        <w:t xml:space="preserve"> as improving the wellbeing of residents and solving environmental injustice problems. However, such environmental improvements in ethnic communities and/or low-income households can create an urban green space paradox. The creation of new, high-quality green spaces can increase attractiveness, ⓒ</w:t>
+      </w:r>
+      <w:r>
+        <w:rPr>
+          <w:rFonts w:ascii="맑은 고딕" w:hAnsi="맑은 고딕" w:eastAsia="맑은 고딕"/>
+          <w:b w:val="0"/>
+          <w:sz w:val="17"/>
+          <w:u w:val="single"/>
+        </w:rPr>
+        <w:t>making</w:t>
+      </w:r>
+      <w:r>
+        <w:rPr>
+          <w:rFonts w:ascii="맑은 고딕" w:hAnsi="맑은 고딕" w:eastAsia="맑은 고딕"/>
+          <w:b w:val="0"/>
+          <w:sz w:val="17"/>
+          <w:u w:val="none"/>
+        </w:rPr>
+        <w:t xml:space="preserve"> these neighbourhoods more desirable. By contrast, the cost of housing can rise, and residents may not be able to ⓕ</w:t>
+      </w:r>
+      <w:r>
+        <w:rPr>
+          <w:rFonts w:ascii="맑은 고딕" w:hAnsi="맑은 고딕" w:eastAsia="맑은 고딕"/>
+          <w:b w:val="0"/>
+          <w:sz w:val="17"/>
+          <w:u w:val="single"/>
+        </w:rPr>
+        <w:t>affording</w:t>
+      </w:r>
+      <w:r>
+        <w:rPr>
+          <w:rFonts w:ascii="맑은 고딕" w:hAnsi="맑은 고딕" w:eastAsia="맑은 고딕"/>
+          <w:b w:val="0"/>
+          <w:sz w:val="17"/>
+          <w:u w:val="none"/>
+        </w:rPr>
+        <w:t xml:space="preserve"> the rent. This results in the exclusion or displacement of the poor neighbourhood’s residents, ⓓ</w:t>
+      </w:r>
+      <w:r>
+        <w:rPr>
+          <w:rFonts w:ascii="맑은 고딕" w:hAnsi="맑은 고딕" w:eastAsia="맑은 고딕"/>
+          <w:b w:val="0"/>
+          <w:sz w:val="17"/>
+          <w:u w:val="single"/>
+        </w:rPr>
+        <w:t>whom</w:t>
+      </w:r>
+      <w:r>
+        <w:rPr>
+          <w:rFonts w:ascii="맑은 고딕" w:hAnsi="맑은 고딕" w:eastAsia="맑은 고딕"/>
+          <w:b w:val="0"/>
+          <w:sz w:val="17"/>
+          <w:u w:val="none"/>
+        </w:rPr>
+        <w:t xml:space="preserve"> were intended to benefit from the ecosystem services ⓔ</w:t>
+      </w:r>
+      <w:r>
+        <w:rPr>
+          <w:rFonts w:ascii="맑은 고딕" w:hAnsi="맑은 고딕" w:eastAsia="맑은 고딕"/>
+          <w:b w:val="0"/>
+          <w:sz w:val="17"/>
+          <w:u w:val="single"/>
+        </w:rPr>
+        <w:t>provided</w:t>
+      </w:r>
+      <w:r>
+        <w:rPr>
+          <w:rFonts w:ascii="맑은 고딕" w:hAnsi="맑은 고딕" w:eastAsia="맑은 고딕"/>
+          <w:b w:val="0"/>
+          <w:sz w:val="17"/>
+          <w:u w:val="none"/>
+        </w:rPr>
+        <w:t xml:space="preserve"> by the new green space. In turn, the residents may only be able to afford to live in a similar degraded neighbourhood to the one they left, with low access to green infrastructure.</w:t>
+      </w:r>
+    </w:p>
+    <w:p>
+      <w:pPr>
+        <w:spacing w:before="0" w:after="20" w:line="276" w:lineRule="auto"/>
+        <w:ind w:left="80"/>
+        <w:snapToGrid w:val="0"/>
+      </w:pPr>
+      <w:r>
+        <w:rPr>
+          <w:rFonts w:ascii="맑은 고딕" w:hAnsi="맑은 고딕" w:eastAsia="맑은 고딕"/>
+          <w:b w:val="0"/>
+          <w:sz w:val="17"/>
+          <w:u w:val="none"/>
+        </w:rPr>
+        <w:t>① ⓐ, ⓒ    ② ⓑ, ⓔ    ③ ⓑ, ⓓ, ⓕ    ④ ⓒ, ⓓ    ⑤ ⓐ, ⓓ, ⓕ</w:t>
+      </w:r>
+    </w:p>
+    <w:p>
+      <w:pPr>
+        <w:keepNext/>
+        <w:spacing w:before="80" w:after="20" w:line="276" w:lineRule="auto"/>
+        <w:snapToGrid w:val="0"/>
+      </w:pPr>
+      <w:r>
+        <w:rPr>
+          <w:rFonts w:ascii="맑은 고딕" w:hAnsi="맑은 고딕" w:eastAsia="맑은 고딕"/>
+          <w:b/>
+          <w:sz w:val="17"/>
+          <w:u w:val="none"/>
+        </w:rPr>
+        <w:t>21-5.</w:t>
+      </w:r>
+      <w:r>
+        <w:rPr>
+          <w:rFonts w:ascii="맑은 고딕" w:hAnsi="맑은 고딕" w:eastAsia="맑은 고딕"/>
+          <w:b w:val="0"/>
+          <w:sz w:val="17"/>
+          <w:u w:val="none"/>
+        </w:rPr>
+        <w:t xml:space="preserve"> According to the passage, which of the following is </w:t>
+      </w:r>
+      <w:r>
+        <w:rPr>
+          <w:rFonts w:ascii="맑은 고딕" w:hAnsi="맑은 고딕" w:eastAsia="맑은 고딕"/>
+          <w:b w:val="0"/>
+          <w:sz w:val="17"/>
+          <w:u w:val="single"/>
+        </w:rPr>
+        <w:t>NOT</w:t>
+      </w:r>
+      <w:r>
+        <w:rPr>
+          <w:rFonts w:ascii="맑은 고딕" w:hAnsi="맑은 고딕" w:eastAsia="맑은 고딕"/>
+          <w:b w:val="0"/>
+          <w:sz w:val="17"/>
+          <w:u w:val="none"/>
+        </w:rPr>
+        <w:t xml:space="preserve"> true? [2.8점]</w:t>
+      </w:r>
+    </w:p>
+    <w:p>
+      <w:pPr>
+        <w:spacing w:before="0" w:after="60" w:line="288" w:lineRule="auto"/>
+        <w:ind w:left="40"/>
+        <w:snapToGrid w:val="0"/>
+        <w:pBdr>
+          <w:top w:val="single" w:sz="4" w:space="2" w:color="999999"/>
+          <w:left w:val="single" w:sz="4" w:space="2" w:color="999999"/>
+          <w:bottom w:val="single" w:sz="4" w:space="2" w:color="999999"/>
+          <w:right w:val="single" w:sz="4" w:space="2" w:color="999999"/>
+        </w:pBdr>
+        <w:shd w:val="clear" w:color="auto" w:fill="F6F3EA"/>
+      </w:pPr>
+      <w:r>
+        <w:rPr>
+          <w:rFonts w:ascii="맑은 고딕" w:hAnsi="맑은 고딕" w:eastAsia="맑은 고딕"/>
+          <w:b w:val="0"/>
+          <w:sz w:val="17"/>
+          <w:u w:val="none"/>
+        </w:rPr>
+        <w:t>These days, projects that renew run-down parts of a city are presented as a way to make residents healthier and happier and to correct environmental unfairness. Yet when such upgrades arrive in minority or low-income neighbourhoods, they can set off what has been called the urban green space paradox. Adding new, well-designed parks and greenery makes a district more appealing, so more people want to live there. At the same time, housing becomes more expensive, and the people already living there may find the rent beyond their reach. The outcome is that the poor residents — the very people the new green space was supposed to serve — are pushed out or left out. They may then be able to afford only another neglected district much like the one they came from, where green infrastructure is scarce.</w:t>
+      </w:r>
+    </w:p>
+    <w:p>
+      <w:pPr>
+        <w:spacing w:before="0" w:after="0" w:line="269" w:lineRule="auto"/>
+        <w:ind w:left="180" w:hanging="180"/>
+        <w:snapToGrid w:val="0"/>
+      </w:pPr>
+      <w:r>
+        <w:rPr>
+          <w:rFonts w:ascii="맑은 고딕" w:hAnsi="맑은 고딕" w:eastAsia="맑은 고딕"/>
+          <w:b w:val="0"/>
+          <w:sz w:val="17"/>
+          <w:u w:val="none"/>
+        </w:rPr>
+        <w:t>① The new green space was intended mainly for the wealthier people who move into the district.</w:t>
+      </w:r>
+    </w:p>
+    <w:p>
+      <w:pPr>
+        <w:spacing w:before="0" w:after="0" w:line="269" w:lineRule="auto"/>
+        <w:ind w:left="180" w:hanging="180"/>
+        <w:snapToGrid w:val="0"/>
+      </w:pPr>
+      <w:r>
+        <w:rPr>
+          <w:rFonts w:ascii="맑은 고딕" w:hAnsi="맑은 고딕" w:eastAsia="맑은 고딕"/>
+          <w:b w:val="0"/>
+          <w:sz w:val="17"/>
+          <w:u w:val="none"/>
+        </w:rPr>
+        <w:t>② Regeneration projects are promoted as improving residents’ wellbeing and correcting environmental unfairness.</w:t>
+      </w:r>
+    </w:p>
+    <w:p>
+      <w:pPr>
+        <w:spacing w:before="0" w:after="0" w:line="269" w:lineRule="auto"/>
+        <w:ind w:left="180" w:hanging="180"/>
+        <w:snapToGrid w:val="0"/>
+      </w:pPr>
+      <w:r>
+        <w:rPr>
+          <w:rFonts w:ascii="맑은 고딕" w:hAnsi="맑은 고딕" w:eastAsia="맑은 고딕"/>
+          <w:b w:val="0"/>
+          <w:sz w:val="17"/>
+          <w:u w:val="none"/>
+        </w:rPr>
+        <w:t>③ Well-designed parks make a district more appealing, so more people want to live there.</w:t>
+      </w:r>
+    </w:p>
+    <w:p>
+      <w:pPr>
+        <w:spacing w:before="0" w:after="0" w:line="269" w:lineRule="auto"/>
+        <w:ind w:left="180" w:hanging="180"/>
+        <w:snapToGrid w:val="0"/>
+      </w:pPr>
+      <w:r>
+        <w:rPr>
+          <w:rFonts w:ascii="맑은 고딕" w:hAnsi="맑은 고딕" w:eastAsia="맑은 고딕"/>
+          <w:b w:val="0"/>
+          <w:sz w:val="17"/>
+          <w:u w:val="none"/>
+        </w:rPr>
+        <w:t>④ Long-time residents may be unable to pay the rent once housing prices go up.</w:t>
+      </w:r>
+    </w:p>
+    <w:p>
+      <w:pPr>
+        <w:spacing w:before="0" w:after="0" w:line="269" w:lineRule="auto"/>
+        <w:ind w:left="180" w:hanging="180"/>
+        <w:snapToGrid w:val="0"/>
+      </w:pPr>
+      <w:r>
+        <w:rPr>
+          <w:rFonts w:ascii="맑은 고딕" w:hAnsi="맑은 고딕" w:eastAsia="맑은 고딕"/>
+          <w:b w:val="0"/>
+          <w:sz w:val="17"/>
+          <w:u w:val="none"/>
+        </w:rPr>
+        <w:t>⑤ Displaced residents may end up in another neglected district with little green infrastructure.</w:t>
+      </w:r>
+    </w:p>
+    <w:p>
+      <w:pPr>
+        <w:keepNext/>
+        <w:spacing w:before="80" w:after="20" w:line="276" w:lineRule="auto"/>
+        <w:snapToGrid w:val="0"/>
+      </w:pPr>
+      <w:r>
+        <w:rPr>
+          <w:rFonts w:ascii="맑은 고딕" w:hAnsi="맑은 고딕" w:eastAsia="맑은 고딕"/>
+          <w:b/>
+          <w:sz w:val="17"/>
+          <w:u w:val="none"/>
+        </w:rPr>
+        <w:t>21-6.</w:t>
+      </w:r>
+      <w:r>
+        <w:rPr>
+          <w:rFonts w:ascii="맑은 고딕" w:hAnsi="맑은 고딕" w:eastAsia="맑은 고딕"/>
+          <w:b w:val="0"/>
+          <w:sz w:val="17"/>
+          <w:u w:val="none"/>
+        </w:rPr>
+        <w:t xml:space="preserve"> What is the main point of the passage? [2.9점]</w:t>
+      </w:r>
+    </w:p>
+    <w:p>
+      <w:pPr>
+        <w:spacing w:before="0" w:after="60" w:line="288" w:lineRule="auto"/>
+        <w:ind w:left="40"/>
+        <w:snapToGrid w:val="0"/>
+        <w:pBdr>
+          <w:top w:val="single" w:sz="4" w:space="2" w:color="999999"/>
+          <w:left w:val="single" w:sz="4" w:space="2" w:color="999999"/>
+          <w:bottom w:val="single" w:sz="4" w:space="2" w:color="999999"/>
+          <w:right w:val="single" w:sz="4" w:space="2" w:color="999999"/>
+        </w:pBdr>
+        <w:shd w:val="clear" w:color="auto" w:fill="F6F3EA"/>
+      </w:pPr>
+      <w:r>
+        <w:rPr>
+          <w:rFonts w:ascii="맑은 고딕" w:hAnsi="맑은 고딕" w:eastAsia="맑은 고딕"/>
+          <w:b w:val="0"/>
+          <w:sz w:val="17"/>
+          <w:u w:val="none"/>
+        </w:rPr>
+        <w:t>These days, projects that renew run-down parts of a city are presented as a way to make residents healthier and happier and to correct environmental unfairness. Yet when such upgrades arrive in minority or low-income neighbourhoods, they can set off what has been called the urban green space paradox. Adding new, well-designed parks and greenery makes a district more appealing, so more people want to live there. At the same time, housing becomes more expensive, and the people already living there may find the rent beyond their reach. The outcome is that the poor residents — the very people the new green space was supposed to serve — are pushed out or left out. They may then be able to afford only another neglected district much like the one they came from, where green infrastructure is scarce.</w:t>
+      </w:r>
+    </w:p>
+    <w:p>
+      <w:pPr>
+        <w:spacing w:before="0" w:after="0" w:line="269" w:lineRule="auto"/>
+        <w:ind w:left="180" w:hanging="180"/>
+        <w:snapToGrid w:val="0"/>
+      </w:pPr>
+      <w:r>
+        <w:rPr>
+          <w:rFonts w:ascii="맑은 고딕" w:hAnsi="맑은 고딕" w:eastAsia="맑은 고딕"/>
+          <w:b w:val="0"/>
+          <w:sz w:val="17"/>
+          <w:u w:val="none"/>
+        </w:rPr>
+        <w:t>① Cities should stop building parks in poor neighbourhoods altogether.</w:t>
+      </w:r>
+    </w:p>
+    <w:p>
+      <w:pPr>
+        <w:spacing w:before="0" w:after="0" w:line="269" w:lineRule="auto"/>
+        <w:ind w:left="180" w:hanging="180"/>
+        <w:snapToGrid w:val="0"/>
+      </w:pPr>
+      <w:r>
+        <w:rPr>
+          <w:rFonts w:ascii="맑은 고딕" w:hAnsi="맑은 고딕" w:eastAsia="맑은 고딕"/>
+          <w:b w:val="0"/>
+          <w:sz w:val="17"/>
+          <w:u w:val="none"/>
+        </w:rPr>
+        <w:t>② Green spaces raise property values, which is good news for every resident.</w:t>
+      </w:r>
+    </w:p>
+    <w:p>
+      <w:pPr>
+        <w:spacing w:before="0" w:after="0" w:line="269" w:lineRule="auto"/>
+        <w:ind w:left="180" w:hanging="180"/>
+        <w:snapToGrid w:val="0"/>
+      </w:pPr>
+      <w:r>
+        <w:rPr>
+          <w:rFonts w:ascii="맑은 고딕" w:hAnsi="맑은 고딕" w:eastAsia="맑은 고딕"/>
+          <w:b w:val="0"/>
+          <w:sz w:val="17"/>
+          <w:u w:val="none"/>
+        </w:rPr>
+        <w:t>③ Improving a poor neighbourhood’s environment can end up pushing out the very residents it was meant to help.</w:t>
+      </w:r>
+    </w:p>
+    <w:p>
+      <w:pPr>
+        <w:spacing w:before="0" w:after="0" w:line="269" w:lineRule="auto"/>
+        <w:ind w:left="180" w:hanging="180"/>
+        <w:snapToGrid w:val="0"/>
+      </w:pPr>
+      <w:r>
+        <w:rPr>
+          <w:rFonts w:ascii="맑은 고딕" w:hAnsi="맑은 고딕" w:eastAsia="맑은 고딕"/>
+          <w:b w:val="0"/>
+          <w:sz w:val="17"/>
+          <w:u w:val="none"/>
+        </w:rPr>
+        <w:t>④ Low-income families prefer neglected districts because the rent is lower there.</w:t>
+      </w:r>
+    </w:p>
+    <w:p>
+      <w:pPr>
+        <w:spacing w:before="0" w:after="0" w:line="269" w:lineRule="auto"/>
+        <w:ind w:left="180" w:hanging="180"/>
+        <w:snapToGrid w:val="0"/>
+      </w:pPr>
+      <w:r>
+        <w:rPr>
+          <w:rFonts w:ascii="맑은 고딕" w:hAnsi="맑은 고딕" w:eastAsia="맑은 고딕"/>
+          <w:b w:val="0"/>
+          <w:sz w:val="17"/>
+          <w:u w:val="none"/>
+        </w:rPr>
+        <w:t>⑤ Environmental injustice can be solved only by building more green space in wealthy areas.</w:t>
+      </w:r>
+    </w:p>
+    <w:p>
+      <w:pPr>
+        <w:keepNext/>
+        <w:spacing w:before="80" w:after="20" w:line="276" w:lineRule="auto"/>
+        <w:snapToGrid w:val="0"/>
+      </w:pPr>
+      <w:r>
+        <w:rPr>
+          <w:rFonts w:ascii="맑은 고딕" w:hAnsi="맑은 고딕" w:eastAsia="맑은 고딕"/>
+          <w:b/>
+          <w:sz w:val="17"/>
+          <w:u w:val="none"/>
+        </w:rPr>
+        <w:t>21-7.</w:t>
+      </w:r>
+      <w:r>
+        <w:rPr>
+          <w:rFonts w:ascii="맑은 고딕" w:hAnsi="맑은 고딕" w:eastAsia="맑은 고딕"/>
+          <w:b w:val="0"/>
+          <w:sz w:val="17"/>
+          <w:u w:val="none"/>
+        </w:rPr>
+        <w:t xml:space="preserve"> 다음 글의 밑줄 친 부분 중, 문맥상 낱말의 쓰임이 적절하지 </w:t>
+      </w:r>
+      <w:r>
+        <w:rPr>
+          <w:rFonts w:ascii="맑은 고딕" w:hAnsi="맑은 고딕" w:eastAsia="맑은 고딕"/>
+          <w:b w:val="0"/>
+          <w:sz w:val="17"/>
+          <w:u w:val="single"/>
+        </w:rPr>
+        <w:t>않은</w:t>
+      </w:r>
+      <w:r>
+        <w:rPr>
+          <w:rFonts w:ascii="맑은 고딕" w:hAnsi="맑은 고딕" w:eastAsia="맑은 고딕"/>
+          <w:b w:val="0"/>
+          <w:sz w:val="17"/>
+          <w:u w:val="none"/>
+        </w:rPr>
+        <w:t xml:space="preserve"> 것은? [3.1점]</w:t>
+      </w:r>
+    </w:p>
+    <w:p>
+      <w:pPr>
+        <w:spacing w:before="0" w:after="60" w:line="288" w:lineRule="auto"/>
+        <w:ind w:left="40"/>
+        <w:snapToGrid w:val="0"/>
+        <w:pBdr>
+          <w:top w:val="single" w:sz="4" w:space="2" w:color="999999"/>
+          <w:left w:val="single" w:sz="4" w:space="2" w:color="999999"/>
+          <w:bottom w:val="single" w:sz="4" w:space="2" w:color="999999"/>
+          <w:right w:val="single" w:sz="4" w:space="2" w:color="999999"/>
+        </w:pBdr>
+        <w:shd w:val="clear" w:color="auto" w:fill="F6F3EA"/>
+      </w:pPr>
+      <w:r>
+        <w:rPr>
+          <w:rFonts w:ascii="맑은 고딕" w:hAnsi="맑은 고딕" w:eastAsia="맑은 고딕"/>
+          <w:b w:val="0"/>
+          <w:sz w:val="17"/>
+          <w:u w:val="none"/>
+        </w:rPr>
+        <w:t>Currently, urban regeneration projects in ①</w:t>
+      </w:r>
+      <w:r>
+        <w:rPr>
+          <w:rFonts w:ascii="맑은 고딕" w:hAnsi="맑은 고딕" w:eastAsia="맑은 고딕"/>
+          <w:b w:val="0"/>
+          <w:sz w:val="17"/>
+          <w:u w:val="single"/>
+        </w:rPr>
+        <w:t>degraded</w:t>
+      </w:r>
+      <w:r>
+        <w:rPr>
+          <w:rFonts w:ascii="맑은 고딕" w:hAnsi="맑은 고딕" w:eastAsia="맑은 고딕"/>
+          <w:b w:val="0"/>
+          <w:sz w:val="17"/>
+          <w:u w:val="none"/>
+        </w:rPr>
+        <w:t xml:space="preserve"> areas have been promoted as improving the wellbeing of residents and solving environmental injustice problems. However, such environmental improvements in ethnic communities and/or low-income households can create an urban green space ②</w:t>
+      </w:r>
+      <w:r>
+        <w:rPr>
+          <w:rFonts w:ascii="맑은 고딕" w:hAnsi="맑은 고딕" w:eastAsia="맑은 고딕"/>
+          <w:b w:val="0"/>
+          <w:sz w:val="17"/>
+          <w:u w:val="single"/>
+        </w:rPr>
+        <w:t>paradox</w:t>
+      </w:r>
+      <w:r>
+        <w:rPr>
+          <w:rFonts w:ascii="맑은 고딕" w:hAnsi="맑은 고딕" w:eastAsia="맑은 고딕"/>
+          <w:b w:val="0"/>
+          <w:sz w:val="17"/>
+          <w:u w:val="none"/>
+        </w:rPr>
+        <w:t>. The creation of new, high-quality green spaces can increase attractiveness, making these neighbourhoods more ③</w:t>
+      </w:r>
+      <w:r>
+        <w:rPr>
+          <w:rFonts w:ascii="맑은 고딕" w:hAnsi="맑은 고딕" w:eastAsia="맑은 고딕"/>
+          <w:b w:val="0"/>
+          <w:sz w:val="17"/>
+          <w:u w:val="single"/>
+        </w:rPr>
+        <w:t>desirable</w:t>
+      </w:r>
+      <w:r>
+        <w:rPr>
+          <w:rFonts w:ascii="맑은 고딕" w:hAnsi="맑은 고딕" w:eastAsia="맑은 고딕"/>
+          <w:b w:val="0"/>
+          <w:sz w:val="17"/>
+          <w:u w:val="none"/>
+        </w:rPr>
+        <w:t>. By contrast, the cost of housing can ④</w:t>
+      </w:r>
+      <w:r>
+        <w:rPr>
+          <w:rFonts w:ascii="맑은 고딕" w:hAnsi="맑은 고딕" w:eastAsia="맑은 고딕"/>
+          <w:b w:val="0"/>
+          <w:sz w:val="17"/>
+          <w:u w:val="single"/>
+        </w:rPr>
+        <w:t>fall</w:t>
+      </w:r>
+      <w:r>
+        <w:rPr>
+          <w:rFonts w:ascii="맑은 고딕" w:hAnsi="맑은 고딕" w:eastAsia="맑은 고딕"/>
+          <w:b w:val="0"/>
+          <w:sz w:val="17"/>
+          <w:u w:val="none"/>
+        </w:rPr>
+        <w:t>, and the people already living there may find the rent beyond their reach. This results in the exclusion or ⑤</w:t>
+      </w:r>
+      <w:r>
+        <w:rPr>
+          <w:rFonts w:ascii="맑은 고딕" w:hAnsi="맑은 고딕" w:eastAsia="맑은 고딕"/>
+          <w:b w:val="0"/>
+          <w:sz w:val="17"/>
+          <w:u w:val="single"/>
+        </w:rPr>
+        <w:t>displacement</w:t>
+      </w:r>
+      <w:r>
+        <w:rPr>
+          <w:rFonts w:ascii="맑은 고딕" w:hAnsi="맑은 고딕" w:eastAsia="맑은 고딕"/>
+          <w:b w:val="0"/>
+          <w:sz w:val="17"/>
+          <w:u w:val="none"/>
+        </w:rPr>
+        <w:t xml:space="preserve"> of the poor neighbourhood’s residents, who were intended to benefit from the ecosystem services provided by the new green space. In turn, the residents may only be able to afford to live in a similar degraded neighbourhood to the one they left, with low access to green infrastructure.</w:t>
+      </w:r>
+    </w:p>
+    <w:p>
+      <w:pPr>
+        <w:spacing w:before="0" w:after="20" w:line="276" w:lineRule="auto"/>
+        <w:ind w:left="80"/>
+        <w:snapToGrid w:val="0"/>
+      </w:pPr>
+      <w:r>
+        <w:rPr>
+          <w:rFonts w:ascii="맑은 고딕" w:hAnsi="맑은 고딕" w:eastAsia="맑은 고딕"/>
+          <w:b w:val="0"/>
+          <w:sz w:val="17"/>
+          <w:u w:val="none"/>
+        </w:rPr>
+        <w:t>① ①    ② ②    ③ ③    ④ ④    ⑤ ⑤</w:t>
+      </w:r>
+    </w:p>
+    <w:p>
+      <w:pPr>
+        <w:keepNext/>
+        <w:spacing w:before="80" w:after="40" w:line="276" w:lineRule="auto"/>
+        <w:snapToGrid w:val="0"/>
+        <w:shd w:val="clear" w:color="auto" w:fill="8A3A12"/>
+      </w:pPr>
+      <w:r>
+        <w:rPr>
+          <w:rFonts w:ascii="맑은 고딕" w:hAnsi="맑은 고딕" w:eastAsia="맑은 고딕"/>
+          <w:b/>
+          <w:color w:val="FFFFFF"/>
+          <w:sz w:val="17"/>
+          <w:u w:val="none"/>
+        </w:rPr>
+        <w:t>서답형  21-서1 ~ 21-서2</w:t>
+      </w:r>
+    </w:p>
+    <w:p>
+      <w:pPr>
+        <w:keepNext/>
+        <w:spacing w:before="80" w:after="20" w:line="276" w:lineRule="auto"/>
+        <w:snapToGrid w:val="0"/>
+      </w:pPr>
+      <w:r>
+        <w:rPr>
+          <w:rFonts w:ascii="맑은 고딕" w:hAnsi="맑은 고딕" w:eastAsia="맑은 고딕"/>
+          <w:b/>
+          <w:sz w:val="17"/>
+          <w:u w:val="none"/>
+        </w:rPr>
+        <w:t>21-서1.</w:t>
+      </w:r>
+      <w:r>
+        <w:rPr>
+          <w:rFonts w:ascii="맑은 고딕" w:hAnsi="맑은 고딕" w:eastAsia="맑은 고딕"/>
+          <w:b w:val="0"/>
+          <w:sz w:val="17"/>
+          <w:u w:val="none"/>
+        </w:rPr>
+        <w:t xml:space="preserve"> 다음 글의 밑줄 친 부분과 같은 뜻이 되도록 &lt;보기&gt;의 표현을 모두 사용하여 &lt;조건&gt;에 맞게 영작하시오. [3점] [3.0점]</w:t>
+      </w:r>
+    </w:p>
+    <w:p>
+      <w:pPr>
+        <w:spacing w:before="0" w:after="60" w:line="288" w:lineRule="auto"/>
+        <w:ind w:left="40"/>
+        <w:snapToGrid w:val="0"/>
+        <w:pBdr>
+          <w:top w:val="single" w:sz="4" w:space="2" w:color="999999"/>
+          <w:left w:val="single" w:sz="4" w:space="2" w:color="999999"/>
+          <w:bottom w:val="single" w:sz="4" w:space="2" w:color="999999"/>
+          <w:right w:val="single" w:sz="4" w:space="2" w:color="999999"/>
+        </w:pBdr>
+        <w:shd w:val="clear" w:color="auto" w:fill="F6F3EA"/>
+      </w:pPr>
+      <w:r>
+        <w:rPr>
+          <w:rFonts w:ascii="맑은 고딕" w:hAnsi="맑은 고딕" w:eastAsia="맑은 고딕"/>
+          <w:b w:val="0"/>
+          <w:sz w:val="17"/>
+          <w:u w:val="none"/>
+        </w:rPr>
+        <w:t xml:space="preserve">The creation of new, high-quality green spaces can increase attractiveness, making these neighbourhoods more desirable. </w:t>
+      </w:r>
+      <w:r>
+        <w:rPr>
+          <w:rFonts w:ascii="맑은 고딕" w:hAnsi="맑은 고딕" w:eastAsia="맑은 고딕"/>
+          <w:b w:val="0"/>
+          <w:sz w:val="17"/>
+          <w:u w:val="single"/>
+        </w:rPr>
+        <w:t>By contrast, the cost of housing can rise, and residents may not be able to afford the rent.</w:t>
+      </w:r>
+    </w:p>
+    <w:p>
+      <w:pPr>
+        <w:spacing w:before="0" w:after="60" w:line="288" w:lineRule="auto"/>
+        <w:ind w:left="40"/>
+        <w:snapToGrid w:val="0"/>
+        <w:pBdr>
+          <w:top w:val="single" w:sz="4" w:space="2" w:color="9B6BD0"/>
+          <w:left w:val="single" w:sz="4" w:space="2" w:color="9B6BD0"/>
+          <w:bottom w:val="single" w:sz="4" w:space="2" w:color="9B6BD0"/>
+          <w:right w:val="single" w:sz="4" w:space="2" w:color="9B6BD0"/>
+        </w:pBdr>
+        <w:shd w:val="clear" w:color="auto" w:fill="FAF5FF"/>
+      </w:pPr>
+      <w:r>
+        <w:rPr>
+          <w:rFonts w:ascii="맑은 고딕" w:hAnsi="맑은 고딕" w:eastAsia="맑은 고딕"/>
+          <w:b/>
+          <w:sz w:val="17"/>
+          <w:u w:val="none"/>
+        </w:rPr>
+        <w:t>&lt;보 기&gt;</w:t>
+      </w:r>
+      <w:r>
+        <w:rPr>
+          <w:rFonts w:ascii="맑은 고딕" w:hAnsi="맑은 고딕" w:eastAsia="맑은 고딕"/>
+          <w:b w:val="0"/>
+          <w:sz w:val="17"/>
+          <w:u w:val="none"/>
+        </w:rPr>
+        <w:t xml:space="preserve"> the rising / cost / of housing / may / prevent / residents / from / afford / the rent</w:t>
       </w:r>
     </w:p>
     <w:p>
@@ -1644,11 +2691,103 @@
       <w:r>
         <w:rPr>
           <w:rFonts w:ascii="맑은 고딕" w:hAnsi="맑은 고딕" w:eastAsia="맑은 고딕"/>
+          <w:b/>
+          <w:sz w:val="17"/>
+          <w:u w:val="none"/>
+        </w:rPr>
+        <w:t>&lt;조 건&gt;</w:t>
+      </w:r>
+    </w:p>
+    <w:p>
+      <w:pPr>
+        <w:spacing w:before="0" w:after="0" w:line="288" w:lineRule="auto"/>
+        <w:ind w:left="40"/>
+        <w:snapToGrid w:val="0"/>
+        <w:pBdr>
+          <w:top w:val="single" w:sz="4" w:space="2" w:color="9B6BD0"/>
+          <w:left w:val="single" w:sz="4" w:space="2" w:color="9B6BD0"/>
+          <w:bottom w:val="single" w:sz="4" w:space="2" w:color="9B6BD0"/>
+          <w:right w:val="single" w:sz="4" w:space="2" w:color="9B6BD0"/>
+        </w:pBdr>
+        <w:shd w:val="clear" w:color="auto" w:fill="FAF5FF"/>
+      </w:pPr>
+      <w:r>
+        <w:rPr>
+          <w:rFonts w:ascii="맑은 고딕" w:hAnsi="맑은 고딕" w:eastAsia="맑은 고딕"/>
           <w:b w:val="0"/>
           <w:sz w:val="17"/>
           <w:u w:val="none"/>
         </w:rPr>
-        <w:t>(d) In the context, ⓑ ‘desirable’ can be replaced by ‘unattractive’.</w:t>
+        <w:t>1. Use ALL the expressions in the box, each only once.</w:t>
+      </w:r>
+    </w:p>
+    <w:p>
+      <w:pPr>
+        <w:spacing w:before="0" w:after="0" w:line="288" w:lineRule="auto"/>
+        <w:ind w:left="40"/>
+        <w:snapToGrid w:val="0"/>
+        <w:pBdr>
+          <w:top w:val="single" w:sz="4" w:space="2" w:color="9B6BD0"/>
+          <w:left w:val="single" w:sz="4" w:space="2" w:color="9B6BD0"/>
+          <w:bottom w:val="single" w:sz="4" w:space="2" w:color="9B6BD0"/>
+          <w:right w:val="single" w:sz="4" w:space="2" w:color="9B6BD0"/>
+        </w:pBdr>
+        <w:shd w:val="clear" w:color="auto" w:fill="FAF5FF"/>
+      </w:pPr>
+      <w:r>
+        <w:rPr>
+          <w:rFonts w:ascii="맑은 고딕" w:hAnsi="맑은 고딕" w:eastAsia="맑은 고딕"/>
+          <w:b w:val="0"/>
+          <w:sz w:val="17"/>
+          <w:u w:val="none"/>
+        </w:rPr>
+        <w:t>2. Change the form of ONE word only if necessary, and do NOT add any other words.</w:t>
+      </w:r>
+    </w:p>
+    <w:p>
+      <w:pPr>
+        <w:spacing w:before="0" w:after="0" w:line="288" w:lineRule="auto"/>
+        <w:ind w:left="40"/>
+        <w:snapToGrid w:val="0"/>
+        <w:pBdr>
+          <w:top w:val="single" w:sz="4" w:space="2" w:color="9B6BD0"/>
+          <w:left w:val="single" w:sz="4" w:space="2" w:color="9B6BD0"/>
+          <w:bottom w:val="single" w:sz="4" w:space="2" w:color="9B6BD0"/>
+          <w:right w:val="single" w:sz="4" w:space="2" w:color="9B6BD0"/>
+        </w:pBdr>
+        <w:shd w:val="clear" w:color="auto" w:fill="FAF5FF"/>
+      </w:pPr>
+      <w:r>
+        <w:rPr>
+          <w:rFonts w:ascii="맑은 고딕" w:hAnsi="맑은 고딕" w:eastAsia="맑은 고딕"/>
+          <w:b w:val="0"/>
+          <w:sz w:val="17"/>
+          <w:u w:val="none"/>
+        </w:rPr>
+        <w:t>3. Use the structure ‘prevent A from -ing’.</w:t>
+      </w:r>
+    </w:p>
+    <w:p>
+      <w:pPr>
+        <w:spacing w:before="0" w:after="0" w:line="288" w:lineRule="auto"/>
+        <w:ind w:left="40"/>
+        <w:snapToGrid w:val="0"/>
+        <w:pBdr>
+          <w:top w:val="single" w:sz="4" w:space="2" w:color="9B6BD0"/>
+          <w:left w:val="single" w:sz="4" w:space="2" w:color="9B6BD0"/>
+          <w:bottom w:val="single" w:sz="4" w:space="2" w:color="9B6BD0"/>
+          <w:right w:val="single" w:sz="4" w:space="2" w:color="9B6BD0"/>
+        </w:pBdr>
+        <w:shd w:val="clear" w:color="auto" w:fill="FAF5FF"/>
+      </w:pPr>
+      <w:r>
+        <w:rPr>
+          <w:rFonts w:ascii="맑은 고딕" w:hAnsi="맑은 고딕" w:eastAsia="맑은 고딕"/>
+          <w:b w:val="0"/>
+          <w:sz w:val="17"/>
+          <w:u w:val="none"/>
+        </w:rPr>
+        <w:t>4. Write 12 words in total.</w:t>
       </w:r>
     </w:p>
     <w:p>
@@ -1671,13 +2810,12 @@
           <w:sz w:val="17"/>
           <w:u w:val="none"/>
         </w:rPr>
-        <w:t>(e) The writer argues that green spaces should not be built in low-income areas.</w:t>
+        <w:t>5. 답안지에 소문항 번호를 정확하게 기입할 것</w:t>
       </w:r>
     </w:p>
     <w:p>
       <w:pPr>
-        <w:spacing w:before="0" w:after="20" w:line="276" w:lineRule="auto"/>
-        <w:ind w:left="80"/>
+        <w:spacing w:before="0" w:after="40" w:line="360" w:lineRule="auto"/>
         <w:snapToGrid w:val="0"/>
       </w:pPr>
       <w:r>
@@ -1687,7 +2825,7 @@
           <w:sz w:val="17"/>
           <w:u w:val="none"/>
         </w:rPr>
-        <w:t>① (a), (c), (e)    ② (b), (d)    ③ (c), (d)    ④ (a), (b)    ⑤ (a), (b), (e)</w:t>
+        <w:t>⇒ ______________________________________________________________________________ .</w:t>
       </w:r>
     </w:p>
     <w:p>
@@ -1703,7 +2841,7 @@
           <w:sz w:val="17"/>
           <w:u w:val="none"/>
         </w:rPr>
-        <w:t>21-2.</w:t>
+        <w:t>21-서2.</w:t>
       </w:r>
       <w:r>
         <w:rPr>
@@ -1712,7 +2850,7 @@
           <w:sz w:val="17"/>
           <w:u w:val="none"/>
         </w:rPr>
-        <w:t xml:space="preserve"> 다음 글의 밑줄 친 ⓐ ~ ⓕ 중, 어법상 </w:t>
+        <w:t xml:space="preserve"> 다음 글의 요약문을 완성하시오. 빈칸 (1)~(4)에 &lt;보기&gt;에서 알맞은 단어를 골라 </w:t>
       </w:r>
       <w:r>
         <w:rPr>
@@ -1721,7 +2859,7 @@
           <w:sz w:val="17"/>
           <w:u w:val="single"/>
         </w:rPr>
-        <w:t>틀린</w:t>
+        <w:t>필요하면 어형을 바꾸어</w:t>
       </w:r>
       <w:r>
         <w:rPr>
@@ -1730,7 +2868,7 @@
           <w:sz w:val="17"/>
           <w:u w:val="none"/>
         </w:rPr>
-        <w:t xml:space="preserve"> 것을 모두 고른 것은? [3.1점]</w:t>
+        <w:t xml:space="preserve"> 쓰시오. (한 칸에 한 단어, 중복 사용 불가) [각 0.75점, 총 3점] [3.0점]</w:t>
       </w:r>
     </w:p>
     <w:p>
@@ -1753,16 +2891,53 @@
           <w:sz w:val="17"/>
           <w:u w:val="none"/>
         </w:rPr>
-        <w:t>Currently, urban regeneration projects in ⓐ</w:t>
-      </w:r>
+        <w:t>These days, projects that renew run-down parts of a city are presented as a way to make residents healthier and happier and to correct environmental unfairness. Yet when such upgrades arrive in minority or low-income neighbourhoods, they can set off what has been called the urban green space paradox. Adding new, well-designed parks and greenery makes a district more appealing, so more people want to live there. At the same time, housing becomes more expensive, and the people already living there may find the rent beyond their reach. The outcome is that the poor residents — the very people the new green space was supposed to serve — are pushed out or left out. They may then be able to afford only another neglected district much like the one they came from, where green infrastructure is scarce.</w:t>
+      </w:r>
+    </w:p>
+    <w:p>
+      <w:pPr>
+        <w:spacing w:before="0" w:after="60" w:line="288" w:lineRule="auto"/>
+        <w:ind w:left="40"/>
+        <w:snapToGrid w:val="0"/>
+        <w:pBdr>
+          <w:top w:val="single" w:sz="4" w:space="2" w:color="C99B4E"/>
+          <w:left w:val="single" w:sz="4" w:space="2" w:color="C99B4E"/>
+          <w:bottom w:val="single" w:sz="4" w:space="2" w:color="C99B4E"/>
+          <w:right w:val="single" w:sz="4" w:space="2" w:color="C99B4E"/>
+        </w:pBdr>
+        <w:shd w:val="clear" w:color="auto" w:fill="FFF8E1"/>
+      </w:pPr>
       <w:r>
         <w:rPr>
           <w:rFonts w:ascii="맑은 고딕" w:hAnsi="맑은 고딕" w:eastAsia="맑은 고딕"/>
           <w:b w:val="0"/>
           <w:sz w:val="17"/>
-          <w:u w:val="single"/>
-        </w:rPr>
-        <w:t>degraded</w:t>
+          <w:u w:val="none"/>
+        </w:rPr>
+        <w:t>New green space makes a poor district more (1) ________, but as housing stops being (2) ________ for the original residents, they are (3) ________ to another neglected area, where they again have little (4) ________ to green infrastructure.</w:t>
+      </w:r>
+    </w:p>
+    <w:p>
+      <w:pPr>
+        <w:spacing w:before="0" w:after="60" w:line="288" w:lineRule="auto"/>
+        <w:ind w:left="40"/>
+        <w:snapToGrid w:val="0"/>
+        <w:pBdr>
+          <w:top w:val="single" w:sz="4" w:space="2" w:color="9B6BD0"/>
+          <w:left w:val="single" w:sz="4" w:space="2" w:color="9B6BD0"/>
+          <w:bottom w:val="single" w:sz="4" w:space="2" w:color="9B6BD0"/>
+          <w:right w:val="single" w:sz="4" w:space="2" w:color="9B6BD0"/>
+        </w:pBdr>
+        <w:shd w:val="clear" w:color="auto" w:fill="FAF5FF"/>
+      </w:pPr>
+      <w:r>
+        <w:rPr>
+          <w:rFonts w:ascii="맑은 고딕" w:hAnsi="맑은 고딕" w:eastAsia="맑은 고딕"/>
+          <w:b/>
+          <w:sz w:val="17"/>
+          <w:u w:val="none"/>
+        </w:rPr>
+        <w:t>&lt;보 기&gt;</w:t>
       </w:r>
       <w:r>
         <w:rPr>
@@ -1771,17 +2946,68 @@
           <w:sz w:val="17"/>
           <w:u w:val="none"/>
         </w:rPr>
-        <w:t xml:space="preserve"> areas ⓑ</w:t>
-      </w:r>
+        <w:t xml:space="preserve"> attract / afford / displace / access / exclude / expensive / degrade / improve / benefit / desire</w:t>
+      </w:r>
+    </w:p>
+    <w:p>
+      <w:pPr>
+        <w:spacing w:before="0" w:after="0" w:line="288" w:lineRule="auto"/>
+        <w:ind w:left="40"/>
+        <w:snapToGrid w:val="0"/>
+        <w:pBdr>
+          <w:top w:val="single" w:sz="4" w:space="2" w:color="9B6BD0"/>
+          <w:left w:val="single" w:sz="4" w:space="2" w:color="9B6BD0"/>
+          <w:bottom w:val="single" w:sz="4" w:space="2" w:color="9B6BD0"/>
+          <w:right w:val="single" w:sz="4" w:space="2" w:color="9B6BD0"/>
+        </w:pBdr>
+        <w:shd w:val="clear" w:color="auto" w:fill="FAF5FF"/>
+      </w:pPr>
+      <w:r>
+        <w:rPr>
+          <w:rFonts w:ascii="맑은 고딕" w:hAnsi="맑은 고딕" w:eastAsia="맑은 고딕"/>
+          <w:b/>
+          <w:sz w:val="17"/>
+          <w:u w:val="none"/>
+        </w:rPr>
+        <w:t>&lt;조 건&gt;</w:t>
+      </w:r>
+    </w:p>
+    <w:p>
+      <w:pPr>
+        <w:spacing w:before="0" w:after="0" w:line="288" w:lineRule="auto"/>
+        <w:ind w:left="40"/>
+        <w:snapToGrid w:val="0"/>
+        <w:pBdr>
+          <w:top w:val="single" w:sz="4" w:space="2" w:color="9B6BD0"/>
+          <w:left w:val="single" w:sz="4" w:space="2" w:color="9B6BD0"/>
+          <w:bottom w:val="single" w:sz="4" w:space="2" w:color="9B6BD0"/>
+          <w:right w:val="single" w:sz="4" w:space="2" w:color="9B6BD0"/>
+        </w:pBdr>
+        <w:shd w:val="clear" w:color="auto" w:fill="FAF5FF"/>
+      </w:pPr>
       <w:r>
         <w:rPr>
           <w:rFonts w:ascii="맑은 고딕" w:hAnsi="맑은 고딕" w:eastAsia="맑은 고딕"/>
           <w:b w:val="0"/>
           <w:sz w:val="17"/>
-          <w:u w:val="single"/>
-        </w:rPr>
-        <w:t>has been promoted</w:t>
-      </w:r>
+          <w:u w:val="none"/>
+        </w:rPr>
+        <w:t>1. &lt;보기&gt;의 단어를 골라 필요하면 어형(품사·시제·태)을 바꾸어 쓸 것</w:t>
+      </w:r>
+    </w:p>
+    <w:p>
+      <w:pPr>
+        <w:spacing w:before="0" w:after="60" w:line="288" w:lineRule="auto"/>
+        <w:ind w:left="40"/>
+        <w:snapToGrid w:val="0"/>
+        <w:pBdr>
+          <w:top w:val="single" w:sz="4" w:space="2" w:color="9B6BD0"/>
+          <w:left w:val="single" w:sz="4" w:space="2" w:color="9B6BD0"/>
+          <w:bottom w:val="single" w:sz="4" w:space="2" w:color="9B6BD0"/>
+          <w:right w:val="single" w:sz="4" w:space="2" w:color="9B6BD0"/>
+        </w:pBdr>
+        <w:shd w:val="clear" w:color="auto" w:fill="FAF5FF"/>
+      </w:pPr>
       <w:r>
         <w:rPr>
           <w:rFonts w:ascii="맑은 고딕" w:hAnsi="맑은 고딕" w:eastAsia="맑은 고딕"/>
@@ -1789,95 +3015,40 @@
           <w:sz w:val="17"/>
           <w:u w:val="none"/>
         </w:rPr>
-        <w:t xml:space="preserve"> as improving the wellbeing of residents and ⓒ</w:t>
-      </w:r>
+        <w:t>2. 답안지에 소문항 번호를 정확하게 기입할 것  예) 2-(1) 2-(2)</w:t>
+      </w:r>
+    </w:p>
+    <w:p>
+      <w:pPr>
+        <w:spacing w:before="0" w:after="40" w:line="360" w:lineRule="auto"/>
+        <w:snapToGrid w:val="0"/>
+      </w:pPr>
       <w:r>
         <w:rPr>
           <w:rFonts w:ascii="맑은 고딕" w:hAnsi="맑은 고딕" w:eastAsia="맑은 고딕"/>
           <w:b w:val="0"/>
           <w:sz w:val="17"/>
-          <w:u w:val="single"/>
-        </w:rPr>
-        <w:t>solving</w:t>
-      </w:r>
-      <w:r>
-        <w:rPr>
-          <w:rFonts w:ascii="맑은 고딕" w:hAnsi="맑은 고딕" w:eastAsia="맑은 고딕"/>
-          <w:b w:val="0"/>
-          <w:sz w:val="17"/>
-          <w:u w:val="none"/>
-        </w:rPr>
-        <w:t xml:space="preserve"> environmental injustice problems. However, such environmental improvements in ethnic communities and/or low-income households can create an urban green space paradox. The creation of new, high-quality green spaces can increase attractiveness, ⓓ</w:t>
-      </w:r>
-      <w:r>
-        <w:rPr>
-          <w:rFonts w:ascii="맑은 고딕" w:hAnsi="맑은 고딕" w:eastAsia="맑은 고딕"/>
-          <w:b w:val="0"/>
-          <w:sz w:val="17"/>
-          <w:u w:val="single"/>
-        </w:rPr>
-        <w:t>making</w:t>
-      </w:r>
-      <w:r>
-        <w:rPr>
-          <w:rFonts w:ascii="맑은 고딕" w:hAnsi="맑은 고딕" w:eastAsia="맑은 고딕"/>
-          <w:b w:val="0"/>
-          <w:sz w:val="17"/>
-          <w:u w:val="none"/>
-        </w:rPr>
-        <w:t xml:space="preserve"> these neighbourhoods more desirable. By contrast, the cost of housing can rise, and residents may not be able to afford the rent. This results in the exclusion or displacement of the poor neighbourhood’s residents, ⓔ</w:t>
-      </w:r>
-      <w:r>
-        <w:rPr>
-          <w:rFonts w:ascii="맑은 고딕" w:hAnsi="맑은 고딕" w:eastAsia="맑은 고딕"/>
-          <w:b w:val="0"/>
-          <w:sz w:val="17"/>
-          <w:u w:val="single"/>
-        </w:rPr>
-        <w:t>which</w:t>
-      </w:r>
-      <w:r>
-        <w:rPr>
-          <w:rFonts w:ascii="맑은 고딕" w:hAnsi="맑은 고딕" w:eastAsia="맑은 고딕"/>
-          <w:b w:val="0"/>
-          <w:sz w:val="17"/>
-          <w:u w:val="none"/>
-        </w:rPr>
-        <w:t xml:space="preserve"> were intended to benefit from the ecosystem services ⓕ</w:t>
-      </w:r>
-      <w:r>
-        <w:rPr>
-          <w:rFonts w:ascii="맑은 고딕" w:hAnsi="맑은 고딕" w:eastAsia="맑은 고딕"/>
-          <w:b w:val="0"/>
-          <w:sz w:val="17"/>
-          <w:u w:val="single"/>
-        </w:rPr>
-        <w:t>providing</w:t>
-      </w:r>
-      <w:r>
-        <w:rPr>
-          <w:rFonts w:ascii="맑은 고딕" w:hAnsi="맑은 고딕" w:eastAsia="맑은 고딕"/>
-          <w:b w:val="0"/>
-          <w:sz w:val="17"/>
-          <w:u w:val="none"/>
-        </w:rPr>
-        <w:t xml:space="preserve"> by the new green space. In turn, the residents may only be able to afford to live in a similar degraded neighbourhood to the one they left, with low access to green infrastructure.</w:t>
+          <w:u w:val="none"/>
+        </w:rPr>
+        <w:t>(1) ______________  (2) ______________  (3) ______________  (4) ______________</w:t>
       </w:r>
     </w:p>
     <w:p>
       <w:pPr>
-        <w:spacing w:before="0" w:after="20" w:line="276" w:lineRule="auto"/>
-        <w:ind w:left="80"/>
+        <w:keepNext/>
+        <w:spacing w:before="80" w:after="40" w:line="276" w:lineRule="auto"/>
         <w:snapToGrid w:val="0"/>
-      </w:pPr>
-      <w:r>
-        <w:rPr>
-          <w:rFonts w:ascii="맑은 고딕" w:hAnsi="맑은 고딕" w:eastAsia="맑은 고딕"/>
-          <w:b w:val="0"/>
+        <w:shd w:val="clear" w:color="auto" w:fill="6B21A8"/>
+      </w:pPr>
+      <w:r>
+        <w:rPr>
+          <w:rFonts w:ascii="맑은 고딕" w:hAnsi="맑은 고딕" w:eastAsia="맑은 고딕"/>
+          <w:b/>
+          <w:color w:val="FFFFFF"/>
           <w:sz w:val="17"/>
           <w:u w:val="none"/>
         </w:rPr>
-        <w:t>① ⓑ, ⓔ    ② ⓑ, ⓔ, ⓕ    ③ ⓐ, ⓒ, ⓓ    ④ ⓒ, ⓕ    ⑤ ⓐ, ⓑ, ⓔ</w:t>
+        <w:t>[지문 구조]  ※ 앞 문항을 모두 푼 뒤에 풀 것</w:t>
       </w:r>
     </w:p>
     <w:p>
@@ -1893,7 +3064,7 @@
           <w:sz w:val="17"/>
           <w:u w:val="none"/>
         </w:rPr>
-        <w:t>21-3.</w:t>
+        <w:t>21-8.</w:t>
       </w:r>
       <w:r>
         <w:rPr>
@@ -1902,17 +3073,45 @@
           <w:sz w:val="17"/>
           <w:u w:val="none"/>
         </w:rPr>
-        <w:t xml:space="preserve"> 다음 글의 밑줄 친 부분 중, 문맥상 낱말의 쓰임이 적절하지 </w:t>
-      </w:r>
+        <w:t xml:space="preserve"> 주어진 글 다음에 이어질 글의 순서로 가장 적절한 것은? [2.7점]</w:t>
+      </w:r>
+    </w:p>
+    <w:p>
+      <w:pPr>
+        <w:spacing w:before="0" w:after="60" w:line="288" w:lineRule="auto"/>
+        <w:ind w:left="40"/>
+        <w:snapToGrid w:val="0"/>
+        <w:pBdr>
+          <w:top w:val="single" w:sz="4" w:space="2" w:color="C99B4E"/>
+          <w:left w:val="single" w:sz="4" w:space="2" w:color="C99B4E"/>
+          <w:bottom w:val="single" w:sz="4" w:space="2" w:color="C99B4E"/>
+          <w:right w:val="single" w:sz="4" w:space="2" w:color="C99B4E"/>
+        </w:pBdr>
+        <w:shd w:val="clear" w:color="auto" w:fill="FFF8E1"/>
+      </w:pPr>
       <w:r>
         <w:rPr>
           <w:rFonts w:ascii="맑은 고딕" w:hAnsi="맑은 고딕" w:eastAsia="맑은 고딕"/>
           <w:b w:val="0"/>
           <w:sz w:val="17"/>
-          <w:u w:val="single"/>
-        </w:rPr>
-        <w:t>않은</w:t>
-      </w:r>
+          <w:u w:val="none"/>
+        </w:rPr>
+        <w:t>Currently, urban regeneration projects in degraded areas have been promoted as improving the wellbeing of residents and solving environmental injustice problems.</w:t>
+      </w:r>
+    </w:p>
+    <w:p>
+      <w:pPr>
+        <w:spacing w:before="0" w:after="0" w:line="288" w:lineRule="auto"/>
+        <w:ind w:left="40"/>
+        <w:snapToGrid w:val="0"/>
+        <w:pBdr>
+          <w:top w:val="single" w:sz="4" w:space="2" w:color="999999"/>
+          <w:left w:val="single" w:sz="4" w:space="2" w:color="999999"/>
+          <w:bottom w:val="single" w:sz="4" w:space="2" w:color="999999"/>
+          <w:right w:val="single" w:sz="4" w:space="2" w:color="999999"/>
+        </w:pBdr>
+        <w:shd w:val="clear" w:color="auto" w:fill="F6F3EA"/>
+      </w:pPr>
       <w:r>
         <w:rPr>
           <w:rFonts w:ascii="맑은 고딕" w:hAnsi="맑은 고딕" w:eastAsia="맑은 고딕"/>
@@ -1920,7 +3119,30 @@
           <w:sz w:val="17"/>
           <w:u w:val="none"/>
         </w:rPr>
-        <w:t xml:space="preserve"> 것은? [3.0점]</w:t>
+        <w:t>(A) The creation of new, high-quality green spaces can increase attractiveness, making these neighbourhoods more desirable. By contrast, the cost of housing can rise, and residents may not be able to afford the rent.</w:t>
+      </w:r>
+    </w:p>
+    <w:p>
+      <w:pPr>
+        <w:spacing w:before="0" w:after="0" w:line="288" w:lineRule="auto"/>
+        <w:ind w:left="40"/>
+        <w:snapToGrid w:val="0"/>
+        <w:pBdr>
+          <w:top w:val="single" w:sz="4" w:space="2" w:color="999999"/>
+          <w:left w:val="single" w:sz="4" w:space="2" w:color="999999"/>
+          <w:bottom w:val="single" w:sz="4" w:space="2" w:color="999999"/>
+          <w:right w:val="single" w:sz="4" w:space="2" w:color="999999"/>
+        </w:pBdr>
+        <w:shd w:val="clear" w:color="auto" w:fill="F6F3EA"/>
+      </w:pPr>
+      <w:r>
+        <w:rPr>
+          <w:rFonts w:ascii="맑은 고딕" w:hAnsi="맑은 고딕" w:eastAsia="맑은 고딕"/>
+          <w:b w:val="0"/>
+          <w:sz w:val="17"/>
+          <w:u w:val="none"/>
+        </w:rPr>
+        <w:t>(B) This results in the exclusion or displacement of the poor neighbourhood’s residents, who were intended to benefit from the ecosystem services provided by the new green space. In turn, the residents may only be able to afford to live in a similar degraded neighbourhood to the one they left, with low access to green infrastructure.</w:t>
       </w:r>
     </w:p>
     <w:p>
@@ -1943,179 +3165,7 @@
           <w:sz w:val="17"/>
           <w:u w:val="none"/>
         </w:rPr>
-        <w:t>Currently, urban regeneration projects in degraded areas have been promoted as ①</w:t>
-      </w:r>
-      <w:r>
-        <w:rPr>
-          <w:rFonts w:ascii="맑은 고딕" w:hAnsi="맑은 고딕" w:eastAsia="맑은 고딕"/>
-          <w:b w:val="0"/>
-          <w:sz w:val="17"/>
-          <w:u w:val="single"/>
-        </w:rPr>
-        <w:t>improving</w:t>
-      </w:r>
-      <w:r>
-        <w:rPr>
-          <w:rFonts w:ascii="맑은 고딕" w:hAnsi="맑은 고딕" w:eastAsia="맑은 고딕"/>
-          <w:b w:val="0"/>
-          <w:sz w:val="17"/>
-          <w:u w:val="none"/>
-        </w:rPr>
-        <w:t xml:space="preserve"> the wellbeing of residents and solving environmental injustice problems. However, such environmental improvements in ethnic communities and/or low-income households can create an urban green space paradox. The creation of new, high-quality green spaces can ②</w:t>
-      </w:r>
-      <w:r>
-        <w:rPr>
-          <w:rFonts w:ascii="맑은 고딕" w:hAnsi="맑은 고딕" w:eastAsia="맑은 고딕"/>
-          <w:b w:val="0"/>
-          <w:sz w:val="17"/>
-          <w:u w:val="single"/>
-        </w:rPr>
-        <w:t>increase</w:t>
-      </w:r>
-      <w:r>
-        <w:rPr>
-          <w:rFonts w:ascii="맑은 고딕" w:hAnsi="맑은 고딕" w:eastAsia="맑은 고딕"/>
-          <w:b w:val="0"/>
-          <w:sz w:val="17"/>
-          <w:u w:val="none"/>
-        </w:rPr>
-        <w:t xml:space="preserve"> attractiveness, making these neighbourhoods more desirable. By contrast, the cost of housing can ③</w:t>
-      </w:r>
-      <w:r>
-        <w:rPr>
-          <w:rFonts w:ascii="맑은 고딕" w:hAnsi="맑은 고딕" w:eastAsia="맑은 고딕"/>
-          <w:b w:val="0"/>
-          <w:sz w:val="17"/>
-          <w:u w:val="single"/>
-        </w:rPr>
-        <w:t>fall</w:t>
-      </w:r>
-      <w:r>
-        <w:rPr>
-          <w:rFonts w:ascii="맑은 고딕" w:hAnsi="맑은 고딕" w:eastAsia="맑은 고딕"/>
-          <w:b w:val="0"/>
-          <w:sz w:val="17"/>
-          <w:u w:val="none"/>
-        </w:rPr>
-        <w:t>, and residents may not be able to afford the rent. This results in the ④</w:t>
-      </w:r>
-      <w:r>
-        <w:rPr>
-          <w:rFonts w:ascii="맑은 고딕" w:hAnsi="맑은 고딕" w:eastAsia="맑은 고딕"/>
-          <w:b w:val="0"/>
-          <w:sz w:val="17"/>
-          <w:u w:val="single"/>
-        </w:rPr>
-        <w:t>exclusion</w:t>
-      </w:r>
-      <w:r>
-        <w:rPr>
-          <w:rFonts w:ascii="맑은 고딕" w:hAnsi="맑은 고딕" w:eastAsia="맑은 고딕"/>
-          <w:b w:val="0"/>
-          <w:sz w:val="17"/>
-          <w:u w:val="none"/>
-        </w:rPr>
-        <w:t xml:space="preserve"> or displacement of the poor neighbourhood’s residents, who were intended to benefit from the ecosystem services provided by the new green space. In turn, the residents may only be able to afford to live in a similar degraded neighbourhood to the one they left, with ⑤</w:t>
-      </w:r>
-      <w:r>
-        <w:rPr>
-          <w:rFonts w:ascii="맑은 고딕" w:hAnsi="맑은 고딕" w:eastAsia="맑은 고딕"/>
-          <w:b w:val="0"/>
-          <w:sz w:val="17"/>
-          <w:u w:val="single"/>
-        </w:rPr>
-        <w:t>low</w:t>
-      </w:r>
-      <w:r>
-        <w:rPr>
-          <w:rFonts w:ascii="맑은 고딕" w:hAnsi="맑은 고딕" w:eastAsia="맑은 고딕"/>
-          <w:b w:val="0"/>
-          <w:sz w:val="17"/>
-          <w:u w:val="none"/>
-        </w:rPr>
-        <w:t xml:space="preserve"> access to green infrastructure.</w:t>
-      </w:r>
-    </w:p>
-    <w:p>
-      <w:pPr>
-        <w:spacing w:before="0" w:after="20" w:line="276" w:lineRule="auto"/>
-        <w:ind w:left="80"/>
-        <w:snapToGrid w:val="0"/>
-      </w:pPr>
-      <w:r>
-        <w:rPr>
-          <w:rFonts w:ascii="맑은 고딕" w:hAnsi="맑은 고딕" w:eastAsia="맑은 고딕"/>
-          <w:b w:val="0"/>
-          <w:sz w:val="17"/>
-          <w:u w:val="none"/>
-        </w:rPr>
-        <w:t>① ①    ② ②    ③ ③    ④ ④    ⑤ ⑤</w:t>
-      </w:r>
-    </w:p>
-    <w:p>
-      <w:pPr>
-        <w:keepNext/>
-        <w:spacing w:before="80" w:after="20" w:line="276" w:lineRule="auto"/>
-        <w:snapToGrid w:val="0"/>
-      </w:pPr>
-      <w:r>
-        <w:rPr>
-          <w:rFonts w:ascii="맑은 고딕" w:hAnsi="맑은 고딕" w:eastAsia="맑은 고딕"/>
-          <w:b/>
-          <w:sz w:val="17"/>
-          <w:u w:val="none"/>
-        </w:rPr>
-        <w:t>21-4.</w:t>
-      </w:r>
-      <w:r>
-        <w:rPr>
-          <w:rFonts w:ascii="맑은 고딕" w:hAnsi="맑은 고딕" w:eastAsia="맑은 고딕"/>
-          <w:b w:val="0"/>
-          <w:sz w:val="17"/>
-          <w:u w:val="none"/>
-        </w:rPr>
-        <w:t xml:space="preserve"> 다음 글의 내용과 일치하지 </w:t>
-      </w:r>
-      <w:r>
-        <w:rPr>
-          <w:rFonts w:ascii="맑은 고딕" w:hAnsi="맑은 고딕" w:eastAsia="맑은 고딕"/>
-          <w:b w:val="0"/>
-          <w:sz w:val="17"/>
-          <w:u w:val="single"/>
-        </w:rPr>
-        <w:t>않는</w:t>
-      </w:r>
-      <w:r>
-        <w:rPr>
-          <w:rFonts w:ascii="맑은 고딕" w:hAnsi="맑은 고딕" w:eastAsia="맑은 고딕"/>
-          <w:b w:val="0"/>
-          <w:sz w:val="17"/>
-          <w:u w:val="none"/>
-        </w:rPr>
-        <w:t xml:space="preserve"> 것은? [2.8점]</w:t>
-      </w:r>
-    </w:p>
-    <w:p>
-      <w:pPr>
-        <w:spacing w:before="0" w:after="60" w:line="288" w:lineRule="auto"/>
-        <w:ind w:left="40"/>
-        <w:snapToGrid w:val="0"/>
-        <w:pBdr>
-          <w:top w:val="single" w:sz="4" w:space="2" w:color="999999"/>
-          <w:left w:val="single" w:sz="4" w:space="2" w:color="999999"/>
-          <w:bottom w:val="single" w:sz="4" w:space="2" w:color="999999"/>
-          <w:right w:val="single" w:sz="4" w:space="2" w:color="999999"/>
-        </w:pBdr>
-        <w:shd w:val="clear" w:color="auto" w:fill="F6F3EA"/>
-      </w:pPr>
-      <w:r>
-        <w:rPr>
-          <w:rFonts w:ascii="맑은 고딕" w:hAnsi="맑은 고딕" w:eastAsia="맑은 고딕"/>
-          <w:b w:val="0"/>
-          <w:sz w:val="17"/>
-          <w:u w:val="none"/>
-        </w:rPr>
-        <w:t>Currently, urban regeneration projects in degraded areas have been promoted as improving the wellbeing of residents and solving environmental injustice problems. However, such environmental improvements in ethnic communities and/or low-income households can create an urban green space paradox. The creation of new, high-quality green spaces can increase attractiveness, making these neighbourhoods more desirable. By contrast, the cost of housing can rise, and residents may not be able to afford the rent. This results in the exclusion or displacement of the poor neighbourhood’s residents, who were intended to benefit from the ecosystem services provided by the new green space. In turn, the residents may only be able to afford to live in a similar degraded neighbourhood to the one they left, with low access to green infrastructure.</w:t>
+        <w:t>(C) However, such environmental improvements in ethnic communities and/or low-income households can create an urban green space paradox.</w:t>
       </w:r>
     </w:p>
     <w:p>
@@ -2131,7 +3181,7 @@
           <w:sz w:val="17"/>
           <w:u w:val="none"/>
         </w:rPr>
-        <w:t>① 낙후 지역의 도시 재생 사업은 주민 복지 향상과 환경 불평등 해결로 홍보되어 왔다.</w:t>
+        <w:t>① (A) - (C) - (B)</w:t>
       </w:r>
     </w:p>
     <w:p>
@@ -2147,7 +3197,7 @@
           <w:sz w:val="17"/>
           <w:u w:val="none"/>
         </w:rPr>
-        <w:t>② 새로운 양질의 녹지 조성은 그 동네를 더 살고 싶은 곳으로 만들 수 있다.</w:t>
+        <w:t>② (C) - (A) - (B)</w:t>
       </w:r>
     </w:p>
     <w:p>
@@ -2163,7 +3213,7 @@
           <w:sz w:val="17"/>
           <w:u w:val="none"/>
         </w:rPr>
-        <w:t>③ 주거비 상승은 원래 주민들이 임대료를 감당하지 못하게 만들 수 있다.</w:t>
+        <w:t>③ (B) - (A) - (C)</w:t>
       </w:r>
     </w:p>
     <w:p>
@@ -2179,7 +3229,7 @@
           <w:sz w:val="17"/>
           <w:u w:val="none"/>
         </w:rPr>
-        <w:t>④ 밀려난 주민들은 결국 녹지 접근성이 높은 지역으로 옮겨 가게 된다.</w:t>
+        <w:t>④ (C) - (B) - (A)</w:t>
       </w:r>
     </w:p>
     <w:p>
@@ -2195,1080 +3245,7 @@
           <w:sz w:val="17"/>
           <w:u w:val="none"/>
         </w:rPr>
-        <w:t>⑤ 새 녹지가 제공하는 생태계 서비스는 원래 가난한 동네 주민을 위한 것이었다.</w:t>
-      </w:r>
-    </w:p>
-    <w:p>
-      <w:pPr>
-        <w:keepNext/>
-        <w:spacing w:before="80" w:after="20" w:line="276" w:lineRule="auto"/>
-        <w:snapToGrid w:val="0"/>
-      </w:pPr>
-      <w:r>
-        <w:rPr>
-          <w:rFonts w:ascii="맑은 고딕" w:hAnsi="맑은 고딕" w:eastAsia="맑은 고딕"/>
-          <w:b/>
-          <w:sz w:val="17"/>
-          <w:u w:val="none"/>
-        </w:rPr>
-        <w:t>21-5.</w:t>
-      </w:r>
-      <w:r>
-        <w:rPr>
-          <w:rFonts w:ascii="맑은 고딕" w:hAnsi="맑은 고딕" w:eastAsia="맑은 고딕"/>
-          <w:b w:val="0"/>
-          <w:sz w:val="17"/>
-          <w:u w:val="none"/>
-        </w:rPr>
-        <w:t xml:space="preserve"> [A]와 [B]를 읽고 이해한 것으로 가장 적절한 것은? [3.2점]</w:t>
-      </w:r>
-    </w:p>
-    <w:p>
-      <w:pPr>
-        <w:spacing w:before="0" w:after="60" w:line="288" w:lineRule="auto"/>
-        <w:ind w:left="40"/>
-        <w:snapToGrid w:val="0"/>
-        <w:pBdr>
-          <w:top w:val="single" w:sz="4" w:space="2" w:color="999999"/>
-          <w:left w:val="single" w:sz="4" w:space="2" w:color="999999"/>
-          <w:bottom w:val="single" w:sz="4" w:space="2" w:color="999999"/>
-          <w:right w:val="single" w:sz="4" w:space="2" w:color="999999"/>
-        </w:pBdr>
-        <w:shd w:val="clear" w:color="auto" w:fill="F6F3EA"/>
-      </w:pPr>
-      <w:r>
-        <w:rPr>
-          <w:rFonts w:ascii="맑은 고딕" w:hAnsi="맑은 고딕" w:eastAsia="맑은 고딕"/>
-          <w:b w:val="0"/>
-          <w:sz w:val="17"/>
-          <w:u w:val="none"/>
-        </w:rPr>
-        <w:t>[A] The creation of new, high-quality green spaces can increase attractiveness, making these neighbourhoods more desirable. By contrast, the cost of housing can rise, and residents may not be able to afford the rent. This results in the exclusion or displacement of the poor neighbourhood’s residents, who were intended to benefit from the ecosystem services provided by the new green space.</w:t>
-      </w:r>
-    </w:p>
-    <w:p>
-      <w:pPr>
-        <w:spacing w:before="0" w:after="60" w:line="288" w:lineRule="auto"/>
-        <w:ind w:left="40"/>
-        <w:snapToGrid w:val="0"/>
-        <w:pBdr>
-          <w:top w:val="single" w:sz="4" w:space="2" w:color="6B7FB8"/>
-          <w:left w:val="single" w:sz="4" w:space="2" w:color="6B7FB8"/>
-          <w:bottom w:val="single" w:sz="4" w:space="2" w:color="6B7FB8"/>
-          <w:right w:val="single" w:sz="4" w:space="2" w:color="6B7FB8"/>
-        </w:pBdr>
-        <w:shd w:val="clear" w:color="auto" w:fill="EEF2FF"/>
-      </w:pPr>
-      <w:r>
-        <w:rPr>
-          <w:rFonts w:ascii="맑은 고딕" w:hAnsi="맑은 고딕" w:eastAsia="맑은 고딕"/>
-          <w:b w:val="0"/>
-          <w:sz w:val="17"/>
-          <w:u w:val="none"/>
-        </w:rPr>
-        <w:t>[B] When a new subway station opened in an old district, residents who had long suffered two-hour commutes celebrated. Within three years, however, developers had bought most of the nearby buildings, and rents doubled. Many of the families who had campaigned for the station moved to the outskirts, where the commute was again two hours long. The station was built for them, but it mainly served newcomers who could afford to stay.</w:t>
-      </w:r>
-    </w:p>
-    <w:p>
-      <w:pPr>
-        <w:spacing w:before="0" w:after="0" w:line="269" w:lineRule="auto"/>
-        <w:ind w:left="180" w:hanging="180"/>
-        <w:snapToGrid w:val="0"/>
-      </w:pPr>
-      <w:r>
-        <w:rPr>
-          <w:rFonts w:ascii="맑은 고딕" w:hAnsi="맑은 고딕" w:eastAsia="맑은 고딕"/>
-          <w:b w:val="0"/>
-          <w:sz w:val="17"/>
-          <w:u w:val="none"/>
-        </w:rPr>
-        <w:t>① [A] blames residents for rising costs, while [B] blames the developers alone.</w:t>
-      </w:r>
-    </w:p>
-    <w:p>
-      <w:pPr>
-        <w:spacing w:before="0" w:after="0" w:line="269" w:lineRule="auto"/>
-        <w:ind w:left="180" w:hanging="180"/>
-        <w:snapToGrid w:val="0"/>
-      </w:pPr>
-      <w:r>
-        <w:rPr>
-          <w:rFonts w:ascii="맑은 고딕" w:hAnsi="맑은 고딕" w:eastAsia="맑은 고딕"/>
-          <w:b w:val="0"/>
-          <w:sz w:val="17"/>
-          <w:u w:val="none"/>
-        </w:rPr>
-        <w:t>② [B] shows that the new station failed to shorten anyone’s commute.</w:t>
-      </w:r>
-    </w:p>
-    <w:p>
-      <w:pPr>
-        <w:spacing w:before="0" w:after="0" w:line="269" w:lineRule="auto"/>
-        <w:ind w:left="180" w:hanging="180"/>
-        <w:snapToGrid w:val="0"/>
-      </w:pPr>
-      <w:r>
-        <w:rPr>
-          <w:rFonts w:ascii="맑은 고딕" w:hAnsi="맑은 고딕" w:eastAsia="맑은 고딕"/>
-          <w:b w:val="0"/>
-          <w:sz w:val="17"/>
-          <w:u w:val="none"/>
-        </w:rPr>
-        <w:t>③ Both texts show how an improvement intended for low-income residents can end up displacing them.</w:t>
-      </w:r>
-    </w:p>
-    <w:p>
-      <w:pPr>
-        <w:spacing w:before="0" w:after="0" w:line="269" w:lineRule="auto"/>
-        <w:ind w:left="180" w:hanging="180"/>
-        <w:snapToGrid w:val="0"/>
-      </w:pPr>
-      <w:r>
-        <w:rPr>
-          <w:rFonts w:ascii="맑은 고딕" w:hAnsi="맑은 고딕" w:eastAsia="맑은 고딕"/>
-          <w:b w:val="0"/>
-          <w:sz w:val="17"/>
-          <w:u w:val="none"/>
-        </w:rPr>
-        <w:t>④ Both texts conclude that cities should stop improving poor neighbourhoods.</w:t>
-      </w:r>
-    </w:p>
-    <w:p>
-      <w:pPr>
-        <w:spacing w:before="0" w:after="0" w:line="269" w:lineRule="auto"/>
-        <w:ind w:left="180" w:hanging="180"/>
-        <w:snapToGrid w:val="0"/>
-      </w:pPr>
-      <w:r>
-        <w:rPr>
-          <w:rFonts w:ascii="맑은 고딕" w:hAnsi="맑은 고딕" w:eastAsia="맑은 고딕"/>
-          <w:b w:val="0"/>
-          <w:sz w:val="17"/>
-          <w:u w:val="none"/>
-        </w:rPr>
-        <w:t>⑤ In [A] the residents move to better-equipped areas, while in [B] they move to the outskirts.</w:t>
-      </w:r>
-    </w:p>
-    <w:p>
-      <w:pPr>
-        <w:keepNext/>
-        <w:spacing w:before="80" w:after="20" w:line="276" w:lineRule="auto"/>
-        <w:snapToGrid w:val="0"/>
-      </w:pPr>
-      <w:r>
-        <w:rPr>
-          <w:rFonts w:ascii="맑은 고딕" w:hAnsi="맑은 고딕" w:eastAsia="맑은 고딕"/>
-          <w:b/>
-          <w:sz w:val="17"/>
-          <w:u w:val="none"/>
-        </w:rPr>
-        <w:t>21-6.</w:t>
-      </w:r>
-      <w:r>
-        <w:rPr>
-          <w:rFonts w:ascii="맑은 고딕" w:hAnsi="맑은 고딕" w:eastAsia="맑은 고딕"/>
-          <w:b w:val="0"/>
-          <w:sz w:val="17"/>
-          <w:u w:val="none"/>
-        </w:rPr>
-        <w:t xml:space="preserve"> Which of the following is THE MOST APPROPRIATE title for the passage above? [2.9점]</w:t>
-      </w:r>
-    </w:p>
-    <w:p>
-      <w:pPr>
-        <w:spacing w:before="0" w:after="60" w:line="288" w:lineRule="auto"/>
-        <w:ind w:left="40"/>
-        <w:snapToGrid w:val="0"/>
-        <w:pBdr>
-          <w:top w:val="single" w:sz="4" w:space="2" w:color="999999"/>
-          <w:left w:val="single" w:sz="4" w:space="2" w:color="999999"/>
-          <w:bottom w:val="single" w:sz="4" w:space="2" w:color="999999"/>
-          <w:right w:val="single" w:sz="4" w:space="2" w:color="999999"/>
-        </w:pBdr>
-        <w:shd w:val="clear" w:color="auto" w:fill="F6F3EA"/>
-      </w:pPr>
-      <w:r>
-        <w:rPr>
-          <w:rFonts w:ascii="맑은 고딕" w:hAnsi="맑은 고딕" w:eastAsia="맑은 고딕"/>
-          <w:b w:val="0"/>
-          <w:sz w:val="17"/>
-          <w:u w:val="none"/>
-        </w:rPr>
-        <w:t>Currently, urban regeneration projects in degraded areas have been promoted as improving the wellbeing of residents and solving environmental injustice problems. However, such environmental improvements in ethnic communities and/or low-income households can create an urban green space paradox. The creation of new, high-quality green spaces can increase attractiveness, making these neighbourhoods more desirable. By contrast, the cost of housing can rise, and residents may not be able to afford the rent. This results in the exclusion or displacement of the poor neighbourhood’s residents, who were intended to benefit from the ecosystem services provided by the new green space. In turn, the residents may only be able to afford to live in a similar degraded neighbourhood to the one they left, with low access to green infrastructure.</w:t>
-      </w:r>
-    </w:p>
-    <w:p>
-      <w:pPr>
-        <w:spacing w:before="0" w:after="0" w:line="269" w:lineRule="auto"/>
-        <w:ind w:left="180" w:hanging="180"/>
-        <w:snapToGrid w:val="0"/>
-      </w:pPr>
-      <w:r>
-        <w:rPr>
-          <w:rFonts w:ascii="맑은 고딕" w:hAnsi="맑은 고딕" w:eastAsia="맑은 고딕"/>
-          <w:b w:val="0"/>
-          <w:sz w:val="17"/>
-          <w:u w:val="none"/>
-        </w:rPr>
-        <w:t>① Green Spaces: A Cure for Urban Inequality</w:t>
-      </w:r>
-    </w:p>
-    <w:p>
-      <w:pPr>
-        <w:spacing w:before="0" w:after="0" w:line="269" w:lineRule="auto"/>
-        <w:ind w:left="180" w:hanging="180"/>
-        <w:snapToGrid w:val="0"/>
-      </w:pPr>
-      <w:r>
-        <w:rPr>
-          <w:rFonts w:ascii="맑은 고딕" w:hAnsi="맑은 고딕" w:eastAsia="맑은 고딕"/>
-          <w:b w:val="0"/>
-          <w:sz w:val="17"/>
-          <w:u w:val="none"/>
-        </w:rPr>
-        <w:t>② How Cities Can Lower Rents Through Regeneration</w:t>
-      </w:r>
-    </w:p>
-    <w:p>
-      <w:pPr>
-        <w:spacing w:before="0" w:after="0" w:line="269" w:lineRule="auto"/>
-        <w:ind w:left="180" w:hanging="180"/>
-        <w:snapToGrid w:val="0"/>
-      </w:pPr>
-      <w:r>
-        <w:rPr>
-          <w:rFonts w:ascii="맑은 고딕" w:hAnsi="맑은 고딕" w:eastAsia="맑은 고딕"/>
-          <w:b w:val="0"/>
-          <w:sz w:val="17"/>
-          <w:u w:val="none"/>
-        </w:rPr>
-        <w:t>③ When Greening a Neighbourhood Pushes Out the Poor</w:t>
-      </w:r>
-    </w:p>
-    <w:p>
-      <w:pPr>
-        <w:spacing w:before="0" w:after="0" w:line="269" w:lineRule="auto"/>
-        <w:ind w:left="180" w:hanging="180"/>
-        <w:snapToGrid w:val="0"/>
-      </w:pPr>
-      <w:r>
-        <w:rPr>
-          <w:rFonts w:ascii="맑은 고딕" w:hAnsi="맑은 고딕" w:eastAsia="맑은 고딕"/>
-          <w:b w:val="0"/>
-          <w:sz w:val="17"/>
-          <w:u w:val="none"/>
-        </w:rPr>
-        <w:t>④ Why Ethnic Communities Reject New Parks</w:t>
-      </w:r>
-    </w:p>
-    <w:p>
-      <w:pPr>
-        <w:spacing w:before="0" w:after="0" w:line="269" w:lineRule="auto"/>
-        <w:ind w:left="180" w:hanging="180"/>
-        <w:snapToGrid w:val="0"/>
-      </w:pPr>
-      <w:r>
-        <w:rPr>
-          <w:rFonts w:ascii="맑은 고딕" w:hAnsi="맑은 고딕" w:eastAsia="맑은 고딕"/>
-          <w:b w:val="0"/>
-          <w:sz w:val="17"/>
-          <w:u w:val="none"/>
-        </w:rPr>
-        <w:t>⑤ The Hidden Environmental Cost of Housing</w:t>
-      </w:r>
-    </w:p>
-    <w:p>
-      <w:pPr>
-        <w:keepNext/>
-        <w:spacing w:before="80" w:after="20" w:line="276" w:lineRule="auto"/>
-        <w:snapToGrid w:val="0"/>
-      </w:pPr>
-      <w:r>
-        <w:rPr>
-          <w:rFonts w:ascii="맑은 고딕" w:hAnsi="맑은 고딕" w:eastAsia="맑은 고딕"/>
-          <w:b/>
-          <w:sz w:val="17"/>
-          <w:u w:val="none"/>
-        </w:rPr>
-        <w:t>21-7.</w:t>
-      </w:r>
-      <w:r>
-        <w:rPr>
-          <w:rFonts w:ascii="맑은 고딕" w:hAnsi="맑은 고딕" w:eastAsia="맑은 고딕"/>
-          <w:b w:val="0"/>
-          <w:sz w:val="17"/>
-          <w:u w:val="none"/>
-        </w:rPr>
-        <w:t xml:space="preserve"> 다음 글을 읽고 이해한 학생의 반응으로 적절하지 </w:t>
-      </w:r>
-      <w:r>
-        <w:rPr>
-          <w:rFonts w:ascii="맑은 고딕" w:hAnsi="맑은 고딕" w:eastAsia="맑은 고딕"/>
-          <w:b w:val="0"/>
-          <w:sz w:val="17"/>
-          <w:u w:val="single"/>
-        </w:rPr>
-        <w:t>않은</w:t>
-      </w:r>
-      <w:r>
-        <w:rPr>
-          <w:rFonts w:ascii="맑은 고딕" w:hAnsi="맑은 고딕" w:eastAsia="맑은 고딕"/>
-          <w:b w:val="0"/>
-          <w:sz w:val="17"/>
-          <w:u w:val="none"/>
-        </w:rPr>
-        <w:t xml:space="preserve"> 것은? [3.0점]</w:t>
-      </w:r>
-    </w:p>
-    <w:p>
-      <w:pPr>
-        <w:spacing w:before="0" w:after="60" w:line="288" w:lineRule="auto"/>
-        <w:ind w:left="40"/>
-        <w:snapToGrid w:val="0"/>
-        <w:pBdr>
-          <w:top w:val="single" w:sz="4" w:space="2" w:color="999999"/>
-          <w:left w:val="single" w:sz="4" w:space="2" w:color="999999"/>
-          <w:bottom w:val="single" w:sz="4" w:space="2" w:color="999999"/>
-          <w:right w:val="single" w:sz="4" w:space="2" w:color="999999"/>
-        </w:pBdr>
-        <w:shd w:val="clear" w:color="auto" w:fill="F6F3EA"/>
-      </w:pPr>
-      <w:r>
-        <w:rPr>
-          <w:rFonts w:ascii="맑은 고딕" w:hAnsi="맑은 고딕" w:eastAsia="맑은 고딕"/>
-          <w:b w:val="0"/>
-          <w:sz w:val="17"/>
-          <w:u w:val="none"/>
-        </w:rPr>
-        <w:t>Currently, urban regeneration projects in degraded areas have been promoted as improving the wellbeing of residents and solving environmental injustice problems. However, such environmental improvements in ethnic communities and/or low-income households can create an urban green space paradox. The creation of new, high-quality green spaces can increase attractiveness, making these neighbourhoods more desirable. By contrast, the cost of housing can rise, and residents may not be able to afford the rent. This results in the exclusion or displacement of the poor neighbourhood’s residents, who were intended to benefit from the ecosystem services provided by the new green space. In turn, the residents may only be able to afford to live in a similar degraded neighbourhood to the one they left, with low access to green infrastructure.</w:t>
-      </w:r>
-    </w:p>
-    <w:p>
-      <w:pPr>
-        <w:spacing w:before="0" w:after="0" w:line="269" w:lineRule="auto"/>
-        <w:ind w:left="180" w:hanging="180"/>
-        <w:snapToGrid w:val="0"/>
-      </w:pPr>
-      <w:r>
-        <w:rPr>
-          <w:rFonts w:ascii="맑은 고딕" w:hAnsi="맑은 고딕" w:eastAsia="맑은 고딕"/>
-          <w:b w:val="0"/>
-          <w:sz w:val="17"/>
-          <w:u w:val="none"/>
-        </w:rPr>
-        <w:t>① 지수: 공원이 생겨 집값이 오르면 정작 원래 주민은 그 혜택을 못 누릴 수도 있겠네.</w:t>
-      </w:r>
-    </w:p>
-    <w:p>
-      <w:pPr>
-        <w:spacing w:before="0" w:after="0" w:line="269" w:lineRule="auto"/>
-        <w:ind w:left="180" w:hanging="180"/>
-        <w:snapToGrid w:val="0"/>
-      </w:pPr>
-      <w:r>
-        <w:rPr>
-          <w:rFonts w:ascii="맑은 고딕" w:hAnsi="맑은 고딕" w:eastAsia="맑은 고딕"/>
-          <w:b w:val="0"/>
-          <w:sz w:val="17"/>
-          <w:u w:val="none"/>
-        </w:rPr>
-        <w:t>② 현우: 녹지 정책을 세울 때 기존 주민의 주거 안정도 함께 고려해야겠어.</w:t>
-      </w:r>
-    </w:p>
-    <w:p>
-      <w:pPr>
-        <w:spacing w:before="0" w:after="0" w:line="269" w:lineRule="auto"/>
-        <w:ind w:left="180" w:hanging="180"/>
-        <w:snapToGrid w:val="0"/>
-      </w:pPr>
-      <w:r>
-        <w:rPr>
-          <w:rFonts w:ascii="맑은 고딕" w:hAnsi="맑은 고딕" w:eastAsia="맑은 고딕"/>
-          <w:b w:val="0"/>
-          <w:sz w:val="17"/>
-          <w:u w:val="none"/>
-        </w:rPr>
-        <w:t>③ 소윤: 결국 녹지가 많은 동네에는 언제나 가난한 사람들만 살게 된다는 말이야.</w:t>
-      </w:r>
-    </w:p>
-    <w:p>
-      <w:pPr>
-        <w:spacing w:before="0" w:after="0" w:line="269" w:lineRule="auto"/>
-        <w:ind w:left="180" w:hanging="180"/>
-        <w:snapToGrid w:val="0"/>
-      </w:pPr>
-      <w:r>
-        <w:rPr>
-          <w:rFonts w:ascii="맑은 고딕" w:hAnsi="맑은 고딕" w:eastAsia="맑은 고딕"/>
-          <w:b w:val="0"/>
-          <w:sz w:val="17"/>
-          <w:u w:val="none"/>
-        </w:rPr>
-        <w:t>④ 태민: 의도는 좋아도 결과적으로 불평등이 되풀이될 수 있다는 거구나.</w:t>
-      </w:r>
-    </w:p>
-    <w:p>
-      <w:pPr>
-        <w:spacing w:before="0" w:after="0" w:line="269" w:lineRule="auto"/>
-        <w:ind w:left="180" w:hanging="180"/>
-        <w:snapToGrid w:val="0"/>
-      </w:pPr>
-      <w:r>
-        <w:rPr>
-          <w:rFonts w:ascii="맑은 고딕" w:hAnsi="맑은 고딕" w:eastAsia="맑은 고딕"/>
-          <w:b w:val="0"/>
-          <w:sz w:val="17"/>
-          <w:u w:val="none"/>
-        </w:rPr>
-        <w:t>⑤ 유나: 밀려난 주민이 또 다른 낙후 지역으로 옮겨 간다는 점이 역설적이야.</w:t>
-      </w:r>
-    </w:p>
-    <w:p>
-      <w:pPr>
-        <w:keepNext/>
-        <w:spacing w:before="80" w:after="40" w:line="276" w:lineRule="auto"/>
-        <w:snapToGrid w:val="0"/>
-        <w:shd w:val="clear" w:color="auto" w:fill="8A3A12"/>
-      </w:pPr>
-      <w:r>
-        <w:rPr>
-          <w:rFonts w:ascii="맑은 고딕" w:hAnsi="맑은 고딕" w:eastAsia="맑은 고딕"/>
-          <w:b/>
-          <w:color w:val="FFFFFF"/>
-          <w:sz w:val="17"/>
-          <w:u w:val="none"/>
-        </w:rPr>
-        <w:t>서답형  21-서1 ~ 21-서2</w:t>
-      </w:r>
-    </w:p>
-    <w:p>
-      <w:pPr>
-        <w:keepNext/>
-        <w:spacing w:before="80" w:after="20" w:line="276" w:lineRule="auto"/>
-        <w:snapToGrid w:val="0"/>
-      </w:pPr>
-      <w:r>
-        <w:rPr>
-          <w:rFonts w:ascii="맑은 고딕" w:hAnsi="맑은 고딕" w:eastAsia="맑은 고딕"/>
-          <w:b/>
-          <w:sz w:val="17"/>
-          <w:u w:val="none"/>
-        </w:rPr>
-        <w:t>21-서1.</w:t>
-      </w:r>
-      <w:r>
-        <w:rPr>
-          <w:rFonts w:ascii="맑은 고딕" w:hAnsi="맑은 고딕" w:eastAsia="맑은 고딕"/>
-          <w:b w:val="0"/>
-          <w:sz w:val="17"/>
-          <w:u w:val="none"/>
-        </w:rPr>
-        <w:t xml:space="preserve"> 다음 글의 내용을 요약하고자 한다. 빈칸 (1)~(3)에 들어갈 말을 본문에서 찾아 </w:t>
-      </w:r>
-      <w:r>
-        <w:rPr>
-          <w:rFonts w:ascii="맑은 고딕" w:hAnsi="맑은 고딕" w:eastAsia="맑은 고딕"/>
-          <w:b w:val="0"/>
-          <w:sz w:val="17"/>
-          <w:u w:val="single"/>
-        </w:rPr>
-        <w:t>반드시 변형하여</w:t>
-      </w:r>
-      <w:r>
-        <w:rPr>
-          <w:rFonts w:ascii="맑은 고딕" w:hAnsi="맑은 고딕" w:eastAsia="맑은 고딕"/>
-          <w:b w:val="0"/>
-          <w:sz w:val="17"/>
-          <w:u w:val="none"/>
-        </w:rPr>
-        <w:t xml:space="preserve"> 쓰시오. (한 칸에 한 단어) [각 1점, 총 3점] [3.0점]</w:t>
-      </w:r>
-    </w:p>
-    <w:p>
-      <w:pPr>
-        <w:spacing w:before="0" w:after="60" w:line="288" w:lineRule="auto"/>
-        <w:ind w:left="40"/>
-        <w:snapToGrid w:val="0"/>
-        <w:pBdr>
-          <w:top w:val="single" w:sz="4" w:space="2" w:color="999999"/>
-          <w:left w:val="single" w:sz="4" w:space="2" w:color="999999"/>
-          <w:bottom w:val="single" w:sz="4" w:space="2" w:color="999999"/>
-          <w:right w:val="single" w:sz="4" w:space="2" w:color="999999"/>
-        </w:pBdr>
-        <w:shd w:val="clear" w:color="auto" w:fill="F6F3EA"/>
-      </w:pPr>
-      <w:r>
-        <w:rPr>
-          <w:rFonts w:ascii="맑은 고딕" w:hAnsi="맑은 고딕" w:eastAsia="맑은 고딕"/>
-          <w:b w:val="0"/>
-          <w:sz w:val="17"/>
-          <w:u w:val="none"/>
-        </w:rPr>
-        <w:t>Currently, urban regeneration projects in degraded areas have been promoted as improving the wellbeing of residents and solving environmental injustice problems. However, such environmental improvements in ethnic communities and/or low-income households can create an urban green space paradox. The creation of new, high-quality green spaces can increase attractiveness, making these neighbourhoods more desirable. By contrast, the cost of housing can rise, and residents may not be able to afford the rent. This results in the exclusion or displacement of the poor neighbourhood’s residents, who were intended to benefit from the ecosystem services provided by the new green space. In turn, the residents may only be able to afford to live in a similar degraded neighbourhood to the one they left, with low access to green infrastructure.</w:t>
-      </w:r>
-    </w:p>
-    <w:p>
-      <w:pPr>
-        <w:spacing w:before="0" w:after="60" w:line="288" w:lineRule="auto"/>
-        <w:ind w:left="40"/>
-        <w:snapToGrid w:val="0"/>
-        <w:pBdr>
-          <w:top w:val="single" w:sz="4" w:space="2" w:color="C99B4E"/>
-          <w:left w:val="single" w:sz="4" w:space="2" w:color="C99B4E"/>
-          <w:bottom w:val="single" w:sz="4" w:space="2" w:color="C99B4E"/>
-          <w:right w:val="single" w:sz="4" w:space="2" w:color="C99B4E"/>
-        </w:pBdr>
-        <w:shd w:val="clear" w:color="auto" w:fill="FFF8E1"/>
-      </w:pPr>
-      <w:r>
-        <w:rPr>
-          <w:rFonts w:ascii="맑은 고딕" w:hAnsi="맑은 고딕" w:eastAsia="맑은 고딕"/>
-          <w:b w:val="0"/>
-          <w:sz w:val="17"/>
-          <w:u w:val="none"/>
-        </w:rPr>
-        <w:t>Making poor areas more (1) ________ with new green spaces can raise housing costs, (2) ________ the very residents for whom the (3) ________ of rent was already a problem.</w:t>
-      </w:r>
-    </w:p>
-    <w:p>
-      <w:pPr>
-        <w:spacing w:before="0" w:after="0" w:line="288" w:lineRule="auto"/>
-        <w:ind w:left="40"/>
-        <w:snapToGrid w:val="0"/>
-        <w:pBdr>
-          <w:top w:val="single" w:sz="4" w:space="2" w:color="9B6BD0"/>
-          <w:left w:val="single" w:sz="4" w:space="2" w:color="9B6BD0"/>
-          <w:bottom w:val="single" w:sz="4" w:space="2" w:color="9B6BD0"/>
-          <w:right w:val="single" w:sz="4" w:space="2" w:color="9B6BD0"/>
-        </w:pBdr>
-        <w:shd w:val="clear" w:color="auto" w:fill="FAF5FF"/>
-      </w:pPr>
-      <w:r>
-        <w:rPr>
-          <w:rFonts w:ascii="맑은 고딕" w:hAnsi="맑은 고딕" w:eastAsia="맑은 고딕"/>
-          <w:b/>
-          <w:sz w:val="17"/>
-          <w:u w:val="none"/>
-        </w:rPr>
-        <w:t>&lt;조 건&gt;</w:t>
-      </w:r>
-    </w:p>
-    <w:p>
-      <w:pPr>
-        <w:spacing w:before="0" w:after="0" w:line="288" w:lineRule="auto"/>
-        <w:ind w:left="40"/>
-        <w:snapToGrid w:val="0"/>
-        <w:pBdr>
-          <w:top w:val="single" w:sz="4" w:space="2" w:color="9B6BD0"/>
-          <w:left w:val="single" w:sz="4" w:space="2" w:color="9B6BD0"/>
-          <w:bottom w:val="single" w:sz="4" w:space="2" w:color="9B6BD0"/>
-          <w:right w:val="single" w:sz="4" w:space="2" w:color="9B6BD0"/>
-        </w:pBdr>
-        <w:shd w:val="clear" w:color="auto" w:fill="FAF5FF"/>
-      </w:pPr>
-      <w:r>
-        <w:rPr>
-          <w:rFonts w:ascii="맑은 고딕" w:hAnsi="맑은 고딕" w:eastAsia="맑은 고딕"/>
-          <w:b w:val="0"/>
-          <w:sz w:val="17"/>
-          <w:u w:val="none"/>
-        </w:rPr>
-        <w:t>1. 본문의 단어를 반드시 변형(품사·어형)하여 쓸 것 — 본문 형태 그대로 쓰면 0점</w:t>
-      </w:r>
-    </w:p>
-    <w:p>
-      <w:pPr>
-        <w:spacing w:before="0" w:after="60" w:line="288" w:lineRule="auto"/>
-        <w:ind w:left="40"/>
-        <w:snapToGrid w:val="0"/>
-        <w:pBdr>
-          <w:top w:val="single" w:sz="4" w:space="2" w:color="9B6BD0"/>
-          <w:left w:val="single" w:sz="4" w:space="2" w:color="9B6BD0"/>
-          <w:bottom w:val="single" w:sz="4" w:space="2" w:color="9B6BD0"/>
-          <w:right w:val="single" w:sz="4" w:space="2" w:color="9B6BD0"/>
-        </w:pBdr>
-        <w:shd w:val="clear" w:color="auto" w:fill="FAF5FF"/>
-      </w:pPr>
-      <w:r>
-        <w:rPr>
-          <w:rFonts w:ascii="맑은 고딕" w:hAnsi="맑은 고딕" w:eastAsia="맑은 고딕"/>
-          <w:b w:val="0"/>
-          <w:sz w:val="17"/>
-          <w:u w:val="none"/>
-        </w:rPr>
-        <w:t>2. 답안지에 소문항 번호를 정확하게 기입할 것  예) 1-(1) 1-(2) 1-(3)</w:t>
-      </w:r>
-    </w:p>
-    <w:p>
-      <w:pPr>
-        <w:spacing w:before="0" w:after="40" w:line="360" w:lineRule="auto"/>
-        <w:snapToGrid w:val="0"/>
-      </w:pPr>
-      <w:r>
-        <w:rPr>
-          <w:rFonts w:ascii="맑은 고딕" w:hAnsi="맑은 고딕" w:eastAsia="맑은 고딕"/>
-          <w:b w:val="0"/>
-          <w:sz w:val="17"/>
-          <w:u w:val="none"/>
-        </w:rPr>
-        <w:t>(1) ______________   (2) ______________   (3) ______________</w:t>
-      </w:r>
-    </w:p>
-    <w:p>
-      <w:pPr>
-        <w:keepNext/>
-        <w:spacing w:before="80" w:after="20" w:line="276" w:lineRule="auto"/>
-        <w:snapToGrid w:val="0"/>
-      </w:pPr>
-      <w:r>
-        <w:rPr>
-          <w:rFonts w:ascii="맑은 고딕" w:hAnsi="맑은 고딕" w:eastAsia="맑은 고딕"/>
-          <w:b/>
-          <w:sz w:val="17"/>
-          <w:u w:val="none"/>
-        </w:rPr>
-        <w:t>21-서2.</w:t>
-      </w:r>
-      <w:r>
-        <w:rPr>
-          <w:rFonts w:ascii="맑은 고딕" w:hAnsi="맑은 고딕" w:eastAsia="맑은 고딕"/>
-          <w:b w:val="0"/>
-          <w:sz w:val="17"/>
-          <w:u w:val="none"/>
-        </w:rPr>
-        <w:t xml:space="preserve"> 다음 글의 밑줄 친 문장의 원인과 결과를 바꾸어 &lt;보기&gt;의 표현을 모두 사용하여 &lt;조건&gt;에 맞게 영작하시오. [3점] [3.0점]</w:t>
-      </w:r>
-    </w:p>
-    <w:p>
-      <w:pPr>
-        <w:spacing w:before="0" w:after="60" w:line="288" w:lineRule="auto"/>
-        <w:ind w:left="40"/>
-        <w:snapToGrid w:val="0"/>
-        <w:pBdr>
-          <w:top w:val="single" w:sz="4" w:space="2" w:color="999999"/>
-          <w:left w:val="single" w:sz="4" w:space="2" w:color="999999"/>
-          <w:bottom w:val="single" w:sz="4" w:space="2" w:color="999999"/>
-          <w:right w:val="single" w:sz="4" w:space="2" w:color="999999"/>
-        </w:pBdr>
-        <w:shd w:val="clear" w:color="auto" w:fill="F6F3EA"/>
-      </w:pPr>
-      <w:r>
-        <w:rPr>
-          <w:rFonts w:ascii="맑은 고딕" w:hAnsi="맑은 고딕" w:eastAsia="맑은 고딕"/>
-          <w:b w:val="0"/>
-          <w:sz w:val="17"/>
-          <w:u w:val="none"/>
-        </w:rPr>
-        <w:t xml:space="preserve">By contrast, the cost of housing can rise, and residents may not be able to afford the rent. </w:t>
-      </w:r>
-      <w:r>
-        <w:rPr>
-          <w:rFonts w:ascii="맑은 고딕" w:hAnsi="맑은 고딕" w:eastAsia="맑은 고딕"/>
-          <w:b w:val="0"/>
-          <w:sz w:val="17"/>
-          <w:u w:val="single"/>
-        </w:rPr>
-        <w:t>This results in the exclusion or displacement of the poor neighbourhood’s residents.</w:t>
-      </w:r>
-    </w:p>
-    <w:p>
-      <w:pPr>
-        <w:spacing w:before="0" w:after="60" w:line="288" w:lineRule="auto"/>
-        <w:ind w:left="40"/>
-        <w:snapToGrid w:val="0"/>
-        <w:pBdr>
-          <w:top w:val="single" w:sz="4" w:space="2" w:color="9B6BD0"/>
-          <w:left w:val="single" w:sz="4" w:space="2" w:color="9B6BD0"/>
-          <w:bottom w:val="single" w:sz="4" w:space="2" w:color="9B6BD0"/>
-          <w:right w:val="single" w:sz="4" w:space="2" w:color="9B6BD0"/>
-        </w:pBdr>
-        <w:shd w:val="clear" w:color="auto" w:fill="FAF5FF"/>
-      </w:pPr>
-      <w:r>
-        <w:rPr>
-          <w:rFonts w:ascii="맑은 고딕" w:hAnsi="맑은 고딕" w:eastAsia="맑은 고딕"/>
-          <w:b/>
-          <w:sz w:val="17"/>
-          <w:u w:val="none"/>
-        </w:rPr>
-        <w:t>&lt;보 기&gt;</w:t>
-      </w:r>
-      <w:r>
-        <w:rPr>
-          <w:rFonts w:ascii="맑은 고딕" w:hAnsi="맑은 고딕" w:eastAsia="맑은 고딕"/>
-          <w:b w:val="0"/>
-          <w:sz w:val="17"/>
-          <w:u w:val="none"/>
-        </w:rPr>
-        <w:t xml:space="preserve"> result / from / the exclusion or / displacement / of the poor neighbourhood’s residents / rising housing costs</w:t>
-      </w:r>
-    </w:p>
-    <w:p>
-      <w:pPr>
-        <w:spacing w:before="0" w:after="0" w:line="288" w:lineRule="auto"/>
-        <w:ind w:left="40"/>
-        <w:snapToGrid w:val="0"/>
-        <w:pBdr>
-          <w:top w:val="single" w:sz="4" w:space="2" w:color="9B6BD0"/>
-          <w:left w:val="single" w:sz="4" w:space="2" w:color="9B6BD0"/>
-          <w:bottom w:val="single" w:sz="4" w:space="2" w:color="9B6BD0"/>
-          <w:right w:val="single" w:sz="4" w:space="2" w:color="9B6BD0"/>
-        </w:pBdr>
-        <w:shd w:val="clear" w:color="auto" w:fill="FAF5FF"/>
-      </w:pPr>
-      <w:r>
-        <w:rPr>
-          <w:rFonts w:ascii="맑은 고딕" w:hAnsi="맑은 고딕" w:eastAsia="맑은 고딕"/>
-          <w:b/>
-          <w:sz w:val="17"/>
-          <w:u w:val="none"/>
-        </w:rPr>
-        <w:t>&lt;조 건&gt;</w:t>
-      </w:r>
-    </w:p>
-    <w:p>
-      <w:pPr>
-        <w:spacing w:before="0" w:after="0" w:line="288" w:lineRule="auto"/>
-        <w:ind w:left="40"/>
-        <w:snapToGrid w:val="0"/>
-        <w:pBdr>
-          <w:top w:val="single" w:sz="4" w:space="2" w:color="9B6BD0"/>
-          <w:left w:val="single" w:sz="4" w:space="2" w:color="9B6BD0"/>
-          <w:bottom w:val="single" w:sz="4" w:space="2" w:color="9B6BD0"/>
-          <w:right w:val="single" w:sz="4" w:space="2" w:color="9B6BD0"/>
-        </w:pBdr>
-        <w:shd w:val="clear" w:color="auto" w:fill="FAF5FF"/>
-      </w:pPr>
-      <w:r>
-        <w:rPr>
-          <w:rFonts w:ascii="맑은 고딕" w:hAnsi="맑은 고딕" w:eastAsia="맑은 고딕"/>
-          <w:b w:val="0"/>
-          <w:sz w:val="17"/>
-          <w:u w:val="none"/>
-        </w:rPr>
-        <w:t>1. &lt;보기&gt;의 표현을 모두 한 번씩만 사용할 것</w:t>
-      </w:r>
-    </w:p>
-    <w:p>
-      <w:pPr>
-        <w:spacing w:before="0" w:after="0" w:line="288" w:lineRule="auto"/>
-        <w:ind w:left="40"/>
-        <w:snapToGrid w:val="0"/>
-        <w:pBdr>
-          <w:top w:val="single" w:sz="4" w:space="2" w:color="9B6BD0"/>
-          <w:left w:val="single" w:sz="4" w:space="2" w:color="9B6BD0"/>
-          <w:bottom w:val="single" w:sz="4" w:space="2" w:color="9B6BD0"/>
-          <w:right w:val="single" w:sz="4" w:space="2" w:color="9B6BD0"/>
-        </w:pBdr>
-        <w:shd w:val="clear" w:color="auto" w:fill="FAF5FF"/>
-      </w:pPr>
-      <w:r>
-        <w:rPr>
-          <w:rFonts w:ascii="맑은 고딕" w:hAnsi="맑은 고딕" w:eastAsia="맑은 고딕"/>
-          <w:b w:val="0"/>
-          <w:sz w:val="17"/>
-          <w:u w:val="none"/>
-        </w:rPr>
-        <w:t>2. 필요한 경우 어형을 바꿀 것(1곳) · 다른 단어를 추가하지 말 것</w:t>
-      </w:r>
-    </w:p>
-    <w:p>
-      <w:pPr>
-        <w:spacing w:before="0" w:after="0" w:line="288" w:lineRule="auto"/>
-        <w:ind w:left="40"/>
-        <w:snapToGrid w:val="0"/>
-        <w:pBdr>
-          <w:top w:val="single" w:sz="4" w:space="2" w:color="9B6BD0"/>
-          <w:left w:val="single" w:sz="4" w:space="2" w:color="9B6BD0"/>
-          <w:bottom w:val="single" w:sz="4" w:space="2" w:color="9B6BD0"/>
-          <w:right w:val="single" w:sz="4" w:space="2" w:color="9B6BD0"/>
-        </w:pBdr>
-        <w:shd w:val="clear" w:color="auto" w:fill="FAF5FF"/>
-      </w:pPr>
-      <w:r>
-        <w:rPr>
-          <w:rFonts w:ascii="맑은 고딕" w:hAnsi="맑은 고딕" w:eastAsia="맑은 고딕"/>
-          <w:b w:val="0"/>
-          <w:sz w:val="17"/>
-          <w:u w:val="none"/>
-        </w:rPr>
-        <w:t>3. 결과를 주어로 하는 ‘result from’ 구문으로 쓸 것</w:t>
-      </w:r>
-    </w:p>
-    <w:p>
-      <w:pPr>
-        <w:spacing w:before="0" w:after="0" w:line="288" w:lineRule="auto"/>
-        <w:ind w:left="40"/>
-        <w:snapToGrid w:val="0"/>
-        <w:pBdr>
-          <w:top w:val="single" w:sz="4" w:space="2" w:color="9B6BD0"/>
-          <w:left w:val="single" w:sz="4" w:space="2" w:color="9B6BD0"/>
-          <w:bottom w:val="single" w:sz="4" w:space="2" w:color="9B6BD0"/>
-          <w:right w:val="single" w:sz="4" w:space="2" w:color="9B6BD0"/>
-        </w:pBdr>
-        <w:shd w:val="clear" w:color="auto" w:fill="FAF5FF"/>
-      </w:pPr>
-      <w:r>
-        <w:rPr>
-          <w:rFonts w:ascii="맑은 고딕" w:hAnsi="맑은 고딕" w:eastAsia="맑은 고딕"/>
-          <w:b w:val="0"/>
-          <w:sz w:val="17"/>
-          <w:u w:val="none"/>
-        </w:rPr>
-        <w:t>4. 총 14단어로 쓸 것</w:t>
-      </w:r>
-    </w:p>
-    <w:p>
-      <w:pPr>
-        <w:spacing w:before="0" w:after="60" w:line="288" w:lineRule="auto"/>
-        <w:ind w:left="40"/>
-        <w:snapToGrid w:val="0"/>
-        <w:pBdr>
-          <w:top w:val="single" w:sz="4" w:space="2" w:color="9B6BD0"/>
-          <w:left w:val="single" w:sz="4" w:space="2" w:color="9B6BD0"/>
-          <w:bottom w:val="single" w:sz="4" w:space="2" w:color="9B6BD0"/>
-          <w:right w:val="single" w:sz="4" w:space="2" w:color="9B6BD0"/>
-        </w:pBdr>
-        <w:shd w:val="clear" w:color="auto" w:fill="FAF5FF"/>
-      </w:pPr>
-      <w:r>
-        <w:rPr>
-          <w:rFonts w:ascii="맑은 고딕" w:hAnsi="맑은 고딕" w:eastAsia="맑은 고딕"/>
-          <w:b w:val="0"/>
-          <w:sz w:val="17"/>
-          <w:u w:val="none"/>
-        </w:rPr>
-        <w:t>5. 답안지에 소문항 번호를 정확하게 기입할 것</w:t>
-      </w:r>
-    </w:p>
-    <w:p>
-      <w:pPr>
-        <w:spacing w:before="0" w:after="40" w:line="360" w:lineRule="auto"/>
-        <w:snapToGrid w:val="0"/>
-      </w:pPr>
-      <w:r>
-        <w:rPr>
-          <w:rFonts w:ascii="맑은 고딕" w:hAnsi="맑은 고딕" w:eastAsia="맑은 고딕"/>
-          <w:b w:val="0"/>
-          <w:sz w:val="17"/>
-          <w:u w:val="none"/>
-        </w:rPr>
-        <w:t>⇒ ______________________________________________________________________ .</w:t>
-      </w:r>
-    </w:p>
-    <w:p>
-      <w:pPr>
-        <w:keepNext/>
-        <w:spacing w:before="80" w:after="40" w:line="276" w:lineRule="auto"/>
-        <w:snapToGrid w:val="0"/>
-        <w:shd w:val="clear" w:color="auto" w:fill="6B21A8"/>
-      </w:pPr>
-      <w:r>
-        <w:rPr>
-          <w:rFonts w:ascii="맑은 고딕" w:hAnsi="맑은 고딕" w:eastAsia="맑은 고딕"/>
-          <w:b/>
-          <w:color w:val="FFFFFF"/>
-          <w:sz w:val="17"/>
-          <w:u w:val="none"/>
-        </w:rPr>
-        <w:t>[지문 구조]  ※ 앞 문항을 모두 푼 뒤에 풀 것</w:t>
-      </w:r>
-    </w:p>
-    <w:p>
-      <w:pPr>
-        <w:keepNext/>
-        <w:spacing w:before="80" w:after="20" w:line="276" w:lineRule="auto"/>
-        <w:snapToGrid w:val="0"/>
-      </w:pPr>
-      <w:r>
-        <w:rPr>
-          <w:rFonts w:ascii="맑은 고딕" w:hAnsi="맑은 고딕" w:eastAsia="맑은 고딕"/>
-          <w:b/>
-          <w:sz w:val="17"/>
-          <w:u w:val="none"/>
-        </w:rPr>
-        <w:t>21-8.</w:t>
-      </w:r>
-      <w:r>
-        <w:rPr>
-          <w:rFonts w:ascii="맑은 고딕" w:hAnsi="맑은 고딕" w:eastAsia="맑은 고딕"/>
-          <w:b w:val="0"/>
-          <w:sz w:val="17"/>
-          <w:u w:val="none"/>
-        </w:rPr>
-        <w:t xml:space="preserve"> 주어진 글 다음에 이어질 글의 순서로 가장 적절한 것은? [2.7점]</w:t>
-      </w:r>
-    </w:p>
-    <w:p>
-      <w:pPr>
-        <w:spacing w:before="0" w:after="60" w:line="288" w:lineRule="auto"/>
-        <w:ind w:left="40"/>
-        <w:snapToGrid w:val="0"/>
-        <w:pBdr>
-          <w:top w:val="single" w:sz="4" w:space="2" w:color="C99B4E"/>
-          <w:left w:val="single" w:sz="4" w:space="2" w:color="C99B4E"/>
-          <w:bottom w:val="single" w:sz="4" w:space="2" w:color="C99B4E"/>
-          <w:right w:val="single" w:sz="4" w:space="2" w:color="C99B4E"/>
-        </w:pBdr>
-        <w:shd w:val="clear" w:color="auto" w:fill="FFF8E1"/>
-      </w:pPr>
-      <w:r>
-        <w:rPr>
-          <w:rFonts w:ascii="맑은 고딕" w:hAnsi="맑은 고딕" w:eastAsia="맑은 고딕"/>
-          <w:b w:val="0"/>
-          <w:sz w:val="17"/>
-          <w:u w:val="none"/>
-        </w:rPr>
-        <w:t>Currently, urban regeneration projects in degraded areas have been promoted as improving the wellbeing of residents and solving environmental injustice problems.</w:t>
-      </w:r>
-    </w:p>
-    <w:p>
-      <w:pPr>
-        <w:spacing w:before="0" w:after="0" w:line="288" w:lineRule="auto"/>
-        <w:ind w:left="40"/>
-        <w:snapToGrid w:val="0"/>
-        <w:pBdr>
-          <w:top w:val="single" w:sz="4" w:space="2" w:color="999999"/>
-          <w:left w:val="single" w:sz="4" w:space="2" w:color="999999"/>
-          <w:bottom w:val="single" w:sz="4" w:space="2" w:color="999999"/>
-          <w:right w:val="single" w:sz="4" w:space="2" w:color="999999"/>
-        </w:pBdr>
-        <w:shd w:val="clear" w:color="auto" w:fill="F6F3EA"/>
-      </w:pPr>
-      <w:r>
-        <w:rPr>
-          <w:rFonts w:ascii="맑은 고딕" w:hAnsi="맑은 고딕" w:eastAsia="맑은 고딕"/>
-          <w:b w:val="0"/>
-          <w:sz w:val="17"/>
-          <w:u w:val="none"/>
-        </w:rPr>
-        <w:t>(A) By contrast, the cost of housing can rise, and residents may not be able to afford the rent. This results in the exclusion or displacement of the poor neighbourhood’s residents, who were intended to benefit from the ecosystem services provided by the new green space.</w:t>
-      </w:r>
-    </w:p>
-    <w:p>
-      <w:pPr>
-        <w:spacing w:before="0" w:after="0" w:line="288" w:lineRule="auto"/>
-        <w:ind w:left="40"/>
-        <w:snapToGrid w:val="0"/>
-        <w:pBdr>
-          <w:top w:val="single" w:sz="4" w:space="2" w:color="999999"/>
-          <w:left w:val="single" w:sz="4" w:space="2" w:color="999999"/>
-          <w:bottom w:val="single" w:sz="4" w:space="2" w:color="999999"/>
-          <w:right w:val="single" w:sz="4" w:space="2" w:color="999999"/>
-        </w:pBdr>
-        <w:shd w:val="clear" w:color="auto" w:fill="F6F3EA"/>
-      </w:pPr>
-      <w:r>
-        <w:rPr>
-          <w:rFonts w:ascii="맑은 고딕" w:hAnsi="맑은 고딕" w:eastAsia="맑은 고딕"/>
-          <w:b w:val="0"/>
-          <w:sz w:val="17"/>
-          <w:u w:val="none"/>
-        </w:rPr>
-        <w:t>(B) However, such environmental improvements in ethnic communities and/or low-income households can create an urban green space paradox. The creation of new, high-quality green spaces can increase attractiveness, making these neighbourhoods more desirable.</w:t>
-      </w:r>
-    </w:p>
-    <w:p>
-      <w:pPr>
-        <w:spacing w:before="0" w:after="60" w:line="288" w:lineRule="auto"/>
-        <w:ind w:left="40"/>
-        <w:snapToGrid w:val="0"/>
-        <w:pBdr>
-          <w:top w:val="single" w:sz="4" w:space="2" w:color="999999"/>
-          <w:left w:val="single" w:sz="4" w:space="2" w:color="999999"/>
-          <w:bottom w:val="single" w:sz="4" w:space="2" w:color="999999"/>
-          <w:right w:val="single" w:sz="4" w:space="2" w:color="999999"/>
-        </w:pBdr>
-        <w:shd w:val="clear" w:color="auto" w:fill="F6F3EA"/>
-      </w:pPr>
-      <w:r>
-        <w:rPr>
-          <w:rFonts w:ascii="맑은 고딕" w:hAnsi="맑은 고딕" w:eastAsia="맑은 고딕"/>
-          <w:b w:val="0"/>
-          <w:sz w:val="17"/>
-          <w:u w:val="none"/>
-        </w:rPr>
-        <w:t>(C) In turn, the residents may only be able to afford to live in a similar degraded neighbourhood to the one they left, with low access to green infrastructure.</w:t>
-      </w:r>
-    </w:p>
-    <w:p>
-      <w:pPr>
-        <w:spacing w:before="0" w:after="0" w:line="269" w:lineRule="auto"/>
-        <w:ind w:left="180" w:hanging="180"/>
-        <w:snapToGrid w:val="0"/>
-      </w:pPr>
-      <w:r>
-        <w:rPr>
-          <w:rFonts w:ascii="맑은 고딕" w:hAnsi="맑은 고딕" w:eastAsia="맑은 고딕"/>
-          <w:b w:val="0"/>
-          <w:sz w:val="17"/>
-          <w:u w:val="none"/>
-        </w:rPr>
-        <w:t>① (A) – (C) – (B)</w:t>
-      </w:r>
-    </w:p>
-    <w:p>
-      <w:pPr>
-        <w:spacing w:before="0" w:after="0" w:line="269" w:lineRule="auto"/>
-        <w:ind w:left="180" w:hanging="180"/>
-        <w:snapToGrid w:val="0"/>
-      </w:pPr>
-      <w:r>
-        <w:rPr>
-          <w:rFonts w:ascii="맑은 고딕" w:hAnsi="맑은 고딕" w:eastAsia="맑은 고딕"/>
-          <w:b w:val="0"/>
-          <w:sz w:val="17"/>
-          <w:u w:val="none"/>
-        </w:rPr>
-        <w:t>② (B) – (A) – (C)</w:t>
-      </w:r>
-    </w:p>
-    <w:p>
-      <w:pPr>
-        <w:spacing w:before="0" w:after="0" w:line="269" w:lineRule="auto"/>
-        <w:ind w:left="180" w:hanging="180"/>
-        <w:snapToGrid w:val="0"/>
-      </w:pPr>
-      <w:r>
-        <w:rPr>
-          <w:rFonts w:ascii="맑은 고딕" w:hAnsi="맑은 고딕" w:eastAsia="맑은 고딕"/>
-          <w:b w:val="0"/>
-          <w:sz w:val="17"/>
-          <w:u w:val="none"/>
-        </w:rPr>
-        <w:t>③ (B) – (C) – (A)</w:t>
-      </w:r>
-    </w:p>
-    <w:p>
-      <w:pPr>
-        <w:spacing w:before="0" w:after="0" w:line="269" w:lineRule="auto"/>
-        <w:ind w:left="180" w:hanging="180"/>
-        <w:snapToGrid w:val="0"/>
-      </w:pPr>
-      <w:r>
-        <w:rPr>
-          <w:rFonts w:ascii="맑은 고딕" w:hAnsi="맑은 고딕" w:eastAsia="맑은 고딕"/>
-          <w:b w:val="0"/>
-          <w:sz w:val="17"/>
-          <w:u w:val="none"/>
-        </w:rPr>
-        <w:t>④ (C) – (A) – (B)</w:t>
-      </w:r>
-    </w:p>
-    <w:p>
-      <w:pPr>
-        <w:spacing w:before="0" w:after="0" w:line="269" w:lineRule="auto"/>
-        <w:ind w:left="180" w:hanging="180"/>
-        <w:snapToGrid w:val="0"/>
-      </w:pPr>
-      <w:r>
-        <w:rPr>
-          <w:rFonts w:ascii="맑은 고딕" w:hAnsi="맑은 고딕" w:eastAsia="맑은 고딕"/>
-          <w:b w:val="0"/>
-          <w:sz w:val="17"/>
-          <w:u w:val="none"/>
-        </w:rPr>
-        <w:t>⑤ (C) – (B) – (A)</w:t>
+        <w:t>⑤ (A) - (B) - (C)</w:t>
       </w:r>
     </w:p>
     <w:p>
@@ -3346,7 +3323,7 @@
           <w:sz w:val="15"/>
           <w:u w:val="none"/>
         </w:rPr>
-        <w:t xml:space="preserve"> ★degraded (지역이 ‘낙후된’ 상태 — 과거분사)</w:t>
+        <w:t xml:space="preserve"> regeneration</w:t>
       </w:r>
     </w:p>
     <w:p>
@@ -3371,7 +3348,7 @@
           <w:sz w:val="15"/>
           <w:u w:val="none"/>
         </w:rPr>
-        <w:t xml:space="preserve"> ★have been (Currently ‘지금까지’ → 현재완료 수동)</w:t>
+        <w:t xml:space="preserve"> ★degraded (‘낙후된’ 과거분사 — 지역이 저하된 상태)</w:t>
       </w:r>
     </w:p>
     <w:p>
@@ -3396,7 +3373,7 @@
           <w:sz w:val="15"/>
           <w:u w:val="none"/>
         </w:rPr>
-        <w:t xml:space="preserve"> improving (전치사 as + 동명사)</w:t>
+        <w:t xml:space="preserve"> ★have been promoted (프로젝트가 ‘추진되어 온’ 수동 + 현재완료)</w:t>
       </w:r>
     </w:p>
     <w:p>
@@ -3421,7 +3398,7 @@
           <w:sz w:val="15"/>
           <w:u w:val="none"/>
         </w:rPr>
-        <w:t xml:space="preserve"> ★solving (improving과 and 병렬)</w:t>
+        <w:t xml:space="preserve"> improving (as + 동명사 ‘~하는 것으로서’)</w:t>
       </w:r>
     </w:p>
     <w:p>
@@ -3446,7 +3423,7 @@
           <w:sz w:val="15"/>
           <w:u w:val="none"/>
         </w:rPr>
-        <w:t xml:space="preserve"> injustice</w:t>
+        <w:t xml:space="preserve"> residents (of 뒤 명사, 복수)</w:t>
       </w:r>
     </w:p>
     <w:p>
@@ -3471,7 +3448,7 @@
           <w:sz w:val="15"/>
           <w:u w:val="none"/>
         </w:rPr>
-        <w:t xml:space="preserve"> low (저소득층 ↔ high)</w:t>
+        <w:t xml:space="preserve"> ★solving (improving과 병렬 동명사)</w:t>
       </w:r>
     </w:p>
     <w:p>
@@ -3496,7 +3473,7 @@
           <w:sz w:val="15"/>
           <w:u w:val="none"/>
         </w:rPr>
-        <w:t xml:space="preserve"> paradox</w:t>
+        <w:t xml:space="preserve"> injustice</w:t>
       </w:r>
     </w:p>
     <w:p>
@@ -3521,7 +3498,7 @@
           <w:sz w:val="15"/>
           <w:u w:val="none"/>
         </w:rPr>
-        <w:t xml:space="preserve"> attractiveness (increase의 목적어 → 명사)</w:t>
+        <w:t xml:space="preserve"> ★such (such + 명사 ‘그러한’; so는 형용사·부사 앞)</w:t>
       </w:r>
     </w:p>
     <w:p>
@@ -3546,7 +3523,7 @@
           <w:sz w:val="15"/>
           <w:u w:val="none"/>
         </w:rPr>
-        <w:t xml:space="preserve"> ★making (앞 절 전체를 받는 능동 분사구문)</w:t>
+        <w:t xml:space="preserve"> paradox</w:t>
       </w:r>
     </w:p>
     <w:p>
@@ -3571,7 +3548,7 @@
           <w:sz w:val="15"/>
           <w:u w:val="none"/>
         </w:rPr>
-        <w:t xml:space="preserve"> ★desirable (make + O + 형용사 보어)</w:t>
+        <w:t xml:space="preserve"> increase (매력을 ‘높이다’ — 뒤 more desirable과 호응; decrease는 반대)</w:t>
       </w:r>
     </w:p>
     <w:p>
@@ -3596,7 +3573,7 @@
           <w:sz w:val="15"/>
           <w:u w:val="none"/>
         </w:rPr>
-        <w:t xml:space="preserve"> ★rise (자동사 ‘오르다’ — raise는 타동사)</w:t>
+        <w:t xml:space="preserve"> ★making (분사구문 — 조성이 지역을 ‘만드는’ 능동)</w:t>
       </w:r>
     </w:p>
     <w:p>
@@ -3621,7 +3598,7 @@
           <w:sz w:val="15"/>
           <w:u w:val="none"/>
         </w:rPr>
-        <w:t xml:space="preserve"> afford</w:t>
+        <w:t xml:space="preserve"> desirable (more + 형용사)</w:t>
       </w:r>
     </w:p>
     <w:p>
@@ -3646,7 +3623,7 @@
           <w:sz w:val="15"/>
           <w:u w:val="none"/>
         </w:rPr>
-        <w:t xml:space="preserve"> ★results (주어 This 단수)</w:t>
+        <w:t xml:space="preserve"> ★results (주어 This 단수 — result in ‘~을 낳다’)</w:t>
       </w:r>
     </w:p>
     <w:p>
@@ -3671,7 +3648,7 @@
           <w:sz w:val="15"/>
           <w:u w:val="none"/>
         </w:rPr>
-        <w:t xml:space="preserve"> exclusion (배제 ↔ inclusion)</w:t>
+        <w:t xml:space="preserve"> displacement (or 앞 명사 exclusion과 병렬 → 명사)</w:t>
       </w:r>
     </w:p>
     <w:p>
@@ -3696,7 +3673,7 @@
           <w:sz w:val="15"/>
           <w:u w:val="none"/>
         </w:rPr>
-        <w:t xml:space="preserve"> displacement (exclusion과 or 병렬 명사)</w:t>
+        <w:t xml:space="preserve"> ★who (선행사 residents, 관계절 주어 자리 → 주격)</w:t>
       </w:r>
     </w:p>
     <w:p>
@@ -3721,7 +3698,7 @@
           <w:sz w:val="15"/>
           <w:u w:val="none"/>
         </w:rPr>
-        <w:t xml:space="preserve"> ★who (콤마 뒤 계속적 용법 — that 불가)</w:t>
+        <w:t xml:space="preserve"> ★to benefit (be intended to-v ‘~하도록 의도되다’)</w:t>
       </w:r>
     </w:p>
     <w:p>
@@ -3771,7 +3748,7 @@
           <w:sz w:val="15"/>
           <w:u w:val="none"/>
         </w:rPr>
-        <w:t xml:space="preserve"> provided (서비스가 ‘제공되는’ 수동, 뒤에 by)</w:t>
+        <w:t xml:space="preserve"> ★provided (서비스가 ‘제공되는’ 수동 → 과거분사)</w:t>
       </w:r>
     </w:p>
     <w:p>
@@ -3796,7 +3773,7 @@
           <w:sz w:val="15"/>
           <w:u w:val="none"/>
         </w:rPr>
-        <w:t xml:space="preserve"> ★to afford (be able to + 동사원형)</w:t>
+        <w:t xml:space="preserve"> similar (떠난 곳과 ‘비슷한’ 낙후 지역 — 역설의 결말; different는 반대)</w:t>
       </w:r>
     </w:p>
     <w:p>
@@ -3821,7 +3798,7 @@
           <w:sz w:val="15"/>
           <w:u w:val="none"/>
         </w:rPr>
-        <w:t xml:space="preserve"> similar (비슷한 낙후 지역 ↔ superior)</w:t>
+        <w:t xml:space="preserve"> low (녹색 기반 시설에 대한 접근성이 ‘낮은’ — degraded와 호응)</w:t>
       </w:r>
     </w:p>
     <w:p>
@@ -3846,7 +3823,7 @@
           <w:sz w:val="15"/>
           <w:u w:val="none"/>
         </w:rPr>
-        <w:t xml:space="preserve"> low</w:t>
+        <w:t xml:space="preserve"> infrastructure</w:t>
       </w:r>
     </w:p>
     <w:p>
@@ -3871,7 +3848,7 @@
           <w:sz w:val="15"/>
           <w:u w:val="none"/>
         </w:rPr>
-        <w:t xml:space="preserve"> ○ (계속적 which가 앞 절 전체를 받음 = making)</w:t>
+        <w:t xml:space="preserve"> ○ (분사구문 making … = 앞 절 전체를 받는 계속적 용법 which makes …)</w:t>
       </w:r>
     </w:p>
     <w:p>
@@ -3896,7 +3873,7 @@
           <w:sz w:val="15"/>
           <w:u w:val="none"/>
         </w:rPr>
-        <w:t xml:space="preserve"> ★✕ — 바른 형태: in (원인 results in 결과 / 결과 results from 원인)</w:t>
+        <w:t xml:space="preserve"> ○ (afford = pay for ‘감당하다’)</w:t>
       </w:r>
     </w:p>
     <w:p>
@@ -3921,7 +3898,7 @@
           <w:sz w:val="15"/>
           <w:u w:val="none"/>
         </w:rPr>
-        <w:t xml:space="preserve"> ○ (the one = the neighbourhood)</w:t>
+        <w:t xml:space="preserve"> ★✕ — 바른 형태: to benefit from (benefit from은 자동사 용법 ‘~로부터 혜택을 얻다’ — 수동태 불가)</w:t>
       </w:r>
     </w:p>
     <w:p>
@@ -3946,7 +3923,7 @@
           <w:sz w:val="15"/>
           <w:u w:val="none"/>
         </w:rPr>
-        <w:t xml:space="preserve"> The creation of new, high-quality green spaces can increase attractiveness, making these neighbourhoods more desirable. (보충 can / 제외 desirably / make→making)</w:t>
+        <w:t xml:space="preserve"> By contrast, the cost of housing can rise, and residents may not be able to afford the rent. (보충 not / 제외 raise)</w:t>
       </w:r>
     </w:p>
     <w:p>
@@ -3971,7 +3948,7 @@
           <w:sz w:val="15"/>
           <w:u w:val="none"/>
         </w:rPr>
-        <w:t xml:space="preserve"> who were intended to benefit from the ecosystem services provided by the new green space (보충 from / 제외 benefiting / intend→intended · provide→provided)</w:t>
+        <w:t xml:space="preserve"> In turn, the residents may only be able to afford to live in a similar degraded neighbourhood to the one they left, with low access to green infrastructure. (보충 only / 제외 different / degrade→degraded, leave→left)</w:t>
       </w:r>
     </w:p>
     <w:p>
@@ -3996,7 +3973,7 @@
           <w:sz w:val="15"/>
           <w:u w:val="none"/>
         </w:rPr>
-        <w:t xml:space="preserve"> The cost of housing can rise, and residents may not be able to afford the rent. (affordable→afford)</w:t>
+        <w:t xml:space="preserve"> The creation of new, high-quality green spaces can increase attractiveness, making these neighbourhoods more desirable. (make→making)</w:t>
       </w:r>
     </w:p>
     <w:p>
@@ -4021,7 +3998,7 @@
           <w:sz w:val="15"/>
           <w:u w:val="none"/>
         </w:rPr>
-        <w:t xml:space="preserve"> urban regeneration projects</w:t>
+        <w:t xml:space="preserve"> urban regeneration projects in degraded areas</w:t>
       </w:r>
     </w:p>
     <w:p>
@@ -4071,7 +4048,7 @@
           <w:sz w:val="15"/>
           <w:u w:val="none"/>
         </w:rPr>
-        <w:t xml:space="preserve"> the poor neighbourhood’s residents</w:t>
+        <w:t xml:space="preserve"> neighbourhood</w:t>
       </w:r>
     </w:p>
     <w:p>
@@ -4096,7 +4073,7 @@
           <w:sz w:val="15"/>
           <w:u w:val="none"/>
         </w:rPr>
-        <w:t xml:space="preserve"> neighbourhood</w:t>
+        <w:t xml:space="preserve"> the poor neighbourhood’s residents</w:t>
       </w:r>
     </w:p>
     <w:p>
@@ -4121,7 +4098,7 @@
           <w:sz w:val="15"/>
           <w:u w:val="none"/>
         </w:rPr>
-        <w:t xml:space="preserve"> ★becomes (주어 a quiet fishing village 단수 · 시간·조건 부사절 현재)</w:t>
+        <w:t xml:space="preserve"> ★who (선행사 local workers, 관계절 주어 자리 — whose 뒤에는 명사)</w:t>
       </w:r>
     </w:p>
     <w:p>
@@ -4146,7 +4123,7 @@
           <w:sz w:val="15"/>
           <w:u w:val="none"/>
         </w:rPr>
-        <w:t xml:space="preserve"> ★have lived (for generations ‘지금까지’ → 현재완료, 관계사절 동사 자리)</w:t>
+        <w:t xml:space="preserve"> ★are (주어 apartments 복수)</w:t>
       </w:r>
     </w:p>
     <w:p>
@@ -4171,7 +4148,7 @@
           <w:sz w:val="15"/>
           <w:u w:val="none"/>
         </w:rPr>
-        <w:t xml:space="preserve"> ★praised (마을이 ‘칭찬받는’ 수동)</w:t>
+        <w:t xml:space="preserve"> ★leaving (노동자들이 편의를 ‘남기고 떠나는’ 능동 분사구문)</w:t>
       </w:r>
     </w:p>
     <w:p>
@@ -4196,7 +4173,7 @@
           <w:sz w:val="15"/>
           <w:u w:val="none"/>
         </w:rPr>
-        <w:t xml:space="preserve"> displacing</w:t>
+        <w:t xml:space="preserve"> displaced</w:t>
       </w:r>
     </w:p>
     <w:p>
@@ -4237,7 +4214,7 @@
           <w:sz w:val="15"/>
           <w:u w:val="none"/>
         </w:rPr>
-        <w:t xml:space="preserve"> 정답 ④ — (a) ○ (b) ○ (c) ✕ (d) ✕ (e) ✕</w:t>
+        <w:t xml:space="preserve"> 정답 ④ — (A) ✕ (B) ○ (C) ✕ (D) ○</w:t>
       </w:r>
     </w:p>
     <w:p>
@@ -4262,7 +4239,7 @@
           <w:sz w:val="15"/>
           <w:u w:val="none"/>
         </w:rPr>
-        <w:t xml:space="preserve"> 정답 ② — ⓑ has → have / ⓔ which → who / ⓕ providing → provided</w:t>
+        <w:t xml:space="preserve"> 정답 ② — (A) the improvement itself can work against the people it was meant to help · (B) What was built as a benefit for them thus turns into a reason they must leave</w:t>
       </w:r>
     </w:p>
     <w:p>
@@ -4287,7 +4264,7 @@
           <w:sz w:val="15"/>
           <w:u w:val="none"/>
         </w:rPr>
-        <w:t xml:space="preserve"> 정답 ③ — fall → rise</w:t>
+        <w:t xml:space="preserve"> 정답 ⑤</w:t>
       </w:r>
     </w:p>
     <w:p>
@@ -4312,7 +4289,7 @@
           <w:sz w:val="15"/>
           <w:u w:val="none"/>
         </w:rPr>
-        <w:t xml:space="preserve"> 정답 ④</w:t>
+        <w:t xml:space="preserve"> 정답 ③ — ⓑ degrading → degraded / ⓓ whom → who / ⓕ affording → afford</w:t>
       </w:r>
     </w:p>
     <w:p>
@@ -4337,7 +4314,7 @@
           <w:sz w:val="15"/>
           <w:u w:val="none"/>
         </w:rPr>
-        <w:t xml:space="preserve"> 정답 ③</w:t>
+        <w:t xml:space="preserve"> 정답 ①</w:t>
       </w:r>
     </w:p>
     <w:p>
@@ -4387,7 +4364,7 @@
           <w:sz w:val="15"/>
           <w:u w:val="none"/>
         </w:rPr>
-        <w:t xml:space="preserve"> 정답 ③</w:t>
+        <w:t xml:space="preserve"> 정답 ④ — fall → rise</w:t>
       </w:r>
     </w:p>
     <w:p>
@@ -4412,7 +4389,7 @@
           <w:sz w:val="15"/>
           <w:u w:val="none"/>
         </w:rPr>
-        <w:t xml:space="preserve"> (1) attractive  (2) displacing  (3) affordability</w:t>
+        <w:t xml:space="preserve"> The rising cost of housing may prevent residents from affording the rent.</w:t>
       </w:r>
     </w:p>
     <w:p>
@@ -4437,7 +4414,7 @@
           <w:sz w:val="15"/>
           <w:u w:val="none"/>
         </w:rPr>
-        <w:t xml:space="preserve"> The exclusion or displacement of the poor neighbourhood’s residents results from rising housing costs.</w:t>
+        <w:t xml:space="preserve"> (1) attractive  (2) affordable  (3) displaced  (4) access</w:t>
       </w:r>
     </w:p>
     <w:p>
@@ -4462,7 +4439,7 @@
           <w:sz w:val="15"/>
           <w:u w:val="none"/>
         </w:rPr>
-        <w:t xml:space="preserve"> 정답 ② (B) – (A) – (C)</w:t>
+        <w:t xml:space="preserve"> 정답 ②</w:t>
       </w:r>
     </w:p>
     <w:p>
@@ -4512,7 +4489,7 @@
           <w:sz w:val="14"/>
           <w:u w:val="none"/>
         </w:rPr>
-        <w:t>(c) [어법 함정]</w:t>
+        <w:t>(A) [역설 오독]</w:t>
       </w:r>
       <w:r>
         <w:rPr>
@@ -4521,7 +4498,7 @@
           <w:sz w:val="14"/>
           <w:u w:val="none"/>
         </w:rPr>
-        <w:t xml:space="preserve"> ‘서비스가 혜택을 준다’는 해석에 끌리지만 수식 대상 services는 녹지에 의해 ‘제공되는’ 것. </w:t>
+        <w:t xml:space="preserve"> paradox를 ‘효과 없음’으로 읽은 함정 — 본문은 효과가 ‘너무’ 있어서 생기는 문제. </w:t>
       </w:r>
       <w:r>
         <w:rPr>
@@ -4530,7 +4507,7 @@
           <w:sz w:val="14"/>
           <w:u w:val="none"/>
         </w:rPr>
-        <w:t>(e) [과잉 일반화]</w:t>
+        <w:t>(C) [관용 표현 역전]</w:t>
       </w:r>
       <w:r>
         <w:rPr>
@@ -4539,7 +4516,25 @@
           <w:sz w:val="14"/>
           <w:u w:val="none"/>
         </w:rPr>
-        <w:t xml:space="preserve"> 문제 제기를 ‘반대 주장’으로 바꾼 진술 — ⑤를 고르면 여기에 걸린 것.</w:t>
+        <w:t xml:space="preserve"> beyond one’s reach를 ‘손에 닿는’으로 뒤집음. </w:t>
+      </w:r>
+      <w:r>
+        <w:rPr>
+          <w:rFonts w:ascii="맑은 고딕" w:hAnsi="맑은 고딕" w:eastAsia="맑은 고딕"/>
+          <w:b/>
+          <w:sz w:val="14"/>
+          <w:u w:val="none"/>
+        </w:rPr>
+        <w:t>(D) [decoy]</w:t>
+      </w:r>
+      <w:r>
+        <w:rPr>
+          <w:rFonts w:ascii="맑은 고딕" w:hAnsi="맑은 고딕" w:eastAsia="맑은 고딕"/>
+          <w:b w:val="0"/>
+          <w:sz w:val="14"/>
+          <w:u w:val="none"/>
+        </w:rPr>
+        <w:t xml:space="preserve"> forced를 동사로 보면 틀린 것 같지만 분사 — 이것까지 고르면 ⑤.</w:t>
       </w:r>
     </w:p>
     <w:p>
@@ -4573,7 +4568,7 @@
           <w:sz w:val="14"/>
           <w:u w:val="none"/>
         </w:rPr>
-        <w:t>ⓑ [수일치 함정]</w:t>
+        <w:t>③ [한 끗]</w:t>
       </w:r>
       <w:r>
         <w:rPr>
@@ -4582,7 +4577,7 @@
           <w:sz w:val="14"/>
           <w:u w:val="none"/>
         </w:rPr>
-        <w:t xml:space="preserve"> 주어 앞에 단수처럼 보이는 urban regeneration이 있어 has가 자연스러워 보이지만, 핵심 주어는 projects(복수). </w:t>
+        <w:t xml:space="preserve"> (A)는 맞지만 (B)에 ‘녹지를 더 지어야’는 This results in the exclusion과 이어지지 않는다 — 수요 충족은 본문의 논리 방향이 아니다. </w:t>
       </w:r>
       <w:r>
         <w:rPr>
@@ -4591,7 +4586,7 @@
           <w:sz w:val="14"/>
           <w:u w:val="none"/>
         </w:rPr>
-        <w:t>ⓓ [decoy]</w:t>
+        <w:t>④ [주체 교체]</w:t>
       </w:r>
       <w:r>
         <w:rPr>
@@ -4600,7 +4595,25 @@
           <w:sz w:val="14"/>
           <w:u w:val="none"/>
         </w:rPr>
-        <w:t xml:space="preserve"> making을 made로 고치면 틀린다. ①은 ⓕ를 놓친 선지.</w:t>
+        <w:t xml:space="preserve"> 가치의 지역 비교는 본문에 없다. </w:t>
+      </w:r>
+      <w:r>
+        <w:rPr>
+          <w:rFonts w:ascii="맑은 고딕" w:hAnsi="맑은 고딕" w:eastAsia="맑은 고딕"/>
+          <w:b/>
+          <w:sz w:val="14"/>
+          <w:u w:val="none"/>
+        </w:rPr>
+        <w:t>①·⑤ [원인 치환]</w:t>
+      </w:r>
+      <w:r>
+        <w:rPr>
+          <w:rFonts w:ascii="맑은 고딕" w:hAnsi="맑은 고딕" w:eastAsia="맑은 고딕"/>
+          <w:b w:val="0"/>
+          <w:sz w:val="14"/>
+          <w:u w:val="none"/>
+        </w:rPr>
+        <w:t xml:space="preserve"> 주민의 거부·신입자의 비사용은 역설의 원인이 아니다.</w:t>
       </w:r>
     </w:p>
     <w:p>
@@ -4634,7 +4647,7 @@
           <w:sz w:val="14"/>
           <w:u w:val="none"/>
         </w:rPr>
-        <w:t>③ [방향 반의어]</w:t>
+        <w:t>④ [한 끗]</w:t>
       </w:r>
       <w:r>
         <w:rPr>
@@ -4643,7 +4656,7 @@
           <w:sz w:val="14"/>
           <w:u w:val="none"/>
         </w:rPr>
-        <w:t xml:space="preserve"> fall이면 임대료를 감당하지 못할 이유가 사라진다. </w:t>
+        <w:t xml:space="preserve"> 결말(비슷한 낙후 지역으로 이주)만 보면 ‘선택’처럼 보이지만, 본문은 선택이 아니라 밀려남(exclusion or displacement)이다. </w:t>
       </w:r>
       <w:r>
         <w:rPr>
@@ -4652,7 +4665,7 @@
           <w:sz w:val="14"/>
           <w:u w:val="none"/>
         </w:rPr>
-        <w:t>⑤ [함정]</w:t>
+        <w:t>③ [방향 역전]</w:t>
       </w:r>
       <w:r>
         <w:rPr>
@@ -4661,7 +4674,25 @@
           <w:sz w:val="14"/>
           <w:u w:val="none"/>
         </w:rPr>
-        <w:t xml:space="preserve"> low access는 ‘나쁜 결과’라 바꾸고 싶지만 원래 살던 곳과 비슷한 낙후 지역이므로 맞다.</w:t>
+        <w:t xml:space="preserve"> 녹지는 가치를 ‘올려서’ 문제가 된다. </w:t>
+      </w:r>
+      <w:r>
+        <w:rPr>
+          <w:rFonts w:ascii="맑은 고딕" w:hAnsi="맑은 고딕" w:eastAsia="맑은 고딕"/>
+          <w:b/>
+          <w:sz w:val="14"/>
+          <w:u w:val="none"/>
+        </w:rPr>
+        <w:t>②</w:t>
+      </w:r>
+      <w:r>
+        <w:rPr>
+          <w:rFonts w:ascii="맑은 고딕" w:hAnsi="맑은 고딕" w:eastAsia="맑은 고딕"/>
+          <w:b w:val="0"/>
+          <w:sz w:val="14"/>
+          <w:u w:val="none"/>
+        </w:rPr>
+        <w:t xml:space="preserve"> 지역 간 배분 비교는 본문에 없다.</w:t>
       </w:r>
     </w:p>
     <w:p>
@@ -4695,7 +4726,7 @@
           <w:sz w:val="14"/>
           <w:u w:val="none"/>
         </w:rPr>
-        <w:t>④ [결과 역전]</w:t>
+        <w:t>ⓐ [decoy]</w:t>
       </w:r>
       <w:r>
         <w:rPr>
@@ -4704,7 +4735,7 @@
           <w:sz w:val="14"/>
           <w:u w:val="none"/>
         </w:rPr>
-        <w:t xml:space="preserve"> with low access to green infrastructure를 반대로. </w:t>
+        <w:t xml:space="preserve"> promote를 능동 have promoted로 고치고 싶지만 projects는 추진‘되는’ 대상. </w:t>
       </w:r>
       <w:r>
         <w:rPr>
@@ -4713,7 +4744,7 @@
           <w:sz w:val="14"/>
           <w:u w:val="none"/>
         </w:rPr>
-        <w:t>⑤ [한 끗 정답지]</w:t>
+        <w:t>ⓔ [decoy]</w:t>
       </w:r>
       <w:r>
         <w:rPr>
@@ -4722,7 +4753,25 @@
           <w:sz w:val="14"/>
           <w:u w:val="none"/>
         </w:rPr>
-        <w:t xml:space="preserve"> who were intended to benefit from …의 환언 — 참.</w:t>
+        <w:t xml:space="preserve"> services providing으로 보이기 쉬우나 by the new green space가 행위자. </w:t>
+      </w:r>
+      <w:r>
+        <w:rPr>
+          <w:rFonts w:ascii="맑은 고딕" w:hAnsi="맑은 고딕" w:eastAsia="맑은 고딕"/>
+          <w:b/>
+          <w:sz w:val="14"/>
+          <w:u w:val="none"/>
+        </w:rPr>
+        <w:t>ⓓ [관계사 격]</w:t>
+      </w:r>
+      <w:r>
+        <w:rPr>
+          <w:rFonts w:ascii="맑은 고딕" w:hAnsi="맑은 고딕" w:eastAsia="맑은 고딕"/>
+          <w:b w:val="0"/>
+          <w:sz w:val="14"/>
+          <w:u w:val="none"/>
+        </w:rPr>
+        <w:t xml:space="preserve"> 바로 앞 residents를 목적어로 착각해 whom을 두었지만 관계절의 주어 자리.</w:t>
       </w:r>
     </w:p>
     <w:p>
@@ -4756,7 +4805,7 @@
           <w:sz w:val="14"/>
           <w:u w:val="none"/>
         </w:rPr>
-        <w:t>② [범위 왜곡]</w:t>
+        <w:t>① [주체 교체]</w:t>
       </w:r>
       <w:r>
         <w:rPr>
@@ -4765,7 +4814,7 @@
           <w:sz w:val="14"/>
           <w:u w:val="none"/>
         </w:rPr>
-        <w:t xml:space="preserve"> 역은 newcomers에게는 도움이 되었다. </w:t>
+        <w:t xml:space="preserve"> 결과적으로 부유층이 이익을 보지만 ‘의도된’ 대상은 아니다 — was supposed to serve를 봐야 한다. </w:t>
       </w:r>
       <w:r>
         <w:rPr>
@@ -4774,7 +4823,7 @@
           <w:sz w:val="14"/>
           <w:u w:val="none"/>
         </w:rPr>
-        <w:t>④ [과잉 결론]</w:t>
+        <w:t>⑤ [한 끗 정답지]</w:t>
       </w:r>
       <w:r>
         <w:rPr>
@@ -4783,25 +4832,7 @@
           <w:sz w:val="14"/>
           <w:u w:val="none"/>
         </w:rPr>
-        <w:t xml:space="preserve"> 두 글 모두 결과를 보여 줄 뿐 중단을 주장하지 않는다. </w:t>
-      </w:r>
-      <w:r>
-        <w:rPr>
-          <w:rFonts w:ascii="맑은 고딕" w:hAnsi="맑은 고딕" w:eastAsia="맑은 고딕"/>
-          <w:b/>
-          <w:sz w:val="14"/>
-          <w:u w:val="none"/>
-        </w:rPr>
-        <w:t>⑤ [사실 역전]</w:t>
-      </w:r>
-      <w:r>
-        <w:rPr>
-          <w:rFonts w:ascii="맑은 고딕" w:hAnsi="맑은 고딕" w:eastAsia="맑은 고딕"/>
-          <w:b w:val="0"/>
-          <w:sz w:val="14"/>
-          <w:u w:val="none"/>
-        </w:rPr>
-        <w:t xml:space="preserve"> [A]는 비슷한 낙후 지역(low access).</w:t>
+        <w:t xml:space="preserve"> much like the one they came from, where green infrastructure is scarce의 환언 — 참.</w:t>
       </w:r>
     </w:p>
     <w:p>
@@ -4835,7 +4866,7 @@
           <w:sz w:val="14"/>
           <w:u w:val="none"/>
         </w:rPr>
-        <w:t>① [통념 함정]</w:t>
+        <w:t>② [절대화]</w:t>
       </w:r>
       <w:r>
         <w:rPr>
@@ -4844,7 +4875,7 @@
           <w:sz w:val="14"/>
           <w:u w:val="none"/>
         </w:rPr>
-        <w:t xml:space="preserve"> 첫 문장(홍보 내용)만 읽으면 고르게 되는 선지 — However 뒤 반전을 놓친 것. </w:t>
+        <w:t xml:space="preserve"> 집값 상승은 사실이지만 every resident에게 좋다는 것은 본문과 반대. </w:t>
       </w:r>
       <w:r>
         <w:rPr>
@@ -4853,7 +4884,7 @@
           <w:sz w:val="14"/>
           <w:u w:val="none"/>
         </w:rPr>
-        <w:t>② [인과 역전]</w:t>
+        <w:t>① [과잉 추론]</w:t>
       </w:r>
       <w:r>
         <w:rPr>
@@ -4862,7 +4893,7 @@
           <w:sz w:val="14"/>
           <w:u w:val="none"/>
         </w:rPr>
-        <w:t xml:space="preserve"> 재생은 임대료를 ‘올린다’. </w:t>
+        <w:t xml:space="preserve"> 필자는 문제를 지적할 뿐 건설 중단을 주장하지 않는다. </w:t>
       </w:r>
       <w:r>
         <w:rPr>
@@ -4871,7 +4902,7 @@
           <w:sz w:val="14"/>
           <w:u w:val="none"/>
         </w:rPr>
-        <w:t>④</w:t>
+        <w:t>④ [인과 역전]</w:t>
       </w:r>
       <w:r>
         <w:rPr>
@@ -4880,7 +4911,7 @@
           <w:sz w:val="14"/>
           <w:u w:val="none"/>
         </w:rPr>
-        <w:t xml:space="preserve"> 거부가 아니라 밀려남.</w:t>
+        <w:t xml:space="preserve"> 선호가 아니라 밀려난 결과.</w:t>
       </w:r>
     </w:p>
     <w:p>
@@ -4914,7 +4945,7 @@
           <w:sz w:val="14"/>
           <w:u w:val="none"/>
         </w:rPr>
-        <w:t>③ [역전 + 절대어]</w:t>
+        <w:t>③ [한 끗]</w:t>
       </w:r>
       <w:r>
         <w:rPr>
@@ -4923,7 +4954,7 @@
           <w:sz w:val="14"/>
           <w:u w:val="none"/>
         </w:rPr>
-        <w:t xml:space="preserve"> 가난한 사람들은 녹지가 ‘적은’ 곳으로 밀려난다. ‘언제나’로 단정해 그럴듯함까지 더한 오답. </w:t>
+        <w:t xml:space="preserve"> ‘가난한 지역이 탐나게 된다’가 어색해 보여 고르기 쉽지만, 역설은 바로 그 매력 상승에서 시작된다. </w:t>
       </w:r>
       <w:r>
         <w:rPr>
@@ -4932,7 +4963,7 @@
           <w:sz w:val="14"/>
           <w:u w:val="none"/>
         </w:rPr>
-        <w:t>②</w:t>
+        <w:t>② [어휘 함정]</w:t>
       </w:r>
       <w:r>
         <w:rPr>
@@ -4941,7 +4972,7 @@
           <w:sz w:val="14"/>
           <w:u w:val="none"/>
         </w:rPr>
-        <w:t xml:space="preserve"> 본문 밖 적용이지만 논지와 같은 방향이라 적절.</w:t>
+        <w:t xml:space="preserve"> paradox를 ‘문제’ 정도로 읽으면 ‘역설’이 틀린 듯 보이나 뒤 설명이 정확히 역설.</w:t>
       </w:r>
     </w:p>
     <w:p>
@@ -4966,7 +4997,61 @@
           <w:sz w:val="14"/>
           <w:u w:val="none"/>
         </w:rPr>
-        <w:t xml:space="preserve"> (1) attractiveness ✕(명사 — make O 형용사). (2) displacement ✕ / displaced ✕ — 앞 절의 결과를 잇는 능동 분사. (3) afford ✕ — 정관사 the 뒤 명사. [채점] 각 1점, 철자 오류 0점.</w:t>
+        <w:t xml:space="preserve"> </w:t>
+      </w:r>
+      <w:r>
+        <w:rPr>
+          <w:rFonts w:ascii="맑은 고딕" w:hAnsi="맑은 고딕" w:eastAsia="맑은 고딕"/>
+          <w:b/>
+          <w:sz w:val="14"/>
+          <w:u w:val="none"/>
+        </w:rPr>
+        <w:t>from afford</w:t>
+      </w:r>
+      <w:r>
+        <w:rPr>
+          <w:rFonts w:ascii="맑은 고딕" w:hAnsi="맑은 고딕" w:eastAsia="맑은 고딕"/>
+          <w:b w:val="0"/>
+          <w:sz w:val="14"/>
+          <w:u w:val="none"/>
+        </w:rPr>
+        <w:t xml:space="preserve"> ✕ — 전치사 from 뒤 동명사. </w:t>
+      </w:r>
+      <w:r>
+        <w:rPr>
+          <w:rFonts w:ascii="맑은 고딕" w:hAnsi="맑은 고딕" w:eastAsia="맑은 고딕"/>
+          <w:b/>
+          <w:sz w:val="14"/>
+          <w:u w:val="none"/>
+        </w:rPr>
+        <w:t>prevent residents to afford</w:t>
+      </w:r>
+      <w:r>
+        <w:rPr>
+          <w:rFonts w:ascii="맑은 고딕" w:hAnsi="맑은 고딕" w:eastAsia="맑은 고딕"/>
+          <w:b w:val="0"/>
+          <w:sz w:val="14"/>
+          <w:u w:val="none"/>
+        </w:rPr>
+        <w:t xml:space="preserve"> ✕ — prevent는 to부정사를 취하지 않음. </w:t>
+      </w:r>
+      <w:r>
+        <w:rPr>
+          <w:rFonts w:ascii="맑은 고딕" w:hAnsi="맑은 고딕" w:eastAsia="맑은 고딕"/>
+          <w:b/>
+          <w:sz w:val="14"/>
+          <w:u w:val="none"/>
+        </w:rPr>
+        <w:t>may prevents</w:t>
+      </w:r>
+      <w:r>
+        <w:rPr>
+          <w:rFonts w:ascii="맑은 고딕" w:hAnsi="맑은 고딕" w:eastAsia="맑은 고딕"/>
+          <w:b w:val="0"/>
+          <w:sz w:val="14"/>
+          <w:u w:val="none"/>
+        </w:rPr>
+        <w:t xml:space="preserve"> ✕ — 조동사 뒤 원형. [채점] prevent A from -ing 구조 1.5 / 주어 명사구·어순 1 / 철자·단어 수 0.5.</w:t>
       </w:r>
     </w:p>
     <w:p>
@@ -5000,7 +5085,7 @@
           <w:sz w:val="14"/>
           <w:u w:val="none"/>
         </w:rPr>
-        <w:t>result → results</w:t>
+        <w:t>desire → desirable</w:t>
       </w:r>
       <w:r>
         <w:rPr>
@@ -5009,7 +5094,7 @@
           <w:sz w:val="14"/>
           <w:u w:val="none"/>
         </w:rPr>
-        <w:t xml:space="preserve">: 주어는 The exclusion or displacement(A or B는 가까운 쪽 단수). </w:t>
+        <w:t xml:space="preserve"> — (1)에 가능해 보이지만 본문 핵심어 attractiveness의 형용사 attractive가 정답(desirable은 보기 desire의 변형으로 인정 가능 — 채점 시 복수 정답). </w:t>
       </w:r>
       <w:r>
         <w:rPr>
@@ -5018,7 +5103,7 @@
           <w:sz w:val="14"/>
           <w:u w:val="none"/>
         </w:rPr>
-        <w:t>results in</w:t>
+        <w:t>expensive</w:t>
       </w:r>
       <w:r>
         <w:rPr>
@@ -5027,7 +5112,25 @@
           <w:sz w:val="14"/>
           <w:u w:val="none"/>
         </w:rPr>
-        <w:t xml:space="preserve"> ✕ — 원인·결과 방향이 뒤집힌다. [채점] 구문 1.5 / 어형 0.5 / 어순·단어 수 1.</w:t>
+        <w:t xml:space="preserve"> ✕ — (2)에 넣으면 ‘비싸지 않게 되면서’로 의미 역전. </w:t>
+      </w:r>
+      <w:r>
+        <w:rPr>
+          <w:rFonts w:ascii="맑은 고딕" w:hAnsi="맑은 고딕" w:eastAsia="맑은 고딕"/>
+          <w:b/>
+          <w:sz w:val="14"/>
+          <w:u w:val="none"/>
+        </w:rPr>
+        <w:t>exclude → excluded</w:t>
+      </w:r>
+      <w:r>
+        <w:rPr>
+          <w:rFonts w:ascii="맑은 고딕" w:hAnsi="맑은 고딕" w:eastAsia="맑은 고딕"/>
+          <w:b w:val="0"/>
+          <w:sz w:val="14"/>
+          <w:u w:val="none"/>
+        </w:rPr>
+        <w:t xml:space="preserve"> — (3) 대체 가능(복수 정답 인정). [채점] 각 0.75, 어형 오류 0.</w:t>
       </w:r>
     </w:p>
     <w:p>
@@ -5061,7 +5164,7 @@
           <w:sz w:val="14"/>
           <w:u w:val="none"/>
         </w:rPr>
-        <w:t>③ [한 끗]</w:t>
+        <w:t>④ [한 끗]</w:t>
       </w:r>
       <w:r>
         <w:rPr>
@@ -5070,7 +5173,25 @@
           <w:sz w:val="14"/>
           <w:u w:val="none"/>
         </w:rPr>
-        <w:t xml:space="preserve"> (B) 뒤 (C)를 놓으면 the residents가 누구인지(배제된 주민) 정해지기 전에 나온다. (A)의 displacement가 (C)의 ‘떠나온 곳’을 성립시킨다.</w:t>
+        <w:t xml:space="preserve"> (C)-(B)-(A)는 (B)의 This가 가리킬 ‘임대료 문제’가 아직 나오지 않은 상태 — 결과가 원인보다 먼저 온다. </w:t>
+      </w:r>
+      <w:r>
+        <w:rPr>
+          <w:rFonts w:ascii="맑은 고딕" w:hAnsi="맑은 고딕" w:eastAsia="맑은 고딕"/>
+          <w:b/>
+          <w:sz w:val="14"/>
+          <w:u w:val="none"/>
+        </w:rPr>
+        <w:t>①</w:t>
+      </w:r>
+      <w:r>
+        <w:rPr>
+          <w:rFonts w:ascii="맑은 고딕" w:hAnsi="맑은 고딕" w:eastAsia="맑은 고딕"/>
+          <w:b w:val="0"/>
+          <w:sz w:val="14"/>
+          <w:u w:val="none"/>
+        </w:rPr>
+        <w:t xml:space="preserve"> (A)가 주어진 글 바로 뒤에 오면 However(역접)로 전환되는 (C)가 중간에 끼어 흐름이 끊긴다.</w:t>
       </w:r>
     </w:p>
     <w:p>
@@ -5095,7 +5216,7 @@
           <w:sz w:val="14"/>
           <w:u w:val="none"/>
         </w:rPr>
-        <w:t xml:space="preserve"> 현재, 낙후된 지역의 도시 재생 프로젝트는 거주자들의 복지를 향상시키고 환경적 불평등 문제를 해결하는 것으로서 추진되어 왔다. 하지만 소수민족 공동체 및/또는 저소득층 가구에서 그러한 환경 개선은 도시 녹색 공간의 역설을 만들 수 있다. 새로운 양질의 녹색 공간의 조성은 매력을 증가시킬 수 있어 이 지역들을 더 탐나게 만든다. 대조적으로, 주거비가 오를 수 있고 거주자들은 임대료를 감당하지 못할 수도 있다. 이는 가난한 지역 거주자들의 배제 혹은 퇴거를 야기하는데, 그들은 새 녹색 공간이 제공하는 생태계 서비스의 혜택을 받도록 의도된 사람들이었다. 결국 그 거주자들은 녹색 사회 기반 시설에 대한 접근성이 낮은, 그들이 떠났던 곳과 비슷한 낙후 지역에나 살 형편이 될지도 모른다.</w:t>
+        <w:t xml:space="preserve"> ['현재, 낙후된 지역의 도시 재생 프로젝트는 거주자들의 복지를 향상시키고 환경적 불평등 문제를 해결하는 것으로서 추진되어 왔다.', '하지만 소수민족 공동체 및/또는 저소득층 가구에서 그러한 환경 개선은 도시 녹색 공간의 역설을 만들 수 있다.', '새로운 양질의 녹색 공간의 조성은 매력을 증가시킬 수 있어 이 지역들을 더 탐나게 만든다.', '대조적으로, 주거비가 오를 수 있고 거주자들은 임대료를 감당하지 못할 수도 있다.', '이는 가난한 지역 거주자들의 배제 혹은 퇴거를 야기하는데, 그들은 새 녹색 공간이 제공하는 생태계 서비스의 혜택을 받도록 의도된 사람들이었다.', '결국 그 거주자들은 녹색 사회 기반 시설에 대한 접근성이 낮은, 그들이 떠났던 곳과 비슷한 낙후 지역에나 살 형편이 될지도 모른다.']</w:t>
       </w:r>
     </w:p>
     <w:p>
@@ -5120,7 +5241,7 @@
           <w:sz w:val="14"/>
           <w:u w:val="none"/>
         </w:rPr>
-        <w:t xml:space="preserve"> 조용한 어촌 마을이 아름다움으로 유명해질 때도 비슷한 역설이 나타날 수 있다. 관광객이 오고, 카페가 문을 열고, 땅값이 오른다. 여러 세대 동안 그곳에 살아온 가족의 어부들은 오르는 세금을 낼 수 없게 되고, 많은 이들이 내륙으로 떠난다. 마을은 그 매력으로 칭찬받지만, 그 매력을 만들어 낸 사람들은 더 이상 그것을 누리러 그곳에 있지 않다.</w:t>
+        <w:t xml:space="preserve"> ['비슷한 역설이 낙후된 구역에 새 지하철역이 생길 때도 뒤따를 수 있다.', '그 역은 통근에 몇 시간을 쓰는 지역 노동자들이 일터에 더 빨리 닿을 수 있도록 계획된다.', '하지만 역이 문을 열면 그 지역은 모두에게 편리해지고, 역 근처 아파트는 더 부유한 새 입주자들에게 빠르게 팔려 나간다.', '임대료가 오르고, 원래 노동자들 다수는 결국 또 다른 먼 구역으로 이사하게 되어, 바로 그들을 위해 지은 편의를 뒤에 남기고 떠난다.']</w:t>
       </w:r>
     </w:p>
     <w:sectPr>

--- a/shinmok1/pack/2510/H1MOGO25-10_21_SET.docx
+++ b/shinmok1/pack/2510/H1MOGO25-10_21_SET.docx
@@ -1014,7 +1014,7 @@
           <w:sz w:val="16"/>
           <w:u w:val="none"/>
         </w:rPr>
-        <w:t xml:space="preserve">  주어진 말을 모두 사용 · 필요한 단어 1개만 어형 변형</w:t>
+        <w:t xml:space="preserve">  주어진 말을 모두 사용 · 어형 변형 2곳 · 조건의 단어 수·구문을 지킬 것</w:t>
       </w:r>
     </w:p>
     <w:p>
@@ -1038,9 +1038,19 @@
           <w:rFonts w:ascii="맑은 고딕" w:hAnsi="맑은 고딕" w:eastAsia="맑은 고딕"/>
           <w:b w:val="0"/>
           <w:sz w:val="17"/>
-          <w:u w:val="none"/>
-        </w:rPr>
-        <w:t>새로운 양질의 녹색 공간의 조성은 매력을 증가시킬 수 있어 이 지역들을 더 탐나게 만든다.</w:t>
+          <w:u w:val="single"/>
+        </w:rPr>
+        <w:t>The creation of new, high-quality green spaces can increase attractiveness, making these neighbourhoods more desirable.</w:t>
+      </w:r>
+      <w:r>
+        <w:rPr>
+          <w:rFonts w:ascii="맑은 고딕" w:hAnsi="맑은 고딕" w:eastAsia="맑은 고딕"/>
+          <w:b w:val="0"/>
+          <w:sz w:val="17"/>
+          <w:u w:val="none"/>
+        </w:rPr>
+        <w:br/>
+        <w:t>&lt;조건&gt; 밑줄 친 영문과 같은 뜻이 되도록 · 구문: make + 목적어 + 형용사(5형식) · 총 15단어</w:t>
       </w:r>
     </w:p>
     <w:p>
@@ -1057,7 +1067,7 @@
           <w:sz w:val="17"/>
           <w:u w:val="none"/>
         </w:rPr>
-        <w:t>attractiveness / of / new, high-quality / green spaces / these neighbourhoods / the creation / can / increase / more desirable / make</w:t>
+        <w:t>green spaces / new, high-quality / can / make / create / more / attract / these neighbourhoods / more desirable / and therefore</w:t>
       </w:r>
     </w:p>
     <w:p>
@@ -1790,25 +1800,7 @@
           <w:sz w:val="17"/>
           <w:u w:val="none"/>
         </w:rPr>
-        <w:t xml:space="preserve"> 윗글의 밑줄 친 </w:t>
-      </w:r>
-      <w:r>
-        <w:rPr>
-          <w:rFonts w:ascii="맑은 고딕" w:hAnsi="맑은 고딕" w:eastAsia="맑은 고딕"/>
-          <w:b w:val="0"/>
-          <w:sz w:val="17"/>
-          <w:u w:val="single"/>
-        </w:rPr>
-        <w:t>an urban green space paradox</w:t>
-      </w:r>
-      <w:r>
-        <w:rPr>
-          <w:rFonts w:ascii="맑은 고딕" w:hAnsi="맑은 고딕" w:eastAsia="맑은 고딕"/>
-          <w:b w:val="0"/>
-          <w:sz w:val="17"/>
-          <w:u w:val="none"/>
-        </w:rPr>
-        <w:t>가 의미하는 바로 가장 적절한 것은? [2.9점]</w:t>
+        <w:t xml:space="preserve"> (A)와 (B)는 윗글에 대한 아래 &lt;질문&gt;의 답이다. &lt;평가 기준&gt;에 따라 각 답변을 채점했을 때, 각 답변에 대한 점수로 바르게 짝지어진 것은? [2.9점]</w:t>
       </w:r>
     </w:p>
     <w:p>
@@ -1831,17 +1823,68 @@
           <w:sz w:val="17"/>
           <w:u w:val="none"/>
         </w:rPr>
-        <w:t xml:space="preserve">Currently, urban regeneration projects in degraded areas have been promoted as improving the wellbeing of residents and solving environmental injustice problems. However, such environmental improvements in ethnic communities and/or low-income households can create </w:t>
-      </w:r>
+        <w:t>These days, projects that renew run-down parts of a city are presented as a way to make residents healthier and happier and to correct environmental unfairness. Yet when such upgrades arrive in minority or low-income neighbourhoods, they can set off what has been called the urban green space paradox. Adding new, well-designed parks and greenery makes a district more appealing, so more people want to live there. At the same time, housing becomes more expensive, and the people already living there may find the rent beyond their reach. The outcome is that the poor residents — the very people the new green space was supposed to serve — are pushed out or left out. They may then be able to afford only another neglected district much like the one they came from, where green infrastructure is scarce.</w:t>
+      </w:r>
+    </w:p>
+    <w:p>
+      <w:pPr>
+        <w:spacing w:before="0" w:after="0" w:line="288" w:lineRule="auto"/>
+        <w:ind w:left="40"/>
+        <w:snapToGrid w:val="0"/>
+        <w:pBdr>
+          <w:top w:val="single" w:sz="4" w:space="2" w:color="9B6BD0"/>
+          <w:left w:val="single" w:sz="4" w:space="2" w:color="9B6BD0"/>
+          <w:bottom w:val="single" w:sz="4" w:space="2" w:color="9B6BD0"/>
+          <w:right w:val="single" w:sz="4" w:space="2" w:color="9B6BD0"/>
+        </w:pBdr>
+        <w:shd w:val="clear" w:color="auto" w:fill="FAF5FF"/>
+      </w:pPr>
+      <w:r>
+        <w:rPr>
+          <w:rFonts w:ascii="맑은 고딕" w:hAnsi="맑은 고딕" w:eastAsia="맑은 고딕"/>
+          <w:b/>
+          <w:sz w:val="17"/>
+          <w:u w:val="none"/>
+        </w:rPr>
+        <w:t>&lt;조 건&gt;</w:t>
+      </w:r>
+    </w:p>
+    <w:p>
+      <w:pPr>
+        <w:spacing w:before="0" w:after="0" w:line="288" w:lineRule="auto"/>
+        <w:ind w:left="40"/>
+        <w:snapToGrid w:val="0"/>
+        <w:pBdr>
+          <w:top w:val="single" w:sz="4" w:space="2" w:color="9B6BD0"/>
+          <w:left w:val="single" w:sz="4" w:space="2" w:color="9B6BD0"/>
+          <w:bottom w:val="single" w:sz="4" w:space="2" w:color="9B6BD0"/>
+          <w:right w:val="single" w:sz="4" w:space="2" w:color="9B6BD0"/>
+        </w:pBdr>
+        <w:shd w:val="clear" w:color="auto" w:fill="FAF5FF"/>
+      </w:pPr>
       <w:r>
         <w:rPr>
           <w:rFonts w:ascii="맑은 고딕" w:hAnsi="맑은 고딕" w:eastAsia="맑은 고딕"/>
           <w:b w:val="0"/>
           <w:sz w:val="17"/>
-          <w:u w:val="single"/>
-        </w:rPr>
-        <w:t>an urban green space paradox</w:t>
-      </w:r>
+          <w:u w:val="none"/>
+        </w:rPr>
+        <w:t>&lt;질문&gt; Why can creating high-quality green spaces in a poor neighbourhood end up harming the very residents it was meant to help?</w:t>
+      </w:r>
+    </w:p>
+    <w:p>
+      <w:pPr>
+        <w:spacing w:before="0" w:after="0" w:line="288" w:lineRule="auto"/>
+        <w:ind w:left="40"/>
+        <w:snapToGrid w:val="0"/>
+        <w:pBdr>
+          <w:top w:val="single" w:sz="4" w:space="2" w:color="9B6BD0"/>
+          <w:left w:val="single" w:sz="4" w:space="2" w:color="9B6BD0"/>
+          <w:bottom w:val="single" w:sz="4" w:space="2" w:color="9B6BD0"/>
+          <w:right w:val="single" w:sz="4" w:space="2" w:color="9B6BD0"/>
+        </w:pBdr>
+        <w:shd w:val="clear" w:color="auto" w:fill="FAF5FF"/>
+      </w:pPr>
       <w:r>
         <w:rPr>
           <w:rFonts w:ascii="맑은 고딕" w:hAnsi="맑은 고딕" w:eastAsia="맑은 고딕"/>
@@ -1849,7 +1892,122 @@
           <w:sz w:val="17"/>
           <w:u w:val="none"/>
         </w:rPr>
-        <w:t>. The creation of new, high-quality green spaces can increase attractiveness, making these neighbourhoods more desirable. At the same time, housing becomes more expensive, and the people already living there may find the rent beyond their reach. This results in the exclusion or displacement of the poor neighbourhood’s residents, who were intended to benefit from the ecosystem services provided by the new green space.</w:t>
+        <w:t>&lt;평가 기준&gt; 2 points: the answer gives BOTH reasons — (i) the area becomes more attractive, so housing costs or rents rise, AND (ii) the original residents can no longer afford to stay and are pushed out (often to another degraded area).</w:t>
+      </w:r>
+    </w:p>
+    <w:p>
+      <w:pPr>
+        <w:spacing w:before="0" w:after="0" w:line="288" w:lineRule="auto"/>
+        <w:ind w:left="40"/>
+        <w:snapToGrid w:val="0"/>
+        <w:pBdr>
+          <w:top w:val="single" w:sz="4" w:space="2" w:color="9B6BD0"/>
+          <w:left w:val="single" w:sz="4" w:space="2" w:color="9B6BD0"/>
+          <w:bottom w:val="single" w:sz="4" w:space="2" w:color="9B6BD0"/>
+          <w:right w:val="single" w:sz="4" w:space="2" w:color="9B6BD0"/>
+        </w:pBdr>
+        <w:shd w:val="clear" w:color="auto" w:fill="FAF5FF"/>
+      </w:pPr>
+      <w:r>
+        <w:rPr>
+          <w:rFonts w:ascii="맑은 고딕" w:hAnsi="맑은 고딕" w:eastAsia="맑은 고딕"/>
+          <w:b w:val="0"/>
+          <w:sz w:val="17"/>
+          <w:u w:val="none"/>
+        </w:rPr>
+        <w:t>1 point: the answer gives ONLY ONE of the two reasons correctly.</w:t>
+      </w:r>
+    </w:p>
+    <w:p>
+      <w:pPr>
+        <w:spacing w:before="0" w:after="60" w:line="288" w:lineRule="auto"/>
+        <w:ind w:left="40"/>
+        <w:snapToGrid w:val="0"/>
+        <w:pBdr>
+          <w:top w:val="single" w:sz="4" w:space="2" w:color="9B6BD0"/>
+          <w:left w:val="single" w:sz="4" w:space="2" w:color="9B6BD0"/>
+          <w:bottom w:val="single" w:sz="4" w:space="2" w:color="9B6BD0"/>
+          <w:right w:val="single" w:sz="4" w:space="2" w:color="9B6BD0"/>
+        </w:pBdr>
+        <w:shd w:val="clear" w:color="auto" w:fill="FAF5FF"/>
+      </w:pPr>
+      <w:r>
+        <w:rPr>
+          <w:rFonts w:ascii="맑은 고딕" w:hAnsi="맑은 고딕" w:eastAsia="맑은 고딕"/>
+          <w:b w:val="0"/>
+          <w:sz w:val="17"/>
+          <w:u w:val="none"/>
+        </w:rPr>
+        <w:t>0 point: the answer gives neither reason, or contradicts the passage.</w:t>
+      </w:r>
+    </w:p>
+    <w:p>
+      <w:pPr>
+        <w:spacing w:before="0" w:after="0" w:line="288" w:lineRule="auto"/>
+        <w:ind w:left="40"/>
+        <w:snapToGrid w:val="0"/>
+        <w:pBdr>
+          <w:top w:val="single" w:sz="4" w:space="2" w:color="9B6BD0"/>
+          <w:left w:val="single" w:sz="4" w:space="2" w:color="9B6BD0"/>
+          <w:bottom w:val="single" w:sz="4" w:space="2" w:color="9B6BD0"/>
+          <w:right w:val="single" w:sz="4" w:space="2" w:color="9B6BD0"/>
+        </w:pBdr>
+        <w:shd w:val="clear" w:color="auto" w:fill="FAF5FF"/>
+      </w:pPr>
+      <w:r>
+        <w:rPr>
+          <w:rFonts w:ascii="맑은 고딕" w:hAnsi="맑은 고딕" w:eastAsia="맑은 고딕"/>
+          <w:b/>
+          <w:sz w:val="17"/>
+          <w:u w:val="none"/>
+        </w:rPr>
+        <w:t>&lt;보 기&gt;</w:t>
+      </w:r>
+    </w:p>
+    <w:p>
+      <w:pPr>
+        <w:spacing w:before="0" w:after="0" w:line="288" w:lineRule="auto"/>
+        <w:ind w:left="40"/>
+        <w:snapToGrid w:val="0"/>
+        <w:pBdr>
+          <w:top w:val="single" w:sz="4" w:space="2" w:color="9B6BD0"/>
+          <w:left w:val="single" w:sz="4" w:space="2" w:color="9B6BD0"/>
+          <w:bottom w:val="single" w:sz="4" w:space="2" w:color="9B6BD0"/>
+          <w:right w:val="single" w:sz="4" w:space="2" w:color="9B6BD0"/>
+        </w:pBdr>
+        <w:shd w:val="clear" w:color="auto" w:fill="FAF5FF"/>
+      </w:pPr>
+      <w:r>
+        <w:rPr>
+          <w:rFonts w:ascii="맑은 고딕" w:hAnsi="맑은 고딕" w:eastAsia="맑은 고딕"/>
+          <w:b w:val="0"/>
+          <w:sz w:val="17"/>
+          <w:u w:val="none"/>
+        </w:rPr>
+        <w:t>(A) Because the new green spaces make the area more desirable, rents go up, and the people who lived there can no longer afford to stay, so they are pushed out to other run-down neighbourhoods.</w:t>
+      </w:r>
+    </w:p>
+    <w:p>
+      <w:pPr>
+        <w:spacing w:before="0" w:after="60" w:line="288" w:lineRule="auto"/>
+        <w:ind w:left="40"/>
+        <w:snapToGrid w:val="0"/>
+        <w:pBdr>
+          <w:top w:val="single" w:sz="4" w:space="2" w:color="9B6BD0"/>
+          <w:left w:val="single" w:sz="4" w:space="2" w:color="9B6BD0"/>
+          <w:bottom w:val="single" w:sz="4" w:space="2" w:color="9B6BD0"/>
+          <w:right w:val="single" w:sz="4" w:space="2" w:color="9B6BD0"/>
+        </w:pBdr>
+        <w:shd w:val="clear" w:color="auto" w:fill="FAF5FF"/>
+      </w:pPr>
+      <w:r>
+        <w:rPr>
+          <w:rFonts w:ascii="맑은 고딕" w:hAnsi="맑은 고딕" w:eastAsia="맑은 고딕"/>
+          <w:b w:val="0"/>
+          <w:sz w:val="17"/>
+          <w:u w:val="none"/>
+        </w:rPr>
+        <w:t>(B) Because the environmental improvements raise the cost of housing in the neighbourhood.</w:t>
       </w:r>
     </w:p>
     <w:p>
@@ -1865,7 +2023,7 @@
           <w:sz w:val="17"/>
           <w:u w:val="none"/>
         </w:rPr>
-        <w:t>① a situation in which new parks are built but hardly anyone in the neighbourhood uses them</w:t>
+        <w:t>① (A) 1점 – (B) 1점</w:t>
       </w:r>
     </w:p>
     <w:p>
@@ -1881,7 +2039,7 @@
           <w:sz w:val="17"/>
           <w:u w:val="none"/>
         </w:rPr>
-        <w:t>② a situation in which wealthy districts receive more green space than poor ones</w:t>
+        <w:t>② (A) 1점 – (B) 2점</w:t>
       </w:r>
     </w:p>
     <w:p>
@@ -1897,7 +2055,7 @@
           <w:sz w:val="17"/>
           <w:u w:val="none"/>
         </w:rPr>
-        <w:t>③ a situation in which green spaces lower the value of the surrounding housing</w:t>
+        <w:t>③ (A) 2점 – (B) 0점</w:t>
       </w:r>
     </w:p>
     <w:p>
@@ -1913,7 +2071,7 @@
           <w:sz w:val="17"/>
           <w:u w:val="none"/>
         </w:rPr>
-        <w:t>④ a situation in which residents must choose between green space and affordable housing elsewhere</w:t>
+        <w:t>④ (A) 2점 – (B) 1점</w:t>
       </w:r>
     </w:p>
     <w:p>
@@ -1929,7 +2087,7 @@
           <w:sz w:val="17"/>
           <w:u w:val="none"/>
         </w:rPr>
-        <w:t>⑤ a situation in which greening a poor area ends up driving away the residents it was meant to benefit</w:t>
+        <w:t>⑤ (A) 2점 – (B) 2점</w:t>
       </w:r>
     </w:p>
     <w:p>
@@ -3973,7 +4131,7 @@
           <w:sz w:val="15"/>
           <w:u w:val="none"/>
         </w:rPr>
-        <w:t xml:space="preserve"> The creation of new, high-quality green spaces can increase attractiveness, making these neighbourhoods more desirable. (make→making)</w:t>
+        <w:t xml:space="preserve"> Creating new, high-quality green spaces can make these neighbourhoods more attractive and therefore more desirable. (영→영 재진술: increase attractiveness, making … → make … more attractive and therefore … / create→Creating · attract→attractive / 15단어 / 5형식)</w:t>
       </w:r>
     </w:p>
     <w:p>
@@ -4264,7 +4422,7 @@
           <w:sz w:val="15"/>
           <w:u w:val="none"/>
         </w:rPr>
-        <w:t xml:space="preserve"> 정답 ⑤</w:t>
+        <w:t xml:space="preserve"> 정답 ④ — (A) 2점 (두 요소 모두)  (B) 1점 (가격 상승만, 밀려남 없음)</w:t>
       </w:r>
     </w:p>
     <w:p>
@@ -4647,7 +4805,7 @@
           <w:sz w:val="14"/>
           <w:u w:val="none"/>
         </w:rPr>
-        <w:t>④ [한 끗]</w:t>
+        <w:t>③ [과소 채점]</w:t>
       </w:r>
       <w:r>
         <w:rPr>
@@ -4656,7 +4814,7 @@
           <w:sz w:val="14"/>
           <w:u w:val="none"/>
         </w:rPr>
-        <w:t xml:space="preserve"> 결말(비슷한 낙후 지역으로 이주)만 보면 ‘선택’처럼 보이지만, 본문은 선택이 아니라 밀려남(exclusion or displacement)이다. </w:t>
+        <w:t xml:space="preserve"> (B)에 ‘가격 상승’이 있으므로 0점이 아니다 — 기준 1점은 ‘한 요소만’. </w:t>
       </w:r>
       <w:r>
         <w:rPr>
@@ -4665,7 +4823,7 @@
           <w:sz w:val="14"/>
           <w:u w:val="none"/>
         </w:rPr>
-        <w:t>③ [방향 역전]</w:t>
+        <w:t>⑤ [과대 채점]</w:t>
       </w:r>
       <w:r>
         <w:rPr>
@@ -4674,7 +4832,7 @@
           <w:sz w:val="14"/>
           <w:u w:val="none"/>
         </w:rPr>
-        <w:t xml:space="preserve"> 녹지는 가치를 ‘올려서’ 문제가 된다. </w:t>
+        <w:t xml:space="preserve"> (B)는 결과(밀려남)를 말하지 않았다. </w:t>
       </w:r>
       <w:r>
         <w:rPr>
@@ -4683,7 +4841,7 @@
           <w:sz w:val="14"/>
           <w:u w:val="none"/>
         </w:rPr>
-        <w:t>②</w:t>
+        <w:t>① [(A) 과소]</w:t>
       </w:r>
       <w:r>
         <w:rPr>
@@ -4692,7 +4850,7 @@
           <w:sz w:val="14"/>
           <w:u w:val="none"/>
         </w:rPr>
-        <w:t xml:space="preserve"> 지역 간 배분 비교는 본문에 없다.</w:t>
+        <w:t xml:space="preserve"> (A)의 ‘run-down neighbourhoods’까지 읽으면 두 요소가 다 있다.</w:t>
       </w:r>
     </w:p>
     <w:p>
